--- a/Figures & Presentables/Write-up.docx
+++ b/Figures & Presentables/Write-up.docx
@@ -5,6 +5,7 @@
     <w:p>
       <w:pPr>
         <w:pStyle w:val="Heading1"/>
+        <w:spacing w:line="480" w:lineRule="auto"/>
       </w:pPr>
       <w:r>
         <w:t>Introduction</w:t>
@@ -13,165 +14,261 @@
     <w:p>
       <w:pPr>
         <w:pStyle w:val="PlainText"/>
-        <w:rPr>
-          <w:rFonts w:ascii="Arial" w:hAnsi="Arial" w:cs="Arial"/>
-          <w:sz w:val="24"/>
-          <w:szCs w:val="24"/>
-        </w:rPr>
-      </w:pPr>
-    </w:p>
-    <w:p>
-      <w:pPr>
-        <w:pStyle w:val="PlainText"/>
-        <w:rPr>
-          <w:rFonts w:ascii="Arial" w:hAnsi="Arial" w:cs="Arial"/>
-          <w:sz w:val="24"/>
-          <w:szCs w:val="24"/>
-        </w:rPr>
-      </w:pPr>
-      <w:r>
-        <w:rPr>
-          <w:rFonts w:ascii="Arial" w:hAnsi="Arial" w:cs="Arial"/>
-          <w:sz w:val="24"/>
-          <w:szCs w:val="24"/>
-        </w:rPr>
-        <w:t>Influenza A viruses are notorious and exemplary pathogens that cross host-species boundaries. By no means exclusively, yet the potential for IAV cross-species emergence is one of the most keenly felt biological threats in the world. The proclivity of these viruses to circulate in multiple vertebrate species, including many of the species reared agriculturally, poses great importance on understanding how and when host-jumps may occur. In addition, huge amounts of resources are spent annually to try and predict whether IAV will jump between species, and what those consequences may entail. To make these predictions, many different angles of influenza virus biology are analysed from evolutionary history to ecological contact networks to structural/molecular modelling of host-pathogen protein interactions to name but a few. However, exploring these features independently can obfuscate patterns and/or lead to pseudo-replication - is the relationship between protein structures already accounted for by viral phylogenetic histories?</w:t>
-      </w:r>
-    </w:p>
-    <w:p>
-      <w:pPr>
-        <w:pStyle w:val="PlainText"/>
-        <w:rPr>
-          <w:rFonts w:ascii="Arial" w:hAnsi="Arial" w:cs="Arial"/>
-          <w:sz w:val="24"/>
-          <w:szCs w:val="24"/>
-        </w:rPr>
-      </w:pPr>
-    </w:p>
-    <w:p>
-      <w:pPr>
-        <w:pStyle w:val="PlainText"/>
-        <w:rPr>
-          <w:rFonts w:ascii="Arial" w:hAnsi="Arial" w:cs="Arial"/>
-          <w:sz w:val="24"/>
-          <w:szCs w:val="24"/>
-        </w:rPr>
-      </w:pPr>
-      <w:r>
-        <w:rPr>
-          <w:rFonts w:ascii="Arial" w:hAnsi="Arial" w:cs="Arial"/>
-          <w:sz w:val="24"/>
-          <w:szCs w:val="24"/>
-        </w:rPr>
-        <w:t xml:space="preserve">Our cross-specialisation approach first uses protein compositional features to train machine learning models on classifying the original host the virus was obtained from. Viral proteins have long been examined in order to understand and mitigate the infection process: proteins that mediate viral entry into host cells, those that usurp cellular machinery or antagonise cellular </w:t>
-      </w:r>
-      <w:r>
-        <w:rPr>
-          <w:rFonts w:ascii="Arial" w:hAnsi="Arial" w:cs="Arial"/>
-          <w:sz w:val="24"/>
-          <w:szCs w:val="24"/>
-        </w:rPr>
-        <w:t>defences</w:t>
-      </w:r>
-      <w:r>
-        <w:rPr>
-          <w:rFonts w:ascii="Arial" w:hAnsi="Arial" w:cs="Arial"/>
-          <w:sz w:val="24"/>
-          <w:szCs w:val="24"/>
-        </w:rPr>
-        <w:t xml:space="preserve">, </w:t>
-      </w:r>
-    </w:p>
-    <w:p>
-      <w:pPr>
-        <w:pStyle w:val="PlainText"/>
-        <w:rPr>
-          <w:rFonts w:ascii="Arial" w:hAnsi="Arial" w:cs="Arial"/>
-          <w:sz w:val="24"/>
-          <w:szCs w:val="24"/>
-        </w:rPr>
-      </w:pPr>
-    </w:p>
-    <w:p>
-      <w:pPr>
-        <w:pStyle w:val="PlainText"/>
-        <w:rPr>
-          <w:rFonts w:ascii="Arial" w:hAnsi="Arial" w:cs="Arial"/>
-          <w:sz w:val="24"/>
-          <w:szCs w:val="24"/>
-        </w:rPr>
-      </w:pPr>
-      <w:r>
-        <w:rPr>
-          <w:rFonts w:ascii="Arial" w:hAnsi="Arial" w:cs="Arial"/>
-          <w:sz w:val="24"/>
-          <w:szCs w:val="24"/>
-        </w:rPr>
-        <w:t>Finally, we compared the results of both modelling and phylogenetic approaches to detect any overlap or, more interestingly, any inferences that were exclusive to only one method.</w:t>
-      </w:r>
-    </w:p>
-    <w:p>
-      <w:pPr>
-        <w:pStyle w:val="PlainText"/>
-        <w:rPr>
-          <w:rFonts w:ascii="Arial" w:hAnsi="Arial" w:cs="Arial"/>
-          <w:sz w:val="24"/>
-          <w:szCs w:val="24"/>
-        </w:rPr>
-      </w:pPr>
-    </w:p>
-    <w:p>
-      <w:pPr>
-        <w:pStyle w:val="Heading1"/>
-      </w:pPr>
-      <w:r>
-        <w:t>Methodology</w:t>
-      </w:r>
-    </w:p>
-    <w:p>
-      <w:pPr>
-        <w:pStyle w:val="PlainText"/>
-        <w:rPr>
-          <w:rFonts w:ascii="Arial" w:hAnsi="Arial" w:cs="Arial"/>
-          <w:sz w:val="24"/>
-          <w:szCs w:val="24"/>
-        </w:rPr>
-      </w:pPr>
-    </w:p>
-    <w:p>
-      <w:pPr>
-        <w:pStyle w:val="Heading2"/>
-      </w:pPr>
-      <w:r>
-        <w:t>Sequence Collection</w:t>
-      </w:r>
-    </w:p>
-    <w:p>
-      <w:pPr>
-        <w:pStyle w:val="PlainText"/>
-        <w:rPr>
-          <w:rFonts w:ascii="Arial" w:hAnsi="Arial" w:cs="Arial"/>
-          <w:sz w:val="24"/>
-          <w:szCs w:val="24"/>
-        </w:rPr>
-      </w:pPr>
-    </w:p>
-    <w:p>
-      <w:pPr>
-        <w:pStyle w:val="PlainText"/>
-        <w:rPr>
-          <w:rFonts w:ascii="Arial" w:hAnsi="Arial" w:cs="Arial"/>
-          <w:sz w:val="24"/>
-          <w:szCs w:val="24"/>
-        </w:rPr>
-      </w:pPr>
-      <w:r>
-        <w:rPr>
-          <w:rFonts w:ascii="Arial" w:hAnsi="Arial" w:cs="Arial"/>
-          <w:sz w:val="24"/>
-          <w:szCs w:val="24"/>
-        </w:rPr>
-        <w:t>Sequences were collected from NCBI Virus Database. This dataset was filtered to only include samples with: a) complete nucleotide sequences, missing no more than 10% of the average length for that segment b) metadata containing the virus subtype and original host, at least up to the Class level (</w:t>
+        <w:spacing w:line="480" w:lineRule="auto"/>
+        <w:rPr>
+          <w:rFonts w:ascii="Arial" w:hAnsi="Arial" w:cs="Arial"/>
+          <w:sz w:val="24"/>
+          <w:szCs w:val="24"/>
+        </w:rPr>
+      </w:pPr>
+      <w:r>
+        <w:rPr>
+          <w:rFonts w:ascii="Arial" w:hAnsi="Arial" w:cs="Arial"/>
+          <w:sz w:val="24"/>
+          <w:szCs w:val="24"/>
+        </w:rPr>
+        <w:t xml:space="preserve">Influenza A viruses </w:t>
+      </w:r>
+      <w:r>
+        <w:rPr>
+          <w:rFonts w:ascii="Arial" w:hAnsi="Arial" w:cs="Arial"/>
+          <w:sz w:val="24"/>
+          <w:szCs w:val="24"/>
+        </w:rPr>
+        <w:t>have a reputation as</w:t>
+      </w:r>
+      <w:r>
+        <w:rPr>
+          <w:rFonts w:ascii="Arial" w:hAnsi="Arial" w:cs="Arial"/>
+          <w:sz w:val="24"/>
+          <w:szCs w:val="24"/>
+        </w:rPr>
+        <w:t xml:space="preserve"> pathogens that </w:t>
+      </w:r>
+      <w:r>
+        <w:rPr>
+          <w:rFonts w:ascii="Arial" w:hAnsi="Arial" w:cs="Arial"/>
+          <w:sz w:val="24"/>
+          <w:szCs w:val="24"/>
+        </w:rPr>
+        <w:t xml:space="preserve">frequently </w:t>
+      </w:r>
+      <w:r>
+        <w:rPr>
+          <w:rFonts w:ascii="Arial" w:hAnsi="Arial" w:cs="Arial"/>
+          <w:sz w:val="24"/>
+          <w:szCs w:val="24"/>
+        </w:rPr>
+        <w:t>cross host-species boundaries</w:t>
+      </w:r>
+      <w:r>
+        <w:rPr>
+          <w:rFonts w:ascii="Arial" w:hAnsi="Arial" w:cs="Arial"/>
+          <w:sz w:val="24"/>
+          <w:szCs w:val="24"/>
+        </w:rPr>
+        <w:t xml:space="preserve"> and exemplify spillover risks</w:t>
+      </w:r>
+      <w:r>
+        <w:rPr>
+          <w:rFonts w:ascii="Arial" w:hAnsi="Arial" w:cs="Arial"/>
+          <w:sz w:val="24"/>
+          <w:szCs w:val="24"/>
+        </w:rPr>
+        <w:t xml:space="preserve">. </w:t>
+      </w:r>
+      <w:r>
+        <w:rPr>
+          <w:rFonts w:ascii="Arial" w:hAnsi="Arial" w:cs="Arial"/>
+          <w:sz w:val="24"/>
+          <w:szCs w:val="24"/>
+        </w:rPr>
+        <w:t>T</w:t>
+      </w:r>
+      <w:r>
+        <w:rPr>
+          <w:rFonts w:ascii="Arial" w:hAnsi="Arial" w:cs="Arial"/>
+          <w:sz w:val="24"/>
+          <w:szCs w:val="24"/>
+        </w:rPr>
+        <w:t xml:space="preserve">he potential for IAV cross-species emergence is one of the most keenly felt biological threats in the </w:t>
+      </w:r>
+      <w:commentRangeStart w:id="0"/>
+      <w:r>
+        <w:rPr>
+          <w:rFonts w:ascii="Arial" w:hAnsi="Arial" w:cs="Arial"/>
+          <w:sz w:val="24"/>
+          <w:szCs w:val="24"/>
+        </w:rPr>
+        <w:t>world</w:t>
+      </w:r>
+      <w:commentRangeEnd w:id="0"/>
+      <w:r>
+        <w:rPr>
+          <w:rStyle w:val="CommentReference"/>
+          <w:rFonts w:ascii="Arial" w:hAnsi="Arial" w:cstheme="minorBidi"/>
+        </w:rPr>
+        <w:commentReference w:id="0"/>
+      </w:r>
+      <w:r>
+        <w:rPr>
+          <w:rFonts w:ascii="Arial" w:hAnsi="Arial" w:cs="Arial"/>
+          <w:sz w:val="24"/>
+          <w:szCs w:val="24"/>
+        </w:rPr>
+        <w:t xml:space="preserve">. The proclivity of these viruses to circulate in multiple vertebrate species, including many of the species reared agriculturally, </w:t>
+      </w:r>
+      <w:r>
+        <w:rPr>
+          <w:rFonts w:ascii="Arial" w:hAnsi="Arial" w:cs="Arial"/>
+          <w:sz w:val="24"/>
+          <w:szCs w:val="24"/>
+        </w:rPr>
+        <w:t xml:space="preserve">emphasises the </w:t>
+      </w:r>
+      <w:r>
+        <w:rPr>
+          <w:rFonts w:ascii="Arial" w:hAnsi="Arial" w:cs="Arial"/>
+          <w:sz w:val="24"/>
+          <w:szCs w:val="24"/>
+        </w:rPr>
+        <w:t>importance o</w:t>
+      </w:r>
+      <w:r>
+        <w:rPr>
+          <w:rFonts w:ascii="Arial" w:hAnsi="Arial" w:cs="Arial"/>
+          <w:sz w:val="24"/>
+          <w:szCs w:val="24"/>
+        </w:rPr>
+        <w:t>f</w:t>
+      </w:r>
+      <w:r>
+        <w:rPr>
+          <w:rFonts w:ascii="Arial" w:hAnsi="Arial" w:cs="Arial"/>
+          <w:sz w:val="24"/>
+          <w:szCs w:val="24"/>
+        </w:rPr>
+        <w:t xml:space="preserve"> understanding how and when host-jumps may occur. In addition, huge amounts of resources are spent annually to try and predict whether IAV will jump between species, and what those consequences may </w:t>
+      </w:r>
+      <w:r>
+        <w:rPr>
+          <w:rFonts w:ascii="Arial" w:hAnsi="Arial" w:cs="Arial"/>
+          <w:sz w:val="24"/>
+          <w:szCs w:val="24"/>
+        </w:rPr>
+        <w:t>look like</w:t>
+      </w:r>
+      <w:r>
+        <w:rPr>
+          <w:rFonts w:ascii="Arial" w:hAnsi="Arial" w:cs="Arial"/>
+          <w:sz w:val="24"/>
+          <w:szCs w:val="24"/>
+        </w:rPr>
+        <w:t xml:space="preserve">. To </w:t>
+      </w:r>
+      <w:r>
+        <w:rPr>
+          <w:rFonts w:ascii="Arial" w:hAnsi="Arial" w:cs="Arial"/>
+          <w:sz w:val="24"/>
+          <w:szCs w:val="24"/>
+        </w:rPr>
+        <w:t xml:space="preserve">predict </w:t>
+      </w:r>
+      <w:r>
+        <w:rPr>
+          <w:rFonts w:ascii="Arial" w:hAnsi="Arial" w:cs="Arial"/>
+          <w:sz w:val="24"/>
+          <w:szCs w:val="24"/>
+        </w:rPr>
+        <w:t xml:space="preserve">these </w:t>
+      </w:r>
+      <w:r>
+        <w:rPr>
+          <w:rFonts w:ascii="Arial" w:hAnsi="Arial" w:cs="Arial"/>
+          <w:sz w:val="24"/>
+          <w:szCs w:val="24"/>
+        </w:rPr>
+        <w:t>cross-species transmission events</w:t>
+      </w:r>
+      <w:r>
+        <w:rPr>
+          <w:rFonts w:ascii="Arial" w:hAnsi="Arial" w:cs="Arial"/>
+          <w:sz w:val="24"/>
+          <w:szCs w:val="24"/>
+        </w:rPr>
+        <w:t>, many different angles of influenza virus biology are analysed</w:t>
+      </w:r>
+      <w:r>
+        <w:rPr>
+          <w:rFonts w:ascii="Arial" w:hAnsi="Arial" w:cs="Arial"/>
+          <w:sz w:val="24"/>
+          <w:szCs w:val="24"/>
+        </w:rPr>
+        <w:t>,</w:t>
+      </w:r>
+      <w:r>
+        <w:rPr>
+          <w:rFonts w:ascii="Arial" w:hAnsi="Arial" w:cs="Arial"/>
+          <w:sz w:val="24"/>
+          <w:szCs w:val="24"/>
+        </w:rPr>
+        <w:t xml:space="preserve"> from evolutionary history to ecological contact networks to structural/molecular modelling of host-pathogen protein interactions</w:t>
+      </w:r>
+      <w:r>
+        <w:rPr>
+          <w:rFonts w:ascii="Arial" w:hAnsi="Arial" w:cs="Arial"/>
+          <w:sz w:val="24"/>
+          <w:szCs w:val="24"/>
+        </w:rPr>
+        <w:t>,</w:t>
+      </w:r>
+      <w:r>
+        <w:rPr>
+          <w:rFonts w:ascii="Arial" w:hAnsi="Arial" w:cs="Arial"/>
+          <w:sz w:val="24"/>
+          <w:szCs w:val="24"/>
+        </w:rPr>
+        <w:t xml:space="preserve"> to name but a few. However, exploring these features independently can obfuscate patterns and/or lead to </w:t>
+      </w:r>
+      <w:r>
+        <w:rPr>
+          <w:rFonts w:ascii="Arial" w:hAnsi="Arial" w:cs="Arial"/>
+          <w:sz w:val="24"/>
+          <w:szCs w:val="24"/>
+        </w:rPr>
+        <w:t xml:space="preserve">repetition of analyses. The main aim of this study is to interrogate two methods of </w:t>
+      </w:r>
+      <w:r>
+        <w:rPr>
+          <w:rFonts w:ascii="Arial" w:hAnsi="Arial" w:cs="Arial"/>
+          <w:sz w:val="24"/>
+          <w:szCs w:val="24"/>
+        </w:rPr>
+        <w:t>observing host-</w:t>
+      </w:r>
+      <w:r>
+        <w:rPr>
+          <w:rFonts w:ascii="Arial" w:hAnsi="Arial" w:cs="Arial"/>
+          <w:sz w:val="24"/>
+          <w:szCs w:val="24"/>
+        </w:rPr>
+        <w:t xml:space="preserve">adaptation in </w:t>
+      </w:r>
+      <w:r>
+        <w:rPr>
+          <w:rFonts w:ascii="Arial" w:hAnsi="Arial" w:cs="Arial"/>
+          <w:sz w:val="24"/>
+          <w:szCs w:val="24"/>
+        </w:rPr>
+        <w:t>viruses that have previously jumped from one species into another. We focus on detecting signal of adaptation to the host from which the virus originated that lingers in the virus that circulates in a secondary host species</w:t>
+      </w:r>
+      <w:r>
+        <w:rPr>
+          <w:rFonts w:ascii="Arial" w:hAnsi="Arial" w:cs="Arial"/>
+          <w:sz w:val="24"/>
+          <w:szCs w:val="24"/>
+        </w:rPr>
+        <w:t xml:space="preserve">; </w:t>
       </w:r>
       <w:r>
         <w:rPr>
@@ -181,15 +278,7 @@
           <w:sz w:val="24"/>
           <w:szCs w:val="24"/>
         </w:rPr>
-        <w:t>Aves</w:t>
-      </w:r>
-      <w:r>
-        <w:rPr>
-          <w:rFonts w:ascii="Arial" w:hAnsi="Arial" w:cs="Arial"/>
-          <w:sz w:val="24"/>
-          <w:szCs w:val="24"/>
-        </w:rPr>
-        <w:t xml:space="preserve"> or </w:t>
+        <w:t>in other words,</w:t>
       </w:r>
       <w:r>
         <w:rPr>
@@ -199,43 +288,69 @@
           <w:sz w:val="24"/>
           <w:szCs w:val="24"/>
         </w:rPr>
-        <w:t>Mammalia</w:t>
-      </w:r>
-      <w:r>
-        <w:rPr>
-          <w:rFonts w:ascii="Arial" w:hAnsi="Arial" w:cs="Arial"/>
-          <w:sz w:val="24"/>
-          <w:szCs w:val="24"/>
-        </w:rPr>
-        <w:t>) through preferably detailing all the way down to the Family or Species level Nucleotide sequences were then assigned a random identifier (between AAA-000-AAA and ZZZ-999-ZZZ) to associate with metadata throughout analyses. 14,682 avian and 21,737 mammalian sequences were collated at this stage.</w:t>
-      </w:r>
-    </w:p>
-    <w:p>
-      <w:pPr>
-        <w:pStyle w:val="PlainText"/>
-        <w:rPr>
-          <w:rFonts w:ascii="Arial" w:hAnsi="Arial" w:cs="Arial"/>
-          <w:sz w:val="24"/>
-          <w:szCs w:val="24"/>
-        </w:rPr>
-      </w:pPr>
-    </w:p>
-    <w:p>
-      <w:pPr>
-        <w:pStyle w:val="PlainText"/>
-        <w:rPr>
-          <w:rFonts w:ascii="Arial" w:hAnsi="Arial" w:cs="Arial"/>
-          <w:sz w:val="24"/>
-          <w:szCs w:val="24"/>
-        </w:rPr>
-      </w:pPr>
-      <w:r>
-        <w:rPr>
-          <w:rFonts w:ascii="Arial" w:hAnsi="Arial" w:cs="Arial"/>
-          <w:sz w:val="24"/>
-          <w:szCs w:val="24"/>
-        </w:rPr>
-        <w:t xml:space="preserve">Samples from mammalian hosts were then retained only if the original host was within the </w:t>
+        <w:t xml:space="preserve"> is the relationship between protein structures already accounted for by viral phylogenetic histories?</w:t>
+      </w:r>
+    </w:p>
+    <w:p>
+      <w:pPr>
+        <w:pStyle w:val="PlainText"/>
+        <w:spacing w:line="480" w:lineRule="auto"/>
+        <w:rPr>
+          <w:rFonts w:ascii="Arial" w:hAnsi="Arial" w:cs="Arial"/>
+          <w:sz w:val="24"/>
+          <w:szCs w:val="24"/>
+        </w:rPr>
+      </w:pPr>
+    </w:p>
+    <w:p>
+      <w:pPr>
+        <w:pStyle w:val="PlainText"/>
+        <w:spacing w:line="480" w:lineRule="auto"/>
+        <w:rPr>
+          <w:rFonts w:ascii="Arial" w:hAnsi="Arial" w:cs="Arial"/>
+          <w:sz w:val="24"/>
+          <w:szCs w:val="24"/>
+        </w:rPr>
+      </w:pPr>
+      <w:r>
+        <w:rPr>
+          <w:rFonts w:ascii="Arial" w:hAnsi="Arial" w:cs="Arial"/>
+          <w:sz w:val="24"/>
+          <w:szCs w:val="24"/>
+        </w:rPr>
+        <w:t xml:space="preserve">Our cross-specialisation approach first uses protein compositional features to train machine learning models </w:t>
+      </w:r>
+      <w:r>
+        <w:rPr>
+          <w:rFonts w:ascii="Arial" w:hAnsi="Arial" w:cs="Arial"/>
+          <w:sz w:val="24"/>
+          <w:szCs w:val="24"/>
+        </w:rPr>
+        <w:t>to</w:t>
+      </w:r>
+      <w:r>
+        <w:rPr>
+          <w:rFonts w:ascii="Arial" w:hAnsi="Arial" w:cs="Arial"/>
+          <w:sz w:val="24"/>
+          <w:szCs w:val="24"/>
+        </w:rPr>
+        <w:t xml:space="preserve"> classify the original host </w:t>
+      </w:r>
+      <w:r>
+        <w:rPr>
+          <w:rFonts w:ascii="Arial" w:hAnsi="Arial" w:cs="Arial"/>
+          <w:sz w:val="24"/>
+          <w:szCs w:val="24"/>
+        </w:rPr>
+        <w:t>each</w:t>
+      </w:r>
+      <w:r>
+        <w:rPr>
+          <w:rFonts w:ascii="Arial" w:hAnsi="Arial" w:cs="Arial"/>
+          <w:sz w:val="24"/>
+          <w:szCs w:val="24"/>
+        </w:rPr>
+        <w:t xml:space="preserve"> virus was obtained from. </w:t>
       </w:r>
       <w:r>
         <w:rPr>
@@ -245,15 +360,7 @@
           <w:sz w:val="24"/>
           <w:szCs w:val="24"/>
         </w:rPr>
-        <w:t>Canidae</w:t>
-      </w:r>
-      <w:r>
-        <w:rPr>
-          <w:rFonts w:ascii="Arial" w:hAnsi="Arial" w:cs="Arial"/>
-          <w:sz w:val="24"/>
-          <w:szCs w:val="24"/>
-        </w:rPr>
-        <w:t xml:space="preserve">, </w:t>
+        <w:t xml:space="preserve">Viral proteins have long been examined in order to understand and mitigate the infection process: proteins that mediate viral entry into host cells, those that usurp cellular machinery or antagonise cellular </w:t>
       </w:r>
       <w:r>
         <w:rPr>
@@ -263,15 +370,7 @@
           <w:sz w:val="24"/>
           <w:szCs w:val="24"/>
         </w:rPr>
-        <w:t>Suidae</w:t>
-      </w:r>
-      <w:r>
-        <w:rPr>
-          <w:rFonts w:ascii="Arial" w:hAnsi="Arial" w:cs="Arial"/>
-          <w:sz w:val="24"/>
-          <w:szCs w:val="24"/>
-        </w:rPr>
-        <w:t xml:space="preserve">, </w:t>
+        <w:t>defences</w:t>
       </w:r>
       <w:r>
         <w:rPr>
@@ -281,15 +380,205 @@
           <w:sz w:val="24"/>
           <w:szCs w:val="24"/>
         </w:rPr>
-        <w:t>Equidae</w:t>
-      </w:r>
-      <w:r>
-        <w:rPr>
-          <w:rFonts w:ascii="Arial" w:hAnsi="Arial" w:cs="Arial"/>
-          <w:sz w:val="24"/>
-          <w:szCs w:val="24"/>
-        </w:rPr>
-        <w:t xml:space="preserve">, </w:t>
+        <w:t>,</w:t>
+      </w:r>
+      <w:r>
+        <w:rPr>
+          <w:rFonts w:ascii="Arial" w:hAnsi="Arial" w:cs="Arial"/>
+          <w:sz w:val="24"/>
+          <w:szCs w:val="24"/>
+        </w:rPr>
+        <w:t xml:space="preserve"> </w:t>
+      </w:r>
+    </w:p>
+    <w:p>
+      <w:pPr>
+        <w:pStyle w:val="PlainText"/>
+        <w:spacing w:line="480" w:lineRule="auto"/>
+        <w:rPr>
+          <w:rFonts w:ascii="Arial" w:hAnsi="Arial" w:cs="Arial"/>
+          <w:sz w:val="24"/>
+          <w:szCs w:val="24"/>
+        </w:rPr>
+      </w:pPr>
+    </w:p>
+    <w:p>
+      <w:pPr>
+        <w:pStyle w:val="PlainText"/>
+        <w:spacing w:line="480" w:lineRule="auto"/>
+        <w:rPr>
+          <w:rFonts w:ascii="Arial" w:hAnsi="Arial" w:cs="Arial"/>
+          <w:sz w:val="24"/>
+          <w:szCs w:val="24"/>
+        </w:rPr>
+      </w:pPr>
+      <w:r>
+        <w:rPr>
+          <w:rFonts w:ascii="Arial" w:hAnsi="Arial" w:cs="Arial"/>
+          <w:sz w:val="24"/>
+          <w:szCs w:val="24"/>
+        </w:rPr>
+        <w:t>Finally, we compared the results of both modelling and phylogenetic approaches to detect any overlap or, more interestingly, any inferences that were exclusive to only one method.</w:t>
+      </w:r>
+      <w:r>
+        <w:rPr>
+          <w:rFonts w:ascii="Arial" w:hAnsi="Arial" w:cs="Arial"/>
+          <w:sz w:val="24"/>
+          <w:szCs w:val="24"/>
+        </w:rPr>
+        <w:t xml:space="preserve"> In examining t</w:t>
+      </w:r>
+      <w:r>
+        <w:rPr>
+          <w:rFonts w:ascii="Arial" w:hAnsi="Arial" w:cs="Arial"/>
+          <w:sz w:val="24"/>
+          <w:szCs w:val="24"/>
+        </w:rPr>
+        <w:t xml:space="preserve">wo ways to </w:t>
+      </w:r>
+      <w:r>
+        <w:rPr>
+          <w:rFonts w:ascii="Arial" w:hAnsi="Arial" w:cs="Arial"/>
+          <w:sz w:val="24"/>
+          <w:szCs w:val="24"/>
+        </w:rPr>
+        <w:t xml:space="preserve">detect signal of adaptation to an </w:t>
+      </w:r>
+      <w:r>
+        <w:rPr>
+          <w:rFonts w:ascii="Arial" w:hAnsi="Arial" w:cs="Arial"/>
+          <w:sz w:val="24"/>
+          <w:szCs w:val="24"/>
+        </w:rPr>
+        <w:t>origin</w:t>
+      </w:r>
+      <w:r>
+        <w:rPr>
+          <w:rFonts w:ascii="Arial" w:hAnsi="Arial" w:cs="Arial"/>
+          <w:sz w:val="24"/>
+          <w:szCs w:val="24"/>
+        </w:rPr>
+        <w:t>al</w:t>
+      </w:r>
+      <w:r>
+        <w:rPr>
+          <w:rFonts w:ascii="Arial" w:hAnsi="Arial" w:cs="Arial"/>
+          <w:sz w:val="24"/>
+          <w:szCs w:val="24"/>
+        </w:rPr>
+        <w:t xml:space="preserve"> host,</w:t>
+      </w:r>
+      <w:r>
+        <w:rPr>
+          <w:rFonts w:ascii="Arial" w:hAnsi="Arial" w:cs="Arial"/>
+          <w:sz w:val="24"/>
+          <w:szCs w:val="24"/>
+        </w:rPr>
+        <w:t xml:space="preserve"> we explore</w:t>
+      </w:r>
+      <w:r>
+        <w:rPr>
+          <w:rFonts w:ascii="Arial" w:hAnsi="Arial" w:cs="Arial"/>
+          <w:sz w:val="24"/>
+          <w:szCs w:val="24"/>
+        </w:rPr>
+        <w:t xml:space="preserve"> where </w:t>
+      </w:r>
+      <w:r>
+        <w:rPr>
+          <w:rFonts w:ascii="Arial" w:hAnsi="Arial" w:cs="Arial"/>
+          <w:sz w:val="24"/>
+          <w:szCs w:val="24"/>
+        </w:rPr>
+        <w:t>methods</w:t>
+      </w:r>
+      <w:r>
+        <w:rPr>
+          <w:rFonts w:ascii="Arial" w:hAnsi="Arial" w:cs="Arial"/>
+          <w:sz w:val="24"/>
+          <w:szCs w:val="24"/>
+        </w:rPr>
+        <w:t xml:space="preserve"> agree, where they disagree and which is the “best” moving forward</w:t>
+      </w:r>
+      <w:r>
+        <w:rPr>
+          <w:rFonts w:ascii="Arial" w:hAnsi="Arial" w:cs="Arial"/>
+          <w:sz w:val="24"/>
+          <w:szCs w:val="24"/>
+        </w:rPr>
+        <w:t>.</w:t>
+      </w:r>
+    </w:p>
+    <w:p>
+      <w:pPr>
+        <w:pStyle w:val="Heading1"/>
+        <w:spacing w:line="480" w:lineRule="auto"/>
+      </w:pPr>
+      <w:r>
+        <w:lastRenderedPageBreak/>
+        <w:t>Methodology</w:t>
+      </w:r>
+    </w:p>
+    <w:p>
+      <w:pPr>
+        <w:pStyle w:val="Heading2"/>
+        <w:spacing w:line="480" w:lineRule="auto"/>
+      </w:pPr>
+      <w:r>
+        <w:t>Sequence Collection</w:t>
+      </w:r>
+    </w:p>
+    <w:p>
+      <w:pPr>
+        <w:pStyle w:val="PlainText"/>
+        <w:spacing w:line="480" w:lineRule="auto"/>
+        <w:rPr>
+          <w:rFonts w:ascii="Arial" w:hAnsi="Arial" w:cs="Arial"/>
+          <w:sz w:val="24"/>
+          <w:szCs w:val="24"/>
+        </w:rPr>
+      </w:pPr>
+      <w:r>
+        <w:rPr>
+          <w:rFonts w:ascii="Arial" w:hAnsi="Arial" w:cs="Arial"/>
+          <w:sz w:val="24"/>
+          <w:szCs w:val="24"/>
+        </w:rPr>
+        <w:t xml:space="preserve">Sequences were collected from NCBI Virus Database. This dataset was filtered to only include samples </w:t>
+      </w:r>
+      <w:proofErr w:type="gramStart"/>
+      <w:r>
+        <w:rPr>
+          <w:rFonts w:ascii="Arial" w:hAnsi="Arial" w:cs="Arial"/>
+          <w:sz w:val="24"/>
+          <w:szCs w:val="24"/>
+        </w:rPr>
+        <w:t>with:</w:t>
+      </w:r>
+      <w:proofErr w:type="gramEnd"/>
+      <w:r>
+        <w:rPr>
+          <w:rFonts w:ascii="Arial" w:hAnsi="Arial" w:cs="Arial"/>
+          <w:sz w:val="24"/>
+          <w:szCs w:val="24"/>
+        </w:rPr>
+        <w:t xml:space="preserve"> a) complete nucleotide sequences, missing no more than 10% of the average length for that segment</w:t>
+      </w:r>
+      <w:r>
+        <w:rPr>
+          <w:rFonts w:ascii="Arial" w:hAnsi="Arial" w:cs="Arial"/>
+          <w:sz w:val="24"/>
+          <w:szCs w:val="24"/>
+        </w:rPr>
+        <w:t>;</w:t>
+      </w:r>
+      <w:r>
+        <w:rPr>
+          <w:rFonts w:ascii="Arial" w:hAnsi="Arial" w:cs="Arial"/>
+          <w:sz w:val="24"/>
+          <w:szCs w:val="24"/>
+        </w:rPr>
+        <w:t xml:space="preserve"> b) metadata containing the virus subtype and original host, at least up to the Class level (</w:t>
       </w:r>
       <w:r>
         <w:rPr>
@@ -299,7 +588,7 @@
           <w:sz w:val="24"/>
           <w:szCs w:val="24"/>
         </w:rPr>
-        <w:t>Hominidae</w:t>
+        <w:t>Aves</w:t>
       </w:r>
       <w:r>
         <w:rPr>
@@ -317,58 +606,63 @@
           <w:sz w:val="24"/>
           <w:szCs w:val="24"/>
         </w:rPr>
-        <w:t>Phyllostomidae</w:t>
-      </w:r>
-      <w:r>
-        <w:rPr>
-          <w:rFonts w:ascii="Arial" w:hAnsi="Arial" w:cs="Arial"/>
-          <w:sz w:val="24"/>
-          <w:szCs w:val="24"/>
-        </w:rPr>
-        <w:t xml:space="preserve"> (New World bats) families, as viruses within these hosts were expected to display clear examples of adaptation. Viral sequences of mammalian-origin were then reduced further by excluding samples where the subtype does not circulate naturally within closed systems of that host (i.e. removing spillovers or stuttering chains of transmission, neither of which represent the kind of host adaptation we sought to detect). Included subtypes for each family: canine (H3N2, H3N8), equine (H7N7, H3N8) and human (H1N1, H1N2, H2N2 and H3N2).</w:t>
-      </w:r>
-    </w:p>
-    <w:p>
-      <w:pPr>
-        <w:pStyle w:val="PlainText"/>
-        <w:rPr>
-          <w:rFonts w:ascii="Arial" w:hAnsi="Arial" w:cs="Arial"/>
-          <w:sz w:val="24"/>
-          <w:szCs w:val="24"/>
-        </w:rPr>
-      </w:pPr>
-    </w:p>
-    <w:p>
-      <w:pPr>
-        <w:pStyle w:val="PlainText"/>
-        <w:rPr>
-          <w:rFonts w:ascii="Arial" w:hAnsi="Arial" w:cs="Arial"/>
-          <w:sz w:val="24"/>
-          <w:szCs w:val="24"/>
-        </w:rPr>
-      </w:pPr>
-      <w:r>
-        <w:rPr>
-          <w:rFonts w:ascii="Arial" w:hAnsi="Arial" w:cs="Arial"/>
-          <w:sz w:val="24"/>
-          <w:szCs w:val="24"/>
-        </w:rPr>
-        <w:t>Corresponding protein sequences were then obtained for each sample, most of which were available from the NCBI Virus Database. The few genomic sequences without matching proteins were translated locally using the 'ape' package in R [@paradis_2019aa].</w:t>
-      </w:r>
-    </w:p>
-    <w:p>
-      <w:pPr>
-        <w:pStyle w:val="PlainText"/>
-        <w:rPr>
-          <w:rFonts w:ascii="Arial" w:hAnsi="Arial" w:cs="Arial"/>
-          <w:sz w:val="24"/>
-          <w:szCs w:val="24"/>
-        </w:rPr>
-      </w:pPr>
-    </w:p>
-    <w:p>
-      <w:pPr>
-        <w:pStyle w:val="PlainText"/>
+        <w:t>Mammalia</w:t>
+      </w:r>
+      <w:r>
+        <w:rPr>
+          <w:rFonts w:ascii="Arial" w:hAnsi="Arial" w:cs="Arial"/>
+          <w:sz w:val="24"/>
+          <w:szCs w:val="24"/>
+        </w:rPr>
+        <w:t>) through preferably detailing all the way down to the Family or Species</w:t>
+      </w:r>
+      <w:r>
+        <w:rPr>
+          <w:rFonts w:ascii="Arial" w:hAnsi="Arial" w:cs="Arial"/>
+          <w:sz w:val="24"/>
+          <w:szCs w:val="24"/>
+        </w:rPr>
+        <w:t xml:space="preserve">. </w:t>
+      </w:r>
+      <w:r>
+        <w:rPr>
+          <w:rFonts w:ascii="Arial" w:hAnsi="Arial" w:cs="Arial"/>
+          <w:sz w:val="24"/>
+          <w:szCs w:val="24"/>
+        </w:rPr>
+        <w:t>Nucleotide sequences were then assigned a random identifier (between AAA-000-AAA and ZZZ-999-ZZZ) to associate with metadata throughout analyses. 14,682 avian and 21,737 mammalian sequences were collated at this stage.</w:t>
+      </w:r>
+    </w:p>
+    <w:p>
+      <w:pPr>
+        <w:pStyle w:val="PlainText"/>
+        <w:spacing w:line="480" w:lineRule="auto"/>
+        <w:rPr>
+          <w:rFonts w:ascii="Arial" w:hAnsi="Arial" w:cs="Arial"/>
+          <w:sz w:val="24"/>
+          <w:szCs w:val="24"/>
+        </w:rPr>
+      </w:pPr>
+    </w:p>
+    <w:p>
+      <w:pPr>
+        <w:pStyle w:val="PlainText"/>
+        <w:spacing w:line="480" w:lineRule="auto"/>
+        <w:rPr>
+          <w:rFonts w:ascii="Arial" w:hAnsi="Arial" w:cs="Arial"/>
+          <w:sz w:val="24"/>
+          <w:szCs w:val="24"/>
+        </w:rPr>
+      </w:pPr>
+      <w:r>
+        <w:rPr>
+          <w:rFonts w:ascii="Arial" w:hAnsi="Arial" w:cs="Arial"/>
+          <w:sz w:val="24"/>
+          <w:szCs w:val="24"/>
+        </w:rPr>
+        <w:t xml:space="preserve">Samples from mammalian hosts were then retained only if the original host was within the </w:t>
+      </w:r>
+      <w:r>
         <w:rPr>
           <w:rFonts w:ascii="Arial" w:hAnsi="Arial" w:cs="Arial"/>
           <w:i/>
@@ -376,7 +670,16 @@
           <w:sz w:val="24"/>
           <w:szCs w:val="24"/>
         </w:rPr>
-      </w:pPr>
+        <w:t>Canidae</w:t>
+      </w:r>
+      <w:r>
+        <w:rPr>
+          <w:rFonts w:ascii="Arial" w:hAnsi="Arial" w:cs="Arial"/>
+          <w:sz w:val="24"/>
+          <w:szCs w:val="24"/>
+        </w:rPr>
+        <w:t xml:space="preserve">, </w:t>
+      </w:r>
       <w:r>
         <w:rPr>
           <w:rFonts w:ascii="Arial" w:hAnsi="Arial" w:cs="Arial"/>
@@ -385,12 +688,161 @@
           <w:sz w:val="24"/>
           <w:szCs w:val="24"/>
         </w:rPr>
-        <w:t>In the future, we would've clustered per host and also possibly split the birds up more instead of assuming that all birds are always the source of infection.</w:t>
-      </w:r>
-    </w:p>
-    <w:p>
-      <w:pPr>
-        <w:pStyle w:val="PlainText"/>
+        <w:t>Suidae</w:t>
+      </w:r>
+      <w:r>
+        <w:rPr>
+          <w:rFonts w:ascii="Arial" w:hAnsi="Arial" w:cs="Arial"/>
+          <w:sz w:val="24"/>
+          <w:szCs w:val="24"/>
+        </w:rPr>
+        <w:t xml:space="preserve">, </w:t>
+      </w:r>
+      <w:r>
+        <w:rPr>
+          <w:rFonts w:ascii="Arial" w:hAnsi="Arial" w:cs="Arial"/>
+          <w:i/>
+          <w:iCs/>
+          <w:sz w:val="24"/>
+          <w:szCs w:val="24"/>
+        </w:rPr>
+        <w:t>Equidae</w:t>
+      </w:r>
+      <w:r>
+        <w:rPr>
+          <w:rFonts w:ascii="Arial" w:hAnsi="Arial" w:cs="Arial"/>
+          <w:sz w:val="24"/>
+          <w:szCs w:val="24"/>
+        </w:rPr>
+        <w:t xml:space="preserve">, </w:t>
+      </w:r>
+      <w:r>
+        <w:rPr>
+          <w:rFonts w:ascii="Arial" w:hAnsi="Arial" w:cs="Arial"/>
+          <w:i/>
+          <w:iCs/>
+          <w:sz w:val="24"/>
+          <w:szCs w:val="24"/>
+        </w:rPr>
+        <w:t>Hominidae</w:t>
+      </w:r>
+      <w:r>
+        <w:rPr>
+          <w:rFonts w:ascii="Arial" w:hAnsi="Arial" w:cs="Arial"/>
+          <w:sz w:val="24"/>
+          <w:szCs w:val="24"/>
+        </w:rPr>
+        <w:t xml:space="preserve"> or </w:t>
+      </w:r>
+      <w:r>
+        <w:rPr>
+          <w:rFonts w:ascii="Arial" w:hAnsi="Arial" w:cs="Arial"/>
+          <w:i/>
+          <w:iCs/>
+          <w:sz w:val="24"/>
+          <w:szCs w:val="24"/>
+        </w:rPr>
+        <w:t>Phyllostomidae</w:t>
+      </w:r>
+      <w:r>
+        <w:rPr>
+          <w:rFonts w:ascii="Arial" w:hAnsi="Arial" w:cs="Arial"/>
+          <w:sz w:val="24"/>
+          <w:szCs w:val="24"/>
+        </w:rPr>
+        <w:t xml:space="preserve"> (New World bats) families, as viruses within these hosts were expected to display clear examples of </w:t>
+      </w:r>
+      <w:r>
+        <w:rPr>
+          <w:rFonts w:ascii="Arial" w:hAnsi="Arial" w:cs="Arial"/>
+          <w:sz w:val="24"/>
+          <w:szCs w:val="24"/>
+        </w:rPr>
+        <w:t>host-</w:t>
+      </w:r>
+      <w:r>
+        <w:rPr>
+          <w:rFonts w:ascii="Arial" w:hAnsi="Arial" w:cs="Arial"/>
+          <w:sz w:val="24"/>
+          <w:szCs w:val="24"/>
+        </w:rPr>
+        <w:t>adaptation</w:t>
+      </w:r>
+      <w:r>
+        <w:rPr>
+          <w:rFonts w:ascii="Arial" w:hAnsi="Arial" w:cs="Arial"/>
+          <w:sz w:val="24"/>
+          <w:szCs w:val="24"/>
+        </w:rPr>
+        <w:t xml:space="preserve"> as well as having a history of cross-species transmission</w:t>
+      </w:r>
+      <w:r>
+        <w:rPr>
+          <w:rFonts w:ascii="Arial" w:hAnsi="Arial" w:cs="Arial"/>
+          <w:sz w:val="24"/>
+          <w:szCs w:val="24"/>
+        </w:rPr>
+        <w:t>. Viral sequences of mammalian-origin were then reduced further by excluding samples where the subtype does not circulate naturally within closed systems of that host (i.e. removing spillovers or stuttering chains of transmission, neither of which represent the kind of host adaptation we sought to detect). Included subtypes for each family</w:t>
+      </w:r>
+      <w:r>
+        <w:rPr>
+          <w:rFonts w:ascii="Arial" w:hAnsi="Arial" w:cs="Arial"/>
+          <w:sz w:val="24"/>
+          <w:szCs w:val="24"/>
+        </w:rPr>
+        <w:t xml:space="preserve"> were </w:t>
+      </w:r>
+      <w:r>
+        <w:rPr>
+          <w:rFonts w:ascii="Arial" w:hAnsi="Arial" w:cs="Arial"/>
+          <w:sz w:val="24"/>
+          <w:szCs w:val="24"/>
+        </w:rPr>
+        <w:t>: canine (H3N2, H3N8), equine (H7N7, H3N8) and human (H1N1, H1N2, H2N2 and H3N2).</w:t>
+      </w:r>
+      <w:r>
+        <w:rPr>
+          <w:rFonts w:ascii="Arial" w:hAnsi="Arial" w:cs="Arial"/>
+          <w:sz w:val="24"/>
+          <w:szCs w:val="24"/>
+        </w:rPr>
+        <w:t xml:space="preserve"> Whole-genome sequences from bats were so sparse that all examples were retained and the breadth of diversity found in swine-origin viruses meant that all subtypes were included from this family.</w:t>
+      </w:r>
+    </w:p>
+    <w:p>
+      <w:pPr>
+        <w:pStyle w:val="PlainText"/>
+        <w:spacing w:line="480" w:lineRule="auto"/>
+        <w:rPr>
+          <w:rFonts w:ascii="Arial" w:hAnsi="Arial" w:cs="Arial"/>
+          <w:sz w:val="24"/>
+          <w:szCs w:val="24"/>
+        </w:rPr>
+      </w:pPr>
+    </w:p>
+    <w:p>
+      <w:pPr>
+        <w:pStyle w:val="PlainText"/>
+        <w:spacing w:line="480" w:lineRule="auto"/>
+        <w:rPr>
+          <w:rFonts w:ascii="Arial" w:hAnsi="Arial" w:cs="Arial"/>
+          <w:sz w:val="24"/>
+          <w:szCs w:val="24"/>
+        </w:rPr>
+      </w:pPr>
+      <w:r>
+        <w:rPr>
+          <w:rFonts w:ascii="Arial" w:hAnsi="Arial" w:cs="Arial"/>
+          <w:sz w:val="24"/>
+          <w:szCs w:val="24"/>
+        </w:rPr>
+        <w:t>Corresponding protein sequences were then obtained for each sample, most of which were available from the NCBI Virus Database. The few genomic sequences without matching proteins were translated locally using the 'ape' package in R [@paradis_2019aa].</w:t>
+      </w:r>
+    </w:p>
+    <w:p>
+      <w:pPr>
+        <w:pStyle w:val="PlainText"/>
+        <w:spacing w:line="480" w:lineRule="auto"/>
         <w:rPr>
           <w:rFonts w:ascii="Arial" w:hAnsi="Arial" w:cs="Arial"/>
           <w:sz w:val="24"/>
@@ -401,58 +853,426 @@
     <w:p>
       <w:pPr>
         <w:pStyle w:val="Heading2"/>
-      </w:pPr>
-      <w:r>
-        <w:t xml:space="preserve"> Clustering</w:t>
-      </w:r>
-    </w:p>
-    <w:p>
-      <w:pPr>
-        <w:pStyle w:val="PlainText"/>
-        <w:rPr>
-          <w:rFonts w:ascii="Arial" w:hAnsi="Arial" w:cs="Arial"/>
-          <w:sz w:val="24"/>
-          <w:szCs w:val="24"/>
-        </w:rPr>
-      </w:pPr>
-    </w:p>
-    <w:p>
-      <w:pPr>
-        <w:pStyle w:val="PlainText"/>
-        <w:rPr>
-          <w:rFonts w:ascii="Arial" w:hAnsi="Arial" w:cs="Arial"/>
-          <w:sz w:val="24"/>
-          <w:szCs w:val="24"/>
-        </w:rPr>
-      </w:pPr>
-      <w:r>
-        <w:rPr>
-          <w:rFonts w:ascii="Arial" w:hAnsi="Arial" w:cs="Arial"/>
-          <w:sz w:val="24"/>
-          <w:szCs w:val="24"/>
-        </w:rPr>
+        <w:spacing w:line="480" w:lineRule="auto"/>
+      </w:pPr>
+      <w:r>
         <w:lastRenderedPageBreak/>
-        <w:t>Proteins were then aligned using MAFFT [@rozewicki_2019aa] into 20 resulting protein fasta files (two for each of the 10 major IAV proteins, one containing mammalian-origin viruses and the other avian-origin). These were then clustered using the linear algorithm 'easy-linclust' within the tool MMSeq2 [@steinegger_2018aa]. Three variables of the clustering algorithm were experimented with in optimising data downsampling: the percentage identity threshold required to delineate sequences from one another (`--min-seq-id 0.5, 0.75, 0.85, 0.9, 0.95, 0.99`), coverage of the sequences within each cluster (`-c 0.5, 0.7, 0.8`) and the way in which the coverage is calculated (`--cov-mode 0, 1`). Options were set to `--min-seq-id 0.95`, `-c 0.8` and `--cov-mode 1` in order to grant a representative number of samples without introducing redundancy. Ultimately, 6,697 proteins were nominated leading to sequences from 4551 individual viruses.</w:t>
-      </w:r>
-    </w:p>
-    <w:p>
-      <w:pPr>
-        <w:pStyle w:val="PlainText"/>
-        <w:rPr>
-          <w:rFonts w:ascii="Arial" w:hAnsi="Arial" w:cs="Arial"/>
-          <w:sz w:val="24"/>
-          <w:szCs w:val="24"/>
-        </w:rPr>
-      </w:pPr>
-    </w:p>
-    <w:p>
-      <w:pPr>
-        <w:pStyle w:val="PlainText"/>
-        <w:rPr>
-          <w:rFonts w:ascii="Arial" w:hAnsi="Arial" w:cs="Arial"/>
-          <w:sz w:val="24"/>
-          <w:szCs w:val="24"/>
-        </w:rPr>
+        <w:t>Clustering</w:t>
+      </w:r>
+    </w:p>
+    <w:p>
+      <w:pPr>
+        <w:pStyle w:val="PlainText"/>
+        <w:spacing w:line="480" w:lineRule="auto"/>
+        <w:rPr>
+          <w:rFonts w:ascii="Arial" w:hAnsi="Arial" w:cs="Arial"/>
+          <w:sz w:val="24"/>
+          <w:szCs w:val="24"/>
+        </w:rPr>
+      </w:pPr>
+      <w:r>
+        <w:rPr>
+          <w:rFonts w:ascii="Arial" w:hAnsi="Arial" w:cs="Arial"/>
+          <w:sz w:val="24"/>
+          <w:szCs w:val="24"/>
+        </w:rPr>
+        <w:t>Proteins were then aligned using MAFFT [@rozewicki_2019aa] into 20 resulting protein fasta files (two for each of the 10 major IAV proteins, one containing mammalian-origin viruses and the other avian-origin). These were then clustered using the linear algorithm 'easy-</w:t>
+      </w:r>
+      <w:proofErr w:type="spellStart"/>
+      <w:r>
+        <w:rPr>
+          <w:rFonts w:ascii="Arial" w:hAnsi="Arial" w:cs="Arial"/>
+          <w:sz w:val="24"/>
+          <w:szCs w:val="24"/>
+        </w:rPr>
+        <w:t>linclust</w:t>
+      </w:r>
+      <w:proofErr w:type="spellEnd"/>
+      <w:r>
+        <w:rPr>
+          <w:rFonts w:ascii="Arial" w:hAnsi="Arial" w:cs="Arial"/>
+          <w:sz w:val="24"/>
+          <w:szCs w:val="24"/>
+        </w:rPr>
+        <w:t xml:space="preserve">' within the tool MMSeq2 [@steinegger_2018aa]. Three variables of the clustering algorithm were experimented with in optimising data </w:t>
+      </w:r>
+      <w:r>
+        <w:rPr>
+          <w:rFonts w:ascii="Arial" w:hAnsi="Arial" w:cs="Arial"/>
+          <w:sz w:val="24"/>
+          <w:szCs w:val="24"/>
+        </w:rPr>
+        <w:t>retention</w:t>
+      </w:r>
+      <w:r>
+        <w:rPr>
+          <w:rFonts w:ascii="Arial" w:hAnsi="Arial" w:cs="Arial"/>
+          <w:sz w:val="24"/>
+          <w:szCs w:val="24"/>
+        </w:rPr>
+        <w:t>: the percentage identity threshold required to delineate sequences from one another (</w:t>
+      </w:r>
+      <w:r>
+        <w:rPr>
+          <w:rFonts w:ascii="Arial" w:hAnsi="Arial" w:cs="Arial"/>
+          <w:i/>
+          <w:iCs/>
+          <w:sz w:val="24"/>
+          <w:szCs w:val="24"/>
+        </w:rPr>
+        <w:t>--min-</w:t>
+      </w:r>
+      <w:proofErr w:type="spellStart"/>
+      <w:r>
+        <w:rPr>
+          <w:rFonts w:ascii="Arial" w:hAnsi="Arial" w:cs="Arial"/>
+          <w:i/>
+          <w:iCs/>
+          <w:sz w:val="24"/>
+          <w:szCs w:val="24"/>
+        </w:rPr>
+        <w:t>seq</w:t>
+      </w:r>
+      <w:proofErr w:type="spellEnd"/>
+      <w:r>
+        <w:rPr>
+          <w:rFonts w:ascii="Arial" w:hAnsi="Arial" w:cs="Arial"/>
+          <w:i/>
+          <w:iCs/>
+          <w:sz w:val="24"/>
+          <w:szCs w:val="24"/>
+        </w:rPr>
+        <w:t>-id 0.75, 0.85, 0.9, 0.95, 0.99</w:t>
+      </w:r>
+      <w:r>
+        <w:rPr>
+          <w:rFonts w:ascii="Arial" w:hAnsi="Arial" w:cs="Arial"/>
+          <w:sz w:val="24"/>
+          <w:szCs w:val="24"/>
+        </w:rPr>
+        <w:t>), coverage of the sequences within each cluster (</w:t>
+      </w:r>
+      <w:r>
+        <w:rPr>
+          <w:rFonts w:ascii="Arial" w:hAnsi="Arial" w:cs="Arial"/>
+          <w:i/>
+          <w:iCs/>
+          <w:sz w:val="24"/>
+          <w:szCs w:val="24"/>
+        </w:rPr>
+        <w:t>-c 0.5, 0.7, 0.8</w:t>
+      </w:r>
+      <w:r>
+        <w:rPr>
+          <w:rFonts w:ascii="Arial" w:hAnsi="Arial" w:cs="Arial"/>
+          <w:sz w:val="24"/>
+          <w:szCs w:val="24"/>
+        </w:rPr>
+        <w:t>) and the way in which the coverage is calculated (</w:t>
+      </w:r>
+      <w:r>
+        <w:rPr>
+          <w:rFonts w:ascii="Arial" w:hAnsi="Arial" w:cs="Arial"/>
+          <w:i/>
+          <w:iCs/>
+          <w:sz w:val="24"/>
+          <w:szCs w:val="24"/>
+        </w:rPr>
+        <w:t>--</w:t>
+      </w:r>
+      <w:proofErr w:type="spellStart"/>
+      <w:r>
+        <w:rPr>
+          <w:rFonts w:ascii="Arial" w:hAnsi="Arial" w:cs="Arial"/>
+          <w:i/>
+          <w:iCs/>
+          <w:sz w:val="24"/>
+          <w:szCs w:val="24"/>
+        </w:rPr>
+        <w:t>cov</w:t>
+      </w:r>
+      <w:proofErr w:type="spellEnd"/>
+      <w:r>
+        <w:rPr>
+          <w:rFonts w:ascii="Arial" w:hAnsi="Arial" w:cs="Arial"/>
+          <w:i/>
+          <w:iCs/>
+          <w:sz w:val="24"/>
+          <w:szCs w:val="24"/>
+        </w:rPr>
+        <w:t>-mode 0, 1</w:t>
+      </w:r>
+      <w:r>
+        <w:rPr>
+          <w:rFonts w:ascii="Arial" w:hAnsi="Arial" w:cs="Arial"/>
+          <w:sz w:val="24"/>
+          <w:szCs w:val="24"/>
+        </w:rPr>
+        <w:t xml:space="preserve">). </w:t>
+      </w:r>
+      <w:r>
+        <w:rPr>
+          <w:rFonts w:ascii="Arial" w:hAnsi="Arial" w:cs="Arial"/>
+          <w:sz w:val="24"/>
+          <w:szCs w:val="24"/>
+        </w:rPr>
+        <w:t xml:space="preserve">Each possible combination </w:t>
+      </w:r>
+      <w:r>
+        <w:rPr>
+          <w:rFonts w:ascii="Arial" w:hAnsi="Arial" w:cs="Arial"/>
+          <w:sz w:val="24"/>
+          <w:szCs w:val="24"/>
+        </w:rPr>
+        <w:t>w</w:t>
+      </w:r>
+      <w:r>
+        <w:rPr>
+          <w:rFonts w:ascii="Arial" w:hAnsi="Arial" w:cs="Arial"/>
+          <w:sz w:val="24"/>
+          <w:szCs w:val="24"/>
+        </w:rPr>
+        <w:t>as</w:t>
+      </w:r>
+      <w:r>
+        <w:rPr>
+          <w:rFonts w:ascii="Arial" w:hAnsi="Arial" w:cs="Arial"/>
+          <w:sz w:val="24"/>
+          <w:szCs w:val="24"/>
+        </w:rPr>
+        <w:t xml:space="preserve"> tested </w:t>
+      </w:r>
+      <w:r>
+        <w:rPr>
+          <w:rFonts w:ascii="Arial" w:hAnsi="Arial" w:cs="Arial"/>
+          <w:sz w:val="24"/>
+          <w:szCs w:val="24"/>
+        </w:rPr>
+        <w:t xml:space="preserve">for avian and mammalian viruses </w:t>
+      </w:r>
+      <w:r>
+        <w:rPr>
+          <w:rFonts w:ascii="Arial" w:hAnsi="Arial" w:cs="Arial"/>
+          <w:sz w:val="24"/>
+          <w:szCs w:val="24"/>
+        </w:rPr>
+        <w:t>[</w:t>
+      </w:r>
+      <w:r>
+        <w:rPr>
+          <w:rFonts w:ascii="Arial" w:hAnsi="Arial" w:cs="Arial"/>
+          <w:sz w:val="24"/>
+          <w:szCs w:val="24"/>
+        </w:rPr>
+        <w:t>S</w:t>
+      </w:r>
+      <w:r>
+        <w:rPr>
+          <w:rFonts w:ascii="Arial" w:hAnsi="Arial" w:cs="Arial"/>
+          <w:sz w:val="24"/>
+          <w:szCs w:val="24"/>
+        </w:rPr>
+        <w:t xml:space="preserve">upp </w:t>
+      </w:r>
+      <w:r>
+        <w:rPr>
+          <w:rFonts w:ascii="Arial" w:hAnsi="Arial" w:cs="Arial"/>
+          <w:sz w:val="24"/>
+          <w:szCs w:val="24"/>
+        </w:rPr>
+        <w:t>T</w:t>
+      </w:r>
+      <w:r>
+        <w:rPr>
+          <w:rFonts w:ascii="Arial" w:hAnsi="Arial" w:cs="Arial"/>
+          <w:sz w:val="24"/>
+          <w:szCs w:val="24"/>
+        </w:rPr>
+        <w:t>able 1]</w:t>
+      </w:r>
+      <w:r>
+        <w:rPr>
+          <w:rFonts w:ascii="Arial" w:hAnsi="Arial" w:cs="Arial"/>
+          <w:sz w:val="24"/>
+          <w:szCs w:val="24"/>
+        </w:rPr>
+        <w:t>.</w:t>
+      </w:r>
+    </w:p>
+    <w:p>
+      <w:pPr>
+        <w:pStyle w:val="PlainText"/>
+        <w:spacing w:line="480" w:lineRule="auto"/>
+        <w:rPr>
+          <w:rFonts w:ascii="Arial" w:hAnsi="Arial" w:cs="Arial"/>
+          <w:sz w:val="24"/>
+          <w:szCs w:val="24"/>
+        </w:rPr>
+      </w:pPr>
+    </w:p>
+    <w:p>
+      <w:pPr>
+        <w:pStyle w:val="PlainText"/>
+        <w:spacing w:line="480" w:lineRule="auto"/>
+        <w:rPr>
+          <w:rFonts w:ascii="Arial" w:hAnsi="Arial" w:cs="Arial"/>
+          <w:sz w:val="24"/>
+          <w:szCs w:val="24"/>
+        </w:rPr>
+      </w:pPr>
+      <w:r>
+        <w:rPr>
+          <w:rFonts w:ascii="Arial" w:hAnsi="Arial" w:cs="Arial"/>
+          <w:sz w:val="24"/>
+          <w:szCs w:val="24"/>
+        </w:rPr>
+        <w:t xml:space="preserve">Options were set to </w:t>
+      </w:r>
+      <w:r>
+        <w:rPr>
+          <w:rFonts w:ascii="Arial" w:hAnsi="Arial" w:cs="Arial"/>
+          <w:i/>
+          <w:iCs/>
+          <w:sz w:val="24"/>
+          <w:szCs w:val="24"/>
+        </w:rPr>
+        <w:t>`--min-</w:t>
+      </w:r>
+      <w:proofErr w:type="spellStart"/>
+      <w:r>
+        <w:rPr>
+          <w:rFonts w:ascii="Arial" w:hAnsi="Arial" w:cs="Arial"/>
+          <w:i/>
+          <w:iCs/>
+          <w:sz w:val="24"/>
+          <w:szCs w:val="24"/>
+        </w:rPr>
+        <w:t>seq</w:t>
+      </w:r>
+      <w:proofErr w:type="spellEnd"/>
+      <w:r>
+        <w:rPr>
+          <w:rFonts w:ascii="Arial" w:hAnsi="Arial" w:cs="Arial"/>
+          <w:i/>
+          <w:iCs/>
+          <w:sz w:val="24"/>
+          <w:szCs w:val="24"/>
+        </w:rPr>
+        <w:t>-id 0.95</w:t>
+      </w:r>
+      <w:r>
+        <w:rPr>
+          <w:rFonts w:ascii="Arial" w:hAnsi="Arial" w:cs="Arial"/>
+          <w:sz w:val="24"/>
+          <w:szCs w:val="24"/>
+        </w:rPr>
+        <w:t>`, `</w:t>
+      </w:r>
+      <w:r>
+        <w:rPr>
+          <w:rFonts w:ascii="Arial" w:hAnsi="Arial" w:cs="Arial"/>
+          <w:i/>
+          <w:iCs/>
+          <w:sz w:val="24"/>
+          <w:szCs w:val="24"/>
+        </w:rPr>
+        <w:t>-c 0.8</w:t>
+      </w:r>
+      <w:r>
+        <w:rPr>
+          <w:rFonts w:ascii="Arial" w:hAnsi="Arial" w:cs="Arial"/>
+          <w:sz w:val="24"/>
+          <w:szCs w:val="24"/>
+        </w:rPr>
+        <w:t>` and `</w:t>
+      </w:r>
+      <w:r>
+        <w:rPr>
+          <w:rFonts w:ascii="Arial" w:hAnsi="Arial" w:cs="Arial"/>
+          <w:i/>
+          <w:iCs/>
+          <w:sz w:val="24"/>
+          <w:szCs w:val="24"/>
+        </w:rPr>
+        <w:t>--</w:t>
+      </w:r>
+      <w:proofErr w:type="spellStart"/>
+      <w:r>
+        <w:rPr>
+          <w:rFonts w:ascii="Arial" w:hAnsi="Arial" w:cs="Arial"/>
+          <w:i/>
+          <w:iCs/>
+          <w:sz w:val="24"/>
+          <w:szCs w:val="24"/>
+        </w:rPr>
+        <w:t>cov</w:t>
+      </w:r>
+      <w:proofErr w:type="spellEnd"/>
+      <w:r>
+        <w:rPr>
+          <w:rFonts w:ascii="Arial" w:hAnsi="Arial" w:cs="Arial"/>
+          <w:i/>
+          <w:iCs/>
+          <w:sz w:val="24"/>
+          <w:szCs w:val="24"/>
+        </w:rPr>
+        <w:t>-mode 1</w:t>
+      </w:r>
+      <w:r>
+        <w:rPr>
+          <w:rFonts w:ascii="Arial" w:hAnsi="Arial" w:cs="Arial"/>
+          <w:sz w:val="24"/>
+          <w:szCs w:val="24"/>
+        </w:rPr>
+        <w:t xml:space="preserve">` in order to grant a representative number of samples without introducing redundancy. Ultimately, 6,697 proteins were </w:t>
+      </w:r>
+      <w:r>
+        <w:rPr>
+          <w:rFonts w:ascii="Arial" w:hAnsi="Arial" w:cs="Arial"/>
+          <w:sz w:val="24"/>
+          <w:szCs w:val="24"/>
+        </w:rPr>
+        <w:t>retained by clustering</w:t>
+      </w:r>
+      <w:r>
+        <w:rPr>
+          <w:rFonts w:ascii="Arial" w:hAnsi="Arial" w:cs="Arial"/>
+          <w:sz w:val="24"/>
+          <w:szCs w:val="24"/>
+        </w:rPr>
+        <w:t xml:space="preserve"> leading to sequences from </w:t>
+      </w:r>
+      <w:commentRangeStart w:id="1"/>
+      <w:r>
+        <w:rPr>
+          <w:rFonts w:ascii="Arial" w:hAnsi="Arial" w:cs="Arial"/>
+          <w:sz w:val="24"/>
+          <w:szCs w:val="24"/>
+        </w:rPr>
+        <w:t xml:space="preserve">4551 </w:t>
+      </w:r>
+      <w:commentRangeEnd w:id="1"/>
+      <w:r>
+        <w:rPr>
+          <w:rStyle w:val="CommentReference"/>
+          <w:rFonts w:ascii="Arial" w:hAnsi="Arial" w:cstheme="minorBidi"/>
+        </w:rPr>
+        <w:commentReference w:id="1"/>
+      </w:r>
+      <w:r>
+        <w:rPr>
+          <w:rFonts w:ascii="Arial" w:hAnsi="Arial" w:cs="Arial"/>
+          <w:sz w:val="24"/>
+          <w:szCs w:val="24"/>
+        </w:rPr>
+        <w:t>individual viruses.</w:t>
+      </w:r>
+    </w:p>
+    <w:p>
+      <w:pPr>
+        <w:pStyle w:val="PlainText"/>
+        <w:keepNext/>
+        <w:spacing w:line="480" w:lineRule="auto"/>
       </w:pPr>
       <w:r>
         <w:rPr>
@@ -462,8 +1282,9 @@
           <w:szCs w:val="24"/>
           <w14:ligatures w14:val="standardContextual"/>
         </w:rPr>
+        <w:lastRenderedPageBreak/>
         <w:drawing>
-          <wp:inline distT="0" distB="0" distL="0" distR="0" wp14:anchorId="2AEBD007" wp14:editId="558FA01E">
+          <wp:inline distT="0" distB="0" distL="0" distR="0" wp14:anchorId="2AEBD007" wp14:editId="1B5B0B69">
             <wp:extent cx="5865495" cy="4692650"/>
             <wp:effectExtent l="0" t="0" r="1905" b="6350"/>
             <wp:docPr id="1089412576" name="Picture 1" descr="A graph of a number of objects&#10;&#10;AI-generated content may be incorrect."/>
@@ -478,7 +1299,7 @@
                     <pic:cNvPicPr/>
                   </pic:nvPicPr>
                   <pic:blipFill>
-                    <a:blip r:embed="rId5" cstate="print">
+                    <a:blip r:embed="rId9" cstate="print">
                       <a:extLst>
                         <a:ext uri="{28A0092B-C50C-407E-A947-70E740481C1C}">
                           <a14:useLocalDpi xmlns:a14="http://schemas.microsoft.com/office/drawing/2010/main" val="0"/>
@@ -507,48 +1328,104 @@
     </w:p>
     <w:p>
       <w:pPr>
-        <w:pStyle w:val="PlainText"/>
-        <w:rPr>
-          <w:rFonts w:ascii="Arial" w:hAnsi="Arial" w:cs="Arial"/>
-          <w:sz w:val="24"/>
-          <w:szCs w:val="24"/>
-        </w:rPr>
-      </w:pPr>
+        <w:pStyle w:val="Caption"/>
+        <w:rPr>
+          <w:rFonts w:cs="Arial"/>
+          <w:sz w:val="24"/>
+          <w:szCs w:val="24"/>
+        </w:rPr>
+      </w:pPr>
+      <w:r>
+        <w:t xml:space="preserve">Figure </w:t>
+      </w:r>
+      <w:r>
+        <w:fldChar w:fldCharType="begin"/>
+      </w:r>
+      <w:r>
+        <w:instrText xml:space="preserve"> STYLEREF 1 \s </w:instrText>
+      </w:r>
+      <w:r>
+        <w:fldChar w:fldCharType="separate"/>
+      </w:r>
+      <w:r>
+        <w:rPr>
+          <w:noProof/>
+        </w:rPr>
+        <w:t>0</w:t>
+      </w:r>
+      <w:r>
+        <w:fldChar w:fldCharType="end"/>
+      </w:r>
+      <w:r>
+        <w:t>.</w:t>
+      </w:r>
+      <w:r>
+        <w:fldChar w:fldCharType="begin"/>
+      </w:r>
+      <w:r>
+        <w:instrText xml:space="preserve"> SEQ Figure \* ARABIC \s 1 </w:instrText>
+      </w:r>
+      <w:r>
+        <w:fldChar w:fldCharType="separate"/>
+      </w:r>
+      <w:r>
+        <w:rPr>
+          <w:noProof/>
+        </w:rPr>
+        <w:t>1</w:t>
+      </w:r>
+      <w:r>
+        <w:fldChar w:fldCharType="end"/>
+      </w:r>
+      <w:r>
+        <w:t>: Sequence selection</w:t>
+      </w:r>
+      <w:r>
+        <w:t xml:space="preserve"> collapsed rare virus subtypes into a single group (red bars), which were analysed alongside the 23 most frequently appearing subtypes plus two subtypes originating from bats (blue bars). Thus resulting in a total of 26 viral subgroups used later in the analysis.</w:t>
+      </w:r>
     </w:p>
     <w:p>
       <w:pPr>
         <w:pStyle w:val="Heading2"/>
-      </w:pPr>
-      <w:r>
-        <w:t xml:space="preserve"> Protein Features</w:t>
-      </w:r>
-    </w:p>
-    <w:p>
-      <w:pPr>
-        <w:pStyle w:val="PlainText"/>
-        <w:rPr>
-          <w:rFonts w:ascii="Arial" w:hAnsi="Arial" w:cs="Arial"/>
-          <w:sz w:val="24"/>
-          <w:szCs w:val="24"/>
-        </w:rPr>
-      </w:pPr>
-    </w:p>
-    <w:p>
-      <w:pPr>
-        <w:pStyle w:val="PlainText"/>
-        <w:rPr>
-          <w:rFonts w:ascii="Arial" w:hAnsi="Arial" w:cs="Arial"/>
-          <w:sz w:val="24"/>
-          <w:szCs w:val="24"/>
-        </w:rPr>
-      </w:pPr>
-      <w:r>
-        <w:rPr>
-          <w:rFonts w:ascii="Arial" w:hAnsi="Arial" w:cs="Arial"/>
-          <w:sz w:val="24"/>
-          <w:szCs w:val="24"/>
-        </w:rPr>
-        <w:t>Proteins from avian-origin and mammalian-origin viruses retained by MMSeq2 were then aligned into a single fasta file for each protein. Accessory proteins (PB1-F2 and PA-X) were then removed from the analyses as both lie within the coding regions of their respective genomic segments and thus the calculation of any features from sequence data would already include these regions. Similarly, those spliced from alternate reading frames (M2 and NEP) were excluded from any further analyses as they were too short and/or conserved to show patterns of adaptation</w:t>
+        <w:spacing w:line="480" w:lineRule="auto"/>
+      </w:pPr>
+      <w:r>
+        <w:t>Protein Features</w:t>
+      </w:r>
+    </w:p>
+    <w:p>
+      <w:pPr>
+        <w:pStyle w:val="PlainText"/>
+        <w:spacing w:line="480" w:lineRule="auto"/>
+        <w:rPr>
+          <w:rFonts w:ascii="Arial" w:hAnsi="Arial" w:cs="Arial"/>
+          <w:sz w:val="24"/>
+          <w:szCs w:val="24"/>
+        </w:rPr>
+      </w:pPr>
+      <w:r>
+        <w:rPr>
+          <w:rFonts w:ascii="Arial" w:hAnsi="Arial" w:cs="Arial"/>
+          <w:sz w:val="24"/>
+          <w:szCs w:val="24"/>
+        </w:rPr>
+        <w:t xml:space="preserve">Proteins from avian-origin and mammalian-origin viruses retained by </w:t>
+      </w:r>
+      <w:r>
+        <w:rPr>
+          <w:rFonts w:ascii="Arial" w:hAnsi="Arial" w:cs="Arial"/>
+          <w:sz w:val="24"/>
+          <w:szCs w:val="24"/>
+        </w:rPr>
+        <w:t xml:space="preserve">the clustering algorithm within </w:t>
+      </w:r>
+      <w:r>
+        <w:rPr>
+          <w:rFonts w:ascii="Arial" w:hAnsi="Arial" w:cs="Arial"/>
+          <w:sz w:val="24"/>
+          <w:szCs w:val="24"/>
+        </w:rPr>
+        <w:t>MMSeq2 were then aligned into a single fasta file for each protein. Accessory proteins (PB1-F2 and PA-X) were then removed from the analyses as both lie within the coding regions of their respective genomic segments and thus the calculation of any features from sequence data would already include these regions. Similarly, those spliced from alternate reading frames (M2 and NEP) were excluded from any further analyses as they were too short and/or conserved to show patterns of adaptation</w:t>
       </w:r>
       <w:r>
         <w:rPr>
@@ -562,50 +1439,60 @@
     <w:p>
       <w:pPr>
         <w:pStyle w:val="PlainText"/>
-        <w:rPr>
-          <w:rFonts w:ascii="Arial" w:hAnsi="Arial" w:cs="Arial"/>
-          <w:sz w:val="24"/>
-          <w:szCs w:val="24"/>
-        </w:rPr>
-      </w:pPr>
-    </w:p>
-    <w:p>
-      <w:pPr>
-        <w:pStyle w:val="PlainText"/>
-        <w:rPr>
-          <w:rFonts w:ascii="Arial" w:hAnsi="Arial" w:cs="Arial"/>
-          <w:sz w:val="24"/>
-          <w:szCs w:val="24"/>
-        </w:rPr>
-      </w:pPr>
-      <w:r>
-        <w:rPr>
-          <w:rFonts w:ascii="Arial" w:hAnsi="Arial" w:cs="Arial"/>
-          <w:sz w:val="24"/>
-          <w:szCs w:val="24"/>
-        </w:rPr>
-        <w:t>OmegaFeaturesCLI [@chen_2022aa] was run over the alignments to produce matrices of protein compositional and physio-chemical properties with the 'get_descriptor' command. Features, and the associated command, are as follows: 2mers ('DPC type 1'), Chou's pseudo-amino acid composition ('PseAAC'), conjoined triad ('CTriad'), and finally Composition ('CTDc'), &amp; Transition ('CTDt') &amp; Distribution ('CTDd') values.</w:t>
-      </w:r>
-    </w:p>
-    <w:p>
-      <w:pPr>
-        <w:pStyle w:val="PlainText"/>
-        <w:rPr>
-          <w:rFonts w:ascii="Arial" w:hAnsi="Arial" w:cs="Arial"/>
-          <w:sz w:val="24"/>
-          <w:szCs w:val="24"/>
-        </w:rPr>
-      </w:pPr>
-    </w:p>
-    <w:p>
-      <w:pPr>
-        <w:pStyle w:val="PlainText"/>
-        <w:rPr>
-          <w:rFonts w:ascii="Arial" w:hAnsi="Arial" w:cs="Arial"/>
-          <w:sz w:val="24"/>
-          <w:szCs w:val="24"/>
-        </w:rPr>
-      </w:pPr>
+        <w:spacing w:line="480" w:lineRule="auto"/>
+        <w:rPr>
+          <w:rFonts w:ascii="Arial" w:hAnsi="Arial" w:cs="Arial"/>
+          <w:sz w:val="24"/>
+          <w:szCs w:val="24"/>
+        </w:rPr>
+      </w:pPr>
+    </w:p>
+    <w:p>
+      <w:pPr>
+        <w:pStyle w:val="PlainText"/>
+        <w:spacing w:line="480" w:lineRule="auto"/>
+        <w:rPr>
+          <w:rFonts w:ascii="Arial" w:hAnsi="Arial" w:cs="Arial"/>
+          <w:sz w:val="24"/>
+          <w:szCs w:val="24"/>
+        </w:rPr>
+      </w:pPr>
+      <w:proofErr w:type="spellStart"/>
+      <w:r>
+        <w:rPr>
+          <w:rFonts w:ascii="Arial" w:hAnsi="Arial" w:cs="Arial"/>
+          <w:sz w:val="24"/>
+          <w:szCs w:val="24"/>
+        </w:rPr>
+        <w:t>OmegaFeaturesCLI</w:t>
+      </w:r>
+      <w:proofErr w:type="spellEnd"/>
+      <w:r>
+        <w:rPr>
+          <w:rFonts w:ascii="Arial" w:hAnsi="Arial" w:cs="Arial"/>
+          <w:sz w:val="24"/>
+          <w:szCs w:val="24"/>
+        </w:rPr>
+        <w:t xml:space="preserve"> [@chen_2022aa] was run over the alignments to produce matrices of protein compositional and physio-chemical properties with the '</w:t>
+      </w:r>
+      <w:proofErr w:type="spellStart"/>
+      <w:r>
+        <w:rPr>
+          <w:rFonts w:ascii="Arial" w:hAnsi="Arial" w:cs="Arial"/>
+          <w:sz w:val="24"/>
+          <w:szCs w:val="24"/>
+        </w:rPr>
+        <w:t>get_descriptor</w:t>
+      </w:r>
+      <w:proofErr w:type="spellEnd"/>
+      <w:r>
+        <w:rPr>
+          <w:rFonts w:ascii="Arial" w:hAnsi="Arial" w:cs="Arial"/>
+          <w:sz w:val="24"/>
+          <w:szCs w:val="24"/>
+        </w:rPr>
+        <w:t xml:space="preserve">' command. Features, and the associated command, are as follows: 2mers ('DPC type 1'), Chou's pseudo-amino acid composition </w:t>
+      </w:r>
       <w:r>
         <w:rPr>
           <w:rFonts w:ascii="Arial" w:hAnsi="Arial" w:cs="Arial"/>
@@ -613,12 +1500,241 @@
           <w:szCs w:val="24"/>
         </w:rPr>
         <w:lastRenderedPageBreak/>
-        <w:t>Six datasets of protein features were derived from the iFeatureOmega processing: amino acid two-mers (DPC, 400 features), (CTDc, CTDd and CTDt, 39, 195 and 39 features respectively), paac (23 features) and triad (343 features). These were then annotated with the subtype of the origin virus and labelled with the original host.</w:t>
-      </w:r>
-    </w:p>
-    <w:p>
-      <w:pPr>
-        <w:pStyle w:val="PlainText"/>
+        <w:t>('</w:t>
+      </w:r>
+      <w:proofErr w:type="spellStart"/>
+      <w:r>
+        <w:rPr>
+          <w:rFonts w:ascii="Arial" w:hAnsi="Arial" w:cs="Arial"/>
+          <w:sz w:val="24"/>
+          <w:szCs w:val="24"/>
+        </w:rPr>
+        <w:t>PseAAC</w:t>
+      </w:r>
+      <w:proofErr w:type="spellEnd"/>
+      <w:r>
+        <w:rPr>
+          <w:rFonts w:ascii="Arial" w:hAnsi="Arial" w:cs="Arial"/>
+          <w:sz w:val="24"/>
+          <w:szCs w:val="24"/>
+        </w:rPr>
+        <w:t>'), conjoined triad ('</w:t>
+      </w:r>
+      <w:proofErr w:type="spellStart"/>
+      <w:r>
+        <w:rPr>
+          <w:rFonts w:ascii="Arial" w:hAnsi="Arial" w:cs="Arial"/>
+          <w:sz w:val="24"/>
+          <w:szCs w:val="24"/>
+        </w:rPr>
+        <w:t>CTriad</w:t>
+      </w:r>
+      <w:proofErr w:type="spellEnd"/>
+      <w:r>
+        <w:rPr>
+          <w:rFonts w:ascii="Arial" w:hAnsi="Arial" w:cs="Arial"/>
+          <w:sz w:val="24"/>
+          <w:szCs w:val="24"/>
+        </w:rPr>
+        <w:t>'), and finally Composition ('</w:t>
+      </w:r>
+      <w:proofErr w:type="spellStart"/>
+      <w:r>
+        <w:rPr>
+          <w:rFonts w:ascii="Arial" w:hAnsi="Arial" w:cs="Arial"/>
+          <w:sz w:val="24"/>
+          <w:szCs w:val="24"/>
+        </w:rPr>
+        <w:t>CTDc</w:t>
+      </w:r>
+      <w:proofErr w:type="spellEnd"/>
+      <w:r>
+        <w:rPr>
+          <w:rFonts w:ascii="Arial" w:hAnsi="Arial" w:cs="Arial"/>
+          <w:sz w:val="24"/>
+          <w:szCs w:val="24"/>
+        </w:rPr>
+        <w:t>'), &amp; Transition ('</w:t>
+      </w:r>
+      <w:proofErr w:type="spellStart"/>
+      <w:r>
+        <w:rPr>
+          <w:rFonts w:ascii="Arial" w:hAnsi="Arial" w:cs="Arial"/>
+          <w:sz w:val="24"/>
+          <w:szCs w:val="24"/>
+        </w:rPr>
+        <w:t>CTDt</w:t>
+      </w:r>
+      <w:proofErr w:type="spellEnd"/>
+      <w:r>
+        <w:rPr>
+          <w:rFonts w:ascii="Arial" w:hAnsi="Arial" w:cs="Arial"/>
+          <w:sz w:val="24"/>
+          <w:szCs w:val="24"/>
+        </w:rPr>
+        <w:t>') &amp; Distribution ('</w:t>
+      </w:r>
+      <w:proofErr w:type="spellStart"/>
+      <w:r>
+        <w:rPr>
+          <w:rFonts w:ascii="Arial" w:hAnsi="Arial" w:cs="Arial"/>
+          <w:sz w:val="24"/>
+          <w:szCs w:val="24"/>
+        </w:rPr>
+        <w:t>CTDd</w:t>
+      </w:r>
+      <w:proofErr w:type="spellEnd"/>
+      <w:r>
+        <w:rPr>
+          <w:rFonts w:ascii="Arial" w:hAnsi="Arial" w:cs="Arial"/>
+          <w:sz w:val="24"/>
+          <w:szCs w:val="24"/>
+        </w:rPr>
+        <w:t>') values.</w:t>
+      </w:r>
+    </w:p>
+    <w:p>
+      <w:pPr>
+        <w:pStyle w:val="PlainText"/>
+        <w:spacing w:line="480" w:lineRule="auto"/>
+        <w:rPr>
+          <w:rFonts w:ascii="Arial" w:hAnsi="Arial" w:cs="Arial"/>
+          <w:sz w:val="24"/>
+          <w:szCs w:val="24"/>
+        </w:rPr>
+      </w:pPr>
+    </w:p>
+    <w:p>
+      <w:pPr>
+        <w:pStyle w:val="PlainText"/>
+        <w:spacing w:line="480" w:lineRule="auto"/>
+        <w:rPr>
+          <w:rFonts w:ascii="Arial" w:hAnsi="Arial" w:cs="Arial"/>
+          <w:sz w:val="24"/>
+          <w:szCs w:val="24"/>
+        </w:rPr>
+      </w:pPr>
+      <w:r>
+        <w:rPr>
+          <w:rFonts w:ascii="Arial" w:hAnsi="Arial" w:cs="Arial"/>
+          <w:sz w:val="24"/>
+          <w:szCs w:val="24"/>
+        </w:rPr>
+        <w:t xml:space="preserve">Six datasets of protein features were derived from the </w:t>
+      </w:r>
+      <w:proofErr w:type="spellStart"/>
+      <w:r>
+        <w:rPr>
+          <w:rFonts w:ascii="Arial" w:hAnsi="Arial" w:cs="Arial"/>
+          <w:sz w:val="24"/>
+          <w:szCs w:val="24"/>
+        </w:rPr>
+        <w:t>iFeatureOmega</w:t>
+      </w:r>
+      <w:proofErr w:type="spellEnd"/>
+      <w:r>
+        <w:rPr>
+          <w:rFonts w:ascii="Arial" w:hAnsi="Arial" w:cs="Arial"/>
+          <w:sz w:val="24"/>
+          <w:szCs w:val="24"/>
+        </w:rPr>
+        <w:t xml:space="preserve"> processing: amino acid two-</w:t>
+      </w:r>
+      <w:proofErr w:type="spellStart"/>
+      <w:r>
+        <w:rPr>
+          <w:rFonts w:ascii="Arial" w:hAnsi="Arial" w:cs="Arial"/>
+          <w:sz w:val="24"/>
+          <w:szCs w:val="24"/>
+        </w:rPr>
+        <w:t>mers</w:t>
+      </w:r>
+      <w:proofErr w:type="spellEnd"/>
+      <w:r>
+        <w:rPr>
+          <w:rFonts w:ascii="Arial" w:hAnsi="Arial" w:cs="Arial"/>
+          <w:sz w:val="24"/>
+          <w:szCs w:val="24"/>
+        </w:rPr>
+        <w:t xml:space="preserve"> (DPC, 400 features), (</w:t>
+      </w:r>
+      <w:proofErr w:type="spellStart"/>
+      <w:r>
+        <w:rPr>
+          <w:rFonts w:ascii="Arial" w:hAnsi="Arial" w:cs="Arial"/>
+          <w:sz w:val="24"/>
+          <w:szCs w:val="24"/>
+        </w:rPr>
+        <w:t>CTDc</w:t>
+      </w:r>
+      <w:proofErr w:type="spellEnd"/>
+      <w:r>
+        <w:rPr>
+          <w:rFonts w:ascii="Arial" w:hAnsi="Arial" w:cs="Arial"/>
+          <w:sz w:val="24"/>
+          <w:szCs w:val="24"/>
+        </w:rPr>
+        <w:t xml:space="preserve">, </w:t>
+      </w:r>
+      <w:proofErr w:type="spellStart"/>
+      <w:r>
+        <w:rPr>
+          <w:rFonts w:ascii="Arial" w:hAnsi="Arial" w:cs="Arial"/>
+          <w:sz w:val="24"/>
+          <w:szCs w:val="24"/>
+        </w:rPr>
+        <w:t>CTDd</w:t>
+      </w:r>
+      <w:proofErr w:type="spellEnd"/>
+      <w:r>
+        <w:rPr>
+          <w:rFonts w:ascii="Arial" w:hAnsi="Arial" w:cs="Arial"/>
+          <w:sz w:val="24"/>
+          <w:szCs w:val="24"/>
+        </w:rPr>
+        <w:t xml:space="preserve"> and </w:t>
+      </w:r>
+      <w:proofErr w:type="spellStart"/>
+      <w:r>
+        <w:rPr>
+          <w:rFonts w:ascii="Arial" w:hAnsi="Arial" w:cs="Arial"/>
+          <w:sz w:val="24"/>
+          <w:szCs w:val="24"/>
+        </w:rPr>
+        <w:t>CTDt</w:t>
+      </w:r>
+      <w:proofErr w:type="spellEnd"/>
+      <w:r>
+        <w:rPr>
+          <w:rFonts w:ascii="Arial" w:hAnsi="Arial" w:cs="Arial"/>
+          <w:sz w:val="24"/>
+          <w:szCs w:val="24"/>
+        </w:rPr>
+        <w:t xml:space="preserve">, 39, 195 and 39 features respectively), </w:t>
+      </w:r>
+      <w:proofErr w:type="spellStart"/>
+      <w:r>
+        <w:rPr>
+          <w:rFonts w:ascii="Arial" w:hAnsi="Arial" w:cs="Arial"/>
+          <w:sz w:val="24"/>
+          <w:szCs w:val="24"/>
+        </w:rPr>
+        <w:t>paac</w:t>
+      </w:r>
+      <w:proofErr w:type="spellEnd"/>
+      <w:r>
+        <w:rPr>
+          <w:rFonts w:ascii="Arial" w:hAnsi="Arial" w:cs="Arial"/>
+          <w:sz w:val="24"/>
+          <w:szCs w:val="24"/>
+        </w:rPr>
+        <w:t xml:space="preserve"> (23 features) and triad (343 features). These were then annotated with the subtype of the origin virus and labelled with the original host.</w:t>
+      </w:r>
+    </w:p>
+    <w:p>
+      <w:pPr>
+        <w:pStyle w:val="PlainText"/>
+        <w:spacing w:line="480" w:lineRule="auto"/>
         <w:rPr>
           <w:rFonts w:ascii="Arial" w:hAnsi="Arial" w:cs="Arial"/>
           <w:sz w:val="24"/>
@@ -629,6 +1745,7 @@
     <w:p>
       <w:pPr>
         <w:pStyle w:val="Heading2"/>
+        <w:spacing w:line="480" w:lineRule="auto"/>
       </w:pPr>
       <w:r>
         <w:t>Machine Learning Models</w:t>
@@ -637,16 +1754,7 @@
     <w:p>
       <w:pPr>
         <w:pStyle w:val="PlainText"/>
-        <w:rPr>
-          <w:rFonts w:ascii="Arial" w:hAnsi="Arial" w:cs="Arial"/>
-          <w:sz w:val="24"/>
-          <w:szCs w:val="24"/>
-        </w:rPr>
-      </w:pPr>
-    </w:p>
-    <w:p>
-      <w:pPr>
-        <w:pStyle w:val="PlainText"/>
+        <w:spacing w:line="480" w:lineRule="auto"/>
         <w:rPr>
           <w:rFonts w:ascii="Arial" w:hAnsi="Arial" w:cs="Arial"/>
           <w:sz w:val="24"/>
@@ -665,16 +1773,18 @@
     <w:p>
       <w:pPr>
         <w:pStyle w:val="PlainText"/>
-        <w:rPr>
-          <w:rFonts w:ascii="Arial" w:hAnsi="Arial" w:cs="Arial"/>
-          <w:sz w:val="24"/>
-          <w:szCs w:val="24"/>
-        </w:rPr>
-      </w:pPr>
-    </w:p>
-    <w:p>
-      <w:pPr>
-        <w:pStyle w:val="PlainText"/>
+        <w:spacing w:line="480" w:lineRule="auto"/>
+        <w:rPr>
+          <w:rFonts w:ascii="Arial" w:hAnsi="Arial" w:cs="Arial"/>
+          <w:sz w:val="24"/>
+          <w:szCs w:val="24"/>
+        </w:rPr>
+      </w:pPr>
+    </w:p>
+    <w:p>
+      <w:pPr>
+        <w:pStyle w:val="PlainText"/>
+        <w:spacing w:line="480" w:lineRule="auto"/>
         <w:rPr>
           <w:rFonts w:ascii="Arial" w:hAnsi="Arial" w:cs="Arial"/>
           <w:sz w:val="24"/>
@@ -743,16 +1853,18 @@
     <w:p>
       <w:pPr>
         <w:pStyle w:val="PlainText"/>
-        <w:rPr>
-          <w:rFonts w:ascii="Arial" w:hAnsi="Arial" w:cs="Arial"/>
-          <w:sz w:val="24"/>
-          <w:szCs w:val="24"/>
-        </w:rPr>
-      </w:pPr>
-    </w:p>
-    <w:p>
-      <w:pPr>
-        <w:pStyle w:val="PlainText"/>
+        <w:spacing w:line="480" w:lineRule="auto"/>
+        <w:rPr>
+          <w:rFonts w:ascii="Arial" w:hAnsi="Arial" w:cs="Arial"/>
+          <w:sz w:val="24"/>
+          <w:szCs w:val="24"/>
+        </w:rPr>
+      </w:pPr>
+    </w:p>
+    <w:p>
+      <w:pPr>
+        <w:pStyle w:val="PlainText"/>
+        <w:spacing w:line="480" w:lineRule="auto"/>
         <w:rPr>
           <w:rFonts w:ascii="Arial" w:hAnsi="Arial" w:cs="Arial"/>
           <w:sz w:val="24"/>
@@ -771,16 +1883,10 @@
     <w:p>
       <w:pPr>
         <w:pStyle w:val="PlainText"/>
-        <w:rPr>
-          <w:rFonts w:ascii="Arial" w:hAnsi="Arial" w:cs="Arial"/>
-          <w:sz w:val="24"/>
-          <w:szCs w:val="24"/>
-        </w:rPr>
-      </w:pPr>
-    </w:p>
-    <w:p>
-      <w:pPr>
-        <w:pStyle w:val="PlainText"/>
+        <w:keepNext/>
+        <w:spacing w:line="480" w:lineRule="auto"/>
+      </w:pPr>
+      <w:r>
         <w:rPr>
           <w:rFonts w:ascii="Arial" w:hAnsi="Arial" w:cs="Arial"/>
           <w:noProof/>
@@ -788,43 +1894,7 @@
           <w:szCs w:val="24"/>
           <w14:ligatures w14:val="standardContextual"/>
         </w:rPr>
-      </w:pPr>
-      <w:r>
-        <w:rPr>
-          <w:rFonts w:ascii="Arial" w:hAnsi="Arial" w:cs="Arial"/>
-          <w:sz w:val="24"/>
-          <w:szCs w:val="24"/>
-        </w:rPr>
-        <w:t>Model assembly: One model was created for each parameter.</w:t>
-      </w:r>
-      <w:r>
-        <w:rPr>
-          <w:rFonts w:ascii="Arial" w:hAnsi="Arial" w:cs="Arial"/>
-          <w:noProof/>
-          <w:sz w:val="24"/>
-          <w:szCs w:val="24"/>
-          <w14:ligatures w14:val="standardContextual"/>
-        </w:rPr>
-        <w:t xml:space="preserve"> </w:t>
-      </w:r>
-    </w:p>
-    <w:p>
-      <w:pPr>
-        <w:pStyle w:val="PlainText"/>
-        <w:rPr>
-          <w:rFonts w:ascii="Arial" w:hAnsi="Arial" w:cs="Arial"/>
-          <w:sz w:val="24"/>
-          <w:szCs w:val="24"/>
-        </w:rPr>
-      </w:pPr>
-      <w:r>
-        <w:rPr>
-          <w:rFonts w:ascii="Arial" w:hAnsi="Arial" w:cs="Arial"/>
-          <w:noProof/>
-          <w:sz w:val="24"/>
-          <w:szCs w:val="24"/>
-          <w14:ligatures w14:val="standardContextual"/>
-        </w:rPr>
+        <w:lastRenderedPageBreak/>
         <w:drawing>
           <wp:inline distT="0" distB="0" distL="0" distR="0" wp14:anchorId="6D734501" wp14:editId="166B7774">
             <wp:extent cx="5865495" cy="2231390"/>
@@ -841,7 +1911,7 @@
                     <pic:cNvPicPr/>
                   </pic:nvPicPr>
                   <pic:blipFill>
-                    <a:blip r:embed="rId6" cstate="print">
+                    <a:blip r:embed="rId10" cstate="print">
                       <a:extLst>
                         <a:ext uri="{28A0092B-C50C-407E-A947-70E740481C1C}">
                           <a14:useLocalDpi xmlns:a14="http://schemas.microsoft.com/office/drawing/2010/main" val="0"/>
@@ -870,17 +1940,66 @@
     </w:p>
     <w:p>
       <w:pPr>
-        <w:pStyle w:val="PlainText"/>
-        <w:rPr>
-          <w:rFonts w:ascii="Arial" w:hAnsi="Arial" w:cs="Arial"/>
-          <w:sz w:val="24"/>
-          <w:szCs w:val="24"/>
-        </w:rPr>
-      </w:pPr>
+        <w:pStyle w:val="Caption"/>
+        <w:rPr>
+          <w:rFonts w:cs="Arial"/>
+          <w:sz w:val="24"/>
+          <w:szCs w:val="24"/>
+        </w:rPr>
+      </w:pPr>
+      <w:r>
+        <w:t xml:space="preserve">Figure </w:t>
+      </w:r>
+      <w:r>
+        <w:fldChar w:fldCharType="begin"/>
+      </w:r>
+      <w:r>
+        <w:instrText xml:space="preserve"> STYLEREF 1 \s </w:instrText>
+      </w:r>
+      <w:r>
+        <w:fldChar w:fldCharType="separate"/>
+      </w:r>
+      <w:r>
+        <w:rPr>
+          <w:noProof/>
+        </w:rPr>
+        <w:t>0</w:t>
+      </w:r>
+      <w:r>
+        <w:fldChar w:fldCharType="end"/>
+      </w:r>
+      <w:r>
+        <w:t>.</w:t>
+      </w:r>
+      <w:r>
+        <w:fldChar w:fldCharType="begin"/>
+      </w:r>
+      <w:r>
+        <w:instrText xml:space="preserve"> SEQ Figure \* ARABIC \s 1 </w:instrText>
+      </w:r>
+      <w:r>
+        <w:fldChar w:fldCharType="separate"/>
+      </w:r>
+      <w:r>
+        <w:rPr>
+          <w:noProof/>
+        </w:rPr>
+        <w:t>2</w:t>
+      </w:r>
+      <w:r>
+        <w:fldChar w:fldCharType="end"/>
+      </w:r>
+      <w:r>
+        <w:t xml:space="preserve">: Pipeline of machine learning model construction. </w:t>
+      </w:r>
+      <w:r>
+        <w:t>One model was created for each combination of variables, which were then collated into stacked models to inform and train across broader sample sizes.</w:t>
+      </w:r>
     </w:p>
     <w:p>
       <w:pPr>
         <w:pStyle w:val="Heading2"/>
+        <w:spacing w:line="480" w:lineRule="auto"/>
       </w:pPr>
       <w:r>
         <w:t>Phylogenetics</w:t>
@@ -889,16 +2008,7 @@
     <w:p>
       <w:pPr>
         <w:pStyle w:val="PlainText"/>
-        <w:rPr>
-          <w:rFonts w:ascii="Arial" w:hAnsi="Arial" w:cs="Arial"/>
-          <w:sz w:val="24"/>
-          <w:szCs w:val="24"/>
-        </w:rPr>
-      </w:pPr>
-    </w:p>
-    <w:p>
-      <w:pPr>
-        <w:pStyle w:val="PlainText"/>
+        <w:spacing w:line="480" w:lineRule="auto"/>
         <w:rPr>
           <w:rFonts w:ascii="Arial" w:hAnsi="Arial" w:cs="Arial"/>
           <w:sz w:val="24"/>
@@ -914,10 +2024,10 @@
           <w14:ligatures w14:val="standardContextual"/>
         </w:rPr>
         <w:drawing>
-          <wp:anchor distT="0" distB="0" distL="114300" distR="114300" simplePos="0" relativeHeight="251658240" behindDoc="0" locked="0" layoutInCell="1" allowOverlap="1" wp14:anchorId="2A0FAD14" wp14:editId="4148A8DA">
+          <wp:anchor distT="0" distB="0" distL="114300" distR="114300" simplePos="0" relativeHeight="251658240" behindDoc="0" locked="0" layoutInCell="1" allowOverlap="1" wp14:anchorId="2A0FAD14" wp14:editId="06A01ECA">
             <wp:simplePos x="0" y="0"/>
             <wp:positionH relativeFrom="column">
-              <wp:posOffset>15875</wp:posOffset>
+              <wp:posOffset>15240</wp:posOffset>
             </wp:positionH>
             <wp:positionV relativeFrom="paragraph">
               <wp:posOffset>871855</wp:posOffset>
@@ -937,7 +2047,7 @@
                     <pic:cNvPicPr/>
                   </pic:nvPicPr>
                   <pic:blipFill rotWithShape="1">
-                    <a:blip r:embed="rId7"/>
+                    <a:blip r:embed="rId11"/>
                     <a:srcRect l="10376" t="18730" r="71898" b="55516"/>
                     <a:stretch/>
                   </pic:blipFill>
@@ -992,59 +2102,216 @@
           <w:sz w:val="24"/>
           <w:szCs w:val="24"/>
         </w:rPr>
-        <w:t>, and temporality was confirmed with TempEst [@rambaut_2016aa].</w:t>
+        <w:t xml:space="preserve">, and temporality was confirmed with </w:t>
+      </w:r>
+      <w:proofErr w:type="spellStart"/>
+      <w:r>
+        <w:rPr>
+          <w:rFonts w:ascii="Arial" w:hAnsi="Arial" w:cs="Arial"/>
+          <w:sz w:val="24"/>
+          <w:szCs w:val="24"/>
+        </w:rPr>
+        <w:t>TempEst</w:t>
+      </w:r>
+      <w:proofErr w:type="spellEnd"/>
+      <w:r>
+        <w:rPr>
+          <w:rFonts w:ascii="Arial" w:hAnsi="Arial" w:cs="Arial"/>
+          <w:sz w:val="24"/>
+          <w:szCs w:val="24"/>
+        </w:rPr>
+        <w:t xml:space="preserve"> [@rambaut_2016aa].</w:t>
       </w:r>
     </w:p>
     <w:p>
       <w:pPr>
         <w:pStyle w:val="Caption"/>
         <w:keepNext/>
-      </w:pPr>
-    </w:p>
-    <w:p>
-      <w:pPr>
-        <w:pStyle w:val="PlainText"/>
-        <w:rPr>
-          <w:rFonts w:ascii="Arial" w:hAnsi="Arial" w:cs="Arial"/>
-          <w:sz w:val="24"/>
-          <w:szCs w:val="24"/>
-        </w:rPr>
-      </w:pPr>
-      <w:r>
-        <w:rPr>
-          <w:rFonts w:ascii="Arial" w:hAnsi="Arial" w:cs="Arial"/>
-          <w:sz w:val="24"/>
-          <w:szCs w:val="24"/>
-        </w:rPr>
-        <w:t>Maximum Likelihood trees were estimated with substitution models suggested by ModelFinder (Table X) and bootstrapped 1000 times for validation.</w:t>
-      </w:r>
-    </w:p>
-    <w:p>
-      <w:pPr>
-        <w:pStyle w:val="PlainText"/>
-        <w:rPr>
-          <w:rFonts w:ascii="Arial" w:hAnsi="Arial" w:cs="Arial"/>
-          <w:sz w:val="24"/>
-          <w:szCs w:val="24"/>
-        </w:rPr>
-      </w:pPr>
-    </w:p>
-    <w:p>
-      <w:pPr>
-        <w:pStyle w:val="PlainText"/>
-        <w:rPr>
-          <w:rFonts w:ascii="Arial" w:hAnsi="Arial" w:cs="Arial"/>
-          <w:sz w:val="24"/>
-          <w:szCs w:val="24"/>
-        </w:rPr>
-      </w:pPr>
-      <w:r>
-        <w:rPr>
-          <w:rFonts w:ascii="Arial" w:hAnsi="Arial" w:cs="Arial"/>
-          <w:sz w:val="24"/>
-          <w:szCs w:val="24"/>
-        </w:rPr>
-        <w:t xml:space="preserve">Phylogenetic models were first trialled on Maximum Likelihood trees with the use of BayesTraits v3.0 [@meade_2022aa]; in the R wrapper "btw" [@griffin_2018aa]. A discrete-trait analysis estimated the origin host of viruses and protein features were </w:t>
+        <w:spacing w:line="480" w:lineRule="auto"/>
+      </w:pPr>
+    </w:p>
+    <w:p>
+      <w:pPr>
+        <w:pStyle w:val="PlainText"/>
+        <w:spacing w:line="480" w:lineRule="auto"/>
+        <w:rPr>
+          <w:rFonts w:ascii="Arial" w:hAnsi="Arial" w:cs="Arial"/>
+          <w:sz w:val="24"/>
+          <w:szCs w:val="24"/>
+        </w:rPr>
+      </w:pPr>
+      <w:r>
+        <w:rPr>
+          <w:rFonts w:ascii="Arial" w:hAnsi="Arial" w:cs="Arial"/>
+          <w:sz w:val="24"/>
+          <w:szCs w:val="24"/>
+        </w:rPr>
+        <w:t xml:space="preserve">Maximum Likelihood trees were estimated with </w:t>
+      </w:r>
+      <w:r>
+        <w:rPr>
+          <w:rFonts w:ascii="Arial" w:hAnsi="Arial" w:cs="Arial"/>
+          <w:sz w:val="24"/>
+          <w:szCs w:val="24"/>
+        </w:rPr>
+        <w:t xml:space="preserve">the </w:t>
+      </w:r>
+      <w:r>
+        <w:rPr>
+          <w:rFonts w:ascii="Arial" w:hAnsi="Arial" w:cs="Arial"/>
+          <w:sz w:val="24"/>
+          <w:szCs w:val="24"/>
+        </w:rPr>
+        <w:t xml:space="preserve">substitution models suggested by ModelFinder (Table </w:t>
+      </w:r>
+      <w:r>
+        <w:rPr>
+          <w:rFonts w:ascii="Arial" w:hAnsi="Arial" w:cs="Arial"/>
+          <w:sz w:val="24"/>
+          <w:szCs w:val="24"/>
+        </w:rPr>
+        <w:t>1</w:t>
+      </w:r>
+      <w:r>
+        <w:rPr>
+          <w:rFonts w:ascii="Arial" w:hAnsi="Arial" w:cs="Arial"/>
+          <w:sz w:val="24"/>
+          <w:szCs w:val="24"/>
+        </w:rPr>
+        <w:t>) and bootstrapped 1000 times for validation.</w:t>
+      </w:r>
+    </w:p>
+    <w:p>
+      <w:pPr>
+        <w:pStyle w:val="PlainText"/>
+        <w:spacing w:line="480" w:lineRule="auto"/>
+        <w:rPr>
+          <w:rFonts w:ascii="Arial" w:hAnsi="Arial" w:cs="Arial"/>
+          <w:sz w:val="24"/>
+          <w:szCs w:val="24"/>
+        </w:rPr>
+      </w:pPr>
+      <w:r>
+        <w:rPr>
+          <w:rFonts w:ascii="Arial" w:hAnsi="Arial" w:cs="Arial"/>
+          <w:sz w:val="24"/>
+          <w:szCs w:val="24"/>
+        </w:rPr>
+        <w:t xml:space="preserve">Phylogenetic models were first trialled on Maximum Likelihood trees with the use of </w:t>
+      </w:r>
+      <w:proofErr w:type="spellStart"/>
+      <w:r>
+        <w:rPr>
+          <w:rFonts w:ascii="Arial" w:hAnsi="Arial" w:cs="Arial"/>
+          <w:sz w:val="24"/>
+          <w:szCs w:val="24"/>
+        </w:rPr>
+        <w:t>BayesTraits</w:t>
+      </w:r>
+      <w:proofErr w:type="spellEnd"/>
+      <w:r>
+        <w:rPr>
+          <w:rFonts w:ascii="Arial" w:hAnsi="Arial" w:cs="Arial"/>
+          <w:sz w:val="24"/>
+          <w:szCs w:val="24"/>
+        </w:rPr>
+        <w:t xml:space="preserve"> v3.0 [@meade_2022aa]; in the R wrapper "btw" [@griffin_2018aa]. </w:t>
+      </w:r>
+      <w:r>
+        <w:rPr>
+          <w:rFonts w:ascii="Arial" w:hAnsi="Arial" w:cs="Arial"/>
+          <w:sz w:val="24"/>
+          <w:szCs w:val="24"/>
+        </w:rPr>
+        <w:t>First, a</w:t>
+      </w:r>
+      <w:r>
+        <w:rPr>
+          <w:rFonts w:ascii="Arial" w:hAnsi="Arial" w:cs="Arial"/>
+          <w:sz w:val="24"/>
+          <w:szCs w:val="24"/>
+        </w:rPr>
+        <w:t xml:space="preserve"> discrete-trait analysis estimated the origin host of viruses</w:t>
+      </w:r>
+      <w:r>
+        <w:rPr>
+          <w:rFonts w:ascii="Arial" w:hAnsi="Arial" w:cs="Arial"/>
+          <w:sz w:val="24"/>
+          <w:szCs w:val="24"/>
+        </w:rPr>
+        <w:t xml:space="preserve">, </w:t>
+      </w:r>
+      <w:r>
+        <w:rPr>
+          <w:rFonts w:ascii="Arial" w:hAnsi="Arial" w:cs="Arial"/>
+          <w:sz w:val="24"/>
+          <w:szCs w:val="24"/>
+        </w:rPr>
+        <w:t xml:space="preserve">protein features were </w:t>
+      </w:r>
+      <w:r>
+        <w:rPr>
+          <w:rFonts w:ascii="Arial" w:hAnsi="Arial" w:cs="Arial"/>
+          <w:sz w:val="24"/>
+          <w:szCs w:val="24"/>
+        </w:rPr>
+        <w:t xml:space="preserve">then </w:t>
+      </w:r>
+      <w:r>
+        <w:rPr>
+          <w:rFonts w:ascii="Arial" w:hAnsi="Arial" w:cs="Arial"/>
+          <w:sz w:val="24"/>
+          <w:szCs w:val="24"/>
+        </w:rPr>
+        <w:t>modelled as continuous traits. Trait analyses were first modelled using tips features and then ancestral trait reconstruction upon internal nodes, both using multi-state reverse-jump MCMC procedures. Initially, transition rates between discrete states (i.e. Host) were examined across each protein tree before the states of ancestral nodes were estimated.</w:t>
+      </w:r>
+    </w:p>
+    <w:p>
+      <w:pPr>
+        <w:pStyle w:val="PlainText"/>
+        <w:spacing w:line="480" w:lineRule="auto"/>
+        <w:rPr>
+          <w:rFonts w:ascii="Arial" w:hAnsi="Arial" w:cs="Arial"/>
+          <w:sz w:val="24"/>
+          <w:szCs w:val="24"/>
+        </w:rPr>
+      </w:pPr>
+    </w:p>
+    <w:p>
+      <w:pPr>
+        <w:pStyle w:val="PlainText"/>
+        <w:spacing w:line="480" w:lineRule="auto"/>
+        <w:rPr>
+          <w:rFonts w:ascii="Arial" w:hAnsi="Arial" w:cs="Arial"/>
+          <w:sz w:val="24"/>
+          <w:szCs w:val="24"/>
+        </w:rPr>
+      </w:pPr>
+      <w:r>
+        <w:rPr>
+          <w:rFonts w:ascii="Arial" w:hAnsi="Arial" w:cs="Arial"/>
+          <w:sz w:val="24"/>
+          <w:szCs w:val="24"/>
+        </w:rPr>
+        <w:t xml:space="preserve">Specific nodes were selected for ancestral trait reconstruction due to known historical host-switching events. Recognised host switch events </w:t>
+      </w:r>
+      <w:proofErr w:type="gramStart"/>
+      <w:r>
+        <w:rPr>
+          <w:rFonts w:ascii="Arial" w:hAnsi="Arial" w:cs="Arial"/>
+          <w:sz w:val="24"/>
+          <w:szCs w:val="24"/>
+        </w:rPr>
+        <w:t>include:</w:t>
+      </w:r>
+      <w:proofErr w:type="gramEnd"/>
+      <w:r>
+        <w:rPr>
+          <w:rFonts w:ascii="Arial" w:hAnsi="Arial" w:cs="Arial"/>
+          <w:sz w:val="24"/>
+          <w:szCs w:val="24"/>
+        </w:rPr>
+        <w:t xml:space="preserve"> human viruses that originated from avian and swine </w:t>
       </w:r>
       <w:r>
         <w:rPr>
@@ -1053,263 +2320,405 @@
           <w:szCs w:val="24"/>
         </w:rPr>
         <w:lastRenderedPageBreak/>
-        <w:t>modelled as continuous traits. Trait analyses were first modelled using tips features and then ancestral trait reconstruction upon internal nodes, both using multi-state reverse-jump MCMC procedures. Initially, transition rates between discrete states (i.e. Host) were examined across each protein tree before the states of ancestral nodes were estimated.</w:t>
-      </w:r>
-    </w:p>
-    <w:p>
-      <w:pPr>
-        <w:pStyle w:val="PlainText"/>
-        <w:rPr>
-          <w:rFonts w:ascii="Arial" w:hAnsi="Arial" w:cs="Arial"/>
-          <w:sz w:val="24"/>
-          <w:szCs w:val="24"/>
-        </w:rPr>
-      </w:pPr>
-    </w:p>
-    <w:p>
-      <w:pPr>
-        <w:pStyle w:val="PlainText"/>
-        <w:rPr>
-          <w:rFonts w:ascii="Arial" w:hAnsi="Arial" w:cs="Arial"/>
-          <w:sz w:val="24"/>
-          <w:szCs w:val="24"/>
-        </w:rPr>
-      </w:pPr>
-      <w:r>
-        <w:rPr>
-          <w:rFonts w:ascii="Arial" w:hAnsi="Arial" w:cs="Arial"/>
-          <w:sz w:val="24"/>
-          <w:szCs w:val="24"/>
-        </w:rPr>
-        <w:t>Specific nodes were selected for ancestral trait reconstruction due to known historical host-switching events. Recognised host switch events include: human viruses that originated from avian and swine reassortments in 1918, 1957 and 1968; emergence of swine viruses into human pandemic strains (H1N1pdm09); avian IAV into horses (H7N7 and H3N8) and the jump of equine H3N8 viruses into canine populations.</w:t>
-      </w:r>
-    </w:p>
-    <w:p>
-      <w:pPr>
-        <w:pStyle w:val="PlainText"/>
-        <w:rPr>
-          <w:rFonts w:ascii="Arial" w:hAnsi="Arial" w:cs="Arial"/>
-          <w:sz w:val="24"/>
-          <w:szCs w:val="24"/>
-        </w:rPr>
-      </w:pPr>
+        <w:t>reassortments in 1918</w:t>
+      </w:r>
+      <w:r>
+        <w:rPr>
+          <w:rFonts w:ascii="Arial" w:hAnsi="Arial" w:cs="Arial"/>
+          <w:sz w:val="24"/>
+          <w:szCs w:val="24"/>
+        </w:rPr>
+        <w:t xml:space="preserve"> (H1N1)</w:t>
+      </w:r>
+      <w:r>
+        <w:rPr>
+          <w:rFonts w:ascii="Arial" w:hAnsi="Arial" w:cs="Arial"/>
+          <w:sz w:val="24"/>
+          <w:szCs w:val="24"/>
+        </w:rPr>
+        <w:t xml:space="preserve">, 1957 </w:t>
+      </w:r>
+      <w:r>
+        <w:rPr>
+          <w:rFonts w:ascii="Arial" w:hAnsi="Arial" w:cs="Arial"/>
+          <w:sz w:val="24"/>
+          <w:szCs w:val="24"/>
+        </w:rPr>
+        <w:t xml:space="preserve">(H2N2) </w:t>
+      </w:r>
+      <w:r>
+        <w:rPr>
+          <w:rFonts w:ascii="Arial" w:hAnsi="Arial" w:cs="Arial"/>
+          <w:sz w:val="24"/>
+          <w:szCs w:val="24"/>
+        </w:rPr>
+        <w:t>and 1968</w:t>
+      </w:r>
+      <w:r>
+        <w:rPr>
+          <w:rFonts w:ascii="Arial" w:hAnsi="Arial" w:cs="Arial"/>
+          <w:sz w:val="24"/>
+          <w:szCs w:val="24"/>
+        </w:rPr>
+        <w:t xml:space="preserve"> (H3N2)</w:t>
+      </w:r>
+      <w:r>
+        <w:rPr>
+          <w:rFonts w:ascii="Arial" w:hAnsi="Arial" w:cs="Arial"/>
+          <w:sz w:val="24"/>
+          <w:szCs w:val="24"/>
+        </w:rPr>
+        <w:t>; emergence of swine viruses into human pandemic strains (H1N1</w:t>
+      </w:r>
+      <w:r>
+        <w:rPr>
+          <w:rFonts w:ascii="Arial" w:hAnsi="Arial" w:cs="Arial"/>
+          <w:sz w:val="24"/>
+          <w:szCs w:val="24"/>
+          <w:vertAlign w:val="subscript"/>
+        </w:rPr>
+        <w:t>pdm09</w:t>
+      </w:r>
+      <w:r>
+        <w:rPr>
+          <w:rFonts w:ascii="Arial" w:hAnsi="Arial" w:cs="Arial"/>
+          <w:sz w:val="24"/>
+          <w:szCs w:val="24"/>
+        </w:rPr>
+        <w:t>); avian IAV into horses (H7N7 and H3N8) and the jump of equine H3N8 viruses into canine populations.</w:t>
+      </w:r>
+    </w:p>
+    <w:p>
+      <w:pPr>
+        <w:pStyle w:val="PlainText"/>
+        <w:spacing w:line="480" w:lineRule="auto"/>
+        <w:rPr>
+          <w:rFonts w:ascii="Arial" w:hAnsi="Arial" w:cs="Arial"/>
+          <w:i/>
+          <w:iCs/>
+          <w:sz w:val="24"/>
+          <w:szCs w:val="24"/>
+        </w:rPr>
+      </w:pPr>
+      <w:r>
+        <w:rPr>
+          <w:rFonts w:ascii="Arial" w:hAnsi="Arial" w:cs="Arial"/>
+          <w:i/>
+          <w:iCs/>
+          <w:sz w:val="24"/>
+          <w:szCs w:val="24"/>
+        </w:rPr>
+        <w:t>Some kind of historical figure (like those below) would be nice and point out exactly where these subtrees are picked from</w:t>
+      </w:r>
+    </w:p>
+    <w:p>
+      <w:pPr>
+        <w:pStyle w:val="PlainText"/>
+        <w:spacing w:line="480" w:lineRule="auto"/>
+        <w:rPr>
+          <w:rFonts w:ascii="Arial" w:hAnsi="Arial" w:cs="Arial"/>
+          <w:sz w:val="24"/>
+          <w:szCs w:val="24"/>
+        </w:rPr>
+      </w:pPr>
+      <w:r>
+        <w:rPr>
+          <w:rFonts w:ascii="Arial" w:hAnsi="Arial" w:cs="Arial"/>
+          <w:noProof/>
+          <w:sz w:val="24"/>
+          <w:szCs w:val="24"/>
+          <w14:ligatures w14:val="standardContextual"/>
+        </w:rPr>
+        <w:drawing>
+          <wp:inline distT="0" distB="0" distL="0" distR="0" wp14:anchorId="139960EF" wp14:editId="0266ABE3">
+            <wp:extent cx="5955315" cy="3415030"/>
+            <wp:effectExtent l="12700" t="12700" r="13970" b="13970"/>
+            <wp:docPr id="975068291" name="Picture 3"/>
+            <wp:cNvGraphicFramePr>
+              <a:graphicFrameLocks xmlns:a="http://schemas.openxmlformats.org/drawingml/2006/main" noChangeAspect="1"/>
+            </wp:cNvGraphicFramePr>
+            <a:graphic xmlns:a="http://schemas.openxmlformats.org/drawingml/2006/main">
+              <a:graphicData uri="http://schemas.openxmlformats.org/drawingml/2006/picture">
+                <pic:pic xmlns:pic="http://schemas.openxmlformats.org/drawingml/2006/picture">
+                  <pic:nvPicPr>
+                    <pic:cNvPr id="975068291" name="Picture 975068291"/>
+                    <pic:cNvPicPr/>
+                  </pic:nvPicPr>
+                  <pic:blipFill rotWithShape="1">
+                    <a:blip r:embed="rId12"/>
+                    <a:srcRect l="5131" t="14696" r="5238" b="12571"/>
+                    <a:stretch/>
+                  </pic:blipFill>
+                  <pic:spPr bwMode="auto">
+                    <a:xfrm>
+                      <a:off x="0" y="0"/>
+                      <a:ext cx="5956750" cy="3415853"/>
+                    </a:xfrm>
+                    <a:prstGeom prst="rect">
+                      <a:avLst/>
+                    </a:prstGeom>
+                    <a:ln w="9525" cap="flat" cmpd="sng" algn="ctr">
+                      <a:solidFill>
+                        <a:srgbClr val="156082"/>
+                      </a:solidFill>
+                      <a:prstDash val="solid"/>
+                      <a:round/>
+                      <a:headEnd type="none" w="med" len="med"/>
+                      <a:tailEnd type="none" w="med" len="med"/>
+                      <a:extLst>
+                        <a:ext uri="{C807C97D-BFC1-408E-A445-0C87EB9F89A2}">
+                          <ask:lineSketchStyleProps xmlns:ask="http://schemas.microsoft.com/office/drawing/2018/sketchyshapes" sd="0">
+                            <a:custGeom>
+                              <a:avLst/>
+                              <a:gdLst/>
+                              <a:ahLst/>
+                              <a:cxnLst/>
+                              <a:rect l="0" t="0" r="0" b="0"/>
+                              <a:pathLst/>
+                            </a:custGeom>
+                            <ask:type/>
+                          </ask:lineSketchStyleProps>
+                        </a:ext>
+                      </a:extLst>
+                    </a:ln>
+                    <a:extLst>
+                      <a:ext uri="{53640926-AAD7-44D8-BBD7-CCE9431645EC}">
+                        <a14:shadowObscured xmlns:a14="http://schemas.microsoft.com/office/drawing/2010/main"/>
+                      </a:ext>
+                    </a:extLst>
+                  </pic:spPr>
+                </pic:pic>
+              </a:graphicData>
+            </a:graphic>
+          </wp:inline>
+        </w:drawing>
+      </w:r>
+    </w:p>
+    <w:p>
+      <w:pPr>
+        <w:pStyle w:val="PlainText"/>
+        <w:spacing w:line="480" w:lineRule="auto"/>
+        <w:rPr>
+          <w:rFonts w:ascii="Arial" w:hAnsi="Arial" w:cs="Arial"/>
+          <w:sz w:val="24"/>
+          <w:szCs w:val="24"/>
+        </w:rPr>
+      </w:pPr>
+      <w:r>
+        <w:rPr>
+          <w:rFonts w:ascii="Arial" w:hAnsi="Arial" w:cs="Arial"/>
+          <w:noProof/>
+          <w:sz w:val="24"/>
+          <w:szCs w:val="24"/>
+          <w14:ligatures w14:val="standardContextual"/>
+        </w:rPr>
+        <w:drawing>
+          <wp:inline distT="0" distB="0" distL="0" distR="0" wp14:anchorId="392A131B" wp14:editId="56267439">
+            <wp:extent cx="4998004" cy="3288604"/>
+            <wp:effectExtent l="12700" t="12700" r="6350" b="13970"/>
+            <wp:docPr id="1895387756" name="Picture 4"/>
+            <wp:cNvGraphicFramePr>
+              <a:graphicFrameLocks xmlns:a="http://schemas.openxmlformats.org/drawingml/2006/main" noChangeAspect="1"/>
+            </wp:cNvGraphicFramePr>
+            <a:graphic xmlns:a="http://schemas.openxmlformats.org/drawingml/2006/main">
+              <a:graphicData uri="http://schemas.openxmlformats.org/drawingml/2006/picture">
+                <pic:pic xmlns:pic="http://schemas.openxmlformats.org/drawingml/2006/picture">
+                  <pic:nvPicPr>
+                    <pic:cNvPr id="1895387756" name="Picture 1895387756"/>
+                    <pic:cNvPicPr/>
+                  </pic:nvPicPr>
+                  <pic:blipFill rotWithShape="1">
+                    <a:blip r:embed="rId13"/>
+                    <a:srcRect l="4751" t="13984" r="20032" b="15980"/>
+                    <a:stretch/>
+                  </pic:blipFill>
+                  <pic:spPr bwMode="auto">
+                    <a:xfrm>
+                      <a:off x="0" y="0"/>
+                      <a:ext cx="4998901" cy="3289194"/>
+                    </a:xfrm>
+                    <a:prstGeom prst="rect">
+                      <a:avLst/>
+                    </a:prstGeom>
+                    <a:ln w="9525" cap="flat" cmpd="sng" algn="ctr">
+                      <a:solidFill>
+                        <a:srgbClr val="156082"/>
+                      </a:solidFill>
+                      <a:prstDash val="solid"/>
+                      <a:round/>
+                      <a:headEnd type="none" w="med" len="med"/>
+                      <a:tailEnd type="none" w="med" len="med"/>
+                      <a:extLst>
+                        <a:ext uri="{C807C97D-BFC1-408E-A445-0C87EB9F89A2}">
+                          <ask:lineSketchStyleProps xmlns:ask="http://schemas.microsoft.com/office/drawing/2018/sketchyshapes" sd="0">
+                            <a:custGeom>
+                              <a:avLst/>
+                              <a:gdLst/>
+                              <a:ahLst/>
+                              <a:cxnLst/>
+                              <a:rect l="0" t="0" r="0" b="0"/>
+                              <a:pathLst/>
+                            </a:custGeom>
+                            <ask:type/>
+                          </ask:lineSketchStyleProps>
+                        </a:ext>
+                      </a:extLst>
+                    </a:ln>
+                    <a:extLst>
+                      <a:ext uri="{53640926-AAD7-44D8-BBD7-CCE9431645EC}">
+                        <a14:shadowObscured xmlns:a14="http://schemas.microsoft.com/office/drawing/2010/main"/>
+                      </a:ext>
+                    </a:extLst>
+                  </pic:spPr>
+                </pic:pic>
+              </a:graphicData>
+            </a:graphic>
+          </wp:inline>
+        </w:drawing>
+      </w:r>
     </w:p>
     <w:p>
       <w:pPr>
         <w:pStyle w:val="Heading2"/>
-      </w:pPr>
-      <w:r>
-        <w:t xml:space="preserve"> Sequence Reconstruction</w:t>
-      </w:r>
-    </w:p>
-    <w:p>
-      <w:pPr>
-        <w:pStyle w:val="PlainText"/>
-        <w:rPr>
-          <w:rFonts w:ascii="Arial" w:hAnsi="Arial" w:cs="Arial"/>
-          <w:sz w:val="24"/>
-          <w:szCs w:val="24"/>
-        </w:rPr>
-      </w:pPr>
-    </w:p>
-    <w:p>
-      <w:pPr>
-        <w:pStyle w:val="PlainText"/>
-        <w:rPr>
-          <w:rFonts w:ascii="Arial" w:hAnsi="Arial" w:cs="Arial"/>
-          <w:sz w:val="24"/>
-          <w:szCs w:val="24"/>
-        </w:rPr>
-      </w:pPr>
-      <w:r>
-        <w:rPr>
-          <w:rFonts w:ascii="Arial" w:hAnsi="Arial" w:cs="Arial"/>
-          <w:sz w:val="24"/>
-          <w:szCs w:val="24"/>
-        </w:rPr>
-        <w:t>RateAncestor: this variable can be set to 0 or 1. If RateAncestor = 1, the program is forced to do two additional analyses, which you can ignore if you do not need the results. First, under a model of variable rates across sites such as the gamma, RateAncestor = 1 forces the program to calculate rates for individual sites along the sequence (output that will be saved in the output rates file), using the empirical Bayes procedure (Yang and Wang 1995). Secondly, RateAncestor = 1 forces the program to perform the empirical Bayesian reconstruction of ancestral sequences (Yang et al. 1995b; Koshi and Goldstein 1996; [Yang 2006 pages 119-124(&lt;http://abacus.gene.ucl.ac.uk/CME/&gt;)]). Ancestral state reconstruction by parsimony (Fitch 1971; Hartigan 1973) is well known (i.e., it is implemented in the PAML program pamp). It can also be achieved using the likelihood/empirical Bayes approach. Often, the two approaches produce similar results, but the likelihood-based reconstruction has two advantages over parsimony: this method uses information from the branch lengths and the relative substitution rates between characters (nucleotides) and provides a measure of uncertainties in the form of posterior probabilities for reconstructed ancestral states.</w:t>
-      </w:r>
-    </w:p>
-    <w:p>
-      <w:pPr>
-        <w:pStyle w:val="PlainText"/>
-        <w:rPr>
-          <w:rFonts w:ascii="Arial" w:hAnsi="Arial" w:cs="Arial"/>
-          <w:sz w:val="24"/>
-          <w:szCs w:val="24"/>
-        </w:rPr>
-      </w:pPr>
-    </w:p>
-    <w:p>
-      <w:pPr>
-        <w:pStyle w:val="PlainText"/>
-        <w:rPr>
-          <w:rFonts w:ascii="Arial" w:hAnsi="Arial" w:cs="Arial"/>
-          <w:sz w:val="24"/>
-          <w:szCs w:val="24"/>
-        </w:rPr>
-      </w:pPr>
-      <w:r>
-        <w:rPr>
-          <w:rFonts w:ascii="Arial" w:hAnsi="Arial" w:cs="Arial"/>
-          <w:sz w:val="24"/>
-          <w:szCs w:val="24"/>
-        </w:rPr>
-        <w:t>The results are listed, by site, in the output file rst. You can also use the variable verbose to control how much information you want to be written in this output file. If verbose = 0, only the best nucleotide (the one with the highest posterior probability) at each node at each site is listed, while with verbose = 1 (try 2 if 1 does not work), the full posterior probability distribution from the marginal reconstruction is listed. If the model is homogenous (i.e., if nhomo = 0 or nhomo = 1 have been specified in the control file) and assumes one rate for all sites, both the joint and marginal ancestral reconstructions will be calculated. If the model assumes variable rates among sites like the gamma model, only the marginal reconstructions are calculated. More details about ancestral sequence reconstruction in the section below.</w:t>
-      </w:r>
-    </w:p>
-    <w:p>
-      <w:pPr>
-        <w:pStyle w:val="PlainText"/>
-        <w:rPr>
-          <w:rFonts w:ascii="Arial" w:hAnsi="Arial" w:cs="Arial"/>
-          <w:sz w:val="24"/>
-          <w:szCs w:val="24"/>
-        </w:rPr>
-      </w:pPr>
-    </w:p>
-    <w:p>
-      <w:pPr>
-        <w:pStyle w:val="PlainText"/>
-        <w:rPr>
-          <w:rFonts w:ascii="Arial" w:hAnsi="Arial" w:cs="Arial"/>
-          <w:sz w:val="24"/>
-          <w:szCs w:val="24"/>
-        </w:rPr>
-      </w:pPr>
-      <w:r>
-        <w:rPr>
-          <w:rFonts w:ascii="Arial" w:hAnsi="Arial" w:cs="Arial"/>
-          <w:sz w:val="24"/>
-          <w:szCs w:val="24"/>
-        </w:rPr>
-        <w:t>In order to test the models further, protein features of the internal nodes could be calculated. Of course, the majority of these internal nodes do not have sequences collected. To circumvent this, a further step of our analyses could be to reconstruct ancestral sequences. By estimating the sequence of an internal node, it can then be re-input into iFeaturesOmega. Then, if our hypothesis stands, the features of these inferred proteins ought to be an average of the two descendants.</w:t>
-      </w:r>
-    </w:p>
-    <w:p>
-      <w:pPr>
-        <w:pStyle w:val="PlainText"/>
-        <w:rPr>
-          <w:rFonts w:ascii="Arial" w:hAnsi="Arial" w:cs="Arial"/>
-          <w:sz w:val="24"/>
-          <w:szCs w:val="24"/>
-        </w:rPr>
-      </w:pPr>
-    </w:p>
-    <w:p>
-      <w:pPr>
-        <w:pStyle w:val="PlainText"/>
-        <w:rPr>
-          <w:rFonts w:ascii="Arial" w:hAnsi="Arial" w:cs="Arial"/>
-          <w:sz w:val="24"/>
-          <w:szCs w:val="24"/>
-        </w:rPr>
-      </w:pPr>
-      <w:r>
-        <w:rPr>
-          <w:rFonts w:ascii="Arial" w:hAnsi="Arial" w:cs="Arial"/>
-          <w:sz w:val="24"/>
-          <w:szCs w:val="24"/>
-        </w:rPr>
-        <w:t>CodeML is suggested as a tool for reconstructing ancestral protein sequences.`0969DA`</w:t>
-      </w:r>
-    </w:p>
-    <w:p>
-      <w:pPr>
-        <w:pStyle w:val="PlainText"/>
-        <w:rPr>
-          <w:rFonts w:ascii="Arial" w:hAnsi="Arial" w:cs="Arial"/>
-          <w:sz w:val="24"/>
-          <w:szCs w:val="24"/>
-        </w:rPr>
-      </w:pPr>
+        <w:spacing w:line="480" w:lineRule="auto"/>
+      </w:pPr>
+      <w:r>
+        <w:lastRenderedPageBreak/>
+        <w:t>Sequence Reconstruction</w:t>
+      </w:r>
+    </w:p>
+    <w:p>
+      <w:pPr>
+        <w:pStyle w:val="PlainText"/>
+        <w:spacing w:line="480" w:lineRule="auto"/>
+        <w:rPr>
+          <w:rFonts w:ascii="Arial" w:hAnsi="Arial" w:cs="Arial"/>
+          <w:sz w:val="24"/>
+          <w:szCs w:val="24"/>
+        </w:rPr>
+      </w:pPr>
+      <w:r>
+        <w:rPr>
+          <w:rFonts w:ascii="Arial" w:hAnsi="Arial" w:cs="Arial"/>
+          <w:sz w:val="24"/>
+          <w:szCs w:val="24"/>
+        </w:rPr>
+        <w:t xml:space="preserve">In order to test the models further, protein features of the internal nodes could be calculated. Of course, the majority of these internal nodes do not have sequences collected. To circumvent this, a further step of our analyses could be to reconstruct ancestral sequences. By estimating the sequence of an internal node, it can then be re-input into </w:t>
+      </w:r>
+      <w:proofErr w:type="spellStart"/>
+      <w:r>
+        <w:rPr>
+          <w:rFonts w:ascii="Arial" w:hAnsi="Arial" w:cs="Arial"/>
+          <w:sz w:val="24"/>
+          <w:szCs w:val="24"/>
+        </w:rPr>
+        <w:t>iFeaturesOmega</w:t>
+      </w:r>
+      <w:proofErr w:type="spellEnd"/>
+      <w:r>
+        <w:rPr>
+          <w:rFonts w:ascii="Arial" w:hAnsi="Arial" w:cs="Arial"/>
+          <w:sz w:val="24"/>
+          <w:szCs w:val="24"/>
+        </w:rPr>
+        <w:t>. Then, if our hypothesis stands, the features of these inferred proteins ought to be an average of the two descendants.</w:t>
+      </w:r>
+    </w:p>
+    <w:p>
+      <w:pPr>
+        <w:pStyle w:val="PlainText"/>
+        <w:spacing w:line="480" w:lineRule="auto"/>
+        <w:rPr>
+          <w:rFonts w:ascii="Arial" w:hAnsi="Arial" w:cs="Arial"/>
+          <w:sz w:val="24"/>
+          <w:szCs w:val="24"/>
+        </w:rPr>
+      </w:pPr>
+    </w:p>
+    <w:p>
+      <w:pPr>
+        <w:pStyle w:val="PlainText"/>
+        <w:spacing w:line="480" w:lineRule="auto"/>
+        <w:rPr>
+          <w:rFonts w:ascii="Arial" w:hAnsi="Arial" w:cs="Arial"/>
+          <w:sz w:val="24"/>
+          <w:szCs w:val="24"/>
+        </w:rPr>
+      </w:pPr>
+      <w:proofErr w:type="spellStart"/>
+      <w:r>
+        <w:rPr>
+          <w:rFonts w:ascii="Arial" w:hAnsi="Arial" w:cs="Arial"/>
+          <w:sz w:val="24"/>
+          <w:szCs w:val="24"/>
+        </w:rPr>
+        <w:t>CodeML</w:t>
+      </w:r>
+      <w:proofErr w:type="spellEnd"/>
+      <w:r>
+        <w:rPr>
+          <w:rFonts w:ascii="Arial" w:hAnsi="Arial" w:cs="Arial"/>
+          <w:sz w:val="24"/>
+          <w:szCs w:val="24"/>
+        </w:rPr>
+        <w:t xml:space="preserve"> is suggested as a tool for reconstructing ancestral protein sequences.</w:t>
+      </w:r>
+    </w:p>
+    <w:p>
+      <w:pPr>
+        <w:pStyle w:val="PlainText"/>
+        <w:spacing w:line="480" w:lineRule="auto"/>
+        <w:rPr>
+          <w:rFonts w:ascii="Arial" w:hAnsi="Arial" w:cs="Arial"/>
+          <w:i/>
+          <w:iCs/>
+          <w:sz w:val="24"/>
+          <w:szCs w:val="24"/>
+        </w:rPr>
+      </w:pPr>
+      <w:r>
+        <w:rPr>
+          <w:rFonts w:ascii="Arial" w:hAnsi="Arial" w:cs="Arial"/>
+          <w:i/>
+          <w:iCs/>
+          <w:sz w:val="24"/>
+          <w:szCs w:val="24"/>
+        </w:rPr>
+        <w:t>`0969DA`</w:t>
+      </w:r>
+      <w:r>
+        <w:rPr>
+          <w:rFonts w:ascii="Arial" w:hAnsi="Arial" w:cs="Arial"/>
+          <w:i/>
+          <w:iCs/>
+          <w:sz w:val="24"/>
+          <w:szCs w:val="24"/>
+        </w:rPr>
+        <w:t xml:space="preserve"> What is this?</w:t>
+      </w:r>
     </w:p>
     <w:p>
       <w:pPr>
         <w:pStyle w:val="Heading1"/>
-      </w:pPr>
-      <w:r>
-        <w:t xml:space="preserve"> Results</w:t>
-      </w:r>
-    </w:p>
-    <w:p>
-      <w:pPr>
-        <w:pStyle w:val="PlainText"/>
-        <w:rPr>
-          <w:rFonts w:ascii="Arial" w:hAnsi="Arial" w:cs="Arial"/>
-          <w:sz w:val="24"/>
-          <w:szCs w:val="24"/>
-        </w:rPr>
-      </w:pPr>
+        <w:spacing w:line="480" w:lineRule="auto"/>
+      </w:pPr>
+      <w:r>
+        <w:t>Results</w:t>
+      </w:r>
     </w:p>
     <w:p>
       <w:pPr>
         <w:pStyle w:val="Heading2"/>
-      </w:pPr>
-      <w:r>
-        <w:t xml:space="preserve"> Dataset Curation</w:t>
-      </w:r>
-    </w:p>
-    <w:p>
-      <w:pPr>
-        <w:pStyle w:val="PlainText"/>
-        <w:rPr>
-          <w:rFonts w:ascii="Arial" w:hAnsi="Arial" w:cs="Arial"/>
-          <w:sz w:val="24"/>
-          <w:szCs w:val="24"/>
-        </w:rPr>
-      </w:pPr>
-    </w:p>
-    <w:p>
-      <w:pPr>
-        <w:pStyle w:val="PlainText"/>
-        <w:rPr>
-          <w:rFonts w:ascii="Arial" w:hAnsi="Arial" w:cs="Arial"/>
-          <w:sz w:val="24"/>
-          <w:szCs w:val="24"/>
-        </w:rPr>
-      </w:pPr>
-      <w:r>
-        <w:rPr>
-          <w:rFonts w:ascii="Arial" w:hAnsi="Arial" w:cs="Arial"/>
-          <w:sz w:val="24"/>
-          <w:szCs w:val="24"/>
-        </w:rPr>
-        <w:t>In total 36,419 sequences were found eligible for study (14,682 avian and 21,737 mammalian).</w:t>
-      </w:r>
-    </w:p>
-    <w:p>
-      <w:pPr>
-        <w:pStyle w:val="PlainText"/>
-        <w:rPr>
-          <w:rFonts w:ascii="Arial" w:hAnsi="Arial" w:cs="Arial"/>
-          <w:sz w:val="24"/>
-          <w:szCs w:val="24"/>
-        </w:rPr>
-      </w:pPr>
-    </w:p>
-    <w:p>
-      <w:pPr>
-        <w:pStyle w:val="PlainText"/>
-        <w:rPr>
-          <w:rFonts w:ascii="Arial" w:hAnsi="Arial" w:cs="Arial"/>
-          <w:sz w:val="24"/>
-          <w:szCs w:val="24"/>
-        </w:rPr>
-      </w:pPr>
-      <w:r>
-        <w:rPr>
-          <w:rFonts w:ascii="Arial" w:hAnsi="Arial" w:cs="Arial"/>
-          <w:sz w:val="24"/>
-          <w:szCs w:val="24"/>
-        </w:rPr>
-        <w:lastRenderedPageBreak/>
-        <w:t>The clustering resulting from removing sequences with a 95% sequence identity left us with 6,697 protein sequences overall, representing 4,551 individual virus genomes. To assist with building the model architecture, any virus genome that had at least one representative protein was analysed fully - hence 4,551 samples for each of the 8 proteins analysed, despite the high sequence homology between many of them. The number of representative proteins called by the clustering algorithm is shown in Table X and full lists of the associated accession codes are available in Supplementary X.</w:t>
-      </w:r>
-    </w:p>
-    <w:p>
-      <w:pPr>
-        <w:pStyle w:val="PlainText"/>
+        <w:spacing w:line="480" w:lineRule="auto"/>
+      </w:pPr>
+      <w:r>
+        <w:t>Dataset Curation</w:t>
+      </w:r>
+    </w:p>
+    <w:p>
+      <w:pPr>
+        <w:pStyle w:val="PlainText"/>
+        <w:spacing w:line="480" w:lineRule="auto"/>
         <w:rPr>
           <w:rFonts w:ascii="Arial" w:hAnsi="Arial" w:cs="Arial"/>
           <w:sz w:val="24"/>
@@ -1325,16 +2734,16 @@
           <w14:ligatures w14:val="standardContextual"/>
         </w:rPr>
         <w:drawing>
-          <wp:anchor distT="0" distB="0" distL="114300" distR="114300" simplePos="0" relativeHeight="251660288" behindDoc="0" locked="0" layoutInCell="1" allowOverlap="1" wp14:anchorId="107D2441" wp14:editId="362C2170">
+          <wp:anchor distT="0" distB="0" distL="114300" distR="114300" simplePos="0" relativeHeight="251660288" behindDoc="0" locked="0" layoutInCell="1" allowOverlap="1" wp14:anchorId="107D2441" wp14:editId="37702494">
             <wp:simplePos x="0" y="0"/>
             <wp:positionH relativeFrom="column">
-              <wp:posOffset>0</wp:posOffset>
+              <wp:posOffset>1905</wp:posOffset>
             </wp:positionH>
             <wp:positionV relativeFrom="paragraph">
-              <wp:posOffset>0</wp:posOffset>
+              <wp:posOffset>348615</wp:posOffset>
             </wp:positionV>
-            <wp:extent cx="1541145" cy="1748790"/>
-            <wp:effectExtent l="0" t="0" r="0" b="3810"/>
+            <wp:extent cx="1798320" cy="2040890"/>
+            <wp:effectExtent l="0" t="0" r="5080" b="3810"/>
             <wp:wrapSquare wrapText="bothSides"/>
             <wp:docPr id="407093537" name="Picture 1"/>
             <wp:cNvGraphicFramePr>
@@ -1348,14 +2757,14 @@
                     <pic:cNvPicPr/>
                   </pic:nvPicPr>
                   <pic:blipFill rotWithShape="1">
-                    <a:blip r:embed="rId7"/>
+                    <a:blip r:embed="rId11"/>
                     <a:srcRect l="36502" t="18730" r="43060" b="48436"/>
                     <a:stretch/>
                   </pic:blipFill>
                   <pic:spPr bwMode="auto">
                     <a:xfrm>
                       <a:off x="0" y="0"/>
-                      <a:ext cx="1541145" cy="1748790"/>
+                      <a:ext cx="1798320" cy="2040890"/>
                     </a:xfrm>
                     <a:prstGeom prst="rect">
                       <a:avLst/>
@@ -1381,92 +2790,171 @@
           </wp:anchor>
         </w:drawing>
       </w:r>
-    </w:p>
-    <w:p>
-      <w:pPr>
-        <w:pStyle w:val="PlainText"/>
-        <w:rPr>
-          <w:rFonts w:ascii="Arial" w:hAnsi="Arial" w:cs="Arial"/>
-          <w:sz w:val="24"/>
-          <w:szCs w:val="24"/>
-        </w:rPr>
-      </w:pPr>
-      <w:r>
-        <w:rPr>
-          <w:rFonts w:ascii="Arial" w:hAnsi="Arial" w:cs="Arial"/>
-          <w:sz w:val="24"/>
-          <w:szCs w:val="24"/>
-        </w:rPr>
-        <w:t>&gt; [!NOTE]</w:t>
-      </w:r>
-    </w:p>
-    <w:p>
-      <w:pPr>
-        <w:pStyle w:val="PlainText"/>
-        <w:rPr>
-          <w:rFonts w:ascii="Arial" w:hAnsi="Arial" w:cs="Arial"/>
-          <w:sz w:val="24"/>
-          <w:szCs w:val="24"/>
-        </w:rPr>
-      </w:pPr>
-      <w:r>
-        <w:rPr>
-          <w:rFonts w:ascii="Arial" w:hAnsi="Arial" w:cs="Arial"/>
-          <w:sz w:val="24"/>
-          <w:szCs w:val="24"/>
-        </w:rPr>
-        <w:t>&gt; Note that some viruses had multiple proteins</w:t>
-      </w:r>
-    </w:p>
-    <w:p>
-      <w:pPr>
-        <w:pStyle w:val="PlainText"/>
-        <w:rPr>
-          <w:rFonts w:ascii="Arial" w:hAnsi="Arial" w:cs="Arial"/>
-          <w:sz w:val="24"/>
-          <w:szCs w:val="24"/>
-        </w:rPr>
-      </w:pPr>
+      <w:r>
+        <w:rPr>
+          <w:rFonts w:ascii="Arial" w:hAnsi="Arial" w:cs="Arial"/>
+          <w:sz w:val="24"/>
+          <w:szCs w:val="24"/>
+        </w:rPr>
+        <w:t>In total 36,419 sequences were found eligible for study (14,682 avian and 21,737 mammalian).</w:t>
+      </w:r>
+    </w:p>
+    <w:p>
+      <w:pPr>
+        <w:pStyle w:val="PlainText"/>
+        <w:spacing w:line="480" w:lineRule="auto"/>
+        <w:rPr>
+          <w:rFonts w:ascii="Arial" w:hAnsi="Arial" w:cs="Arial"/>
+          <w:sz w:val="24"/>
+          <w:szCs w:val="24"/>
+        </w:rPr>
+      </w:pPr>
+      <w:r>
+        <w:rPr>
+          <w:rFonts w:ascii="Arial" w:hAnsi="Arial" w:cs="Arial"/>
+          <w:sz w:val="24"/>
+          <w:szCs w:val="24"/>
+        </w:rPr>
+        <w:t>The clustering resulting from removing sequences with a 95% sequence identity left us with 6,697 protein sequences overall, representing 4,551 individual virus genomes. To assist with building the model architecture, any virus genome that had at least one representative protein was analysed fully - hence 4,551 samples for each of the 8 proteins analysed, despite the high sequence homology between many of the</w:t>
+      </w:r>
+      <w:r>
+        <w:rPr>
+          <w:rFonts w:ascii="Arial" w:hAnsi="Arial" w:cs="Arial"/>
+          <w:sz w:val="24"/>
+          <w:szCs w:val="24"/>
+        </w:rPr>
+        <w:t xml:space="preserve"> proteins except for the selected representative protein</w:t>
+      </w:r>
+      <w:r>
+        <w:rPr>
+          <w:rFonts w:ascii="Arial" w:hAnsi="Arial" w:cs="Arial"/>
+          <w:sz w:val="24"/>
+          <w:szCs w:val="24"/>
+        </w:rPr>
+        <w:t>. The number of representative proteins called by the clustering algorithm is shown in Table X and full lists of the associated accession codes are available in Supplementary X.</w:t>
+      </w:r>
     </w:p>
     <w:p>
       <w:pPr>
         <w:pStyle w:val="Heading2"/>
-      </w:pPr>
-      <w:r>
-        <w:t xml:space="preserve"> Protein Models</w:t>
-      </w:r>
-    </w:p>
-    <w:p>
-      <w:pPr>
-        <w:pStyle w:val="PlainText"/>
-        <w:rPr>
-          <w:rFonts w:ascii="Arial" w:hAnsi="Arial" w:cs="Arial"/>
-          <w:sz w:val="24"/>
-          <w:szCs w:val="24"/>
-        </w:rPr>
-      </w:pPr>
-    </w:p>
-    <w:p>
-      <w:pPr>
-        <w:pStyle w:val="PlainText"/>
-        <w:rPr>
-          <w:rFonts w:ascii="Arial" w:hAnsi="Arial" w:cs="Arial"/>
-          <w:sz w:val="24"/>
-          <w:szCs w:val="24"/>
-        </w:rPr>
-      </w:pPr>
-      <w:r>
-        <w:rPr>
-          <w:rFonts w:ascii="Arial" w:hAnsi="Arial" w:cs="Arial"/>
-          <w:sz w:val="24"/>
-          <w:szCs w:val="24"/>
-        </w:rPr>
-        <w:t>Confusion matrices made between known origin host and those predicted by the stack models were used to assess model predictive strength and find evidence of possible host shifts.</w:t>
-      </w:r>
-    </w:p>
-    <w:p>
-      <w:pPr>
-        <w:pStyle w:val="PlainText"/>
+        <w:spacing w:line="480" w:lineRule="auto"/>
+      </w:pPr>
+      <w:r>
+        <w:t>Protein Models</w:t>
+      </w:r>
+    </w:p>
+    <w:p>
+      <w:pPr>
+        <w:pStyle w:val="PlainText"/>
+        <w:spacing w:line="480" w:lineRule="auto"/>
+        <w:rPr>
+          <w:rFonts w:ascii="Arial" w:hAnsi="Arial" w:cs="Arial"/>
+          <w:sz w:val="24"/>
+          <w:szCs w:val="24"/>
+        </w:rPr>
+      </w:pPr>
+      <w:r>
+        <w:rPr>
+          <w:rFonts w:ascii="Arial" w:hAnsi="Arial" w:cs="Arial"/>
+          <w:sz w:val="24"/>
+          <w:szCs w:val="24"/>
+        </w:rPr>
+        <w:t xml:space="preserve">Confusion matrices </w:t>
+      </w:r>
+      <w:commentRangeStart w:id="2"/>
+      <w:r>
+        <w:rPr>
+          <w:rFonts w:ascii="Arial" w:hAnsi="Arial" w:cs="Arial"/>
+          <w:sz w:val="24"/>
+          <w:szCs w:val="24"/>
+        </w:rPr>
+        <w:t xml:space="preserve">made </w:t>
+      </w:r>
+      <w:commentRangeEnd w:id="2"/>
+      <w:r>
+        <w:rPr>
+          <w:rStyle w:val="CommentReference"/>
+          <w:rFonts w:ascii="Arial" w:hAnsi="Arial" w:cstheme="minorBidi"/>
+        </w:rPr>
+        <w:commentReference w:id="2"/>
+      </w:r>
+      <w:r>
+        <w:rPr>
+          <w:rFonts w:ascii="Arial" w:hAnsi="Arial" w:cs="Arial"/>
+          <w:sz w:val="24"/>
+          <w:szCs w:val="24"/>
+        </w:rPr>
+        <w:t xml:space="preserve">between known origin host and those predicted by the </w:t>
+      </w:r>
+      <w:r>
+        <w:rPr>
+          <w:rFonts w:ascii="Arial" w:hAnsi="Arial" w:cs="Arial"/>
+          <w:sz w:val="24"/>
+          <w:szCs w:val="24"/>
+        </w:rPr>
+        <w:t>machine learning</w:t>
+      </w:r>
+      <w:r>
+        <w:rPr>
+          <w:rFonts w:ascii="Arial" w:hAnsi="Arial" w:cs="Arial"/>
+          <w:sz w:val="24"/>
+          <w:szCs w:val="24"/>
+        </w:rPr>
+        <w:t xml:space="preserve"> models were used to assess model predictive strength and find </w:t>
+      </w:r>
+      <w:r>
+        <w:rPr>
+          <w:rFonts w:ascii="Arial" w:hAnsi="Arial" w:cs="Arial"/>
+          <w:sz w:val="24"/>
+          <w:szCs w:val="24"/>
+        </w:rPr>
+        <w:t>signal</w:t>
+      </w:r>
+      <w:r>
+        <w:rPr>
+          <w:rFonts w:ascii="Arial" w:hAnsi="Arial" w:cs="Arial"/>
+          <w:sz w:val="24"/>
+          <w:szCs w:val="24"/>
+        </w:rPr>
+        <w:t xml:space="preserve"> of possible </w:t>
+      </w:r>
+      <w:r>
+        <w:rPr>
+          <w:rFonts w:ascii="Arial" w:hAnsi="Arial" w:cs="Arial"/>
+          <w:sz w:val="24"/>
+          <w:szCs w:val="24"/>
+        </w:rPr>
+        <w:t xml:space="preserve">adaptation to the </w:t>
+      </w:r>
+      <w:r>
+        <w:rPr>
+          <w:rFonts w:ascii="Arial" w:hAnsi="Arial" w:cs="Arial"/>
+          <w:sz w:val="24"/>
+          <w:szCs w:val="24"/>
+        </w:rPr>
+        <w:t>host</w:t>
+      </w:r>
+      <w:r>
+        <w:rPr>
+          <w:rFonts w:ascii="Arial" w:hAnsi="Arial" w:cs="Arial"/>
+          <w:sz w:val="24"/>
+          <w:szCs w:val="24"/>
+        </w:rPr>
+        <w:t xml:space="preserve"> from which a virus originated</w:t>
+      </w:r>
+      <w:r>
+        <w:rPr>
+          <w:rFonts w:ascii="Arial" w:hAnsi="Arial" w:cs="Arial"/>
+          <w:sz w:val="24"/>
+          <w:szCs w:val="24"/>
+        </w:rPr>
+        <w:t>.</w:t>
+      </w:r>
+    </w:p>
+    <w:p>
+      <w:pPr>
+        <w:pStyle w:val="PlainText"/>
+        <w:spacing w:line="480" w:lineRule="auto"/>
         <w:rPr>
           <w:rFonts w:ascii="Arial" w:hAnsi="Arial" w:cs="Arial"/>
           <w:sz w:val="24"/>
@@ -1481,6 +2969,7 @@
           <w:szCs w:val="24"/>
           <w14:ligatures w14:val="standardContextual"/>
         </w:rPr>
+        <w:lastRenderedPageBreak/>
         <w:drawing>
           <wp:anchor distT="0" distB="0" distL="114300" distR="114300" simplePos="0" relativeHeight="251659264" behindDoc="0" locked="0" layoutInCell="1" allowOverlap="1" wp14:anchorId="130A03F8" wp14:editId="3B937FEA">
             <wp:simplePos x="0" y="0"/>
@@ -1505,7 +2994,7 @@
                     <pic:cNvPicPr/>
                   </pic:nvPicPr>
                   <pic:blipFill rotWithShape="1">
-                    <a:blip r:embed="rId7"/>
+                    <a:blip r:embed="rId11"/>
                     <a:srcRect l="63142" t="18730" r="13374" b="48436"/>
                     <a:stretch/>
                   </pic:blipFill>
@@ -1542,69 +3031,43 @@
     <w:p>
       <w:pPr>
         <w:pStyle w:val="PlainText"/>
-        <w:rPr>
-          <w:rFonts w:ascii="Arial" w:hAnsi="Arial" w:cs="Arial"/>
-          <w:sz w:val="24"/>
-          <w:szCs w:val="24"/>
-        </w:rPr>
-      </w:pPr>
-      <w:r>
-        <w:rPr>
-          <w:rFonts w:ascii="Arial" w:hAnsi="Arial" w:cs="Arial"/>
-          <w:sz w:val="24"/>
-          <w:szCs w:val="24"/>
-        </w:rPr>
-        <w:t>Counter-intuitively, a lower model accuracy implied greater evidence of adaptation to the host species; the mislabelling of proteins is indicative of host-specific adaptations to non-native hosts. For example, should a human-origin virus be incorrectly labelled as swine-origin by the model, this supports the hypothesis that the protein retains some signal of adaptation to swine hosts. Overall, confusion matrices were evaluated based on accuracy and F1 statistics (shown in Table Y).</w:t>
-      </w:r>
-    </w:p>
-    <w:p>
-      <w:pPr>
-        <w:pStyle w:val="PlainText"/>
-        <w:rPr>
-          <w:rFonts w:ascii="Arial" w:hAnsi="Arial" w:cs="Arial"/>
-          <w:sz w:val="24"/>
-          <w:szCs w:val="24"/>
-        </w:rPr>
-      </w:pPr>
-    </w:p>
-    <w:p>
-      <w:pPr>
-        <w:pStyle w:val="PlainText"/>
-        <w:rPr>
-          <w:rFonts w:ascii="Arial" w:hAnsi="Arial" w:cs="Arial"/>
-          <w:sz w:val="24"/>
-          <w:szCs w:val="24"/>
-        </w:rPr>
-      </w:pPr>
-    </w:p>
-    <w:p>
-      <w:pPr>
-        <w:pStyle w:val="PlainText"/>
-        <w:rPr>
-          <w:rFonts w:ascii="Arial" w:hAnsi="Arial" w:cs="Arial"/>
-          <w:sz w:val="24"/>
-          <w:szCs w:val="24"/>
-        </w:rPr>
-      </w:pPr>
-    </w:p>
-    <w:p>
-      <w:pPr>
-        <w:pStyle w:val="PlainText"/>
-        <w:rPr>
-          <w:rFonts w:ascii="Arial" w:hAnsi="Arial" w:cs="Arial"/>
-          <w:sz w:val="24"/>
-          <w:szCs w:val="24"/>
-        </w:rPr>
-      </w:pPr>
-    </w:p>
-    <w:p>
-      <w:pPr>
-        <w:pStyle w:val="PlainText"/>
-        <w:rPr>
-          <w:rFonts w:ascii="Arial" w:hAnsi="Arial" w:cs="Arial"/>
-          <w:sz w:val="24"/>
-          <w:szCs w:val="24"/>
-        </w:rPr>
+        <w:spacing w:line="480" w:lineRule="auto"/>
+        <w:rPr>
+          <w:rFonts w:ascii="Arial" w:hAnsi="Arial" w:cs="Arial"/>
+          <w:sz w:val="24"/>
+          <w:szCs w:val="24"/>
+        </w:rPr>
+      </w:pPr>
+      <w:r>
+        <w:rPr>
+          <w:rFonts w:ascii="Arial" w:hAnsi="Arial" w:cs="Arial"/>
+          <w:sz w:val="24"/>
+          <w:szCs w:val="24"/>
+        </w:rPr>
+        <w:t xml:space="preserve">Counter-intuitively, a lower model accuracy implied greater evidence of adaptation to the host species; the mislabelling of proteins is indicative of host-specific adaptations to non-native hosts. For example, should a human-origin virus be incorrectly labelled as swine-origin by the model, this supports the hypothesis that the protein retains some signal of adaptation to </w:t>
+      </w:r>
+      <w:r>
+        <w:rPr>
+          <w:rFonts w:ascii="Arial" w:hAnsi="Arial" w:cs="Arial"/>
+          <w:sz w:val="24"/>
+          <w:szCs w:val="24"/>
+        </w:rPr>
+        <w:t xml:space="preserve">the original </w:t>
+      </w:r>
+      <w:r>
+        <w:rPr>
+          <w:rFonts w:ascii="Arial" w:hAnsi="Arial" w:cs="Arial"/>
+          <w:sz w:val="24"/>
+          <w:szCs w:val="24"/>
+        </w:rPr>
+        <w:t>swine hosts. Overall, confusion matrices were evaluated based on accuracy and F1 statistics (shown in Table Y).</w:t>
+      </w:r>
+    </w:p>
+    <w:p>
+      <w:pPr>
+        <w:pStyle w:val="PlainText"/>
+        <w:keepNext/>
+        <w:spacing w:line="480" w:lineRule="auto"/>
       </w:pPr>
       <w:r>
         <w:rPr>
@@ -1615,9 +3078,9 @@
           <w14:ligatures w14:val="standardContextual"/>
         </w:rPr>
         <w:drawing>
-          <wp:inline distT="0" distB="0" distL="0" distR="0" wp14:anchorId="7EFDF69F" wp14:editId="4930231E">
-            <wp:extent cx="4684173" cy="3747541"/>
-            <wp:effectExtent l="0" t="0" r="2540" b="0"/>
+          <wp:inline distT="0" distB="0" distL="0" distR="0" wp14:anchorId="7EFDF69F" wp14:editId="56A1C434">
+            <wp:extent cx="6042113" cy="4833952"/>
+            <wp:effectExtent l="0" t="0" r="3175" b="5080"/>
             <wp:docPr id="1486576134" name="Picture 3" descr="A graph with green squares and numbers&#10;&#10;AI-generated content may be incorrect."/>
             <wp:cNvGraphicFramePr>
               <a:graphicFrameLocks xmlns:a="http://schemas.openxmlformats.org/drawingml/2006/main" noChangeAspect="1"/>
@@ -1630,7 +3093,7 @@
                     <pic:cNvPicPr/>
                   </pic:nvPicPr>
                   <pic:blipFill>
-                    <a:blip r:embed="rId8" cstate="print">
+                    <a:blip r:embed="rId14" cstate="print">
                       <a:extLst>
                         <a:ext uri="{28A0092B-C50C-407E-A947-70E740481C1C}">
                           <a14:useLocalDpi xmlns:a14="http://schemas.microsoft.com/office/drawing/2010/main" val="0"/>
@@ -1644,7 +3107,7 @@
                   <pic:spPr>
                     <a:xfrm>
                       <a:off x="0" y="0"/>
-                      <a:ext cx="4691606" cy="3753488"/>
+                      <a:ext cx="6084934" cy="4868210"/>
                     </a:xfrm>
                     <a:prstGeom prst="rect">
                       <a:avLst/>
@@ -1659,7 +3122,73 @@
     </w:p>
     <w:p>
       <w:pPr>
-        <w:pStyle w:val="PlainText"/>
+        <w:pStyle w:val="Caption"/>
+      </w:pPr>
+      <w:r>
+        <w:t xml:space="preserve">Figure </w:t>
+      </w:r>
+      <w:r>
+        <w:fldChar w:fldCharType="begin"/>
+      </w:r>
+      <w:r>
+        <w:instrText xml:space="preserve"> SEQ Figure \* ARABIC \s 1 </w:instrText>
+      </w:r>
+      <w:r>
+        <w:fldChar w:fldCharType="separate"/>
+      </w:r>
+      <w:r>
+        <w:rPr>
+          <w:noProof/>
+        </w:rPr>
+        <w:t>1</w:t>
+      </w:r>
+      <w:r>
+        <w:fldChar w:fldCharType="end"/>
+      </w:r>
+      <w:r>
+        <w:t>: Total confidence matrix of all 2400 models, averaged across each of the 8 proteins. Values greater than 0.01% are labelled to emphasise mismatches.</w:t>
+      </w:r>
+    </w:p>
+    <w:p>
+      <w:pPr>
+        <w:rPr>
+          <w:i/>
+          <w:iCs/>
+        </w:rPr>
+      </w:pPr>
+      <w:r>
+        <w:rPr>
+          <w:i/>
+          <w:iCs/>
+        </w:rPr>
+        <w:t>A</w:t>
+      </w:r>
+      <w:r>
+        <w:rPr>
+          <w:i/>
+          <w:iCs/>
+        </w:rPr>
+        <w:t>lternate v</w:t>
+      </w:r>
+      <w:r>
+        <w:rPr>
+          <w:i/>
+          <w:iCs/>
+        </w:rPr>
+        <w:t xml:space="preserve">ersion of this </w:t>
+      </w:r>
+      <w:r>
+        <w:rPr>
+          <w:i/>
+          <w:iCs/>
+        </w:rPr>
+        <w:t>figure with the raw numbers, and with correct predictions removed to emphasise cross-species signal</w:t>
+      </w:r>
+    </w:p>
+    <w:p>
+      <w:pPr>
+        <w:pStyle w:val="PlainText"/>
+        <w:spacing w:line="480" w:lineRule="auto"/>
         <w:rPr>
           <w:rFonts w:ascii="Arial" w:hAnsi="Arial" w:cs="Arial"/>
           <w:sz w:val="24"/>
@@ -1676,10 +3205,10 @@
         </w:rPr>
         <w:lastRenderedPageBreak/>
         <w:drawing>
-          <wp:inline distT="0" distB="0" distL="0" distR="0" wp14:anchorId="5F214A0E" wp14:editId="09C70CDB">
-            <wp:extent cx="6414672" cy="1913860"/>
-            <wp:effectExtent l="0" t="0" r="0" b="4445"/>
-            <wp:docPr id="1265342248" name="Picture 1"/>
+          <wp:inline distT="0" distB="0" distL="0" distR="0" wp14:anchorId="74456A5B" wp14:editId="260E1D3F">
+            <wp:extent cx="6400800" cy="6400800"/>
+            <wp:effectExtent l="0" t="0" r="0" b="0"/>
+            <wp:docPr id="1466496741" name="Picture 3"/>
             <wp:cNvGraphicFramePr>
               <a:graphicFrameLocks xmlns:a="http://schemas.openxmlformats.org/drawingml/2006/main" noChangeAspect="1"/>
             </wp:cNvGraphicFramePr>
@@ -1687,30 +3216,23 @@
               <a:graphicData uri="http://schemas.openxmlformats.org/drawingml/2006/picture">
                 <pic:pic xmlns:pic="http://schemas.openxmlformats.org/drawingml/2006/picture">
                   <pic:nvPicPr>
-                    <pic:cNvPr id="1265342248" name="Picture 1265342248"/>
+                    <pic:cNvPr id="1466496741" name="Picture 1466496741"/>
                     <pic:cNvPicPr/>
                   </pic:nvPicPr>
-                  <pic:blipFill rotWithShape="1">
-                    <a:blip r:embed="rId7"/>
-                    <a:srcRect l="9431" t="18730" r="12807" b="48436"/>
-                    <a:stretch/>
+                  <pic:blipFill>
+                    <a:blip r:embed="rId15"/>
+                    <a:stretch>
+                      <a:fillRect/>
+                    </a:stretch>
                   </pic:blipFill>
-                  <pic:spPr bwMode="auto">
+                  <pic:spPr>
                     <a:xfrm>
                       <a:off x="0" y="0"/>
-                      <a:ext cx="6448776" cy="1924035"/>
+                      <a:ext cx="6400800" cy="6400800"/>
                     </a:xfrm>
                     <a:prstGeom prst="rect">
                       <a:avLst/>
                     </a:prstGeom>
-                    <a:ln>
-                      <a:noFill/>
-                    </a:ln>
-                    <a:extLst>
-                      <a:ext uri="{53640926-AAD7-44D8-BBD7-CCE9431645EC}">
-                        <a14:shadowObscured xmlns:a14="http://schemas.microsoft.com/office/drawing/2010/main"/>
-                      </a:ext>
-                    </a:extLst>
                   </pic:spPr>
                 </pic:pic>
               </a:graphicData>
@@ -1722,34 +3244,42 @@
     <w:p>
       <w:pPr>
         <w:pStyle w:val="PlainText"/>
-        <w:rPr>
-          <w:rFonts w:ascii="Arial" w:hAnsi="Arial" w:cs="Arial"/>
-          <w:sz w:val="24"/>
-          <w:szCs w:val="24"/>
-        </w:rPr>
-      </w:pPr>
-      <w:r>
-        <w:rPr>
-          <w:rFonts w:ascii="Arial" w:hAnsi="Arial" w:cs="Arial"/>
-          <w:sz w:val="24"/>
-          <w:szCs w:val="24"/>
-        </w:rPr>
-        <w:t>Main outliers (&gt;1%) are pig-human-avian though maybe just caused by the relative proportion of these. The RF models do show good estimation of true-positives, especially for the most frequently appearing samples. Interestingly though, the biggest mistake that the model made was of misclassifying human-origin sequences as pig-origin. In fact, more of the human sequences were classified as swine (8.13%) than correctly identified (7.23%).</w:t>
-      </w:r>
-    </w:p>
-    <w:p>
-      <w:pPr>
-        <w:pStyle w:val="PlainText"/>
-        <w:rPr>
-          <w:rFonts w:ascii="Arial" w:hAnsi="Arial" w:cs="Arial"/>
-          <w:sz w:val="24"/>
-          <w:szCs w:val="24"/>
-        </w:rPr>
-      </w:pPr>
-    </w:p>
-    <w:p>
-      <w:pPr>
-        <w:pStyle w:val="PlainText"/>
+        <w:spacing w:line="480" w:lineRule="auto"/>
+        <w:rPr>
+          <w:rFonts w:ascii="Arial" w:hAnsi="Arial" w:cs="Arial"/>
+          <w:sz w:val="24"/>
+          <w:szCs w:val="24"/>
+        </w:rPr>
+      </w:pPr>
+      <w:r>
+        <w:rPr>
+          <w:rFonts w:ascii="Arial" w:hAnsi="Arial" w:cs="Arial"/>
+          <w:sz w:val="24"/>
+          <w:szCs w:val="24"/>
+        </w:rPr>
+        <w:t xml:space="preserve">Main outliers (&gt;1%) are pig-human-avian though maybe just caused by the relative proportion of these. The RF models do show good estimation of true-positives, especially for the most frequently appearing samples. Interestingly though, the biggest mistake that the model made was of misclassifying human-origin sequences as pig-origin. In fact, more of the human sequences were </w:t>
+      </w:r>
+      <w:r>
+        <w:rPr>
+          <w:rFonts w:ascii="Arial" w:hAnsi="Arial" w:cs="Arial"/>
+          <w:sz w:val="24"/>
+          <w:szCs w:val="24"/>
+        </w:rPr>
+        <w:t xml:space="preserve">incorrectly </w:t>
+      </w:r>
+      <w:r>
+        <w:rPr>
+          <w:rFonts w:ascii="Arial" w:hAnsi="Arial" w:cs="Arial"/>
+          <w:sz w:val="24"/>
+          <w:szCs w:val="24"/>
+        </w:rPr>
+        <w:t>classified as swine (8.13%) than correctly identified (7.23%).</w:t>
+      </w:r>
+    </w:p>
+    <w:p>
+      <w:pPr>
+        <w:pStyle w:val="PlainText"/>
+        <w:spacing w:line="480" w:lineRule="auto"/>
         <w:rPr>
           <w:rFonts w:ascii="Arial" w:hAnsi="Arial" w:cs="Arial"/>
           <w:sz w:val="24"/>
@@ -1764,6 +3294,7 @@
           <w:szCs w:val="24"/>
           <w14:ligatures w14:val="standardContextual"/>
         </w:rPr>
+        <w:lastRenderedPageBreak/>
         <w:drawing>
           <wp:inline distT="0" distB="0" distL="0" distR="0" wp14:anchorId="07D0921A" wp14:editId="400AF28E">
             <wp:extent cx="6185647" cy="6185647"/>
@@ -1780,7 +3311,7 @@
                     <pic:cNvPicPr/>
                   </pic:nvPicPr>
                   <pic:blipFill>
-                    <a:blip r:embed="rId9" cstate="print">
+                    <a:blip r:embed="rId16" cstate="print">
                       <a:extLst>
                         <a:ext uri="{28A0092B-C50C-407E-A947-70E740481C1C}">
                           <a14:useLocalDpi xmlns:a14="http://schemas.microsoft.com/office/drawing/2010/main" val="0"/>
@@ -1810,191 +3341,226 @@
     <w:p>
       <w:pPr>
         <w:pStyle w:val="PlainText"/>
-        <w:rPr>
-          <w:rFonts w:ascii="Arial" w:hAnsi="Arial" w:cs="Arial"/>
-          <w:sz w:val="24"/>
-          <w:szCs w:val="24"/>
-        </w:rPr>
-      </w:pPr>
-    </w:p>
-    <w:p>
-      <w:pPr>
-        <w:pStyle w:val="PlainText"/>
-        <w:rPr>
-          <w:rFonts w:ascii="Arial" w:hAnsi="Arial" w:cs="Arial"/>
-          <w:sz w:val="24"/>
-          <w:szCs w:val="24"/>
-        </w:rPr>
-      </w:pPr>
-      <w:r>
-        <w:rPr>
-          <w:rFonts w:ascii="Arial" w:hAnsi="Arial" w:cs="Arial"/>
-          <w:sz w:val="24"/>
-          <w:szCs w:val="24"/>
-        </w:rPr>
-        <w:t>1. all models have high spec but sens varies wildly</w:t>
-      </w:r>
-    </w:p>
-    <w:p>
-      <w:pPr>
-        <w:pStyle w:val="PlainText"/>
-        <w:rPr>
-          <w:rFonts w:ascii="Arial" w:hAnsi="Arial" w:cs="Arial"/>
-          <w:sz w:val="24"/>
-          <w:szCs w:val="24"/>
-        </w:rPr>
-      </w:pPr>
-      <w:r>
-        <w:rPr>
-          <w:rFonts w:ascii="Arial" w:hAnsi="Arial" w:cs="Arial"/>
-          <w:sz w:val="24"/>
-          <w:szCs w:val="24"/>
-        </w:rPr>
-        <w:t>2. again (maybe this is just repeating) high neg pred and varying pos pred</w:t>
-      </w:r>
-    </w:p>
-    <w:p>
-      <w:pPr>
-        <w:pStyle w:val="PlainText"/>
-        <w:rPr>
-          <w:rFonts w:ascii="Arial" w:hAnsi="Arial" w:cs="Arial"/>
-          <w:sz w:val="24"/>
-          <w:szCs w:val="24"/>
-        </w:rPr>
-      </w:pPr>
-      <w:r>
-        <w:rPr>
-          <w:rFonts w:ascii="Arial" w:hAnsi="Arial" w:cs="Arial"/>
-          <w:sz w:val="24"/>
-          <w:szCs w:val="24"/>
-        </w:rPr>
+        <w:spacing w:line="480" w:lineRule="auto"/>
+        <w:rPr>
+          <w:rFonts w:ascii="Arial" w:hAnsi="Arial" w:cs="Arial"/>
+          <w:sz w:val="24"/>
+          <w:szCs w:val="24"/>
+        </w:rPr>
+      </w:pPr>
+    </w:p>
+    <w:p>
+      <w:pPr>
+        <w:pStyle w:val="PlainText"/>
+        <w:spacing w:line="480" w:lineRule="auto"/>
+        <w:rPr>
+          <w:rFonts w:ascii="Arial" w:hAnsi="Arial" w:cs="Arial"/>
+          <w:i/>
+          <w:iCs/>
+          <w:sz w:val="24"/>
+          <w:szCs w:val="24"/>
+        </w:rPr>
+      </w:pPr>
+      <w:r>
+        <w:rPr>
+          <w:rFonts w:ascii="Arial" w:hAnsi="Arial" w:cs="Arial"/>
+          <w:i/>
+          <w:iCs/>
+          <w:sz w:val="24"/>
+          <w:szCs w:val="24"/>
+        </w:rPr>
+        <w:t xml:space="preserve">1. all models have high spec but </w:t>
+      </w:r>
+      <w:proofErr w:type="spellStart"/>
+      <w:r>
+        <w:rPr>
+          <w:rFonts w:ascii="Arial" w:hAnsi="Arial" w:cs="Arial"/>
+          <w:i/>
+          <w:iCs/>
+          <w:sz w:val="24"/>
+          <w:szCs w:val="24"/>
+        </w:rPr>
+        <w:t>sens</w:t>
+      </w:r>
+      <w:proofErr w:type="spellEnd"/>
+      <w:r>
+        <w:rPr>
+          <w:rFonts w:ascii="Arial" w:hAnsi="Arial" w:cs="Arial"/>
+          <w:i/>
+          <w:iCs/>
+          <w:sz w:val="24"/>
+          <w:szCs w:val="24"/>
+        </w:rPr>
+        <w:t xml:space="preserve"> varies wildly</w:t>
+      </w:r>
+    </w:p>
+    <w:p>
+      <w:pPr>
+        <w:pStyle w:val="PlainText"/>
+        <w:spacing w:line="480" w:lineRule="auto"/>
+        <w:rPr>
+          <w:rFonts w:ascii="Arial" w:hAnsi="Arial" w:cs="Arial"/>
+          <w:i/>
+          <w:iCs/>
+          <w:sz w:val="24"/>
+          <w:szCs w:val="24"/>
+        </w:rPr>
+      </w:pPr>
+      <w:r>
+        <w:rPr>
+          <w:rFonts w:ascii="Arial" w:hAnsi="Arial" w:cs="Arial"/>
+          <w:i/>
+          <w:iCs/>
+          <w:sz w:val="24"/>
+          <w:szCs w:val="24"/>
+        </w:rPr>
+        <w:t xml:space="preserve">2. again (maybe this is just repeating) high neg pred and varying </w:t>
+      </w:r>
+      <w:proofErr w:type="spellStart"/>
+      <w:r>
+        <w:rPr>
+          <w:rFonts w:ascii="Arial" w:hAnsi="Arial" w:cs="Arial"/>
+          <w:i/>
+          <w:iCs/>
+          <w:sz w:val="24"/>
+          <w:szCs w:val="24"/>
+        </w:rPr>
+        <w:t>pos</w:t>
+      </w:r>
+      <w:proofErr w:type="spellEnd"/>
+      <w:r>
+        <w:rPr>
+          <w:rFonts w:ascii="Arial" w:hAnsi="Arial" w:cs="Arial"/>
+          <w:i/>
+          <w:iCs/>
+          <w:sz w:val="24"/>
+          <w:szCs w:val="24"/>
+        </w:rPr>
+        <w:t xml:space="preserve"> pred</w:t>
+      </w:r>
+    </w:p>
+    <w:p>
+      <w:pPr>
+        <w:pStyle w:val="PlainText"/>
+        <w:spacing w:line="480" w:lineRule="auto"/>
+        <w:rPr>
+          <w:rFonts w:ascii="Arial" w:hAnsi="Arial" w:cs="Arial"/>
+          <w:i/>
+          <w:iCs/>
+          <w:sz w:val="24"/>
+          <w:szCs w:val="24"/>
+        </w:rPr>
+      </w:pPr>
+      <w:r>
+        <w:rPr>
+          <w:rFonts w:ascii="Arial" w:hAnsi="Arial" w:cs="Arial"/>
+          <w:i/>
+          <w:iCs/>
+          <w:sz w:val="24"/>
+          <w:szCs w:val="24"/>
+        </w:rPr>
+        <w:t xml:space="preserve">  - weirdly bat seems to perform better than canine and equine, maybe the sparsity of dog/horse plus their two different subtypes throw things off more than the bats which are always off in their own world</w:t>
+      </w:r>
+    </w:p>
+    <w:p>
+      <w:pPr>
+        <w:pStyle w:val="PlainText"/>
+        <w:spacing w:line="480" w:lineRule="auto"/>
+        <w:rPr>
+          <w:rFonts w:ascii="Arial" w:hAnsi="Arial" w:cs="Arial"/>
+          <w:i/>
+          <w:iCs/>
+          <w:sz w:val="24"/>
+          <w:szCs w:val="24"/>
+        </w:rPr>
+      </w:pPr>
+      <w:r>
+        <w:rPr>
+          <w:rFonts w:ascii="Arial" w:hAnsi="Arial" w:cs="Arial"/>
+          <w:i/>
+          <w:iCs/>
+          <w:sz w:val="24"/>
+          <w:szCs w:val="24"/>
+        </w:rPr>
+        <w:t xml:space="preserve"> - both 1 and 2 imply that host signal is really clear but extrapolating this to actual cross-species jumps is way less reliable</w:t>
+      </w:r>
+    </w:p>
+    <w:p>
+      <w:pPr>
+        <w:pStyle w:val="PlainText"/>
+        <w:spacing w:line="480" w:lineRule="auto"/>
+        <w:rPr>
+          <w:rFonts w:ascii="Arial" w:hAnsi="Arial" w:cs="Arial"/>
+          <w:i/>
+          <w:iCs/>
+          <w:sz w:val="24"/>
+          <w:szCs w:val="24"/>
+        </w:rPr>
+      </w:pPr>
+      <w:r>
+        <w:rPr>
+          <w:rFonts w:ascii="Arial" w:hAnsi="Arial" w:cs="Arial"/>
+          <w:i/>
+          <w:iCs/>
+          <w:sz w:val="24"/>
+          <w:szCs w:val="24"/>
+        </w:rPr>
+        <w:t>3. Dog is the only time that the models are basically guessing randomly</w:t>
+      </w:r>
+      <w:r>
+        <w:rPr>
+          <w:rFonts w:ascii="Arial" w:hAnsi="Arial" w:cs="Arial"/>
+          <w:i/>
+          <w:iCs/>
+          <w:sz w:val="24"/>
+          <w:szCs w:val="24"/>
+        </w:rPr>
+        <w:t>. And yet has perfectly balanced accuracy? What’s that about?</w:t>
+      </w:r>
+    </w:p>
+    <w:p>
+      <w:pPr>
+        <w:pStyle w:val="PlainText"/>
+        <w:spacing w:line="480" w:lineRule="auto"/>
+        <w:rPr>
+          <w:rFonts w:ascii="Arial" w:hAnsi="Arial" w:cs="Arial"/>
+          <w:sz w:val="24"/>
+          <w:szCs w:val="24"/>
+        </w:rPr>
+      </w:pPr>
+    </w:p>
+    <w:p>
+      <w:pPr>
+        <w:pStyle w:val="PlainText"/>
+        <w:spacing w:line="480" w:lineRule="auto"/>
+        <w:rPr>
+          <w:rFonts w:ascii="Arial" w:hAnsi="Arial" w:cs="Arial"/>
+          <w:sz w:val="24"/>
+          <w:szCs w:val="24"/>
+        </w:rPr>
+      </w:pPr>
+      <w:r>
+        <w:rPr>
+          <w:rFonts w:ascii="Arial" w:hAnsi="Arial" w:cs="Arial"/>
+          <w:sz w:val="24"/>
+          <w:szCs w:val="24"/>
+        </w:rPr>
+        <w:t>Overall though, the models perform pretty well given how complex this is and the fact that it is just based on 1039 protein features alone</w:t>
+      </w:r>
+    </w:p>
+    <w:p>
+      <w:pPr>
+        <w:pStyle w:val="Heading2"/>
+      </w:pPr>
+      <w:r>
         <w:lastRenderedPageBreak/>
-        <w:t xml:space="preserve">  - weirdly bat seems to perform better than canine and equine, maybe the sparsity of dog/horse plus their two different subtypes throw things off more than the bats which are always off in their own world</w:t>
-      </w:r>
-    </w:p>
-    <w:p>
-      <w:pPr>
-        <w:pStyle w:val="PlainText"/>
-        <w:rPr>
-          <w:rFonts w:ascii="Arial" w:hAnsi="Arial" w:cs="Arial"/>
-          <w:sz w:val="24"/>
-          <w:szCs w:val="24"/>
-        </w:rPr>
-      </w:pPr>
-      <w:r>
-        <w:rPr>
-          <w:rFonts w:ascii="Arial" w:hAnsi="Arial" w:cs="Arial"/>
-          <w:sz w:val="24"/>
-          <w:szCs w:val="24"/>
-        </w:rPr>
-        <w:t>3. Dog is the only time that the models are basically guessing randomly</w:t>
-      </w:r>
-    </w:p>
-    <w:p>
-      <w:pPr>
-        <w:pStyle w:val="PlainText"/>
-        <w:rPr>
-          <w:rFonts w:ascii="Arial" w:hAnsi="Arial" w:cs="Arial"/>
-          <w:sz w:val="24"/>
-          <w:szCs w:val="24"/>
-        </w:rPr>
-      </w:pPr>
-    </w:p>
-    <w:p>
-      <w:pPr>
-        <w:pStyle w:val="PlainText"/>
-        <w:rPr>
-          <w:rFonts w:ascii="Arial" w:hAnsi="Arial" w:cs="Arial"/>
-          <w:sz w:val="24"/>
-          <w:szCs w:val="24"/>
-        </w:rPr>
-      </w:pPr>
-      <w:r>
-        <w:rPr>
-          <w:rFonts w:ascii="Arial" w:hAnsi="Arial" w:cs="Arial"/>
-          <w:sz w:val="24"/>
-          <w:szCs w:val="24"/>
-        </w:rPr>
-        <w:t>Overall though, the models perform pretty well given how complex this is and the fact that it is just based on 1039 protein features alone</w:t>
-      </w:r>
-    </w:p>
-    <w:p>
-      <w:pPr>
-        <w:pStyle w:val="PlainText"/>
-        <w:rPr>
-          <w:rFonts w:ascii="Arial" w:hAnsi="Arial" w:cs="Arial"/>
-          <w:sz w:val="24"/>
-          <w:szCs w:val="24"/>
-        </w:rPr>
-      </w:pPr>
-    </w:p>
-    <w:p>
-      <w:pPr>
-        <w:pStyle w:val="Heading3"/>
-      </w:pPr>
-      <w:r>
         <w:t xml:space="preserve"> Protein by Protein</w:t>
       </w:r>
     </w:p>
     <w:p>
       <w:pPr>
         <w:pStyle w:val="PlainText"/>
-        <w:rPr>
-          <w:rFonts w:ascii="Arial" w:hAnsi="Arial" w:cs="Arial"/>
-          <w:sz w:val="24"/>
-          <w:szCs w:val="24"/>
-        </w:rPr>
-      </w:pPr>
-    </w:p>
-    <w:p>
-      <w:pPr>
-        <w:pStyle w:val="PlainText"/>
-        <w:rPr>
-          <w:rFonts w:ascii="Arial" w:hAnsi="Arial" w:cs="Arial"/>
-          <w:sz w:val="24"/>
-          <w:szCs w:val="24"/>
-        </w:rPr>
-      </w:pPr>
-      <w:r>
-        <w:rPr>
-          <w:rFonts w:ascii="Arial" w:hAnsi="Arial" w:cs="Arial"/>
-          <w:sz w:val="24"/>
-          <w:szCs w:val="24"/>
-        </w:rPr>
-        <w:t>&gt; [!NOTE]</w:t>
-      </w:r>
-    </w:p>
-    <w:p>
-      <w:pPr>
-        <w:pStyle w:val="PlainText"/>
-        <w:rPr>
-          <w:rFonts w:ascii="Arial" w:hAnsi="Arial" w:cs="Arial"/>
-          <w:sz w:val="24"/>
-          <w:szCs w:val="24"/>
-        </w:rPr>
-      </w:pPr>
-      <w:r>
-        <w:rPr>
-          <w:rFonts w:ascii="Arial" w:hAnsi="Arial" w:cs="Arial"/>
-          <w:sz w:val="24"/>
-          <w:szCs w:val="24"/>
-        </w:rPr>
-        <w:t>&gt; How do all these correlate to protein length? Is NS1 doing better purely because it is the shortest and therefore any difference in features is going to be proportionally more dramatic?</w:t>
-      </w:r>
-    </w:p>
-    <w:p>
-      <w:pPr>
-        <w:pStyle w:val="PlainText"/>
-        <w:rPr>
-          <w:rFonts w:ascii="Arial" w:hAnsi="Arial" w:cs="Arial"/>
-          <w:sz w:val="24"/>
-          <w:szCs w:val="24"/>
-        </w:rPr>
-      </w:pPr>
-    </w:p>
-    <w:p>
-      <w:pPr>
-        <w:pStyle w:val="PlainText"/>
+        <w:spacing w:line="480" w:lineRule="auto"/>
         <w:rPr>
           <w:rFonts w:ascii="Arial" w:hAnsi="Arial" w:cs="Arial"/>
           <w:sz w:val="24"/>
@@ -2011,7 +3577,7 @@
         </w:rPr>
         <w:lastRenderedPageBreak/>
         <w:drawing>
-          <wp:inline distT="0" distB="0" distL="0" distR="0" wp14:anchorId="22BB3357" wp14:editId="3B5F6417">
+          <wp:inline distT="0" distB="0" distL="0" distR="0" wp14:anchorId="22BB3357" wp14:editId="31977B1E">
             <wp:extent cx="5865495" cy="5865495"/>
             <wp:effectExtent l="0" t="0" r="1905" b="1905"/>
             <wp:docPr id="414591371" name="Picture 5" descr="A graph with different colored dots&#10;&#10;AI-generated content may be incorrect."/>
@@ -2026,7 +3592,7 @@
                     <pic:cNvPicPr/>
                   </pic:nvPicPr>
                   <pic:blipFill>
-                    <a:blip r:embed="rId10" cstate="print">
+                    <a:blip r:embed="rId17" cstate="print">
                       <a:extLst>
                         <a:ext uri="{28A0092B-C50C-407E-A947-70E740481C1C}">
                           <a14:useLocalDpi xmlns:a14="http://schemas.microsoft.com/office/drawing/2010/main" val="0"/>
@@ -2062,7 +3628,7 @@
         </w:rPr>
         <w:lastRenderedPageBreak/>
         <w:drawing>
-          <wp:inline distT="0" distB="0" distL="0" distR="0" wp14:anchorId="3259813E" wp14:editId="48493412">
+          <wp:inline distT="0" distB="0" distL="0" distR="0" wp14:anchorId="3259813E" wp14:editId="38305772">
             <wp:extent cx="5865495" cy="5865495"/>
             <wp:effectExtent l="0" t="0" r="1905" b="1905"/>
             <wp:docPr id="718722701" name="Picture 6" descr="A graph with numbers and colored dots&#10;&#10;AI-generated content may be incorrect."/>
@@ -2077,7 +3643,7 @@
                     <pic:cNvPicPr/>
                   </pic:nvPicPr>
                   <pic:blipFill>
-                    <a:blip r:embed="rId11" cstate="print">
+                    <a:blip r:embed="rId18" cstate="print">
                       <a:extLst>
                         <a:ext uri="{28A0092B-C50C-407E-A947-70E740481C1C}">
                           <a14:useLocalDpi xmlns:a14="http://schemas.microsoft.com/office/drawing/2010/main" val="0"/>
@@ -2107,26 +3673,7 @@
     <w:p>
       <w:pPr>
         <w:pStyle w:val="PlainText"/>
-        <w:rPr>
-          <w:rFonts w:ascii="Arial" w:hAnsi="Arial" w:cs="Arial"/>
-          <w:sz w:val="24"/>
-          <w:szCs w:val="24"/>
-        </w:rPr>
-      </w:pPr>
-    </w:p>
-    <w:p>
-      <w:pPr>
-        <w:pStyle w:val="PlainText"/>
-        <w:rPr>
-          <w:rFonts w:ascii="Arial" w:hAnsi="Arial" w:cs="Arial"/>
-          <w:sz w:val="24"/>
-          <w:szCs w:val="24"/>
-        </w:rPr>
-      </w:pPr>
-    </w:p>
-    <w:p>
-      <w:pPr>
-        <w:pStyle w:val="PlainText"/>
+        <w:spacing w:line="480" w:lineRule="auto"/>
         <w:rPr>
           <w:rFonts w:ascii="Arial" w:hAnsi="Arial" w:cs="Arial"/>
           <w:sz w:val="24"/>
@@ -2145,6 +3692,7 @@
     <w:p>
       <w:pPr>
         <w:pStyle w:val="PlainText"/>
+        <w:spacing w:line="480" w:lineRule="auto"/>
         <w:rPr>
           <w:rFonts w:ascii="Arial" w:hAnsi="Arial" w:cs="Arial"/>
           <w:sz w:val="24"/>
@@ -2176,7 +3724,7 @@
                     <pic:cNvPicPr/>
                   </pic:nvPicPr>
                   <pic:blipFill>
-                    <a:blip r:embed="rId12" cstate="print">
+                    <a:blip r:embed="rId19" cstate="print">
                       <a:extLst>
                         <a:ext uri="{28A0092B-C50C-407E-A947-70E740481C1C}">
                           <a14:useLocalDpi xmlns:a14="http://schemas.microsoft.com/office/drawing/2010/main" val="0"/>
@@ -2212,7 +3760,7 @@
         </w:rPr>
         <w:lastRenderedPageBreak/>
         <w:drawing>
-          <wp:inline distT="0" distB="0" distL="0" distR="0" wp14:anchorId="40EF0092" wp14:editId="457F861F">
+          <wp:inline distT="0" distB="0" distL="0" distR="0" wp14:anchorId="40EF0092" wp14:editId="66647D85">
             <wp:extent cx="5865495" cy="5865495"/>
             <wp:effectExtent l="0" t="0" r="1905" b="1905"/>
             <wp:docPr id="1019028652" name="Picture 8" descr="A graph with many colored dots&#10;&#10;AI-generated content may be incorrect."/>
@@ -2227,7 +3775,7 @@
                     <pic:cNvPicPr/>
                   </pic:nvPicPr>
                   <pic:blipFill>
-                    <a:blip r:embed="rId13" cstate="print">
+                    <a:blip r:embed="rId20" cstate="print">
                       <a:extLst>
                         <a:ext uri="{28A0092B-C50C-407E-A947-70E740481C1C}">
                           <a14:useLocalDpi xmlns:a14="http://schemas.microsoft.com/office/drawing/2010/main" val="0"/>
@@ -2263,7 +3811,7 @@
         </w:rPr>
         <w:lastRenderedPageBreak/>
         <w:drawing>
-          <wp:inline distT="0" distB="0" distL="0" distR="0" wp14:anchorId="01C80020" wp14:editId="20D9257A">
+          <wp:inline distT="0" distB="0" distL="0" distR="0" wp14:anchorId="01C80020" wp14:editId="32AE5E4D">
             <wp:extent cx="5865495" cy="5865495"/>
             <wp:effectExtent l="0" t="0" r="1905" b="1905"/>
             <wp:docPr id="1863270101" name="Picture 9" descr="A graph with different colored dots&#10;&#10;AI-generated content may be incorrect."/>
@@ -2278,7 +3826,7 @@
                     <pic:cNvPicPr/>
                   </pic:nvPicPr>
                   <pic:blipFill>
-                    <a:blip r:embed="rId14" cstate="print">
+                    <a:blip r:embed="rId21" cstate="print">
                       <a:extLst>
                         <a:ext uri="{28A0092B-C50C-407E-A947-70E740481C1C}">
                           <a14:useLocalDpi xmlns:a14="http://schemas.microsoft.com/office/drawing/2010/main" val="0"/>
@@ -2307,41 +3855,12 @@
     </w:p>
     <w:p>
       <w:pPr>
-        <w:pStyle w:val="PlainText"/>
-        <w:rPr>
-          <w:rFonts w:ascii="Arial" w:hAnsi="Arial" w:cs="Arial"/>
-          <w:sz w:val="24"/>
-          <w:szCs w:val="24"/>
-        </w:rPr>
-      </w:pPr>
-    </w:p>
-    <w:p>
-      <w:pPr>
         <w:pStyle w:val="Heading2"/>
+        <w:spacing w:line="480" w:lineRule="auto"/>
       </w:pPr>
       <w:r>
         <w:t xml:space="preserve"> Mismatches</w:t>
       </w:r>
-    </w:p>
-    <w:p>
-      <w:pPr>
-        <w:pStyle w:val="PlainText"/>
-        <w:rPr>
-          <w:rFonts w:ascii="Arial" w:hAnsi="Arial" w:cs="Arial"/>
-          <w:sz w:val="24"/>
-          <w:szCs w:val="24"/>
-        </w:rPr>
-      </w:pPr>
-    </w:p>
-    <w:p>
-      <w:pPr>
-        <w:pStyle w:val="PlainText"/>
-        <w:rPr>
-          <w:rFonts w:ascii="Arial" w:hAnsi="Arial" w:cs="Arial"/>
-          <w:sz w:val="24"/>
-          <w:szCs w:val="24"/>
-        </w:rPr>
-      </w:pPr>
     </w:p>
     <w:tbl>
       <w:tblPr>
@@ -2386,6 +3905,7 @@
           <w:p>
             <w:pPr>
               <w:pStyle w:val="PlainText"/>
+              <w:spacing w:line="480" w:lineRule="auto"/>
               <w:rPr>
                 <w:rFonts w:ascii="Arial" w:hAnsi="Arial" w:cs="Arial"/>
               </w:rPr>
@@ -2404,6 +3924,7 @@
           <w:p>
             <w:pPr>
               <w:pStyle w:val="PlainText"/>
+              <w:spacing w:line="480" w:lineRule="auto"/>
               <w:rPr>
                 <w:rFonts w:ascii="Arial" w:hAnsi="Arial" w:cs="Arial"/>
               </w:rPr>
@@ -2429,6 +3950,7 @@
           <w:p>
             <w:pPr>
               <w:pStyle w:val="PlainText"/>
+              <w:spacing w:line="480" w:lineRule="auto"/>
               <w:rPr>
                 <w:rFonts w:ascii="Arial" w:hAnsi="Arial" w:cs="Arial"/>
               </w:rPr>
@@ -2454,6 +3976,7 @@
           <w:p>
             <w:pPr>
               <w:pStyle w:val="PlainText"/>
+              <w:spacing w:line="480" w:lineRule="auto"/>
               <w:rPr>
                 <w:rFonts w:ascii="Arial" w:hAnsi="Arial" w:cs="Arial"/>
               </w:rPr>
@@ -2478,6 +4001,7 @@
           <w:p>
             <w:pPr>
               <w:pStyle w:val="PlainText"/>
+              <w:spacing w:line="480" w:lineRule="auto"/>
               <w:rPr>
                 <w:rFonts w:ascii="Arial" w:hAnsi="Arial" w:cs="Arial"/>
               </w:rPr>
@@ -2502,6 +4026,7 @@
           <w:p>
             <w:pPr>
               <w:pStyle w:val="PlainText"/>
+              <w:spacing w:line="480" w:lineRule="auto"/>
               <w:rPr>
                 <w:rFonts w:ascii="Arial" w:hAnsi="Arial" w:cs="Arial"/>
               </w:rPr>
@@ -2526,6 +4051,7 @@
           <w:p>
             <w:pPr>
               <w:pStyle w:val="PlainText"/>
+              <w:spacing w:line="480" w:lineRule="auto"/>
               <w:rPr>
                 <w:rFonts w:ascii="Arial" w:hAnsi="Arial" w:cs="Arial"/>
               </w:rPr>
@@ -2550,6 +4076,7 @@
           <w:p>
             <w:pPr>
               <w:pStyle w:val="PlainText"/>
+              <w:spacing w:line="480" w:lineRule="auto"/>
               <w:rPr>
                 <w:rFonts w:ascii="Arial" w:hAnsi="Arial" w:cs="Arial"/>
               </w:rPr>
@@ -2574,6 +4101,7 @@
           <w:p>
             <w:pPr>
               <w:pStyle w:val="PlainText"/>
+              <w:spacing w:line="480" w:lineRule="auto"/>
               <w:rPr>
                 <w:rFonts w:ascii="Arial" w:hAnsi="Arial" w:cs="Arial"/>
               </w:rPr>
@@ -2598,6 +4126,7 @@
           <w:p>
             <w:pPr>
               <w:pStyle w:val="PlainText"/>
+              <w:spacing w:line="480" w:lineRule="auto"/>
               <w:rPr>
                 <w:rFonts w:ascii="Arial" w:hAnsi="Arial" w:cs="Arial"/>
               </w:rPr>
@@ -2617,6 +4146,7 @@
           <w:p>
             <w:pPr>
               <w:pStyle w:val="PlainText"/>
+              <w:spacing w:line="480" w:lineRule="auto"/>
               <w:rPr>
                 <w:rFonts w:ascii="Arial" w:hAnsi="Arial" w:cs="Arial"/>
               </w:rPr>
@@ -2636,6 +4166,7 @@
           <w:p>
             <w:pPr>
               <w:pStyle w:val="PlainText"/>
+              <w:spacing w:line="480" w:lineRule="auto"/>
               <w:rPr>
                 <w:rFonts w:ascii="Arial" w:hAnsi="Arial" w:cs="Arial"/>
               </w:rPr>
@@ -2655,6 +4186,7 @@
           <w:p>
             <w:pPr>
               <w:pStyle w:val="PlainText"/>
+              <w:spacing w:line="480" w:lineRule="auto"/>
               <w:rPr>
                 <w:rFonts w:ascii="Arial" w:hAnsi="Arial" w:cs="Arial"/>
               </w:rPr>
@@ -2674,6 +4206,7 @@
           <w:p>
             <w:pPr>
               <w:pStyle w:val="PlainText"/>
+              <w:spacing w:line="480" w:lineRule="auto"/>
               <w:rPr>
                 <w:rFonts w:ascii="Arial" w:hAnsi="Arial" w:cs="Arial"/>
               </w:rPr>
@@ -2693,6 +4226,7 @@
           <w:p>
             <w:pPr>
               <w:pStyle w:val="PlainText"/>
+              <w:spacing w:line="480" w:lineRule="auto"/>
               <w:rPr>
                 <w:rFonts w:ascii="Arial" w:hAnsi="Arial" w:cs="Arial"/>
               </w:rPr>
@@ -2712,6 +4246,7 @@
           <w:p>
             <w:pPr>
               <w:pStyle w:val="PlainText"/>
+              <w:spacing w:line="480" w:lineRule="auto"/>
               <w:rPr>
                 <w:rFonts w:ascii="Arial" w:hAnsi="Arial" w:cs="Arial"/>
               </w:rPr>
@@ -2731,6 +4266,7 @@
           <w:p>
             <w:pPr>
               <w:pStyle w:val="PlainText"/>
+              <w:spacing w:line="480" w:lineRule="auto"/>
               <w:rPr>
                 <w:rFonts w:ascii="Arial" w:hAnsi="Arial" w:cs="Arial"/>
               </w:rPr>
@@ -2750,6 +4286,7 @@
           <w:p>
             <w:pPr>
               <w:pStyle w:val="PlainText"/>
+              <w:spacing w:line="480" w:lineRule="auto"/>
               <w:rPr>
                 <w:rFonts w:ascii="Arial" w:hAnsi="Arial" w:cs="Arial"/>
               </w:rPr>
@@ -2771,6 +4308,7 @@
           <w:p>
             <w:pPr>
               <w:pStyle w:val="PlainText"/>
+              <w:spacing w:line="480" w:lineRule="auto"/>
               <w:rPr>
                 <w:rFonts w:ascii="Arial" w:hAnsi="Arial" w:cs="Arial"/>
               </w:rPr>
@@ -2790,6 +4328,7 @@
           <w:p>
             <w:pPr>
               <w:pStyle w:val="PlainText"/>
+              <w:spacing w:line="480" w:lineRule="auto"/>
               <w:rPr>
                 <w:rFonts w:ascii="Arial" w:hAnsi="Arial" w:cs="Arial"/>
               </w:rPr>
@@ -2809,6 +4348,7 @@
           <w:p>
             <w:pPr>
               <w:pStyle w:val="PlainText"/>
+              <w:spacing w:line="480" w:lineRule="auto"/>
               <w:rPr>
                 <w:rFonts w:ascii="Arial" w:hAnsi="Arial" w:cs="Arial"/>
               </w:rPr>
@@ -2828,6 +4368,7 @@
           <w:p>
             <w:pPr>
               <w:pStyle w:val="PlainText"/>
+              <w:spacing w:line="480" w:lineRule="auto"/>
               <w:rPr>
                 <w:rFonts w:ascii="Arial" w:hAnsi="Arial" w:cs="Arial"/>
               </w:rPr>
@@ -2847,6 +4388,7 @@
           <w:p>
             <w:pPr>
               <w:pStyle w:val="PlainText"/>
+              <w:spacing w:line="480" w:lineRule="auto"/>
               <w:rPr>
                 <w:rFonts w:ascii="Arial" w:hAnsi="Arial" w:cs="Arial"/>
               </w:rPr>
@@ -2866,6 +4408,7 @@
           <w:p>
             <w:pPr>
               <w:pStyle w:val="PlainText"/>
+              <w:spacing w:line="480" w:lineRule="auto"/>
               <w:rPr>
                 <w:rFonts w:ascii="Arial" w:hAnsi="Arial" w:cs="Arial"/>
               </w:rPr>
@@ -2885,6 +4428,7 @@
           <w:p>
             <w:pPr>
               <w:pStyle w:val="PlainText"/>
+              <w:spacing w:line="480" w:lineRule="auto"/>
               <w:rPr>
                 <w:rFonts w:ascii="Arial" w:hAnsi="Arial" w:cs="Arial"/>
               </w:rPr>
@@ -2904,6 +4448,7 @@
           <w:p>
             <w:pPr>
               <w:pStyle w:val="PlainText"/>
+              <w:spacing w:line="480" w:lineRule="auto"/>
               <w:rPr>
                 <w:rFonts w:ascii="Arial" w:hAnsi="Arial" w:cs="Arial"/>
               </w:rPr>
@@ -2923,6 +4468,7 @@
           <w:p>
             <w:pPr>
               <w:pStyle w:val="PlainText"/>
+              <w:spacing w:line="480" w:lineRule="auto"/>
               <w:rPr>
                 <w:rFonts w:ascii="Arial" w:hAnsi="Arial" w:cs="Arial"/>
               </w:rPr>
@@ -2940,16 +4486,18 @@
     <w:p>
       <w:pPr>
         <w:pStyle w:val="PlainText"/>
-        <w:rPr>
-          <w:rFonts w:ascii="Arial" w:hAnsi="Arial" w:cs="Arial"/>
-          <w:sz w:val="24"/>
-          <w:szCs w:val="24"/>
-        </w:rPr>
-      </w:pPr>
-    </w:p>
-    <w:p>
-      <w:pPr>
-        <w:pStyle w:val="PlainText"/>
+        <w:spacing w:line="480" w:lineRule="auto"/>
+        <w:rPr>
+          <w:rFonts w:ascii="Arial" w:hAnsi="Arial" w:cs="Arial"/>
+          <w:sz w:val="24"/>
+          <w:szCs w:val="24"/>
+        </w:rPr>
+      </w:pPr>
+    </w:p>
+    <w:p>
+      <w:pPr>
+        <w:pStyle w:val="PlainText"/>
+        <w:spacing w:line="480" w:lineRule="auto"/>
         <w:rPr>
           <w:rFonts w:ascii="Arial" w:hAnsi="Arial" w:cs="Arial"/>
           <w:sz w:val="24"/>
@@ -2967,17 +4515,8 @@
     </w:p>
     <w:p>
       <w:pPr>
-        <w:pStyle w:val="PlainText"/>
-        <w:rPr>
-          <w:rFonts w:ascii="Arial" w:hAnsi="Arial" w:cs="Arial"/>
-          <w:sz w:val="24"/>
-          <w:szCs w:val="24"/>
-        </w:rPr>
-      </w:pPr>
-    </w:p>
-    <w:p>
-      <w:pPr>
         <w:pStyle w:val="Heading2"/>
+        <w:spacing w:line="480" w:lineRule="auto"/>
       </w:pPr>
       <w:r>
         <w:t>Protein Features</w:t>
@@ -2986,34 +4525,211 @@
     <w:p>
       <w:pPr>
         <w:pStyle w:val="PlainText"/>
-        <w:rPr>
-          <w:rFonts w:ascii="Arial" w:hAnsi="Arial" w:cs="Arial"/>
-          <w:sz w:val="24"/>
-          <w:szCs w:val="24"/>
-        </w:rPr>
-      </w:pPr>
-    </w:p>
-    <w:p>
-      <w:pPr>
-        <w:pStyle w:val="PlainText"/>
-        <w:rPr>
-          <w:rFonts w:ascii="Arial" w:hAnsi="Arial" w:cs="Arial"/>
-          <w:sz w:val="24"/>
-          <w:szCs w:val="24"/>
-        </w:rPr>
-      </w:pPr>
-      <w:r>
-        <w:rPr>
-          <w:rFonts w:ascii="Arial" w:hAnsi="Arial" w:cs="Arial"/>
-          <w:sz w:val="24"/>
-          <w:szCs w:val="24"/>
-        </w:rPr>
-        <w:t>By running ML models and iteratively removing each protein feature, the model performance statistics can be used to infer which features cause performance to drop the greatest. Hence, taking out the features and re-running the model allows us assess the impact that feature had on model performance. The drop in AUC is used to assess the importance of each feature within each ML model.</w:t>
-      </w:r>
-    </w:p>
-    <w:p>
-      <w:pPr>
-        <w:pStyle w:val="PlainText"/>
+        <w:spacing w:line="480" w:lineRule="auto"/>
+        <w:rPr>
+          <w:rFonts w:ascii="Arial" w:hAnsi="Arial" w:cs="Arial"/>
+          <w:sz w:val="24"/>
+          <w:szCs w:val="24"/>
+        </w:rPr>
+      </w:pPr>
+      <w:r>
+        <w:rPr>
+          <w:rFonts w:ascii="Arial" w:hAnsi="Arial" w:cs="Arial"/>
+          <w:sz w:val="24"/>
+          <w:szCs w:val="24"/>
+        </w:rPr>
+        <w:t xml:space="preserve">By running ML models and iteratively removing each protein feature, the model performance statistics can be used to infer which features cause performance to drop the greatest. Hence, taking out the features and re-running the model allows us </w:t>
+      </w:r>
+      <w:proofErr w:type="gramStart"/>
+      <w:r>
+        <w:rPr>
+          <w:rFonts w:ascii="Arial" w:hAnsi="Arial" w:cs="Arial"/>
+          <w:sz w:val="24"/>
+          <w:szCs w:val="24"/>
+        </w:rPr>
+        <w:t>assess</w:t>
+      </w:r>
+      <w:proofErr w:type="gramEnd"/>
+      <w:r>
+        <w:rPr>
+          <w:rFonts w:ascii="Arial" w:hAnsi="Arial" w:cs="Arial"/>
+          <w:sz w:val="24"/>
+          <w:szCs w:val="24"/>
+        </w:rPr>
+        <w:t xml:space="preserve"> the impact that feature had on model </w:t>
+      </w:r>
+      <w:r>
+        <w:rPr>
+          <w:rFonts w:ascii="Arial" w:hAnsi="Arial" w:cs="Arial"/>
+          <w:sz w:val="24"/>
+          <w:szCs w:val="24"/>
+        </w:rPr>
+        <w:lastRenderedPageBreak/>
+        <w:t>performance. The drop in AUC is used to assess the importance of each feature within each ML model.</w:t>
+      </w:r>
+    </w:p>
+    <w:p>
+      <w:pPr>
+        <w:pStyle w:val="Heading2"/>
+        <w:spacing w:line="480" w:lineRule="auto"/>
+      </w:pPr>
+      <w:r>
+        <w:t>Phylogenetics</w:t>
+      </w:r>
+    </w:p>
+    <w:p>
+      <w:pPr>
+        <w:pStyle w:val="PlainText"/>
+        <w:spacing w:line="480" w:lineRule="auto"/>
+        <w:rPr>
+          <w:rFonts w:ascii="Arial" w:hAnsi="Arial" w:cs="Arial"/>
+          <w:sz w:val="24"/>
+          <w:szCs w:val="24"/>
+        </w:rPr>
+      </w:pPr>
+      <w:r>
+        <w:rPr>
+          <w:rFonts w:ascii="Arial" w:hAnsi="Arial" w:cs="Arial"/>
+          <w:sz w:val="24"/>
+          <w:szCs w:val="24"/>
+        </w:rPr>
+        <w:t xml:space="preserve">Alignments of each of the eight proteins were used to estimate trees using IQTree2. </w:t>
+      </w:r>
+    </w:p>
+    <w:p>
+      <w:pPr>
+        <w:pStyle w:val="PlainText"/>
+        <w:spacing w:line="480" w:lineRule="auto"/>
+        <w:rPr>
+          <w:rFonts w:ascii="Arial" w:hAnsi="Arial" w:cs="Arial"/>
+          <w:sz w:val="24"/>
+          <w:szCs w:val="24"/>
+        </w:rPr>
+      </w:pPr>
+      <w:r>
+        <w:rPr>
+          <w:rFonts w:ascii="Arial" w:hAnsi="Arial" w:cs="Arial"/>
+          <w:sz w:val="24"/>
+          <w:szCs w:val="24"/>
+        </w:rPr>
+        <w:t>Could also stick some quick diversity measures in for each alignment, to show what we're working with?</w:t>
+      </w:r>
+    </w:p>
+    <w:p>
+      <w:pPr>
+        <w:pStyle w:val="PlainText"/>
+        <w:spacing w:line="480" w:lineRule="auto"/>
+        <w:rPr>
+          <w:rFonts w:ascii="Arial" w:hAnsi="Arial" w:cs="Arial"/>
+          <w:sz w:val="24"/>
+          <w:szCs w:val="24"/>
+        </w:rPr>
+      </w:pPr>
+      <w:r>
+        <w:rPr>
+          <w:rFonts w:ascii="Arial" w:hAnsi="Arial" w:cs="Arial"/>
+          <w:sz w:val="24"/>
+          <w:szCs w:val="24"/>
+        </w:rPr>
+        <w:t>How correlated are protein features, length and diversity?</w:t>
+      </w:r>
+    </w:p>
+    <w:p>
+      <w:pPr>
+        <w:pStyle w:val="Heading3"/>
+        <w:spacing w:line="480" w:lineRule="auto"/>
+      </w:pPr>
+      <w:r>
+        <w:t>Protein Trees</w:t>
+      </w:r>
+    </w:p>
+    <w:p>
+      <w:pPr>
+        <w:pStyle w:val="PlainText"/>
+        <w:numPr>
+          <w:ilvl w:val="0"/>
+          <w:numId w:val="2"/>
+        </w:numPr>
+        <w:spacing w:line="480" w:lineRule="auto"/>
+        <w:rPr>
+          <w:rFonts w:ascii="Arial" w:hAnsi="Arial" w:cs="Arial"/>
+          <w:sz w:val="24"/>
+          <w:szCs w:val="24"/>
+        </w:rPr>
+      </w:pPr>
+      <w:r>
+        <w:rPr>
+          <w:rFonts w:ascii="Arial" w:hAnsi="Arial" w:cs="Arial"/>
+          <w:sz w:val="24"/>
+          <w:szCs w:val="24"/>
+        </w:rPr>
+        <w:t>Is it worth adding bootstrap values? Or describing the tree (</w:t>
+      </w:r>
+      <w:proofErr w:type="spellStart"/>
+      <w:r>
+        <w:rPr>
+          <w:rFonts w:ascii="Arial" w:hAnsi="Arial" w:cs="Arial"/>
+          <w:sz w:val="24"/>
+          <w:szCs w:val="24"/>
+        </w:rPr>
+        <w:t>num</w:t>
+      </w:r>
+      <w:proofErr w:type="spellEnd"/>
+      <w:r>
+        <w:rPr>
+          <w:rFonts w:ascii="Arial" w:hAnsi="Arial" w:cs="Arial"/>
+          <w:sz w:val="24"/>
+          <w:szCs w:val="24"/>
+        </w:rPr>
+        <w:t xml:space="preserve"> of tips/nodes) just to clarify that some sequences were excluded from tree estimation?</w:t>
+      </w:r>
+    </w:p>
+    <w:p>
+      <w:pPr>
+        <w:pStyle w:val="PlainText"/>
+        <w:numPr>
+          <w:ilvl w:val="0"/>
+          <w:numId w:val="2"/>
+        </w:numPr>
+        <w:spacing w:line="480" w:lineRule="auto"/>
+        <w:rPr>
+          <w:rFonts w:ascii="Arial" w:hAnsi="Arial" w:cs="Arial"/>
+          <w:sz w:val="24"/>
+          <w:szCs w:val="24"/>
+        </w:rPr>
+      </w:pPr>
+      <w:r>
+        <w:rPr>
+          <w:rFonts w:ascii="Arial" w:hAnsi="Arial" w:cs="Arial"/>
+          <w:sz w:val="24"/>
+          <w:szCs w:val="24"/>
+        </w:rPr>
+        <w:t>Is there correlation between charge and branch length/placement? Would need a nice branch-branch measurement e.g. Faith's PD</w:t>
+      </w:r>
+    </w:p>
+    <w:p>
+      <w:pPr>
+        <w:pStyle w:val="PlainText"/>
+        <w:spacing w:line="480" w:lineRule="auto"/>
+        <w:rPr>
+          <w:rFonts w:ascii="Arial" w:hAnsi="Arial" w:cs="Arial"/>
+          <w:sz w:val="24"/>
+          <w:szCs w:val="24"/>
+        </w:rPr>
+      </w:pPr>
+      <w:r>
+        <w:rPr>
+          <w:rFonts w:ascii="Arial" w:hAnsi="Arial" w:cs="Arial"/>
+          <w:sz w:val="24"/>
+          <w:szCs w:val="24"/>
+        </w:rPr>
+        <w:t>Examples of a tree/features plot</w:t>
+      </w:r>
+    </w:p>
+    <w:p>
+      <w:pPr>
+        <w:pStyle w:val="PlainText"/>
+        <w:spacing w:line="480" w:lineRule="auto"/>
         <w:rPr>
           <w:rFonts w:ascii="Arial" w:hAnsi="Arial" w:cs="Arial"/>
           <w:sz w:val="24"/>
@@ -3028,282 +4744,6 @@
           <w:szCs w:val="24"/>
           <w14:ligatures w14:val="standardContextual"/>
         </w:rPr>
-        <w:lastRenderedPageBreak/>
-        <w:drawing>
-          <wp:inline distT="0" distB="0" distL="0" distR="0" wp14:anchorId="750A0D1A" wp14:editId="5CA57C86">
-            <wp:extent cx="4234722" cy="4234722"/>
-            <wp:effectExtent l="0" t="0" r="0" b="0"/>
-            <wp:docPr id="1820742079" name="Picture 10" descr="A graph of a protein&#10;&#10;AI-generated content may be incorrect."/>
-            <wp:cNvGraphicFramePr>
-              <a:graphicFrameLocks xmlns:a="http://schemas.openxmlformats.org/drawingml/2006/main" noChangeAspect="1"/>
-            </wp:cNvGraphicFramePr>
-            <a:graphic xmlns:a="http://schemas.openxmlformats.org/drawingml/2006/main">
-              <a:graphicData uri="http://schemas.openxmlformats.org/drawingml/2006/picture">
-                <pic:pic xmlns:pic="http://schemas.openxmlformats.org/drawingml/2006/picture">
-                  <pic:nvPicPr>
-                    <pic:cNvPr id="1820742079" name="Picture 10" descr="A graph of a protein&#10;&#10;AI-generated content may be incorrect."/>
-                    <pic:cNvPicPr/>
-                  </pic:nvPicPr>
-                  <pic:blipFill>
-                    <a:blip r:embed="rId15" cstate="print">
-                      <a:extLst>
-                        <a:ext uri="{28A0092B-C50C-407E-A947-70E740481C1C}">
-                          <a14:useLocalDpi xmlns:a14="http://schemas.microsoft.com/office/drawing/2010/main" val="0"/>
-                        </a:ext>
-                      </a:extLst>
-                    </a:blip>
-                    <a:stretch>
-                      <a:fillRect/>
-                    </a:stretch>
-                  </pic:blipFill>
-                  <pic:spPr>
-                    <a:xfrm>
-                      <a:off x="0" y="0"/>
-                      <a:ext cx="4240837" cy="4240837"/>
-                    </a:xfrm>
-                    <a:prstGeom prst="rect">
-                      <a:avLst/>
-                    </a:prstGeom>
-                  </pic:spPr>
-                </pic:pic>
-              </a:graphicData>
-            </a:graphic>
-          </wp:inline>
-        </w:drawing>
-      </w:r>
-    </w:p>
-    <w:p>
-      <w:pPr>
-        <w:pStyle w:val="PlainText"/>
-        <w:rPr>
-          <w:rFonts w:ascii="Arial" w:hAnsi="Arial" w:cs="Arial"/>
-          <w:sz w:val="24"/>
-          <w:szCs w:val="24"/>
-        </w:rPr>
-      </w:pPr>
-    </w:p>
-    <w:p>
-      <w:pPr>
-        <w:pStyle w:val="Heading2"/>
-      </w:pPr>
-      <w:r>
-        <w:t xml:space="preserve"> Phylogenetics</w:t>
-      </w:r>
-    </w:p>
-    <w:p>
-      <w:pPr>
-        <w:pStyle w:val="PlainText"/>
-        <w:rPr>
-          <w:rFonts w:ascii="Arial" w:hAnsi="Arial" w:cs="Arial"/>
-          <w:sz w:val="24"/>
-          <w:szCs w:val="24"/>
-        </w:rPr>
-      </w:pPr>
-    </w:p>
-    <w:p>
-      <w:pPr>
-        <w:pStyle w:val="PlainText"/>
-        <w:rPr>
-          <w:rFonts w:ascii="Arial" w:hAnsi="Arial" w:cs="Arial"/>
-          <w:sz w:val="24"/>
-          <w:szCs w:val="24"/>
-        </w:rPr>
-      </w:pPr>
-      <w:r>
-        <w:rPr>
-          <w:rFonts w:ascii="Arial" w:hAnsi="Arial" w:cs="Arial"/>
-          <w:sz w:val="24"/>
-          <w:szCs w:val="24"/>
-        </w:rPr>
-        <w:t xml:space="preserve">Alignments of each of the eight proteins were used to estimate trees using IQTree2. </w:t>
-      </w:r>
-    </w:p>
-    <w:p>
-      <w:pPr>
-        <w:pStyle w:val="PlainText"/>
-        <w:rPr>
-          <w:rFonts w:ascii="Arial" w:hAnsi="Arial" w:cs="Arial"/>
-          <w:sz w:val="24"/>
-          <w:szCs w:val="24"/>
-        </w:rPr>
-      </w:pPr>
-    </w:p>
-    <w:p>
-      <w:pPr>
-        <w:pStyle w:val="PlainText"/>
-        <w:rPr>
-          <w:rFonts w:ascii="Arial" w:hAnsi="Arial" w:cs="Arial"/>
-          <w:sz w:val="24"/>
-          <w:szCs w:val="24"/>
-        </w:rPr>
-      </w:pPr>
-      <w:r>
-        <w:rPr>
-          <w:rFonts w:ascii="Arial" w:hAnsi="Arial" w:cs="Arial"/>
-          <w:sz w:val="24"/>
-          <w:szCs w:val="24"/>
-        </w:rPr>
-        <w:t>Could also stick some quick diversity measures in for each alignment, to show what we're working with?</w:t>
-      </w:r>
-    </w:p>
-    <w:p>
-      <w:pPr>
-        <w:pStyle w:val="PlainText"/>
-        <w:rPr>
-          <w:rFonts w:ascii="Arial" w:hAnsi="Arial" w:cs="Arial"/>
-          <w:sz w:val="24"/>
-          <w:szCs w:val="24"/>
-        </w:rPr>
-      </w:pPr>
-    </w:p>
-    <w:p>
-      <w:pPr>
-        <w:pStyle w:val="PlainText"/>
-        <w:rPr>
-          <w:rFonts w:ascii="Arial" w:hAnsi="Arial" w:cs="Arial"/>
-          <w:sz w:val="24"/>
-          <w:szCs w:val="24"/>
-        </w:rPr>
-      </w:pPr>
-      <w:r>
-        <w:rPr>
-          <w:rFonts w:ascii="Arial" w:hAnsi="Arial" w:cs="Arial"/>
-          <w:sz w:val="24"/>
-          <w:szCs w:val="24"/>
-        </w:rPr>
-        <w:t>How correlated are protein features, length and diversity?</w:t>
-      </w:r>
-    </w:p>
-    <w:p>
-      <w:pPr>
-        <w:pStyle w:val="PlainText"/>
-        <w:rPr>
-          <w:rFonts w:ascii="Arial" w:hAnsi="Arial" w:cs="Arial"/>
-          <w:sz w:val="24"/>
-          <w:szCs w:val="24"/>
-        </w:rPr>
-      </w:pPr>
-    </w:p>
-    <w:p>
-      <w:pPr>
-        <w:pStyle w:val="Heading3"/>
-      </w:pPr>
-      <w:r>
-        <w:t xml:space="preserve"> Protein Trees</w:t>
-      </w:r>
-    </w:p>
-    <w:p>
-      <w:pPr>
-        <w:pStyle w:val="PlainText"/>
-        <w:rPr>
-          <w:rFonts w:ascii="Arial" w:hAnsi="Arial" w:cs="Arial"/>
-          <w:sz w:val="24"/>
-          <w:szCs w:val="24"/>
-        </w:rPr>
-      </w:pPr>
-    </w:p>
-    <w:p>
-      <w:pPr>
-        <w:pStyle w:val="PlainText"/>
-        <w:rPr>
-          <w:rFonts w:ascii="Arial" w:hAnsi="Arial" w:cs="Arial"/>
-          <w:sz w:val="24"/>
-          <w:szCs w:val="24"/>
-        </w:rPr>
-      </w:pPr>
-      <w:r>
-        <w:rPr>
-          <w:rFonts w:ascii="Arial" w:hAnsi="Arial" w:cs="Arial"/>
-          <w:sz w:val="24"/>
-          <w:szCs w:val="24"/>
-        </w:rPr>
-        <w:t>Is it worth adding bootstrap values? Or describing the tree (num of tips/nodes) just to clarify that some sequences were excluded from tree estimation?</w:t>
-      </w:r>
-    </w:p>
-    <w:p>
-      <w:pPr>
-        <w:pStyle w:val="PlainText"/>
-        <w:rPr>
-          <w:rFonts w:ascii="Arial" w:hAnsi="Arial" w:cs="Arial"/>
-          <w:sz w:val="24"/>
-          <w:szCs w:val="24"/>
-        </w:rPr>
-      </w:pPr>
-    </w:p>
-    <w:p>
-      <w:pPr>
-        <w:pStyle w:val="PlainText"/>
-        <w:rPr>
-          <w:rFonts w:ascii="Arial" w:hAnsi="Arial" w:cs="Arial"/>
-          <w:sz w:val="24"/>
-          <w:szCs w:val="24"/>
-        </w:rPr>
-      </w:pPr>
-      <w:r>
-        <w:rPr>
-          <w:rFonts w:ascii="Arial" w:hAnsi="Arial" w:cs="Arial"/>
-          <w:sz w:val="24"/>
-          <w:szCs w:val="24"/>
-        </w:rPr>
-        <w:t>Is there correlation between charge and branch length/placement? Would need a nice branch-branch measurement e.g. Faith's PD</w:t>
-      </w:r>
-    </w:p>
-    <w:p>
-      <w:pPr>
-        <w:pStyle w:val="PlainText"/>
-        <w:rPr>
-          <w:rFonts w:ascii="Arial" w:hAnsi="Arial" w:cs="Arial"/>
-          <w:sz w:val="24"/>
-          <w:szCs w:val="24"/>
-        </w:rPr>
-      </w:pPr>
-    </w:p>
-    <w:p>
-      <w:pPr>
-        <w:pStyle w:val="PlainText"/>
-        <w:rPr>
-          <w:rFonts w:ascii="Arial" w:hAnsi="Arial" w:cs="Arial"/>
-          <w:sz w:val="24"/>
-          <w:szCs w:val="24"/>
-        </w:rPr>
-      </w:pPr>
-      <w:r>
-        <w:rPr>
-          <w:rFonts w:ascii="Arial" w:hAnsi="Arial" w:cs="Arial"/>
-          <w:sz w:val="24"/>
-          <w:szCs w:val="24"/>
-        </w:rPr>
-        <w:t>Examples of a tree/features plot</w:t>
-      </w:r>
-    </w:p>
-    <w:p>
-      <w:pPr>
-        <w:pStyle w:val="PlainText"/>
-        <w:rPr>
-          <w:rFonts w:ascii="Arial" w:hAnsi="Arial" w:cs="Arial"/>
-          <w:sz w:val="24"/>
-          <w:szCs w:val="24"/>
-        </w:rPr>
-      </w:pPr>
-    </w:p>
-    <w:p>
-      <w:pPr>
-        <w:pStyle w:val="PlainText"/>
-        <w:rPr>
-          <w:rFonts w:ascii="Arial" w:hAnsi="Arial" w:cs="Arial"/>
-          <w:sz w:val="24"/>
-          <w:szCs w:val="24"/>
-        </w:rPr>
-      </w:pPr>
-      <w:r>
-        <w:rPr>
-          <w:rFonts w:ascii="Arial" w:hAnsi="Arial" w:cs="Arial"/>
-          <w:noProof/>
-          <w:sz w:val="24"/>
-          <w:szCs w:val="24"/>
-          <w14:ligatures w14:val="standardContextual"/>
-        </w:rPr>
-        <w:lastRenderedPageBreak/>
         <w:drawing>
           <wp:inline distT="0" distB="0" distL="0" distR="0" wp14:anchorId="094594BD" wp14:editId="09069597">
             <wp:extent cx="3520039" cy="4099810"/>
@@ -3320,7 +4760,7 @@
                     <pic:cNvPicPr/>
                   </pic:nvPicPr>
                   <pic:blipFill>
-                    <a:blip r:embed="rId16" cstate="print">
+                    <a:blip r:embed="rId22" cstate="print">
                       <a:extLst>
                         <a:ext uri="{28A0092B-C50C-407E-A947-70E740481C1C}">
                           <a14:useLocalDpi xmlns:a14="http://schemas.microsoft.com/office/drawing/2010/main" val="0"/>
@@ -3350,24 +4790,17 @@
     <w:p>
       <w:pPr>
         <w:pStyle w:val="Heading3"/>
-      </w:pPr>
-      <w:r>
+        <w:spacing w:line="480" w:lineRule="auto"/>
+      </w:pPr>
+      <w:r>
+        <w:lastRenderedPageBreak/>
         <w:t xml:space="preserve"> Trait Analyses</w:t>
       </w:r>
     </w:p>
     <w:p>
       <w:pPr>
         <w:pStyle w:val="PlainText"/>
-        <w:rPr>
-          <w:rFonts w:ascii="Arial" w:hAnsi="Arial" w:cs="Arial"/>
-          <w:sz w:val="24"/>
-          <w:szCs w:val="24"/>
-        </w:rPr>
-      </w:pPr>
-    </w:p>
-    <w:p>
-      <w:pPr>
-        <w:pStyle w:val="PlainText"/>
+        <w:spacing w:line="480" w:lineRule="auto"/>
         <w:rPr>
           <w:rFonts w:ascii="Arial" w:hAnsi="Arial" w:cs="Arial"/>
           <w:sz w:val="24"/>
@@ -3398,7 +4831,7 @@
                     <pic:cNvPicPr/>
                   </pic:nvPicPr>
                   <pic:blipFill>
-                    <a:blip r:embed="rId17" cstate="print">
+                    <a:blip r:embed="rId23" cstate="print">
                       <a:extLst>
                         <a:ext uri="{28A0092B-C50C-407E-A947-70E740481C1C}">
                           <a14:useLocalDpi xmlns:a14="http://schemas.microsoft.com/office/drawing/2010/main" val="0"/>
@@ -3448,7 +4881,7 @@
                     <pic:cNvPicPr/>
                   </pic:nvPicPr>
                   <pic:blipFill>
-                    <a:blip r:embed="rId18" cstate="print">
+                    <a:blip r:embed="rId24" cstate="print">
                       <a:extLst>
                         <a:ext uri="{28A0092B-C50C-407E-A947-70E740481C1C}">
                           <a14:useLocalDpi xmlns:a14="http://schemas.microsoft.com/office/drawing/2010/main" val="0"/>
@@ -3478,16 +4911,22 @@
     <w:p>
       <w:pPr>
         <w:pStyle w:val="PlainText"/>
-        <w:rPr>
-          <w:rFonts w:ascii="Arial" w:hAnsi="Arial" w:cs="Arial"/>
-          <w:sz w:val="24"/>
-          <w:szCs w:val="24"/>
-        </w:rPr>
-      </w:pPr>
-    </w:p>
-    <w:p>
-      <w:pPr>
-        <w:pStyle w:val="PlainText"/>
+        <w:spacing w:line="480" w:lineRule="auto"/>
+        <w:rPr>
+          <w:rFonts w:ascii="Arial" w:hAnsi="Arial" w:cs="Arial"/>
+          <w:sz w:val="24"/>
+          <w:szCs w:val="24"/>
+        </w:rPr>
+      </w:pPr>
+    </w:p>
+    <w:p>
+      <w:pPr>
+        <w:pStyle w:val="PlainText"/>
+        <w:numPr>
+          <w:ilvl w:val="0"/>
+          <w:numId w:val="3"/>
+        </w:numPr>
+        <w:spacing w:line="480" w:lineRule="auto"/>
         <w:rPr>
           <w:rFonts w:ascii="Arial" w:hAnsi="Arial" w:cs="Arial"/>
           <w:sz w:val="24"/>
@@ -3540,16 +4979,11 @@
     <w:p>
       <w:pPr>
         <w:pStyle w:val="PlainText"/>
-        <w:rPr>
-          <w:rFonts w:ascii="Arial" w:hAnsi="Arial" w:cs="Arial"/>
-          <w:sz w:val="24"/>
-          <w:szCs w:val="24"/>
-        </w:rPr>
-      </w:pPr>
-    </w:p>
-    <w:p>
-      <w:pPr>
-        <w:pStyle w:val="PlainText"/>
+        <w:numPr>
+          <w:ilvl w:val="0"/>
+          <w:numId w:val="3"/>
+        </w:numPr>
+        <w:spacing w:line="480" w:lineRule="auto"/>
         <w:rPr>
           <w:rFonts w:ascii="Arial" w:hAnsi="Arial" w:cs="Arial"/>
           <w:sz w:val="24"/>
@@ -3568,16 +5002,11 @@
     <w:p>
       <w:pPr>
         <w:pStyle w:val="PlainText"/>
-        <w:rPr>
-          <w:rFonts w:ascii="Arial" w:hAnsi="Arial" w:cs="Arial"/>
-          <w:sz w:val="24"/>
-          <w:szCs w:val="24"/>
-        </w:rPr>
-      </w:pPr>
-    </w:p>
-    <w:p>
-      <w:pPr>
-        <w:pStyle w:val="PlainText"/>
+        <w:numPr>
+          <w:ilvl w:val="0"/>
+          <w:numId w:val="3"/>
+        </w:numPr>
+        <w:spacing w:line="480" w:lineRule="auto"/>
         <w:rPr>
           <w:rFonts w:ascii="Arial" w:hAnsi="Arial" w:cs="Arial"/>
           <w:sz w:val="24"/>
@@ -3613,16 +5042,11 @@
     <w:p>
       <w:pPr>
         <w:pStyle w:val="PlainText"/>
-        <w:rPr>
-          <w:rFonts w:ascii="Arial" w:hAnsi="Arial" w:cs="Arial"/>
-          <w:sz w:val="24"/>
-          <w:szCs w:val="24"/>
-        </w:rPr>
-      </w:pPr>
-    </w:p>
-    <w:p>
-      <w:pPr>
-        <w:pStyle w:val="PlainText"/>
+        <w:numPr>
+          <w:ilvl w:val="0"/>
+          <w:numId w:val="3"/>
+        </w:numPr>
+        <w:spacing w:line="480" w:lineRule="auto"/>
         <w:rPr>
           <w:rFonts w:ascii="Arial" w:hAnsi="Arial" w:cs="Arial"/>
           <w:sz w:val="24"/>
@@ -3641,35 +5065,170 @@
     <w:p>
       <w:pPr>
         <w:pStyle w:val="PlainText"/>
-        <w:rPr>
-          <w:rFonts w:ascii="Arial" w:hAnsi="Arial" w:cs="Arial"/>
-          <w:sz w:val="24"/>
-          <w:szCs w:val="24"/>
-        </w:rPr>
-      </w:pPr>
-    </w:p>
-    <w:p>
-      <w:pPr>
-        <w:pStyle w:val="PlainText"/>
-        <w:rPr>
-          <w:rFonts w:ascii="Arial" w:hAnsi="Arial" w:cs="Arial"/>
-          <w:sz w:val="24"/>
-          <w:szCs w:val="24"/>
-        </w:rPr>
-      </w:pPr>
-      <w:r>
-        <w:rPr>
-          <w:rFonts w:ascii="Arial" w:hAnsi="Arial" w:cs="Arial"/>
-          <w:sz w:val="24"/>
-          <w:szCs w:val="24"/>
-        </w:rPr>
-        <w:lastRenderedPageBreak/>
+        <w:numPr>
+          <w:ilvl w:val="0"/>
+          <w:numId w:val="3"/>
+        </w:numPr>
+        <w:spacing w:line="480" w:lineRule="auto"/>
+        <w:rPr>
+          <w:rFonts w:ascii="Arial" w:hAnsi="Arial" w:cs="Arial"/>
+          <w:sz w:val="24"/>
+          <w:szCs w:val="24"/>
+        </w:rPr>
+      </w:pPr>
+      <w:r>
+        <w:rPr>
+          <w:rFonts w:ascii="Arial" w:hAnsi="Arial" w:cs="Arial"/>
+          <w:sz w:val="24"/>
+          <w:szCs w:val="24"/>
+        </w:rPr>
         <w:t>Also interesting when matrices are asymmetrical, indicates a direction of transfer from the phylogenetic signal</w:t>
       </w:r>
     </w:p>
     <w:p>
       <w:pPr>
         <w:pStyle w:val="PlainText"/>
+        <w:spacing w:line="480" w:lineRule="auto"/>
+        <w:rPr>
+          <w:rFonts w:ascii="Arial" w:hAnsi="Arial" w:cs="Arial"/>
+          <w:sz w:val="24"/>
+          <w:szCs w:val="24"/>
+        </w:rPr>
+      </w:pPr>
+    </w:p>
+    <w:p>
+      <w:pPr>
+        <w:pStyle w:val="Heading2"/>
+      </w:pPr>
+      <w:r>
+        <w:t>Ancestral Reconstruction</w:t>
+      </w:r>
+    </w:p>
+    <w:p>
+      <w:pPr>
+        <w:pStyle w:val="PlainText"/>
+        <w:spacing w:line="480" w:lineRule="auto"/>
+        <w:rPr>
+          <w:rFonts w:ascii="Arial" w:hAnsi="Arial" w:cs="Arial"/>
+          <w:sz w:val="24"/>
+          <w:szCs w:val="24"/>
+        </w:rPr>
+      </w:pPr>
+      <w:r>
+        <w:rPr>
+          <w:rFonts w:ascii="Arial" w:hAnsi="Arial" w:cs="Arial"/>
+          <w:sz w:val="24"/>
+          <w:szCs w:val="24"/>
+        </w:rPr>
+        <w:t xml:space="preserve">Describe subtree selection: </w:t>
+      </w:r>
+    </w:p>
+    <w:p>
+      <w:pPr>
+        <w:pStyle w:val="PlainText"/>
+        <w:numPr>
+          <w:ilvl w:val="0"/>
+          <w:numId w:val="5"/>
+        </w:numPr>
+        <w:spacing w:line="480" w:lineRule="auto"/>
+        <w:rPr>
+          <w:rFonts w:ascii="Arial" w:hAnsi="Arial" w:cs="Arial"/>
+          <w:sz w:val="24"/>
+          <w:szCs w:val="24"/>
+        </w:rPr>
+      </w:pPr>
+      <w:r>
+        <w:rPr>
+          <w:rFonts w:ascii="Arial" w:hAnsi="Arial" w:cs="Arial"/>
+          <w:sz w:val="24"/>
+          <w:szCs w:val="24"/>
+        </w:rPr>
+        <w:t>node number</w:t>
+      </w:r>
+    </w:p>
+    <w:p>
+      <w:pPr>
+        <w:pStyle w:val="PlainText"/>
+        <w:numPr>
+          <w:ilvl w:val="0"/>
+          <w:numId w:val="5"/>
+        </w:numPr>
+        <w:spacing w:line="480" w:lineRule="auto"/>
+        <w:rPr>
+          <w:rFonts w:ascii="Arial" w:hAnsi="Arial" w:cs="Arial"/>
+          <w:sz w:val="24"/>
+          <w:szCs w:val="24"/>
+        </w:rPr>
+      </w:pPr>
+      <w:r>
+        <w:rPr>
+          <w:rFonts w:ascii="Arial" w:hAnsi="Arial" w:cs="Arial"/>
+          <w:sz w:val="24"/>
+          <w:szCs w:val="24"/>
+        </w:rPr>
+        <w:t>number of tips</w:t>
+      </w:r>
+    </w:p>
+    <w:p>
+      <w:pPr>
+        <w:pStyle w:val="PlainText"/>
+        <w:numPr>
+          <w:ilvl w:val="0"/>
+          <w:numId w:val="5"/>
+        </w:numPr>
+        <w:spacing w:line="480" w:lineRule="auto"/>
+        <w:rPr>
+          <w:rFonts w:ascii="Arial" w:hAnsi="Arial" w:cs="Arial"/>
+          <w:sz w:val="24"/>
+          <w:szCs w:val="24"/>
+        </w:rPr>
+      </w:pPr>
+      <w:r>
+        <w:rPr>
+          <w:rFonts w:ascii="Arial" w:hAnsi="Arial" w:cs="Arial"/>
+          <w:sz w:val="24"/>
+          <w:szCs w:val="24"/>
+        </w:rPr>
+        <w:t>why were these subtrees selected</w:t>
+      </w:r>
+    </w:p>
+    <w:p>
+      <w:pPr>
+        <w:pStyle w:val="PlainText"/>
+        <w:spacing w:line="480" w:lineRule="auto"/>
+        <w:rPr>
+          <w:rFonts w:ascii="Arial" w:hAnsi="Arial" w:cs="Arial"/>
+          <w:sz w:val="24"/>
+          <w:szCs w:val="24"/>
+        </w:rPr>
+      </w:pPr>
+    </w:p>
+    <w:p>
+      <w:pPr>
+        <w:pStyle w:val="PlainText"/>
+        <w:spacing w:line="480" w:lineRule="auto"/>
+        <w:rPr>
+          <w:rFonts w:ascii="Arial" w:hAnsi="Arial" w:cs="Arial"/>
+          <w:sz w:val="24"/>
+          <w:szCs w:val="24"/>
+        </w:rPr>
+      </w:pPr>
+    </w:p>
+    <w:p>
+      <w:pPr>
+        <w:pStyle w:val="PlainText"/>
+        <w:spacing w:line="480" w:lineRule="auto"/>
+        <w:rPr>
+          <w:rFonts w:ascii="Arial" w:hAnsi="Arial" w:cs="Arial"/>
+          <w:sz w:val="24"/>
+          <w:szCs w:val="24"/>
+        </w:rPr>
+      </w:pPr>
+    </w:p>
+    <w:p>
+      <w:pPr>
+        <w:pStyle w:val="PlainText"/>
+        <w:spacing w:line="480" w:lineRule="auto"/>
         <w:rPr>
           <w:rFonts w:ascii="Arial" w:hAnsi="Arial" w:cs="Arial"/>
           <w:sz w:val="24"/>
@@ -3684,71 +5243,6 @@
           <w:szCs w:val="24"/>
           <w14:ligatures w14:val="standardContextual"/>
         </w:rPr>
-        <w:drawing>
-          <wp:inline distT="0" distB="0" distL="0" distR="0" wp14:anchorId="159766B5" wp14:editId="37D5718B">
-            <wp:extent cx="6400800" cy="6400800"/>
-            <wp:effectExtent l="0" t="0" r="0" b="0"/>
-            <wp:docPr id="1466496741" name="Picture 3"/>
-            <wp:cNvGraphicFramePr>
-              <a:graphicFrameLocks xmlns:a="http://schemas.openxmlformats.org/drawingml/2006/main" noChangeAspect="1"/>
-            </wp:cNvGraphicFramePr>
-            <a:graphic xmlns:a="http://schemas.openxmlformats.org/drawingml/2006/main">
-              <a:graphicData uri="http://schemas.openxmlformats.org/drawingml/2006/picture">
-                <pic:pic xmlns:pic="http://schemas.openxmlformats.org/drawingml/2006/picture">
-                  <pic:nvPicPr>
-                    <pic:cNvPr id="1466496741" name="Picture 1466496741"/>
-                    <pic:cNvPicPr/>
-                  </pic:nvPicPr>
-                  <pic:blipFill>
-                    <a:blip r:embed="rId19"/>
-                    <a:stretch>
-                      <a:fillRect/>
-                    </a:stretch>
-                  </pic:blipFill>
-                  <pic:spPr>
-                    <a:xfrm>
-                      <a:off x="0" y="0"/>
-                      <a:ext cx="6400800" cy="6400800"/>
-                    </a:xfrm>
-                    <a:prstGeom prst="rect">
-                      <a:avLst/>
-                    </a:prstGeom>
-                  </pic:spPr>
-                </pic:pic>
-              </a:graphicData>
-            </a:graphic>
-          </wp:inline>
-        </w:drawing>
-      </w:r>
-    </w:p>
-    <w:p>
-      <w:pPr>
-        <w:pStyle w:val="PlainText"/>
-        <w:rPr>
-          <w:rFonts w:ascii="Arial" w:hAnsi="Arial" w:cs="Arial"/>
-          <w:sz w:val="24"/>
-          <w:szCs w:val="24"/>
-        </w:rPr>
-      </w:pPr>
-    </w:p>
-    <w:p>
-      <w:pPr>
-        <w:pStyle w:val="PlainText"/>
-        <w:rPr>
-          <w:rFonts w:ascii="Arial" w:hAnsi="Arial" w:cs="Arial"/>
-          <w:sz w:val="24"/>
-          <w:szCs w:val="24"/>
-        </w:rPr>
-      </w:pPr>
-      <w:r>
-        <w:rPr>
-          <w:rFonts w:ascii="Arial" w:hAnsi="Arial" w:cs="Arial"/>
-          <w:noProof/>
-          <w:sz w:val="24"/>
-          <w:szCs w:val="24"/>
-          <w14:ligatures w14:val="standardContextual"/>
-        </w:rPr>
-        <w:lastRenderedPageBreak/>
         <w:drawing>
           <wp:inline distT="0" distB="0" distL="0" distR="0" wp14:anchorId="39696EE6" wp14:editId="7B363EAD">
             <wp:extent cx="6645910" cy="4090035"/>
@@ -3765,7 +5259,7 @@
                     <pic:cNvPicPr/>
                   </pic:nvPicPr>
                   <pic:blipFill>
-                    <a:blip r:embed="rId20"/>
+                    <a:blip r:embed="rId25"/>
                     <a:stretch>
                       <a:fillRect/>
                     </a:stretch>
@@ -3789,6 +5283,27 @@
     <w:p>
       <w:pPr>
         <w:pStyle w:val="PlainText"/>
+        <w:spacing w:line="480" w:lineRule="auto"/>
+        <w:rPr>
+          <w:rFonts w:ascii="Arial" w:hAnsi="Arial" w:cs="Arial"/>
+          <w:sz w:val="24"/>
+          <w:szCs w:val="24"/>
+        </w:rPr>
+      </w:pPr>
+    </w:p>
+    <w:p>
+      <w:pPr>
+        <w:pStyle w:val="Heading1"/>
+        <w:spacing w:line="480" w:lineRule="auto"/>
+      </w:pPr>
+      <w:r>
+        <w:t>Discussion</w:t>
+      </w:r>
+    </w:p>
+    <w:p>
+      <w:pPr>
+        <w:pStyle w:val="PlainText"/>
+        <w:spacing w:line="480" w:lineRule="auto"/>
         <w:rPr>
           <w:rFonts w:ascii="Arial" w:eastAsiaTheme="minorEastAsia" w:hAnsi="Arial" w:cs="Arial"/>
           <w:sz w:val="24"/>
@@ -3907,21 +5422,23 @@
         </w:rPr>
         <w:t xml:space="preserve">; potentially indicative of signal representing species-specific </w:t>
       </w:r>
-      <w:r>
-        <w:rPr>
-          <w:rFonts w:ascii="Arial" w:hAnsi="Arial" w:cs="Arial"/>
-          <w:sz w:val="24"/>
-          <w:szCs w:val="24"/>
-        </w:rPr>
-        <w:t>adaptation</w:t>
-      </w:r>
-      <w:r>
-        <w:rPr>
-          <w:rFonts w:ascii="Arial" w:hAnsi="Arial" w:cs="Arial"/>
-          <w:sz w:val="24"/>
-          <w:szCs w:val="24"/>
-        </w:rPr>
-        <w:t>, and thus taken here as a proxy for successful cross-species emergence.</w:t>
+      <w:proofErr w:type="gramStart"/>
+      <w:r>
+        <w:rPr>
+          <w:rFonts w:ascii="Arial" w:hAnsi="Arial" w:cs="Arial"/>
+          <w:sz w:val="24"/>
+          <w:szCs w:val="24"/>
+        </w:rPr>
+        <w:t>adaptation, and</w:t>
+      </w:r>
+      <w:proofErr w:type="gramEnd"/>
+      <w:r>
+        <w:rPr>
+          <w:rFonts w:ascii="Arial" w:hAnsi="Arial" w:cs="Arial"/>
+          <w:sz w:val="24"/>
+          <w:szCs w:val="24"/>
+        </w:rPr>
+        <w:t xml:space="preserve"> thus taken here as a proxy for successful cross-species emergence.</w:t>
       </w:r>
       <w:r>
         <w:rPr>
@@ -3993,7 +5510,32 @@
           <w:sz w:val="24"/>
           <w:szCs w:val="24"/>
         </w:rPr>
-        <w:t xml:space="preserve"> were predicted by the models to be swine IAV when they were in fact sampled from avian hosts. </w:t>
+        <w:t xml:space="preserve"> were predicted by the </w:t>
+      </w:r>
+      <w:r>
+        <w:rPr>
+          <w:rFonts w:ascii="Arial" w:eastAsiaTheme="minorEastAsia" w:hAnsi="Arial" w:cs="Arial"/>
+          <w:sz w:val="24"/>
+          <w:szCs w:val="24"/>
+        </w:rPr>
+        <w:t xml:space="preserve">machine learning </w:t>
+      </w:r>
+      <w:r>
+        <w:rPr>
+          <w:rFonts w:ascii="Arial" w:eastAsiaTheme="minorEastAsia" w:hAnsi="Arial" w:cs="Arial"/>
+          <w:sz w:val="24"/>
+          <w:szCs w:val="24"/>
+        </w:rPr>
+        <w:t xml:space="preserve">models to be swine IAV when they were in fact sampled from </w:t>
+      </w:r>
+      <w:r>
+        <w:rPr>
+          <w:rFonts w:ascii="Arial" w:eastAsiaTheme="minorEastAsia" w:hAnsi="Arial" w:cs="Arial"/>
+          <w:sz w:val="24"/>
+          <w:szCs w:val="24"/>
+        </w:rPr>
+        <w:lastRenderedPageBreak/>
+        <w:t xml:space="preserve">avian hosts. </w:t>
       </w:r>
       <w:r>
         <w:rPr>
@@ -4079,6 +5621,7 @@
     <w:p>
       <w:pPr>
         <w:pStyle w:val="PlainText"/>
+        <w:spacing w:line="480" w:lineRule="auto"/>
         <w:rPr>
           <w:rFonts w:ascii="Arial" w:hAnsi="Arial" w:cs="Arial"/>
           <w:sz w:val="24"/>
@@ -4099,106 +5642,113 @@
           <w:sz w:val="24"/>
           <w:szCs w:val="24"/>
         </w:rPr>
-        <w:t>likelihood of sequences moving between classes (i.e. sustained cross-species emergence and adaptation) is given as an expected transition rate. For example, the rate of bat virus emergence in avian populations is modelled as very unlikely (0.19), whereas viruses from pigs appear highly liable to spillover into human hosts (18.2). Both of these predictions align with the observed ecology of IAV over the past century and a half; swine viruses have repeatedly crossed into human populations. To note, these transition rates are not estimated to be symmetrical – the flow of IAV between humans and swine is heavily unidirectional, with a rate of 3.76 in human</w:t>
-      </w:r>
-      <w:r>
-        <w:rPr>
-          <w:rFonts w:ascii="Times New Roman" w:hAnsi="Times New Roman" w:cs="Times New Roman"/>
+        <w:t xml:space="preserve">likelihood of sequences moving between classes (i.e. sustained cross-species emergence and adaptation) is given as an expected transition rate. For example, the rate of bat virus emergence in avian populations is modelled as very unlikely (0.19), whereas viruses from pigs appear highly liable to spillover </w:t>
+      </w:r>
+      <w:r>
+        <w:rPr>
+          <w:rFonts w:ascii="Arial" w:hAnsi="Arial" w:cs="Arial"/>
+          <w:b/>
+          <w:bCs/>
+          <w:sz w:val="24"/>
+          <w:szCs w:val="24"/>
+          <w:u w:val="single"/>
+        </w:rPr>
+        <w:t>and then adapt</w:t>
+      </w:r>
+      <w:r>
+        <w:rPr>
+          <w:rFonts w:ascii="Arial" w:hAnsi="Arial" w:cs="Arial"/>
+          <w:sz w:val="24"/>
+          <w:szCs w:val="24"/>
+        </w:rPr>
+        <w:t xml:space="preserve"> </w:t>
+      </w:r>
+      <w:r>
+        <w:rPr>
+          <w:rFonts w:ascii="Arial" w:hAnsi="Arial" w:cs="Arial"/>
+          <w:sz w:val="24"/>
+          <w:szCs w:val="24"/>
+        </w:rPr>
+        <w:t xml:space="preserve">into human hosts (18.2). Both of these predictions align with the observed ecology of IAV over the past century and a half; swine viruses have repeatedly crossed into human populations. To note, these transition rates are not estimated to be symmetrical – the flow of IAV between humans and swine is heavily unidirectional, with a rate of 3.76 in </w:t>
+      </w:r>
+      <w:r>
+        <w:rPr>
+          <w:rFonts w:ascii="Menlo" w:hAnsi="Menlo" w:cs="Menlo"/>
+          <w:sz w:val="22"/>
+          <w:szCs w:val="22"/>
+        </w:rPr>
+        <w:t>human</w:t>
+      </w:r>
+      <w:r>
+        <w:rPr>
+          <w:rFonts w:ascii="Menlo" w:hAnsi="Menlo" w:cs="Menlo"/>
           <w:color w:val="333333"/>
-          <w:sz w:val="26"/>
-          <w:szCs w:val="26"/>
+          <w:sz w:val="24"/>
+          <w:szCs w:val="24"/>
           <w:shd w:val="clear" w:color="auto" w:fill="FFFFFF"/>
         </w:rPr>
+        <w:t xml:space="preserve"> →</w:t>
+      </w:r>
+      <w:r>
+        <w:rPr>
+          <w:rFonts w:ascii="Menlo" w:hAnsi="Menlo" w:cs="Menlo"/>
+          <w:sz w:val="22"/>
+          <w:szCs w:val="22"/>
+        </w:rPr>
+        <w:t xml:space="preserve"> swine</w:t>
+      </w:r>
+      <w:r>
+        <w:rPr>
+          <w:rFonts w:ascii="Arial" w:hAnsi="Arial" w:cs="Arial"/>
+          <w:sz w:val="22"/>
+          <w:szCs w:val="22"/>
+        </w:rPr>
         <w:t xml:space="preserve"> </w:t>
       </w:r>
       <w:r>
         <w:rPr>
-          <w:rFonts w:ascii="Times New Roman" w:hAnsi="Times New Roman" w:cs="Times New Roman"/>
+          <w:rFonts w:ascii="Arial" w:hAnsi="Arial" w:cs="Arial"/>
+          <w:sz w:val="24"/>
+          <w:szCs w:val="24"/>
+        </w:rPr>
+        <w:t xml:space="preserve">emergence compared to the above example (18.2 in </w:t>
+      </w:r>
+      <w:r>
+        <w:rPr>
+          <w:rFonts w:ascii="Menlo" w:hAnsi="Menlo" w:cs="Menlo"/>
+          <w:sz w:val="22"/>
+          <w:szCs w:val="22"/>
+        </w:rPr>
+        <w:t>swine</w:t>
+      </w:r>
+      <w:r>
+        <w:rPr>
+          <w:rFonts w:ascii="Menlo" w:hAnsi="Menlo" w:cs="Menlo"/>
           <w:color w:val="333333"/>
-          <w:sz w:val="26"/>
-          <w:szCs w:val="26"/>
+          <w:sz w:val="24"/>
+          <w:szCs w:val="24"/>
           <w:shd w:val="clear" w:color="auto" w:fill="FFFFFF"/>
         </w:rPr>
-        <w:t>→</w:t>
-      </w:r>
-      <w:r>
-        <w:rPr>
-          <w:rFonts w:ascii="Arial" w:hAnsi="Arial" w:cs="Arial"/>
-          <w:sz w:val="24"/>
-          <w:szCs w:val="24"/>
-        </w:rPr>
-        <w:t xml:space="preserve"> swine emergence compared to the above example (18</w:t>
-      </w:r>
-      <w:r>
-        <w:rPr>
-          <w:rFonts w:ascii="Arial" w:hAnsi="Arial" w:cs="Arial"/>
-          <w:sz w:val="24"/>
-          <w:szCs w:val="24"/>
-        </w:rPr>
-        <w:t>.</w:t>
-      </w:r>
-      <w:r>
-        <w:rPr>
-          <w:rFonts w:ascii="Arial" w:hAnsi="Arial" w:cs="Arial"/>
-          <w:sz w:val="24"/>
-          <w:szCs w:val="24"/>
-        </w:rPr>
-        <w:t>2</w:t>
-      </w:r>
-      <w:r>
-        <w:rPr>
-          <w:rFonts w:ascii="Arial" w:hAnsi="Arial" w:cs="Arial"/>
-          <w:sz w:val="24"/>
-          <w:szCs w:val="24"/>
-        </w:rPr>
-        <w:t xml:space="preserve"> in </w:t>
-      </w:r>
-      <w:r>
-        <w:rPr>
-          <w:rFonts w:ascii="Arial" w:hAnsi="Arial" w:cs="Arial"/>
-          <w:sz w:val="24"/>
-          <w:szCs w:val="24"/>
-        </w:rPr>
-        <w:t>swine</w:t>
-      </w:r>
-      <w:r>
-        <w:rPr>
-          <w:rFonts w:ascii="Times New Roman" w:hAnsi="Times New Roman" w:cs="Times New Roman"/>
-          <w:color w:val="333333"/>
-          <w:sz w:val="26"/>
-          <w:szCs w:val="26"/>
-          <w:shd w:val="clear" w:color="auto" w:fill="FFFFFF"/>
+        <w:t xml:space="preserve"> →</w:t>
+      </w:r>
+      <w:r>
+        <w:rPr>
+          <w:rFonts w:ascii="Menlo" w:hAnsi="Menlo" w:cs="Menlo"/>
+          <w:sz w:val="22"/>
+          <w:szCs w:val="22"/>
+        </w:rPr>
+        <w:t xml:space="preserve"> human</w:t>
+      </w:r>
+      <w:r>
+        <w:rPr>
+          <w:rFonts w:ascii="Arial" w:hAnsi="Arial" w:cs="Arial"/>
+          <w:sz w:val="24"/>
+          <w:szCs w:val="24"/>
         </w:rPr>
         <w:t xml:space="preserve"> </w:t>
       </w:r>
       <w:r>
         <w:rPr>
-          <w:rFonts w:ascii="Times New Roman" w:hAnsi="Times New Roman" w:cs="Times New Roman"/>
-          <w:color w:val="333333"/>
-          <w:sz w:val="26"/>
-          <w:szCs w:val="26"/>
-          <w:shd w:val="clear" w:color="auto" w:fill="FFFFFF"/>
-        </w:rPr>
-        <w:t>→</w:t>
-      </w:r>
-      <w:r>
-        <w:rPr>
-          <w:rFonts w:ascii="Arial" w:hAnsi="Arial" w:cs="Arial"/>
-          <w:sz w:val="24"/>
-          <w:szCs w:val="24"/>
-        </w:rPr>
-        <w:t xml:space="preserve"> </w:t>
-      </w:r>
-      <w:r>
-        <w:rPr>
-          <w:rFonts w:ascii="Arial" w:hAnsi="Arial" w:cs="Arial"/>
-          <w:sz w:val="24"/>
-          <w:szCs w:val="24"/>
-        </w:rPr>
-        <w:t xml:space="preserve">human </w:t>
-      </w:r>
-      <w:r>
-        <w:rPr>
           <w:rFonts w:ascii="Arial" w:hAnsi="Arial" w:cs="Arial"/>
           <w:sz w:val="24"/>
           <w:szCs w:val="24"/>
@@ -4217,132 +5767,26 @@
     <w:p>
       <w:pPr>
         <w:pStyle w:val="PlainText"/>
-        <w:rPr>
-          <w:rFonts w:ascii="Arial" w:hAnsi="Arial" w:cs="Arial"/>
-          <w:sz w:val="24"/>
-          <w:szCs w:val="24"/>
-        </w:rPr>
-      </w:pPr>
-    </w:p>
-    <w:p>
-      <w:pPr>
-        <w:jc w:val="left"/>
-        <w:rPr>
-          <w:rFonts w:cs="Arial"/>
-          <w:szCs w:val="24"/>
-        </w:rPr>
-      </w:pPr>
-      <w:r>
-        <w:rPr>
-          <w:rFonts w:cs="Arial"/>
-          <w:szCs w:val="24"/>
-        </w:rPr>
-        <w:br w:type="page"/>
-      </w:r>
-    </w:p>
-    <w:p>
-      <w:pPr>
-        <w:pStyle w:val="PlainText"/>
-        <w:rPr>
-          <w:rFonts w:ascii="Arial" w:hAnsi="Arial" w:cs="Arial"/>
-          <w:sz w:val="24"/>
-          <w:szCs w:val="24"/>
-        </w:rPr>
-      </w:pPr>
-    </w:p>
-    <w:p>
-      <w:pPr>
-        <w:pStyle w:val="Heading3"/>
-      </w:pPr>
-      <w:r>
-        <w:t xml:space="preserve"> Ancestral Reconstruction</w:t>
-      </w:r>
-    </w:p>
-    <w:p>
-      <w:pPr>
-        <w:pStyle w:val="PlainText"/>
-        <w:rPr>
-          <w:rFonts w:ascii="Arial" w:hAnsi="Arial" w:cs="Arial"/>
-          <w:sz w:val="24"/>
-          <w:szCs w:val="24"/>
-        </w:rPr>
-      </w:pPr>
-    </w:p>
-    <w:p>
-      <w:pPr>
-        <w:pStyle w:val="PlainText"/>
-        <w:rPr>
-          <w:rFonts w:ascii="Arial" w:hAnsi="Arial" w:cs="Arial"/>
-          <w:sz w:val="24"/>
-          <w:szCs w:val="24"/>
-        </w:rPr>
-      </w:pPr>
-      <w:r>
-        <w:rPr>
-          <w:rFonts w:ascii="Arial" w:hAnsi="Arial" w:cs="Arial"/>
-          <w:sz w:val="24"/>
-          <w:szCs w:val="24"/>
-        </w:rPr>
-        <w:t xml:space="preserve">Describe subtree selection: </w:t>
-      </w:r>
-    </w:p>
-    <w:p>
-      <w:pPr>
-        <w:pStyle w:val="PlainText"/>
-        <w:rPr>
-          <w:rFonts w:ascii="Arial" w:hAnsi="Arial" w:cs="Arial"/>
-          <w:sz w:val="24"/>
-          <w:szCs w:val="24"/>
-        </w:rPr>
-      </w:pPr>
-      <w:r>
-        <w:rPr>
-          <w:rFonts w:ascii="Arial" w:hAnsi="Arial" w:cs="Arial"/>
-          <w:sz w:val="24"/>
-          <w:szCs w:val="24"/>
-        </w:rPr>
-        <w:t>- node number</w:t>
-      </w:r>
-    </w:p>
-    <w:p>
-      <w:pPr>
-        <w:pStyle w:val="PlainText"/>
-        <w:rPr>
-          <w:rFonts w:ascii="Arial" w:hAnsi="Arial" w:cs="Arial"/>
-          <w:sz w:val="24"/>
-          <w:szCs w:val="24"/>
-        </w:rPr>
-      </w:pPr>
-      <w:r>
-        <w:rPr>
-          <w:rFonts w:ascii="Arial" w:hAnsi="Arial" w:cs="Arial"/>
-          <w:sz w:val="24"/>
-          <w:szCs w:val="24"/>
-        </w:rPr>
-        <w:t>- number of tips</w:t>
-      </w:r>
-    </w:p>
-    <w:p>
-      <w:pPr>
-        <w:pStyle w:val="PlainText"/>
-        <w:rPr>
-          <w:rFonts w:ascii="Arial" w:hAnsi="Arial" w:cs="Arial"/>
-          <w:sz w:val="24"/>
-          <w:szCs w:val="24"/>
-        </w:rPr>
-      </w:pPr>
-      <w:r>
-        <w:rPr>
-          <w:rFonts w:ascii="Arial" w:hAnsi="Arial" w:cs="Arial"/>
-          <w:sz w:val="24"/>
-          <w:szCs w:val="24"/>
-        </w:rPr>
-        <w:t>- why were these subtrees selected</w:t>
-      </w:r>
-    </w:p>
-    <w:p>
-      <w:pPr>
-        <w:pStyle w:val="PlainText"/>
+        <w:spacing w:line="480" w:lineRule="auto"/>
+        <w:rPr>
+          <w:rFonts w:ascii="Arial" w:hAnsi="Arial" w:cs="Arial"/>
+          <w:sz w:val="24"/>
+          <w:szCs w:val="24"/>
+        </w:rPr>
+      </w:pPr>
+      <w:r>
+        <w:rPr>
+          <w:rFonts w:ascii="Arial" w:hAnsi="Arial" w:cs="Arial"/>
+          <w:sz w:val="24"/>
+          <w:szCs w:val="24"/>
+        </w:rPr>
+        <w:t>In the future, we would've clustered per host and also possibly split the birds up more into ‘waterfowl vs others’ instead of assuming that all birds are always the source of infection. Other potential subdivisions include the splitting of human H1N1 viruses into two distinct classes of pre- and post-2009 samples in order to distinguish already circulating viruses from those that emerged during the 2009 swine flu pandemic.</w:t>
+      </w:r>
+    </w:p>
+    <w:p>
+      <w:pPr>
+        <w:pStyle w:val="PlainText"/>
+        <w:spacing w:line="480" w:lineRule="auto"/>
         <w:rPr>
           <w:rFonts w:ascii="Arial" w:hAnsi="Arial" w:cs="Arial"/>
           <w:sz w:val="24"/>
@@ -4360,9 +5804,327 @@
 </w:document>
 </file>
 
+<file path=word/comments.xml><?xml version="1.0" encoding="utf-8"?>
+<w:comments xmlns:wpc="http://schemas.microsoft.com/office/word/2010/wordprocessingCanvas" xmlns:cx="http://schemas.microsoft.com/office/drawing/2014/chartex" xmlns:cx1="http://schemas.microsoft.com/office/drawing/2015/9/8/chartex" xmlns:cx2="http://schemas.microsoft.com/office/drawing/2015/10/21/chartex" xmlns:cx3="http://schemas.microsoft.com/office/drawing/2016/5/9/chartex" xmlns:cx4="http://schemas.microsoft.com/office/drawing/2016/5/10/chartex" xmlns:cx5="http://schemas.microsoft.com/office/drawing/2016/5/11/chartex" xmlns:cx6="http://schemas.microsoft.com/office/drawing/2016/5/12/chartex" xmlns:cx7="http://schemas.microsoft.com/office/drawing/2016/5/13/chartex" xmlns:cx8="http://schemas.microsoft.com/office/drawing/2016/5/14/chartex" xmlns:mc="http://schemas.openxmlformats.org/markup-compatibility/2006" xmlns:aink="http://schemas.microsoft.com/office/drawing/2016/ink" xmlns:am3d="http://schemas.microsoft.com/office/drawing/2017/model3d" xmlns:o="urn:schemas-microsoft-com:office:office" xmlns:oel="http://schemas.microsoft.com/office/2019/extlst" xmlns:r="http://schemas.openxmlformats.org/officeDocument/2006/relationships" xmlns:m="http://schemas.openxmlformats.org/officeDocument/2006/math" xmlns:v="urn:schemas-microsoft-com:vml" xmlns:wp14="http://schemas.microsoft.com/office/word/2010/wordprocessingDrawing" xmlns:wp="http://schemas.openxmlformats.org/drawingml/2006/wordprocessingDrawing" xmlns:w10="urn:schemas-microsoft-com:office:word" xmlns:w="http://schemas.openxmlformats.org/wordprocessingml/2006/main" xmlns:w14="http://schemas.microsoft.com/office/word/2010/wordml" xmlns:w15="http://schemas.microsoft.com/office/word/2012/wordml" xmlns:w16cex="http://schemas.microsoft.com/office/word/2018/wordml/cex" xmlns:w16cid="http://schemas.microsoft.com/office/word/2016/wordml/cid" xmlns:w16="http://schemas.microsoft.com/office/word/2018/wordml" xmlns:w16du="http://schemas.microsoft.com/office/word/2023/wordml/word16du" xmlns:w16sdtdh="http://schemas.microsoft.com/office/word/2020/wordml/sdtdatahash" xmlns:w16sdtfl="http://schemas.microsoft.com/office/word/2024/wordml/sdtformatlock" xmlns:w16se="http://schemas.microsoft.com/office/word/2015/wordml/symex" xmlns:wpg="http://schemas.microsoft.com/office/word/2010/wordprocessingGroup" xmlns:wpi="http://schemas.microsoft.com/office/word/2010/wordprocessingInk" xmlns:wne="http://schemas.microsoft.com/office/word/2006/wordml" xmlns:wps="http://schemas.microsoft.com/office/word/2010/wordprocessingShape" mc:Ignorable="w14 w15 w16se w16cid w16 w16cex w16sdtdh w16sdtfl w16du wp14">
+  <w:comment w:id="0" w:author="Jordan Bone (PGR)" w:date="2025-10-02T09:38:00Z" w:initials="JB">
+    <w:p>
+      <w:pPr>
+        <w:jc w:val="left"/>
+      </w:pPr>
+      <w:r>
+        <w:rPr>
+          <w:rStyle w:val="CommentReference"/>
+        </w:rPr>
+        <w:annotationRef/>
+      </w:r>
+      <w:r>
+        <w:rPr>
+          <w:color w:val="000000"/>
+          <w:sz w:val="20"/>
+          <w:szCs w:val="20"/>
+        </w:rPr>
+        <w:t>Ref and ad historical context</w:t>
+      </w:r>
+    </w:p>
+  </w:comment>
+  <w:comment w:id="1" w:author="Jordan Bone (PGR)" w:date="2025-10-02T09:58:00Z" w:initials="JB">
+    <w:p>
+      <w:pPr>
+        <w:jc w:val="left"/>
+      </w:pPr>
+      <w:r>
+        <w:rPr>
+          <w:rStyle w:val="CommentReference"/>
+        </w:rPr>
+        <w:annotationRef/>
+      </w:r>
+      <w:r>
+        <w:rPr>
+          <w:color w:val="000000"/>
+          <w:sz w:val="20"/>
+          <w:szCs w:val="20"/>
+        </w:rPr>
+        <w:t>These numbers don’t match the bubbles on the plot?</w:t>
+      </w:r>
+    </w:p>
+  </w:comment>
+  <w:comment w:id="2" w:author="Jordan Bone (PGR)" w:date="2025-10-02T10:33:00Z" w:initials="JB">
+    <w:p>
+      <w:pPr>
+        <w:jc w:val="left"/>
+      </w:pPr>
+      <w:r>
+        <w:rPr>
+          <w:rStyle w:val="CommentReference"/>
+        </w:rPr>
+        <w:annotationRef/>
+      </w:r>
+      <w:r>
+        <w:rPr>
+          <w:color w:val="000000"/>
+          <w:sz w:val="20"/>
+          <w:szCs w:val="20"/>
+        </w:rPr>
+        <w:t>In caret? Or just stuck a bunch of CSVs together</w:t>
+      </w:r>
+    </w:p>
+  </w:comment>
+</w:comments>
+</file>
+
+<file path=word/commentsExtended.xml><?xml version="1.0" encoding="utf-8"?>
+<w15:commentsEx xmlns:wpc="http://schemas.microsoft.com/office/word/2010/wordprocessingCanvas" xmlns:cx="http://schemas.microsoft.com/office/drawing/2014/chartex" xmlns:cx1="http://schemas.microsoft.com/office/drawing/2015/9/8/chartex" xmlns:cx2="http://schemas.microsoft.com/office/drawing/2015/10/21/chartex" xmlns:cx3="http://schemas.microsoft.com/office/drawing/2016/5/9/chartex" xmlns:cx4="http://schemas.microsoft.com/office/drawing/2016/5/10/chartex" xmlns:cx5="http://schemas.microsoft.com/office/drawing/2016/5/11/chartex" xmlns:cx6="http://schemas.microsoft.com/office/drawing/2016/5/12/chartex" xmlns:cx7="http://schemas.microsoft.com/office/drawing/2016/5/13/chartex" xmlns:cx8="http://schemas.microsoft.com/office/drawing/2016/5/14/chartex" xmlns:mc="http://schemas.openxmlformats.org/markup-compatibility/2006" xmlns:aink="http://schemas.microsoft.com/office/drawing/2016/ink" xmlns:am3d="http://schemas.microsoft.com/office/drawing/2017/model3d" xmlns:o="urn:schemas-microsoft-com:office:office" xmlns:oel="http://schemas.microsoft.com/office/2019/extlst" xmlns:r="http://schemas.openxmlformats.org/officeDocument/2006/relationships" xmlns:m="http://schemas.openxmlformats.org/officeDocument/2006/math" xmlns:v="urn:schemas-microsoft-com:vml" xmlns:wp14="http://schemas.microsoft.com/office/word/2010/wordprocessingDrawing" xmlns:wp="http://schemas.openxmlformats.org/drawingml/2006/wordprocessingDrawing" xmlns:w10="urn:schemas-microsoft-com:office:word" xmlns:w="http://schemas.openxmlformats.org/wordprocessingml/2006/main" xmlns:w14="http://schemas.microsoft.com/office/word/2010/wordml" xmlns:w15="http://schemas.microsoft.com/office/word/2012/wordml" xmlns:w16cex="http://schemas.microsoft.com/office/word/2018/wordml/cex" xmlns:w16cid="http://schemas.microsoft.com/office/word/2016/wordml/cid" xmlns:w16="http://schemas.microsoft.com/office/word/2018/wordml" xmlns:w16du="http://schemas.microsoft.com/office/word/2023/wordml/word16du" xmlns:w16sdtdh="http://schemas.microsoft.com/office/word/2020/wordml/sdtdatahash" xmlns:w16sdtfl="http://schemas.microsoft.com/office/word/2024/wordml/sdtformatlock" xmlns:w16se="http://schemas.microsoft.com/office/word/2015/wordml/symex" xmlns:wpg="http://schemas.microsoft.com/office/word/2010/wordprocessingGroup" xmlns:wpi="http://schemas.microsoft.com/office/word/2010/wordprocessingInk" xmlns:wne="http://schemas.microsoft.com/office/word/2006/wordml" xmlns:wps="http://schemas.microsoft.com/office/word/2010/wordprocessingShape" mc:Ignorable="w14 w15 w16se w16cid w16 w16cex w16sdtdh w16sdtfl w16du wp14">
+  <w15:commentEx w15:paraId="4C14C310" w15:done="0"/>
+  <w15:commentEx w15:paraId="6E72D4FA" w15:done="0"/>
+  <w15:commentEx w15:paraId="0E2946CE" w15:done="0"/>
+</w15:commentsEx>
+</file>
+
+<file path=word/commentsExtensible.xml><?xml version="1.0" encoding="utf-8"?>
+<w16cex:commentsExtensible xmlns:wpc="http://schemas.microsoft.com/office/word/2010/wordprocessingCanvas" xmlns:cx="http://schemas.microsoft.com/office/drawing/2014/chartex" xmlns:cx1="http://schemas.microsoft.com/office/drawing/2015/9/8/chartex" xmlns:cx2="http://schemas.microsoft.com/office/drawing/2015/10/21/chartex" xmlns:cx3="http://schemas.microsoft.com/office/drawing/2016/5/9/chartex" xmlns:cx4="http://schemas.microsoft.com/office/drawing/2016/5/10/chartex" xmlns:cx5="http://schemas.microsoft.com/office/drawing/2016/5/11/chartex" xmlns:cx6="http://schemas.microsoft.com/office/drawing/2016/5/12/chartex" xmlns:cx7="http://schemas.microsoft.com/office/drawing/2016/5/13/chartex" xmlns:cx8="http://schemas.microsoft.com/office/drawing/2016/5/14/chartex" xmlns:cr="http://schemas.microsoft.com/office/comments/2020/reactions" xmlns:mc="http://schemas.openxmlformats.org/markup-compatibility/2006" xmlns:aink="http://schemas.microsoft.com/office/drawing/2016/ink" xmlns:am3d="http://schemas.microsoft.com/office/drawing/2017/model3d" xmlns:o="urn:schemas-microsoft-com:office:office" xmlns:oel="http://schemas.microsoft.com/office/2019/extlst" xmlns:r="http://schemas.openxmlformats.org/officeDocument/2006/relationships" xmlns:m="http://schemas.openxmlformats.org/officeDocument/2006/math" xmlns:v="urn:schemas-microsoft-com:vml" xmlns:wp14="http://schemas.microsoft.com/office/word/2010/wordprocessingDrawing" xmlns:wp="http://schemas.openxmlformats.org/drawingml/2006/wordprocessingDrawing" xmlns:w10="urn:schemas-microsoft-com:office:word" xmlns:w="http://schemas.openxmlformats.org/wordprocessingml/2006/main" xmlns:w14="http://schemas.microsoft.com/office/word/2010/wordml" xmlns:w15="http://schemas.microsoft.com/office/word/2012/wordml" xmlns:w16cex="http://schemas.microsoft.com/office/word/2018/wordml/cex" xmlns:w16cid="http://schemas.microsoft.com/office/word/2016/wordml/cid" xmlns:w16="http://schemas.microsoft.com/office/word/2018/wordml" xmlns:w16du="http://schemas.microsoft.com/office/word/2023/wordml/word16du" xmlns:w16sdtdh="http://schemas.microsoft.com/office/word/2020/wordml/sdtdatahash" xmlns:w16sdtfl="http://schemas.microsoft.com/office/word/2024/wordml/sdtformatlock" xmlns:w16se="http://schemas.microsoft.com/office/word/2015/wordml/symex" xmlns:wpg="http://schemas.microsoft.com/office/word/2010/wordprocessingGroup" xmlns:wpi="http://schemas.microsoft.com/office/word/2010/wordprocessingInk" xmlns:wne="http://schemas.microsoft.com/office/word/2006/wordml" xmlns:wps="http://schemas.microsoft.com/office/word/2010/wordprocessingShape" mc:Ignorable="w14 w15 w16se w16cid w16 w16cex w16sdtdh w16sdtfl cr w16du wp14">
+  <w16cex:commentExtensible w16cex:durableId="0DBC503A" w16cex:dateUtc="2025-10-02T08:38:00Z"/>
+  <w16cex:commentExtensible w16cex:durableId="15E5B704" w16cex:dateUtc="2025-10-02T08:58:00Z"/>
+  <w16cex:commentExtensible w16cex:durableId="40BBDB67" w16cex:dateUtc="2025-10-02T09:33:00Z"/>
+</w16cex:commentsExtensible>
+</file>
+
+<file path=word/commentsIds.xml><?xml version="1.0" encoding="utf-8"?>
+<w16cid:commentsIds xmlns:wpc="http://schemas.microsoft.com/office/word/2010/wordprocessingCanvas" xmlns:cx="http://schemas.microsoft.com/office/drawing/2014/chartex" xmlns:cx1="http://schemas.microsoft.com/office/drawing/2015/9/8/chartex" xmlns:cx2="http://schemas.microsoft.com/office/drawing/2015/10/21/chartex" xmlns:cx3="http://schemas.microsoft.com/office/drawing/2016/5/9/chartex" xmlns:cx4="http://schemas.microsoft.com/office/drawing/2016/5/10/chartex" xmlns:cx5="http://schemas.microsoft.com/office/drawing/2016/5/11/chartex" xmlns:cx6="http://schemas.microsoft.com/office/drawing/2016/5/12/chartex" xmlns:cx7="http://schemas.microsoft.com/office/drawing/2016/5/13/chartex" xmlns:cx8="http://schemas.microsoft.com/office/drawing/2016/5/14/chartex" xmlns:mc="http://schemas.openxmlformats.org/markup-compatibility/2006" xmlns:aink="http://schemas.microsoft.com/office/drawing/2016/ink" xmlns:am3d="http://schemas.microsoft.com/office/drawing/2017/model3d" xmlns:o="urn:schemas-microsoft-com:office:office" xmlns:oel="http://schemas.microsoft.com/office/2019/extlst" xmlns:r="http://schemas.openxmlformats.org/officeDocument/2006/relationships" xmlns:m="http://schemas.openxmlformats.org/officeDocument/2006/math" xmlns:v="urn:schemas-microsoft-com:vml" xmlns:wp14="http://schemas.microsoft.com/office/word/2010/wordprocessingDrawing" xmlns:wp="http://schemas.openxmlformats.org/drawingml/2006/wordprocessingDrawing" xmlns:w10="urn:schemas-microsoft-com:office:word" xmlns:w="http://schemas.openxmlformats.org/wordprocessingml/2006/main" xmlns:w14="http://schemas.microsoft.com/office/word/2010/wordml" xmlns:w15="http://schemas.microsoft.com/office/word/2012/wordml" xmlns:w16cex="http://schemas.microsoft.com/office/word/2018/wordml/cex" xmlns:w16cid="http://schemas.microsoft.com/office/word/2016/wordml/cid" xmlns:w16="http://schemas.microsoft.com/office/word/2018/wordml" xmlns:w16du="http://schemas.microsoft.com/office/word/2023/wordml/word16du" xmlns:w16sdtdh="http://schemas.microsoft.com/office/word/2020/wordml/sdtdatahash" xmlns:w16sdtfl="http://schemas.microsoft.com/office/word/2024/wordml/sdtformatlock" xmlns:w16se="http://schemas.microsoft.com/office/word/2015/wordml/symex" xmlns:wpg="http://schemas.microsoft.com/office/word/2010/wordprocessingGroup" xmlns:wpi="http://schemas.microsoft.com/office/word/2010/wordprocessingInk" xmlns:wne="http://schemas.microsoft.com/office/word/2006/wordml" xmlns:wps="http://schemas.microsoft.com/office/word/2010/wordprocessingShape" mc:Ignorable="w14 w15 w16se w16cid w16 w16cex w16sdtdh w16sdtfl w16du wp14">
+  <w16cid:commentId w16cid:paraId="4C14C310" w16cid:durableId="0DBC503A"/>
+  <w16cid:commentId w16cid:paraId="6E72D4FA" w16cid:durableId="15E5B704"/>
+  <w16cid:commentId w16cid:paraId="0E2946CE" w16cid:durableId="40BBDB67"/>
+</w16cid:commentsIds>
+</file>
+
 <file path=word/numbering.xml><?xml version="1.0" encoding="utf-8"?>
 <w:numbering xmlns:wpc="http://schemas.microsoft.com/office/word/2010/wordprocessingCanvas" xmlns:cx="http://schemas.microsoft.com/office/drawing/2014/chartex" xmlns:cx1="http://schemas.microsoft.com/office/drawing/2015/9/8/chartex" xmlns:cx2="http://schemas.microsoft.com/office/drawing/2015/10/21/chartex" xmlns:cx3="http://schemas.microsoft.com/office/drawing/2016/5/9/chartex" xmlns:cx4="http://schemas.microsoft.com/office/drawing/2016/5/10/chartex" xmlns:cx5="http://schemas.microsoft.com/office/drawing/2016/5/11/chartex" xmlns:cx6="http://schemas.microsoft.com/office/drawing/2016/5/12/chartex" xmlns:cx7="http://schemas.microsoft.com/office/drawing/2016/5/13/chartex" xmlns:cx8="http://schemas.microsoft.com/office/drawing/2016/5/14/chartex" xmlns:mc="http://schemas.openxmlformats.org/markup-compatibility/2006" xmlns:aink="http://schemas.microsoft.com/office/drawing/2016/ink" xmlns:am3d="http://schemas.microsoft.com/office/drawing/2017/model3d" xmlns:o="urn:schemas-microsoft-com:office:office" xmlns:oel="http://schemas.microsoft.com/office/2019/extlst" xmlns:r="http://schemas.openxmlformats.org/officeDocument/2006/relationships" xmlns:m="http://schemas.openxmlformats.org/officeDocument/2006/math" xmlns:v="urn:schemas-microsoft-com:vml" xmlns:wp14="http://schemas.microsoft.com/office/word/2010/wordprocessingDrawing" xmlns:wp="http://schemas.openxmlformats.org/drawingml/2006/wordprocessingDrawing" xmlns:w10="urn:schemas-microsoft-com:office:word" xmlns:w="http://schemas.openxmlformats.org/wordprocessingml/2006/main" xmlns:w14="http://schemas.microsoft.com/office/word/2010/wordml" xmlns:w15="http://schemas.microsoft.com/office/word/2012/wordml" xmlns:w16cex="http://schemas.microsoft.com/office/word/2018/wordml/cex" xmlns:w16cid="http://schemas.microsoft.com/office/word/2016/wordml/cid" xmlns:w16="http://schemas.microsoft.com/office/word/2018/wordml" xmlns:w16du="http://schemas.microsoft.com/office/word/2023/wordml/word16du" xmlns:w16sdtdh="http://schemas.microsoft.com/office/word/2020/wordml/sdtdatahash" xmlns:w16sdtfl="http://schemas.microsoft.com/office/word/2024/wordml/sdtformatlock" xmlns:w16se="http://schemas.microsoft.com/office/word/2015/wordml/symex" xmlns:wpg="http://schemas.microsoft.com/office/word/2010/wordprocessingGroup" xmlns:wpi="http://schemas.microsoft.com/office/word/2010/wordprocessingInk" xmlns:wne="http://schemas.microsoft.com/office/word/2006/wordml" xmlns:wps="http://schemas.microsoft.com/office/word/2010/wordprocessingShape" mc:Ignorable="w14 w15 w16se w16cid w16 w16cex w16sdtdh w16sdtfl w16du wp14">
   <w:abstractNum w:abstractNumId="0" w15:restartNumberingAfterBreak="0">
+    <w:nsid w:val="022F7A85"/>
+    <w:multiLevelType w:val="hybridMultilevel"/>
+    <w:tmpl w:val="226A9A20"/>
+    <w:lvl w:ilvl="0" w:tplc="08090001">
+      <w:start w:val="1"/>
+      <w:numFmt w:val="bullet"/>
+      <w:lvlText w:val=""/>
+      <w:lvlJc w:val="left"/>
+      <w:pPr>
+        <w:ind w:left="720" w:hanging="360"/>
+      </w:pPr>
+      <w:rPr>
+        <w:rFonts w:ascii="Symbol" w:hAnsi="Symbol" w:hint="default"/>
+      </w:rPr>
+    </w:lvl>
+    <w:lvl w:ilvl="1" w:tplc="08090003" w:tentative="1">
+      <w:start w:val="1"/>
+      <w:numFmt w:val="bullet"/>
+      <w:lvlText w:val="o"/>
+      <w:lvlJc w:val="left"/>
+      <w:pPr>
+        <w:ind w:left="1440" w:hanging="360"/>
+      </w:pPr>
+      <w:rPr>
+        <w:rFonts w:ascii="Courier New" w:hAnsi="Courier New" w:hint="default"/>
+      </w:rPr>
+    </w:lvl>
+    <w:lvl w:ilvl="2" w:tplc="08090005" w:tentative="1">
+      <w:start w:val="1"/>
+      <w:numFmt w:val="bullet"/>
+      <w:lvlText w:val=""/>
+      <w:lvlJc w:val="left"/>
+      <w:pPr>
+        <w:ind w:left="2160" w:hanging="360"/>
+      </w:pPr>
+      <w:rPr>
+        <w:rFonts w:ascii="Wingdings" w:hAnsi="Wingdings" w:hint="default"/>
+      </w:rPr>
+    </w:lvl>
+    <w:lvl w:ilvl="3" w:tplc="08090001" w:tentative="1">
+      <w:start w:val="1"/>
+      <w:numFmt w:val="bullet"/>
+      <w:lvlText w:val=""/>
+      <w:lvlJc w:val="left"/>
+      <w:pPr>
+        <w:ind w:left="2880" w:hanging="360"/>
+      </w:pPr>
+      <w:rPr>
+        <w:rFonts w:ascii="Symbol" w:hAnsi="Symbol" w:hint="default"/>
+      </w:rPr>
+    </w:lvl>
+    <w:lvl w:ilvl="4" w:tplc="08090003" w:tentative="1">
+      <w:start w:val="1"/>
+      <w:numFmt w:val="bullet"/>
+      <w:lvlText w:val="o"/>
+      <w:lvlJc w:val="left"/>
+      <w:pPr>
+        <w:ind w:left="3600" w:hanging="360"/>
+      </w:pPr>
+      <w:rPr>
+        <w:rFonts w:ascii="Courier New" w:hAnsi="Courier New" w:hint="default"/>
+      </w:rPr>
+    </w:lvl>
+    <w:lvl w:ilvl="5" w:tplc="08090005" w:tentative="1">
+      <w:start w:val="1"/>
+      <w:numFmt w:val="bullet"/>
+      <w:lvlText w:val=""/>
+      <w:lvlJc w:val="left"/>
+      <w:pPr>
+        <w:ind w:left="4320" w:hanging="360"/>
+      </w:pPr>
+      <w:rPr>
+        <w:rFonts w:ascii="Wingdings" w:hAnsi="Wingdings" w:hint="default"/>
+      </w:rPr>
+    </w:lvl>
+    <w:lvl w:ilvl="6" w:tplc="08090001" w:tentative="1">
+      <w:start w:val="1"/>
+      <w:numFmt w:val="bullet"/>
+      <w:lvlText w:val=""/>
+      <w:lvlJc w:val="left"/>
+      <w:pPr>
+        <w:ind w:left="5040" w:hanging="360"/>
+      </w:pPr>
+      <w:rPr>
+        <w:rFonts w:ascii="Symbol" w:hAnsi="Symbol" w:hint="default"/>
+      </w:rPr>
+    </w:lvl>
+    <w:lvl w:ilvl="7" w:tplc="08090003" w:tentative="1">
+      <w:start w:val="1"/>
+      <w:numFmt w:val="bullet"/>
+      <w:lvlText w:val="o"/>
+      <w:lvlJc w:val="left"/>
+      <w:pPr>
+        <w:ind w:left="5760" w:hanging="360"/>
+      </w:pPr>
+      <w:rPr>
+        <w:rFonts w:ascii="Courier New" w:hAnsi="Courier New" w:hint="default"/>
+      </w:rPr>
+    </w:lvl>
+    <w:lvl w:ilvl="8" w:tplc="08090005" w:tentative="1">
+      <w:start w:val="1"/>
+      <w:numFmt w:val="bullet"/>
+      <w:lvlText w:val=""/>
+      <w:lvlJc w:val="left"/>
+      <w:pPr>
+        <w:ind w:left="6480" w:hanging="360"/>
+      </w:pPr>
+      <w:rPr>
+        <w:rFonts w:ascii="Wingdings" w:hAnsi="Wingdings" w:hint="default"/>
+      </w:rPr>
+    </w:lvl>
+  </w:abstractNum>
+  <w:abstractNum w:abstractNumId="1" w15:restartNumberingAfterBreak="0">
+    <w:nsid w:val="12FB5067"/>
+    <w:multiLevelType w:val="hybridMultilevel"/>
+    <w:tmpl w:val="A09E3D76"/>
+    <w:lvl w:ilvl="0" w:tplc="08090001">
+      <w:start w:val="1"/>
+      <w:numFmt w:val="bullet"/>
+      <w:lvlText w:val=""/>
+      <w:lvlJc w:val="left"/>
+      <w:pPr>
+        <w:ind w:left="720" w:hanging="360"/>
+      </w:pPr>
+      <w:rPr>
+        <w:rFonts w:ascii="Symbol" w:hAnsi="Symbol" w:hint="default"/>
+      </w:rPr>
+    </w:lvl>
+    <w:lvl w:ilvl="1" w:tplc="08090003" w:tentative="1">
+      <w:start w:val="1"/>
+      <w:numFmt w:val="bullet"/>
+      <w:lvlText w:val="o"/>
+      <w:lvlJc w:val="left"/>
+      <w:pPr>
+        <w:ind w:left="1440" w:hanging="360"/>
+      </w:pPr>
+      <w:rPr>
+        <w:rFonts w:ascii="Courier New" w:hAnsi="Courier New" w:hint="default"/>
+      </w:rPr>
+    </w:lvl>
+    <w:lvl w:ilvl="2" w:tplc="08090005" w:tentative="1">
+      <w:start w:val="1"/>
+      <w:numFmt w:val="bullet"/>
+      <w:lvlText w:val=""/>
+      <w:lvlJc w:val="left"/>
+      <w:pPr>
+        <w:ind w:left="2160" w:hanging="360"/>
+      </w:pPr>
+      <w:rPr>
+        <w:rFonts w:ascii="Wingdings" w:hAnsi="Wingdings" w:hint="default"/>
+      </w:rPr>
+    </w:lvl>
+    <w:lvl w:ilvl="3" w:tplc="08090001" w:tentative="1">
+      <w:start w:val="1"/>
+      <w:numFmt w:val="bullet"/>
+      <w:lvlText w:val=""/>
+      <w:lvlJc w:val="left"/>
+      <w:pPr>
+        <w:ind w:left="2880" w:hanging="360"/>
+      </w:pPr>
+      <w:rPr>
+        <w:rFonts w:ascii="Symbol" w:hAnsi="Symbol" w:hint="default"/>
+      </w:rPr>
+    </w:lvl>
+    <w:lvl w:ilvl="4" w:tplc="08090003" w:tentative="1">
+      <w:start w:val="1"/>
+      <w:numFmt w:val="bullet"/>
+      <w:lvlText w:val="o"/>
+      <w:lvlJc w:val="left"/>
+      <w:pPr>
+        <w:ind w:left="3600" w:hanging="360"/>
+      </w:pPr>
+      <w:rPr>
+        <w:rFonts w:ascii="Courier New" w:hAnsi="Courier New" w:hint="default"/>
+      </w:rPr>
+    </w:lvl>
+    <w:lvl w:ilvl="5" w:tplc="08090005" w:tentative="1">
+      <w:start w:val="1"/>
+      <w:numFmt w:val="bullet"/>
+      <w:lvlText w:val=""/>
+      <w:lvlJc w:val="left"/>
+      <w:pPr>
+        <w:ind w:left="4320" w:hanging="360"/>
+      </w:pPr>
+      <w:rPr>
+        <w:rFonts w:ascii="Wingdings" w:hAnsi="Wingdings" w:hint="default"/>
+      </w:rPr>
+    </w:lvl>
+    <w:lvl w:ilvl="6" w:tplc="08090001" w:tentative="1">
+      <w:start w:val="1"/>
+      <w:numFmt w:val="bullet"/>
+      <w:lvlText w:val=""/>
+      <w:lvlJc w:val="left"/>
+      <w:pPr>
+        <w:ind w:left="5040" w:hanging="360"/>
+      </w:pPr>
+      <w:rPr>
+        <w:rFonts w:ascii="Symbol" w:hAnsi="Symbol" w:hint="default"/>
+      </w:rPr>
+    </w:lvl>
+    <w:lvl w:ilvl="7" w:tplc="08090003" w:tentative="1">
+      <w:start w:val="1"/>
+      <w:numFmt w:val="bullet"/>
+      <w:lvlText w:val="o"/>
+      <w:lvlJc w:val="left"/>
+      <w:pPr>
+        <w:ind w:left="5760" w:hanging="360"/>
+      </w:pPr>
+      <w:rPr>
+        <w:rFonts w:ascii="Courier New" w:hAnsi="Courier New" w:hint="default"/>
+      </w:rPr>
+    </w:lvl>
+    <w:lvl w:ilvl="8" w:tplc="08090005" w:tentative="1">
+      <w:start w:val="1"/>
+      <w:numFmt w:val="bullet"/>
+      <w:lvlText w:val=""/>
+      <w:lvlJc w:val="left"/>
+      <w:pPr>
+        <w:ind w:left="6480" w:hanging="360"/>
+      </w:pPr>
+      <w:rPr>
+        <w:rFonts w:ascii="Wingdings" w:hAnsi="Wingdings" w:hint="default"/>
+      </w:rPr>
+    </w:lvl>
+  </w:abstractNum>
+  <w:abstractNum w:abstractNumId="2" w15:restartNumberingAfterBreak="0">
     <w:nsid w:val="1A8B0DB0"/>
     <w:multiLevelType w:val="hybridMultilevel"/>
     <w:tmpl w:val="4E7691AA"/>
@@ -4451,10 +6213,255 @@
       </w:pPr>
     </w:lvl>
   </w:abstractNum>
+  <w:abstractNum w:abstractNumId="3" w15:restartNumberingAfterBreak="0">
+    <w:nsid w:val="5D111230"/>
+    <w:multiLevelType w:val="hybridMultilevel"/>
+    <w:tmpl w:val="15DE6AE4"/>
+    <w:lvl w:ilvl="0" w:tplc="E070E516">
+      <w:numFmt w:val="bullet"/>
+      <w:lvlText w:val="-"/>
+      <w:lvlJc w:val="left"/>
+      <w:pPr>
+        <w:ind w:left="720" w:hanging="360"/>
+      </w:pPr>
+      <w:rPr>
+        <w:rFonts w:ascii="Arial" w:eastAsiaTheme="minorHAnsi" w:hAnsi="Arial" w:cs="Arial" w:hint="default"/>
+      </w:rPr>
+    </w:lvl>
+    <w:lvl w:ilvl="1" w:tplc="08090003" w:tentative="1">
+      <w:start w:val="1"/>
+      <w:numFmt w:val="bullet"/>
+      <w:lvlText w:val="o"/>
+      <w:lvlJc w:val="left"/>
+      <w:pPr>
+        <w:ind w:left="1440" w:hanging="360"/>
+      </w:pPr>
+      <w:rPr>
+        <w:rFonts w:ascii="Courier New" w:hAnsi="Courier New" w:hint="default"/>
+      </w:rPr>
+    </w:lvl>
+    <w:lvl w:ilvl="2" w:tplc="08090005" w:tentative="1">
+      <w:start w:val="1"/>
+      <w:numFmt w:val="bullet"/>
+      <w:lvlText w:val=""/>
+      <w:lvlJc w:val="left"/>
+      <w:pPr>
+        <w:ind w:left="2160" w:hanging="360"/>
+      </w:pPr>
+      <w:rPr>
+        <w:rFonts w:ascii="Wingdings" w:hAnsi="Wingdings" w:hint="default"/>
+      </w:rPr>
+    </w:lvl>
+    <w:lvl w:ilvl="3" w:tplc="08090001" w:tentative="1">
+      <w:start w:val="1"/>
+      <w:numFmt w:val="bullet"/>
+      <w:lvlText w:val=""/>
+      <w:lvlJc w:val="left"/>
+      <w:pPr>
+        <w:ind w:left="2880" w:hanging="360"/>
+      </w:pPr>
+      <w:rPr>
+        <w:rFonts w:ascii="Symbol" w:hAnsi="Symbol" w:hint="default"/>
+      </w:rPr>
+    </w:lvl>
+    <w:lvl w:ilvl="4" w:tplc="08090003" w:tentative="1">
+      <w:start w:val="1"/>
+      <w:numFmt w:val="bullet"/>
+      <w:lvlText w:val="o"/>
+      <w:lvlJc w:val="left"/>
+      <w:pPr>
+        <w:ind w:left="3600" w:hanging="360"/>
+      </w:pPr>
+      <w:rPr>
+        <w:rFonts w:ascii="Courier New" w:hAnsi="Courier New" w:hint="default"/>
+      </w:rPr>
+    </w:lvl>
+    <w:lvl w:ilvl="5" w:tplc="08090005" w:tentative="1">
+      <w:start w:val="1"/>
+      <w:numFmt w:val="bullet"/>
+      <w:lvlText w:val=""/>
+      <w:lvlJc w:val="left"/>
+      <w:pPr>
+        <w:ind w:left="4320" w:hanging="360"/>
+      </w:pPr>
+      <w:rPr>
+        <w:rFonts w:ascii="Wingdings" w:hAnsi="Wingdings" w:hint="default"/>
+      </w:rPr>
+    </w:lvl>
+    <w:lvl w:ilvl="6" w:tplc="08090001" w:tentative="1">
+      <w:start w:val="1"/>
+      <w:numFmt w:val="bullet"/>
+      <w:lvlText w:val=""/>
+      <w:lvlJc w:val="left"/>
+      <w:pPr>
+        <w:ind w:left="5040" w:hanging="360"/>
+      </w:pPr>
+      <w:rPr>
+        <w:rFonts w:ascii="Symbol" w:hAnsi="Symbol" w:hint="default"/>
+      </w:rPr>
+    </w:lvl>
+    <w:lvl w:ilvl="7" w:tplc="08090003" w:tentative="1">
+      <w:start w:val="1"/>
+      <w:numFmt w:val="bullet"/>
+      <w:lvlText w:val="o"/>
+      <w:lvlJc w:val="left"/>
+      <w:pPr>
+        <w:ind w:left="5760" w:hanging="360"/>
+      </w:pPr>
+      <w:rPr>
+        <w:rFonts w:ascii="Courier New" w:hAnsi="Courier New" w:hint="default"/>
+      </w:rPr>
+    </w:lvl>
+    <w:lvl w:ilvl="8" w:tplc="08090005" w:tentative="1">
+      <w:start w:val="1"/>
+      <w:numFmt w:val="bullet"/>
+      <w:lvlText w:val=""/>
+      <w:lvlJc w:val="left"/>
+      <w:pPr>
+        <w:ind w:left="6480" w:hanging="360"/>
+      </w:pPr>
+      <w:rPr>
+        <w:rFonts w:ascii="Wingdings" w:hAnsi="Wingdings" w:hint="default"/>
+      </w:rPr>
+    </w:lvl>
+  </w:abstractNum>
+  <w:abstractNum w:abstractNumId="4" w15:restartNumberingAfterBreak="0">
+    <w:nsid w:val="6B1553FF"/>
+    <w:multiLevelType w:val="hybridMultilevel"/>
+    <w:tmpl w:val="36467C54"/>
+    <w:lvl w:ilvl="0" w:tplc="08090001">
+      <w:start w:val="1"/>
+      <w:numFmt w:val="bullet"/>
+      <w:lvlText w:val=""/>
+      <w:lvlJc w:val="left"/>
+      <w:pPr>
+        <w:ind w:left="720" w:hanging="360"/>
+      </w:pPr>
+      <w:rPr>
+        <w:rFonts w:ascii="Symbol" w:hAnsi="Symbol" w:hint="default"/>
+      </w:rPr>
+    </w:lvl>
+    <w:lvl w:ilvl="1" w:tplc="08090003" w:tentative="1">
+      <w:start w:val="1"/>
+      <w:numFmt w:val="bullet"/>
+      <w:lvlText w:val="o"/>
+      <w:lvlJc w:val="left"/>
+      <w:pPr>
+        <w:ind w:left="1440" w:hanging="360"/>
+      </w:pPr>
+      <w:rPr>
+        <w:rFonts w:ascii="Courier New" w:hAnsi="Courier New" w:hint="default"/>
+      </w:rPr>
+    </w:lvl>
+    <w:lvl w:ilvl="2" w:tplc="08090005" w:tentative="1">
+      <w:start w:val="1"/>
+      <w:numFmt w:val="bullet"/>
+      <w:lvlText w:val=""/>
+      <w:lvlJc w:val="left"/>
+      <w:pPr>
+        <w:ind w:left="2160" w:hanging="360"/>
+      </w:pPr>
+      <w:rPr>
+        <w:rFonts w:ascii="Wingdings" w:hAnsi="Wingdings" w:hint="default"/>
+      </w:rPr>
+    </w:lvl>
+    <w:lvl w:ilvl="3" w:tplc="08090001" w:tentative="1">
+      <w:start w:val="1"/>
+      <w:numFmt w:val="bullet"/>
+      <w:lvlText w:val=""/>
+      <w:lvlJc w:val="left"/>
+      <w:pPr>
+        <w:ind w:left="2880" w:hanging="360"/>
+      </w:pPr>
+      <w:rPr>
+        <w:rFonts w:ascii="Symbol" w:hAnsi="Symbol" w:hint="default"/>
+      </w:rPr>
+    </w:lvl>
+    <w:lvl w:ilvl="4" w:tplc="08090003" w:tentative="1">
+      <w:start w:val="1"/>
+      <w:numFmt w:val="bullet"/>
+      <w:lvlText w:val="o"/>
+      <w:lvlJc w:val="left"/>
+      <w:pPr>
+        <w:ind w:left="3600" w:hanging="360"/>
+      </w:pPr>
+      <w:rPr>
+        <w:rFonts w:ascii="Courier New" w:hAnsi="Courier New" w:hint="default"/>
+      </w:rPr>
+    </w:lvl>
+    <w:lvl w:ilvl="5" w:tplc="08090005" w:tentative="1">
+      <w:start w:val="1"/>
+      <w:numFmt w:val="bullet"/>
+      <w:lvlText w:val=""/>
+      <w:lvlJc w:val="left"/>
+      <w:pPr>
+        <w:ind w:left="4320" w:hanging="360"/>
+      </w:pPr>
+      <w:rPr>
+        <w:rFonts w:ascii="Wingdings" w:hAnsi="Wingdings" w:hint="default"/>
+      </w:rPr>
+    </w:lvl>
+    <w:lvl w:ilvl="6" w:tplc="08090001" w:tentative="1">
+      <w:start w:val="1"/>
+      <w:numFmt w:val="bullet"/>
+      <w:lvlText w:val=""/>
+      <w:lvlJc w:val="left"/>
+      <w:pPr>
+        <w:ind w:left="5040" w:hanging="360"/>
+      </w:pPr>
+      <w:rPr>
+        <w:rFonts w:ascii="Symbol" w:hAnsi="Symbol" w:hint="default"/>
+      </w:rPr>
+    </w:lvl>
+    <w:lvl w:ilvl="7" w:tplc="08090003" w:tentative="1">
+      <w:start w:val="1"/>
+      <w:numFmt w:val="bullet"/>
+      <w:lvlText w:val="o"/>
+      <w:lvlJc w:val="left"/>
+      <w:pPr>
+        <w:ind w:left="5760" w:hanging="360"/>
+      </w:pPr>
+      <w:rPr>
+        <w:rFonts w:ascii="Courier New" w:hAnsi="Courier New" w:hint="default"/>
+      </w:rPr>
+    </w:lvl>
+    <w:lvl w:ilvl="8" w:tplc="08090005" w:tentative="1">
+      <w:start w:val="1"/>
+      <w:numFmt w:val="bullet"/>
+      <w:lvlText w:val=""/>
+      <w:lvlJc w:val="left"/>
+      <w:pPr>
+        <w:ind w:left="6480" w:hanging="360"/>
+      </w:pPr>
+      <w:rPr>
+        <w:rFonts w:ascii="Wingdings" w:hAnsi="Wingdings" w:hint="default"/>
+      </w:rPr>
+    </w:lvl>
+  </w:abstractNum>
   <w:num w:numId="1" w16cid:durableId="399788325">
+    <w:abstractNumId w:val="2"/>
+  </w:num>
+  <w:num w:numId="2" w16cid:durableId="1052461466">
+    <w:abstractNumId w:val="4"/>
+  </w:num>
+  <w:num w:numId="3" w16cid:durableId="1508783844">
     <w:abstractNumId w:val="0"/>
   </w:num>
+  <w:num w:numId="4" w16cid:durableId="145317370">
+    <w:abstractNumId w:val="1"/>
+  </w:num>
+  <w:num w:numId="5" w16cid:durableId="221329367">
+    <w:abstractNumId w:val="3"/>
+  </w:num>
 </w:numbering>
+</file>
+
+<file path=word/people.xml><?xml version="1.0" encoding="utf-8"?>
+<w15:people xmlns:wpc="http://schemas.microsoft.com/office/word/2010/wordprocessingCanvas" xmlns:cx="http://schemas.microsoft.com/office/drawing/2014/chartex" xmlns:cx1="http://schemas.microsoft.com/office/drawing/2015/9/8/chartex" xmlns:cx2="http://schemas.microsoft.com/office/drawing/2015/10/21/chartex" xmlns:cx3="http://schemas.microsoft.com/office/drawing/2016/5/9/chartex" xmlns:cx4="http://schemas.microsoft.com/office/drawing/2016/5/10/chartex" xmlns:cx5="http://schemas.microsoft.com/office/drawing/2016/5/11/chartex" xmlns:cx6="http://schemas.microsoft.com/office/drawing/2016/5/12/chartex" xmlns:cx7="http://schemas.microsoft.com/office/drawing/2016/5/13/chartex" xmlns:cx8="http://schemas.microsoft.com/office/drawing/2016/5/14/chartex" xmlns:mc="http://schemas.openxmlformats.org/markup-compatibility/2006" xmlns:aink="http://schemas.microsoft.com/office/drawing/2016/ink" xmlns:am3d="http://schemas.microsoft.com/office/drawing/2017/model3d" xmlns:o="urn:schemas-microsoft-com:office:office" xmlns:oel="http://schemas.microsoft.com/office/2019/extlst" xmlns:r="http://schemas.openxmlformats.org/officeDocument/2006/relationships" xmlns:m="http://schemas.openxmlformats.org/officeDocument/2006/math" xmlns:v="urn:schemas-microsoft-com:vml" xmlns:wp14="http://schemas.microsoft.com/office/word/2010/wordprocessingDrawing" xmlns:wp="http://schemas.openxmlformats.org/drawingml/2006/wordprocessingDrawing" xmlns:w10="urn:schemas-microsoft-com:office:word" xmlns:w="http://schemas.openxmlformats.org/wordprocessingml/2006/main" xmlns:w14="http://schemas.microsoft.com/office/word/2010/wordml" xmlns:w15="http://schemas.microsoft.com/office/word/2012/wordml" xmlns:w16cex="http://schemas.microsoft.com/office/word/2018/wordml/cex" xmlns:w16cid="http://schemas.microsoft.com/office/word/2016/wordml/cid" xmlns:w16="http://schemas.microsoft.com/office/word/2018/wordml" xmlns:w16du="http://schemas.microsoft.com/office/word/2023/wordml/word16du" xmlns:w16sdtdh="http://schemas.microsoft.com/office/word/2020/wordml/sdtdatahash" xmlns:w16sdtfl="http://schemas.microsoft.com/office/word/2024/wordml/sdtformatlock" xmlns:w16se="http://schemas.microsoft.com/office/word/2015/wordml/symex" xmlns:wpg="http://schemas.microsoft.com/office/word/2010/wordprocessingGroup" xmlns:wpi="http://schemas.microsoft.com/office/word/2010/wordprocessingInk" xmlns:wne="http://schemas.microsoft.com/office/word/2006/wordml" xmlns:wps="http://schemas.microsoft.com/office/word/2010/wordprocessingShape" mc:Ignorable="w14 w15 w16se w16cid w16 w16cex w16sdtdh w16sdtfl w16du wp14">
+  <w15:person w15:author="Jordan Bone (PGR)">
+    <w15:presenceInfo w15:providerId="None" w15:userId="Jordan Bone (PGR)"/>
+  </w15:person>
+</w15:people>
 </file>
 
 <file path=word/styles.xml><?xml version="1.0" encoding="utf-8"?>
@@ -5177,6 +7184,467 @@
       <w:u w:val="single"/>
     </w:rPr>
   </w:style>
+  <w:style w:type="character" w:styleId="LineNumber">
+    <w:name w:val="line number"/>
+    <w:basedOn w:val="DefaultParagraphFont"/>
+    <w:uiPriority w:val="99"/>
+    <w:semiHidden/>
+    <w:unhideWhenUsed/>
+    <w:rsid w:val="00B55A56"/>
+  </w:style>
+  <w:style w:type="character" w:styleId="CommentReference">
+    <w:name w:val="annotation reference"/>
+    <w:basedOn w:val="DefaultParagraphFont"/>
+    <w:uiPriority w:val="99"/>
+    <w:semiHidden/>
+    <w:unhideWhenUsed/>
+    <w:rsid w:val="009B688E"/>
+    <w:rPr>
+      <w:sz w:val="16"/>
+      <w:szCs w:val="16"/>
+    </w:rPr>
+  </w:style>
+  <w:style w:type="paragraph" w:styleId="CommentText">
+    <w:name w:val="annotation text"/>
+    <w:basedOn w:val="Normal"/>
+    <w:link w:val="CommentTextChar"/>
+    <w:uiPriority w:val="99"/>
+    <w:semiHidden/>
+    <w:unhideWhenUsed/>
+    <w:rsid w:val="009B688E"/>
+    <w:rPr>
+      <w:sz w:val="20"/>
+      <w:szCs w:val="20"/>
+    </w:rPr>
+  </w:style>
+  <w:style w:type="character" w:customStyle="1" w:styleId="CommentTextChar">
+    <w:name w:val="Comment Text Char"/>
+    <w:basedOn w:val="DefaultParagraphFont"/>
+    <w:link w:val="CommentText"/>
+    <w:uiPriority w:val="99"/>
+    <w:semiHidden/>
+    <w:rsid w:val="009B688E"/>
+    <w:rPr>
+      <w:rFonts w:ascii="Arial" w:hAnsi="Arial"/>
+      <w:kern w:val="0"/>
+      <w:sz w:val="20"/>
+      <w:szCs w:val="20"/>
+      <w14:ligatures w14:val="none"/>
+    </w:rPr>
+  </w:style>
+  <w:style w:type="paragraph" w:styleId="CommentSubject">
+    <w:name w:val="annotation subject"/>
+    <w:basedOn w:val="CommentText"/>
+    <w:next w:val="CommentText"/>
+    <w:link w:val="CommentSubjectChar"/>
+    <w:uiPriority w:val="99"/>
+    <w:semiHidden/>
+    <w:unhideWhenUsed/>
+    <w:rsid w:val="009B688E"/>
+    <w:rPr>
+      <w:b/>
+      <w:bCs/>
+    </w:rPr>
+  </w:style>
+  <w:style w:type="character" w:customStyle="1" w:styleId="CommentSubjectChar">
+    <w:name w:val="Comment Subject Char"/>
+    <w:basedOn w:val="CommentTextChar"/>
+    <w:link w:val="CommentSubject"/>
+    <w:uiPriority w:val="99"/>
+    <w:semiHidden/>
+    <w:rsid w:val="009B688E"/>
+    <w:rPr>
+      <w:rFonts w:ascii="Arial" w:hAnsi="Arial"/>
+      <w:b/>
+      <w:bCs/>
+      <w:kern w:val="0"/>
+      <w:sz w:val="20"/>
+      <w:szCs w:val="20"/>
+      <w14:ligatures w14:val="none"/>
+    </w:rPr>
+  </w:style>
+  <w:style w:type="paragraph" w:customStyle="1" w:styleId="msonormal0">
+    <w:name w:val="msonormal"/>
+    <w:basedOn w:val="Normal"/>
+    <w:rsid w:val="00F50814"/>
+    <w:pPr>
+      <w:spacing w:before="100" w:beforeAutospacing="1" w:after="100" w:afterAutospacing="1"/>
+      <w:jc w:val="left"/>
+    </w:pPr>
+    <w:rPr>
+      <w:rFonts w:ascii="Times New Roman" w:eastAsia="Times New Roman" w:hAnsi="Times New Roman" w:cs="Times New Roman"/>
+      <w:szCs w:val="24"/>
+      <w:lang w:eastAsia="en-GB"/>
+    </w:rPr>
+  </w:style>
+  <w:style w:type="paragraph" w:customStyle="1" w:styleId="xl63">
+    <w:name w:val="xl63"/>
+    <w:basedOn w:val="Normal"/>
+    <w:rsid w:val="00F50814"/>
+    <w:pPr>
+      <w:pBdr>
+        <w:top w:val="single" w:sz="4" w:space="0" w:color="auto"/>
+        <w:left w:val="single" w:sz="4" w:space="0" w:color="auto"/>
+        <w:bottom w:val="single" w:sz="4" w:space="0" w:color="auto"/>
+        <w:right w:val="single" w:sz="4" w:space="0" w:color="auto"/>
+      </w:pBdr>
+      <w:spacing w:before="100" w:beforeAutospacing="1" w:after="100" w:afterAutospacing="1"/>
+      <w:jc w:val="left"/>
+    </w:pPr>
+    <w:rPr>
+      <w:rFonts w:ascii="Times New Roman" w:eastAsia="Times New Roman" w:hAnsi="Times New Roman" w:cs="Times New Roman"/>
+      <w:szCs w:val="24"/>
+      <w:lang w:eastAsia="en-GB"/>
+    </w:rPr>
+  </w:style>
+  <w:style w:type="paragraph" w:customStyle="1" w:styleId="xl64">
+    <w:name w:val="xl64"/>
+    <w:basedOn w:val="Normal"/>
+    <w:rsid w:val="00F50814"/>
+    <w:pPr>
+      <w:pBdr>
+        <w:top w:val="single" w:sz="4" w:space="0" w:color="auto"/>
+        <w:left w:val="single" w:sz="4" w:space="0" w:color="auto"/>
+        <w:right w:val="single" w:sz="4" w:space="0" w:color="auto"/>
+      </w:pBdr>
+      <w:spacing w:before="100" w:beforeAutospacing="1" w:after="100" w:afterAutospacing="1"/>
+      <w:jc w:val="center"/>
+      <w:textAlignment w:val="center"/>
+    </w:pPr>
+    <w:rPr>
+      <w:rFonts w:ascii="Aptos Narrow" w:eastAsia="Times New Roman" w:hAnsi="Aptos Narrow" w:cs="Times New Roman"/>
+      <w:b/>
+      <w:bCs/>
+      <w:szCs w:val="24"/>
+      <w:lang w:eastAsia="en-GB"/>
+    </w:rPr>
+  </w:style>
+  <w:style w:type="paragraph" w:customStyle="1" w:styleId="xl65">
+    <w:name w:val="xl65"/>
+    <w:basedOn w:val="Normal"/>
+    <w:rsid w:val="00F50814"/>
+    <w:pPr>
+      <w:pBdr>
+        <w:top w:val="single" w:sz="4" w:space="0" w:color="auto"/>
+        <w:left w:val="single" w:sz="4" w:space="0" w:color="auto"/>
+        <w:bottom w:val="single" w:sz="8" w:space="0" w:color="auto"/>
+        <w:right w:val="single" w:sz="4" w:space="0" w:color="auto"/>
+      </w:pBdr>
+      <w:shd w:val="clear" w:color="000000" w:fill="DFEBF8"/>
+      <w:spacing w:before="100" w:beforeAutospacing="1" w:after="100" w:afterAutospacing="1"/>
+      <w:jc w:val="left"/>
+    </w:pPr>
+    <w:rPr>
+      <w:rFonts w:ascii="Times New Roman" w:eastAsia="Times New Roman" w:hAnsi="Times New Roman" w:cs="Times New Roman"/>
+      <w:szCs w:val="24"/>
+      <w:lang w:eastAsia="en-GB"/>
+    </w:rPr>
+  </w:style>
+  <w:style w:type="paragraph" w:customStyle="1" w:styleId="xl66">
+    <w:name w:val="xl66"/>
+    <w:basedOn w:val="Normal"/>
+    <w:rsid w:val="00F50814"/>
+    <w:pPr>
+      <w:pBdr>
+        <w:top w:val="single" w:sz="4" w:space="0" w:color="auto"/>
+        <w:left w:val="single" w:sz="4" w:space="0" w:color="auto"/>
+        <w:bottom w:val="single" w:sz="8" w:space="0" w:color="auto"/>
+      </w:pBdr>
+      <w:shd w:val="clear" w:color="000000" w:fill="DFEBF8"/>
+      <w:spacing w:before="100" w:beforeAutospacing="1" w:after="100" w:afterAutospacing="1"/>
+      <w:jc w:val="left"/>
+    </w:pPr>
+    <w:rPr>
+      <w:rFonts w:ascii="Times New Roman" w:eastAsia="Times New Roman" w:hAnsi="Times New Roman" w:cs="Times New Roman"/>
+      <w:szCs w:val="24"/>
+      <w:lang w:eastAsia="en-GB"/>
+    </w:rPr>
+  </w:style>
+  <w:style w:type="paragraph" w:customStyle="1" w:styleId="xl67">
+    <w:name w:val="xl67"/>
+    <w:basedOn w:val="Normal"/>
+    <w:rsid w:val="00F50814"/>
+    <w:pPr>
+      <w:pBdr>
+        <w:top w:val="single" w:sz="8" w:space="0" w:color="auto"/>
+        <w:left w:val="single" w:sz="4" w:space="0" w:color="auto"/>
+        <w:bottom w:val="single" w:sz="4" w:space="0" w:color="auto"/>
+        <w:right w:val="single" w:sz="4" w:space="0" w:color="auto"/>
+      </w:pBdr>
+      <w:spacing w:before="100" w:beforeAutospacing="1" w:after="100" w:afterAutospacing="1"/>
+      <w:jc w:val="left"/>
+    </w:pPr>
+    <w:rPr>
+      <w:rFonts w:ascii="Times New Roman" w:eastAsia="Times New Roman" w:hAnsi="Times New Roman" w:cs="Times New Roman"/>
+      <w:szCs w:val="24"/>
+      <w:lang w:eastAsia="en-GB"/>
+    </w:rPr>
+  </w:style>
+  <w:style w:type="paragraph" w:customStyle="1" w:styleId="xl68">
+    <w:name w:val="xl68"/>
+    <w:basedOn w:val="Normal"/>
+    <w:rsid w:val="00F50814"/>
+    <w:pPr>
+      <w:pBdr>
+        <w:top w:val="single" w:sz="8" w:space="0" w:color="auto"/>
+        <w:left w:val="single" w:sz="4" w:space="0" w:color="auto"/>
+        <w:bottom w:val="single" w:sz="4" w:space="0" w:color="auto"/>
+      </w:pBdr>
+      <w:spacing w:before="100" w:beforeAutospacing="1" w:after="100" w:afterAutospacing="1"/>
+      <w:jc w:val="left"/>
+    </w:pPr>
+    <w:rPr>
+      <w:rFonts w:ascii="Times New Roman" w:eastAsia="Times New Roman" w:hAnsi="Times New Roman" w:cs="Times New Roman"/>
+      <w:szCs w:val="24"/>
+      <w:lang w:eastAsia="en-GB"/>
+    </w:rPr>
+  </w:style>
+  <w:style w:type="paragraph" w:customStyle="1" w:styleId="xl69">
+    <w:name w:val="xl69"/>
+    <w:basedOn w:val="Normal"/>
+    <w:rsid w:val="00F50814"/>
+    <w:pPr>
+      <w:spacing w:before="100" w:beforeAutospacing="1" w:after="100" w:afterAutospacing="1"/>
+      <w:jc w:val="left"/>
+      <w:textAlignment w:val="center"/>
+    </w:pPr>
+    <w:rPr>
+      <w:rFonts w:ascii="Times New Roman" w:eastAsia="Times New Roman" w:hAnsi="Times New Roman" w:cs="Times New Roman"/>
+      <w:szCs w:val="24"/>
+      <w:lang w:eastAsia="en-GB"/>
+    </w:rPr>
+  </w:style>
+  <w:style w:type="paragraph" w:customStyle="1" w:styleId="xl70">
+    <w:name w:val="xl70"/>
+    <w:basedOn w:val="Normal"/>
+    <w:rsid w:val="00F50814"/>
+    <w:pPr>
+      <w:pBdr>
+        <w:top w:val="single" w:sz="4" w:space="0" w:color="auto"/>
+        <w:left w:val="single" w:sz="4" w:space="0" w:color="auto"/>
+        <w:bottom w:val="single" w:sz="4" w:space="0" w:color="auto"/>
+        <w:right w:val="single" w:sz="4" w:space="0" w:color="auto"/>
+      </w:pBdr>
+      <w:shd w:val="clear" w:color="000000" w:fill="DFEBF8"/>
+      <w:spacing w:before="100" w:beforeAutospacing="1" w:after="100" w:afterAutospacing="1"/>
+      <w:jc w:val="left"/>
+    </w:pPr>
+    <w:rPr>
+      <w:rFonts w:ascii="Times New Roman" w:eastAsia="Times New Roman" w:hAnsi="Times New Roman" w:cs="Times New Roman"/>
+      <w:szCs w:val="24"/>
+      <w:lang w:eastAsia="en-GB"/>
+    </w:rPr>
+  </w:style>
+  <w:style w:type="paragraph" w:customStyle="1" w:styleId="xl71">
+    <w:name w:val="xl71"/>
+    <w:basedOn w:val="Normal"/>
+    <w:rsid w:val="00F50814"/>
+    <w:pPr>
+      <w:pBdr>
+        <w:top w:val="single" w:sz="8" w:space="0" w:color="auto"/>
+        <w:left w:val="single" w:sz="8" w:space="0" w:color="auto"/>
+        <w:right w:val="single" w:sz="8" w:space="0" w:color="auto"/>
+      </w:pBdr>
+      <w:spacing w:before="100" w:beforeAutospacing="1" w:after="100" w:afterAutospacing="1"/>
+      <w:jc w:val="center"/>
+      <w:textAlignment w:val="center"/>
+    </w:pPr>
+    <w:rPr>
+      <w:rFonts w:ascii="Times New Roman" w:eastAsia="Times New Roman" w:hAnsi="Times New Roman" w:cs="Times New Roman"/>
+      <w:szCs w:val="24"/>
+      <w:lang w:eastAsia="en-GB"/>
+    </w:rPr>
+  </w:style>
+  <w:style w:type="paragraph" w:customStyle="1" w:styleId="xl72">
+    <w:name w:val="xl72"/>
+    <w:basedOn w:val="Normal"/>
+    <w:rsid w:val="00F50814"/>
+    <w:pPr>
+      <w:pBdr>
+        <w:left w:val="single" w:sz="8" w:space="0" w:color="auto"/>
+        <w:bottom w:val="single" w:sz="8" w:space="0" w:color="auto"/>
+        <w:right w:val="single" w:sz="8" w:space="0" w:color="auto"/>
+      </w:pBdr>
+      <w:spacing w:before="100" w:beforeAutospacing="1" w:after="100" w:afterAutospacing="1"/>
+      <w:jc w:val="center"/>
+      <w:textAlignment w:val="center"/>
+    </w:pPr>
+    <w:rPr>
+      <w:rFonts w:ascii="Times New Roman" w:eastAsia="Times New Roman" w:hAnsi="Times New Roman" w:cs="Times New Roman"/>
+      <w:szCs w:val="24"/>
+      <w:lang w:eastAsia="en-GB"/>
+    </w:rPr>
+  </w:style>
+  <w:style w:type="paragraph" w:customStyle="1" w:styleId="xl73">
+    <w:name w:val="xl73"/>
+    <w:basedOn w:val="Normal"/>
+    <w:rsid w:val="00F50814"/>
+    <w:pPr>
+      <w:pBdr>
+        <w:left w:val="single" w:sz="4" w:space="0" w:color="auto"/>
+        <w:right w:val="single" w:sz="4" w:space="0" w:color="auto"/>
+      </w:pBdr>
+      <w:spacing w:before="100" w:beforeAutospacing="1" w:after="100" w:afterAutospacing="1"/>
+      <w:jc w:val="center"/>
+      <w:textAlignment w:val="center"/>
+    </w:pPr>
+    <w:rPr>
+      <w:rFonts w:ascii="Aptos Narrow" w:eastAsia="Times New Roman" w:hAnsi="Aptos Narrow" w:cs="Times New Roman"/>
+      <w:b/>
+      <w:bCs/>
+      <w:szCs w:val="24"/>
+      <w:lang w:eastAsia="en-GB"/>
+    </w:rPr>
+  </w:style>
+  <w:style w:type="paragraph" w:customStyle="1" w:styleId="xl74">
+    <w:name w:val="xl74"/>
+    <w:basedOn w:val="Normal"/>
+    <w:rsid w:val="00F50814"/>
+    <w:pPr>
+      <w:pBdr>
+        <w:top w:val="single" w:sz="4" w:space="0" w:color="auto"/>
+        <w:left w:val="single" w:sz="4" w:space="0" w:color="auto"/>
+        <w:bottom w:val="single" w:sz="4" w:space="0" w:color="auto"/>
+      </w:pBdr>
+      <w:spacing w:before="100" w:beforeAutospacing="1" w:after="100" w:afterAutospacing="1"/>
+      <w:jc w:val="center"/>
+      <w:textAlignment w:val="center"/>
+    </w:pPr>
+    <w:rPr>
+      <w:rFonts w:ascii="Aptos Narrow" w:eastAsia="Times New Roman" w:hAnsi="Aptos Narrow" w:cs="Times New Roman"/>
+      <w:b/>
+      <w:bCs/>
+      <w:szCs w:val="24"/>
+      <w:lang w:eastAsia="en-GB"/>
+    </w:rPr>
+  </w:style>
+  <w:style w:type="paragraph" w:customStyle="1" w:styleId="xl75">
+    <w:name w:val="xl75"/>
+    <w:basedOn w:val="Normal"/>
+    <w:rsid w:val="00F50814"/>
+    <w:pPr>
+      <w:pBdr>
+        <w:top w:val="single" w:sz="4" w:space="0" w:color="auto"/>
+        <w:bottom w:val="single" w:sz="4" w:space="0" w:color="auto"/>
+      </w:pBdr>
+      <w:spacing w:before="100" w:beforeAutospacing="1" w:after="100" w:afterAutospacing="1"/>
+      <w:jc w:val="center"/>
+      <w:textAlignment w:val="center"/>
+    </w:pPr>
+    <w:rPr>
+      <w:rFonts w:ascii="Aptos Narrow" w:eastAsia="Times New Roman" w:hAnsi="Aptos Narrow" w:cs="Times New Roman"/>
+      <w:b/>
+      <w:bCs/>
+      <w:szCs w:val="24"/>
+      <w:lang w:eastAsia="en-GB"/>
+    </w:rPr>
+  </w:style>
+  <w:style w:type="paragraph" w:customStyle="1" w:styleId="xl76">
+    <w:name w:val="xl76"/>
+    <w:basedOn w:val="Normal"/>
+    <w:rsid w:val="00F50814"/>
+    <w:pPr>
+      <w:pBdr>
+        <w:top w:val="single" w:sz="4" w:space="0" w:color="auto"/>
+        <w:bottom w:val="single" w:sz="4" w:space="0" w:color="auto"/>
+        <w:right w:val="single" w:sz="4" w:space="0" w:color="auto"/>
+      </w:pBdr>
+      <w:spacing w:before="100" w:beforeAutospacing="1" w:after="100" w:afterAutospacing="1"/>
+      <w:jc w:val="center"/>
+      <w:textAlignment w:val="center"/>
+    </w:pPr>
+    <w:rPr>
+      <w:rFonts w:ascii="Aptos Narrow" w:eastAsia="Times New Roman" w:hAnsi="Aptos Narrow" w:cs="Times New Roman"/>
+      <w:b/>
+      <w:bCs/>
+      <w:szCs w:val="24"/>
+      <w:lang w:eastAsia="en-GB"/>
+    </w:rPr>
+  </w:style>
+  <w:style w:type="paragraph" w:customStyle="1" w:styleId="xl77">
+    <w:name w:val="xl77"/>
+    <w:basedOn w:val="Normal"/>
+    <w:rsid w:val="00F50814"/>
+    <w:pPr>
+      <w:pBdr>
+        <w:top w:val="single" w:sz="4" w:space="0" w:color="auto"/>
+        <w:left w:val="single" w:sz="4" w:space="0" w:color="auto"/>
+        <w:bottom w:val="single" w:sz="4" w:space="0" w:color="auto"/>
+        <w:right w:val="single" w:sz="4" w:space="0" w:color="auto"/>
+      </w:pBdr>
+      <w:spacing w:before="100" w:beforeAutospacing="1" w:after="100" w:afterAutospacing="1"/>
+      <w:jc w:val="center"/>
+      <w:textAlignment w:val="center"/>
+    </w:pPr>
+    <w:rPr>
+      <w:rFonts w:ascii="Aptos Narrow" w:eastAsia="Times New Roman" w:hAnsi="Aptos Narrow" w:cs="Times New Roman"/>
+      <w:b/>
+      <w:bCs/>
+      <w:szCs w:val="24"/>
+      <w:lang w:eastAsia="en-GB"/>
+    </w:rPr>
+  </w:style>
+  <w:style w:type="paragraph" w:customStyle="1" w:styleId="xl78">
+    <w:name w:val="xl78"/>
+    <w:basedOn w:val="Normal"/>
+    <w:rsid w:val="00F50814"/>
+    <w:pPr>
+      <w:pBdr>
+        <w:left w:val="single" w:sz="4" w:space="0" w:color="auto"/>
+        <w:bottom w:val="single" w:sz="8" w:space="0" w:color="auto"/>
+        <w:right w:val="single" w:sz="4" w:space="0" w:color="auto"/>
+      </w:pBdr>
+      <w:spacing w:before="100" w:beforeAutospacing="1" w:after="100" w:afterAutospacing="1"/>
+      <w:jc w:val="center"/>
+      <w:textAlignment w:val="center"/>
+    </w:pPr>
+    <w:rPr>
+      <w:rFonts w:ascii="Aptos Narrow" w:eastAsia="Times New Roman" w:hAnsi="Aptos Narrow" w:cs="Times New Roman"/>
+      <w:b/>
+      <w:bCs/>
+      <w:szCs w:val="24"/>
+      <w:lang w:eastAsia="en-GB"/>
+    </w:rPr>
+  </w:style>
+  <w:style w:type="paragraph" w:customStyle="1" w:styleId="xl79">
+    <w:name w:val="xl79"/>
+    <w:basedOn w:val="Normal"/>
+    <w:rsid w:val="00F50814"/>
+    <w:pPr>
+      <w:pBdr>
+        <w:bottom w:val="single" w:sz="4" w:space="0" w:color="auto"/>
+      </w:pBdr>
+      <w:spacing w:before="100" w:beforeAutospacing="1" w:after="100" w:afterAutospacing="1"/>
+      <w:jc w:val="center"/>
+    </w:pPr>
+    <w:rPr>
+      <w:rFonts w:ascii="Times New Roman" w:eastAsia="Times New Roman" w:hAnsi="Times New Roman" w:cs="Times New Roman"/>
+      <w:sz w:val="52"/>
+      <w:szCs w:val="52"/>
+      <w:lang w:eastAsia="en-GB"/>
+    </w:rPr>
+  </w:style>
+  <w:style w:type="paragraph" w:customStyle="1" w:styleId="xl80">
+    <w:name w:val="xl80"/>
+    <w:basedOn w:val="Normal"/>
+    <w:rsid w:val="00F50814"/>
+    <w:pPr>
+      <w:pBdr>
+        <w:top w:val="single" w:sz="4" w:space="0" w:color="auto"/>
+        <w:left w:val="single" w:sz="4" w:space="0" w:color="auto"/>
+        <w:bottom w:val="single" w:sz="8" w:space="0" w:color="auto"/>
+        <w:right w:val="single" w:sz="4" w:space="0" w:color="auto"/>
+      </w:pBdr>
+      <w:shd w:val="clear" w:color="000000" w:fill="CAEDFB"/>
+      <w:spacing w:before="100" w:beforeAutospacing="1" w:after="100" w:afterAutospacing="1"/>
+      <w:jc w:val="left"/>
+    </w:pPr>
+    <w:rPr>
+      <w:rFonts w:ascii="Times New Roman" w:eastAsia="Times New Roman" w:hAnsi="Times New Roman" w:cs="Times New Roman"/>
+      <w:szCs w:val="24"/>
+      <w:lang w:eastAsia="en-GB"/>
+    </w:rPr>
+  </w:style>
 </w:styles>
 </file>
 

--- a/Figures & Presentables/Write-up.docx
+++ b/Figures & Presentables/Write-up.docx
@@ -35,22 +35,6 @@
           <w:sz w:val="24"/>
           <w:szCs w:val="24"/>
         </w:rPr>
-        <w:t>have a reputation as</w:t>
-      </w:r>
-      <w:r>
-        <w:rPr>
-          <w:rFonts w:ascii="Arial" w:hAnsi="Arial" w:cs="Arial"/>
-          <w:sz w:val="24"/>
-          <w:szCs w:val="24"/>
-        </w:rPr>
-        <w:t xml:space="preserve"> pathogens that </w:t>
-      </w:r>
-      <w:r>
-        <w:rPr>
-          <w:rFonts w:ascii="Arial" w:hAnsi="Arial" w:cs="Arial"/>
-          <w:sz w:val="24"/>
-          <w:szCs w:val="24"/>
-        </w:rPr>
         <w:t xml:space="preserve">frequently </w:t>
       </w:r>
       <w:r>
@@ -67,7 +51,39 @@
           <w:sz w:val="24"/>
           <w:szCs w:val="24"/>
         </w:rPr>
-        <w:t xml:space="preserve"> and exemplify spillover risks</w:t>
+        <w:t xml:space="preserve"> and </w:t>
+      </w:r>
+      <w:r>
+        <w:rPr>
+          <w:rFonts w:ascii="Arial" w:hAnsi="Arial" w:cs="Arial"/>
+          <w:sz w:val="24"/>
+          <w:szCs w:val="24"/>
+        </w:rPr>
+        <w:t xml:space="preserve">in doing so, </w:t>
+      </w:r>
+      <w:r>
+        <w:rPr>
+          <w:rFonts w:ascii="Arial" w:hAnsi="Arial" w:cs="Arial"/>
+          <w:sz w:val="24"/>
+          <w:szCs w:val="24"/>
+        </w:rPr>
+        <w:t xml:space="preserve">exemplify </w:t>
+      </w:r>
+      <w:r>
+        <w:rPr>
+          <w:rFonts w:ascii="Arial" w:hAnsi="Arial" w:cs="Arial"/>
+          <w:sz w:val="24"/>
+          <w:szCs w:val="24"/>
+        </w:rPr>
+        <w:t xml:space="preserve">zoonotic </w:t>
+      </w:r>
+      <w:r>
+        <w:rPr>
+          <w:rFonts w:ascii="Arial" w:hAnsi="Arial" w:cs="Arial"/>
+          <w:sz w:val="24"/>
+          <w:szCs w:val="24"/>
+        </w:rPr>
+        <w:t>spillover risks</w:t>
       </w:r>
       <w:r>
         <w:rPr>
@@ -91,32 +107,23 @@
           <w:sz w:val="24"/>
           <w:szCs w:val="24"/>
         </w:rPr>
-        <w:t xml:space="preserve">he potential for IAV cross-species emergence is one of the most keenly felt biological threats in the </w:t>
-      </w:r>
-      <w:commentRangeStart w:id="0"/>
-      <w:r>
-        <w:rPr>
-          <w:rFonts w:ascii="Arial" w:hAnsi="Arial" w:cs="Arial"/>
-          <w:sz w:val="24"/>
-          <w:szCs w:val="24"/>
-        </w:rPr>
-        <w:t>world</w:t>
-      </w:r>
-      <w:commentRangeEnd w:id="0"/>
-      <w:r>
-        <w:rPr>
-          <w:rStyle w:val="CommentReference"/>
-          <w:rFonts w:ascii="Arial" w:hAnsi="Arial" w:cstheme="minorBidi"/>
-        </w:rPr>
-        <w:commentReference w:id="0"/>
-      </w:r>
-      <w:r>
-        <w:rPr>
-          <w:rFonts w:ascii="Arial" w:hAnsi="Arial" w:cs="Arial"/>
-          <w:sz w:val="24"/>
-          <w:szCs w:val="24"/>
-        </w:rPr>
-        <w:t xml:space="preserve">. The proclivity of these viruses to circulate in multiple vertebrate species, including many of the species reared agriculturally, </w:t>
+        <w:t xml:space="preserve">he potential for IAV cross-species emergence is one of the most keenly felt </w:t>
+      </w:r>
+      <w:r>
+        <w:rPr>
+          <w:rFonts w:ascii="Arial" w:hAnsi="Arial" w:cs="Arial"/>
+          <w:sz w:val="24"/>
+          <w:szCs w:val="24"/>
+        </w:rPr>
+        <w:t>infectious disease</w:t>
+      </w:r>
+      <w:r>
+        <w:rPr>
+          <w:rFonts w:ascii="Arial" w:hAnsi="Arial" w:cs="Arial"/>
+          <w:sz w:val="24"/>
+          <w:szCs w:val="24"/>
+        </w:rPr>
+        <w:t xml:space="preserve"> threats in the world. The proclivity of these viruses to circulate in multiple vertebrate species, including many of the species reared agriculturally, </w:t>
       </w:r>
       <w:r>
         <w:rPr>
@@ -148,15 +155,15 @@
           <w:sz w:val="24"/>
           <w:szCs w:val="24"/>
         </w:rPr>
-        <w:t xml:space="preserve"> understanding how and when host-jumps may occur. In addition, huge amounts of resources are spent annually to try and predict whether IAV will jump between species, and what those consequences may </w:t>
-      </w:r>
-      <w:r>
-        <w:rPr>
-          <w:rFonts w:ascii="Arial" w:hAnsi="Arial" w:cs="Arial"/>
-          <w:sz w:val="24"/>
-          <w:szCs w:val="24"/>
-        </w:rPr>
-        <w:t>look like</w:t>
+        <w:t xml:space="preserve"> understanding how and when host-jumps may occur. In addition, huge amounts of resources are spent annually to try and predict whether IAV will jump between species, and </w:t>
+      </w:r>
+      <w:r>
+        <w:rPr>
+          <w:rFonts w:ascii="Arial" w:hAnsi="Arial" w:cs="Arial"/>
+          <w:sz w:val="24"/>
+          <w:szCs w:val="24"/>
+        </w:rPr>
+        <w:t>which species and strains may be involved in (re-)emergence</w:t>
       </w:r>
       <w:r>
         <w:rPr>
@@ -196,7 +203,87 @@
           <w:sz w:val="24"/>
           <w:szCs w:val="24"/>
         </w:rPr>
-        <w:t>, many different angles of influenza virus biology are analysed</w:t>
+        <w:t xml:space="preserve">, many different </w:t>
+      </w:r>
+      <w:r>
+        <w:rPr>
+          <w:rFonts w:ascii="Arial" w:hAnsi="Arial" w:cs="Arial"/>
+          <w:sz w:val="24"/>
+          <w:szCs w:val="24"/>
+        </w:rPr>
+        <w:t>aspects</w:t>
+      </w:r>
+      <w:r>
+        <w:rPr>
+          <w:rFonts w:ascii="Arial" w:hAnsi="Arial" w:cs="Arial"/>
+          <w:sz w:val="24"/>
+          <w:szCs w:val="24"/>
+        </w:rPr>
+        <w:t xml:space="preserve"> of influenza virus biology </w:t>
+      </w:r>
+      <w:r>
+        <w:rPr>
+          <w:rFonts w:ascii="Arial" w:hAnsi="Arial" w:cs="Arial"/>
+          <w:sz w:val="24"/>
+          <w:szCs w:val="24"/>
+        </w:rPr>
+        <w:t>are</w:t>
+      </w:r>
+      <w:r>
+        <w:rPr>
+          <w:rFonts w:ascii="Arial" w:hAnsi="Arial" w:cs="Arial"/>
+          <w:sz w:val="24"/>
+          <w:szCs w:val="24"/>
+        </w:rPr>
+        <w:t xml:space="preserve"> </w:t>
+      </w:r>
+      <w:r>
+        <w:rPr>
+          <w:rFonts w:ascii="Arial" w:hAnsi="Arial" w:cs="Arial"/>
+          <w:sz w:val="24"/>
+          <w:szCs w:val="24"/>
+        </w:rPr>
+        <w:t>routinely surveyed:</w:t>
+      </w:r>
+      <w:r>
+        <w:rPr>
+          <w:rFonts w:ascii="Arial" w:hAnsi="Arial" w:cs="Arial"/>
+          <w:sz w:val="24"/>
+          <w:szCs w:val="24"/>
+        </w:rPr>
+        <w:t xml:space="preserve"> evolutionary history</w:t>
+      </w:r>
+      <w:r>
+        <w:rPr>
+          <w:rFonts w:ascii="Arial" w:hAnsi="Arial" w:cs="Arial"/>
+          <w:sz w:val="24"/>
+          <w:szCs w:val="24"/>
+        </w:rPr>
+        <w:t xml:space="preserve">, </w:t>
+      </w:r>
+      <w:r>
+        <w:rPr>
+          <w:rFonts w:ascii="Arial" w:hAnsi="Arial" w:cs="Arial"/>
+          <w:sz w:val="24"/>
+          <w:szCs w:val="24"/>
+        </w:rPr>
+        <w:t xml:space="preserve">ecological contact networks </w:t>
+      </w:r>
+      <w:r>
+        <w:rPr>
+          <w:rFonts w:ascii="Arial" w:hAnsi="Arial" w:cs="Arial"/>
+          <w:sz w:val="24"/>
+          <w:szCs w:val="24"/>
+        </w:rPr>
+        <w:t>and</w:t>
+      </w:r>
+      <w:r>
+        <w:rPr>
+          <w:rFonts w:ascii="Arial" w:hAnsi="Arial" w:cs="Arial"/>
+          <w:sz w:val="24"/>
+          <w:szCs w:val="24"/>
+        </w:rPr>
+        <w:t xml:space="preserve"> structural modelling of host-pathogen protein interactions</w:t>
       </w:r>
       <w:r>
         <w:rPr>
@@ -212,22 +299,6 @@
           <w:sz w:val="24"/>
           <w:szCs w:val="24"/>
         </w:rPr>
-        <w:t xml:space="preserve"> from evolutionary history to ecological contact networks to structural/molecular modelling of host-pathogen protein interactions</w:t>
-      </w:r>
-      <w:r>
-        <w:rPr>
-          <w:rFonts w:ascii="Arial" w:hAnsi="Arial" w:cs="Arial"/>
-          <w:sz w:val="24"/>
-          <w:szCs w:val="24"/>
-        </w:rPr>
-        <w:t>,</w:t>
-      </w:r>
-      <w:r>
-        <w:rPr>
-          <w:rFonts w:ascii="Arial" w:hAnsi="Arial" w:cs="Arial"/>
-          <w:sz w:val="24"/>
-          <w:szCs w:val="24"/>
-        </w:rPr>
         <w:t xml:space="preserve"> to name but a few. However, exploring these features independently can obfuscate patterns and/or lead to </w:t>
       </w:r>
       <w:r>
@@ -236,7 +307,23 @@
           <w:sz w:val="24"/>
           <w:szCs w:val="24"/>
         </w:rPr>
-        <w:t xml:space="preserve">repetition of analyses. The main aim of this study is to interrogate two methods of </w:t>
+        <w:t xml:space="preserve">repetition of </w:t>
+      </w:r>
+      <w:r>
+        <w:rPr>
+          <w:rFonts w:ascii="Arial" w:hAnsi="Arial" w:cs="Arial"/>
+          <w:sz w:val="24"/>
+          <w:szCs w:val="24"/>
+        </w:rPr>
+        <w:t xml:space="preserve">often labour-intensive and costly </w:t>
+      </w:r>
+      <w:r>
+        <w:rPr>
+          <w:rFonts w:ascii="Arial" w:hAnsi="Arial" w:cs="Arial"/>
+          <w:sz w:val="24"/>
+          <w:szCs w:val="24"/>
+        </w:rPr>
+        <w:t xml:space="preserve">analyses. The main aim of this study is to interrogate two methods of </w:t>
       </w:r>
       <w:r>
         <w:rPr>
@@ -252,15 +339,87 @@
           <w:sz w:val="24"/>
           <w:szCs w:val="24"/>
         </w:rPr>
-        <w:t xml:space="preserve">adaptation in </w:t>
-      </w:r>
-      <w:r>
-        <w:rPr>
-          <w:rFonts w:ascii="Arial" w:hAnsi="Arial" w:cs="Arial"/>
-          <w:sz w:val="24"/>
-          <w:szCs w:val="24"/>
-        </w:rPr>
-        <w:t>viruses that have previously jumped from one species into another. We focus on detecting signal of adaptation to the host from which the virus originated that lingers in the virus that circulates in a secondary host species</w:t>
+        <w:t>adaptation in</w:t>
+      </w:r>
+      <w:r>
+        <w:rPr>
+          <w:rFonts w:ascii="Arial" w:hAnsi="Arial" w:cs="Arial"/>
+          <w:sz w:val="24"/>
+          <w:szCs w:val="24"/>
+        </w:rPr>
+        <w:t xml:space="preserve"> influenza A</w:t>
+      </w:r>
+      <w:r>
+        <w:rPr>
+          <w:rFonts w:ascii="Arial" w:hAnsi="Arial" w:cs="Arial"/>
+          <w:sz w:val="24"/>
+          <w:szCs w:val="24"/>
+        </w:rPr>
+        <w:t xml:space="preserve"> </w:t>
+      </w:r>
+      <w:r>
+        <w:rPr>
+          <w:rFonts w:ascii="Arial" w:hAnsi="Arial" w:cs="Arial"/>
+          <w:sz w:val="24"/>
+          <w:szCs w:val="24"/>
+        </w:rPr>
+        <w:t>viruses that have previously jumped from one species into another. We focus on detecting signal</w:t>
+      </w:r>
+      <w:r>
+        <w:rPr>
+          <w:rFonts w:ascii="Arial" w:hAnsi="Arial" w:cs="Arial"/>
+          <w:sz w:val="24"/>
+          <w:szCs w:val="24"/>
+        </w:rPr>
+        <w:t>(s)</w:t>
+      </w:r>
+      <w:r>
+        <w:rPr>
+          <w:rFonts w:ascii="Arial" w:hAnsi="Arial" w:cs="Arial"/>
+          <w:sz w:val="24"/>
+          <w:szCs w:val="24"/>
+        </w:rPr>
+        <w:t xml:space="preserve"> of adaptation to the </w:t>
+      </w:r>
+      <w:r>
+        <w:rPr>
+          <w:rFonts w:ascii="Arial" w:hAnsi="Arial" w:cs="Arial"/>
+          <w:sz w:val="24"/>
+          <w:szCs w:val="24"/>
+        </w:rPr>
+        <w:t xml:space="preserve">original </w:t>
+      </w:r>
+      <w:r>
+        <w:rPr>
+          <w:rFonts w:ascii="Arial" w:hAnsi="Arial" w:cs="Arial"/>
+          <w:sz w:val="24"/>
+          <w:szCs w:val="24"/>
+        </w:rPr>
+        <w:t xml:space="preserve">host that linger in the virus that circulates in </w:t>
+      </w:r>
+      <w:r>
+        <w:rPr>
+          <w:rFonts w:ascii="Arial" w:hAnsi="Arial" w:cs="Arial"/>
+          <w:sz w:val="24"/>
+          <w:szCs w:val="24"/>
+        </w:rPr>
+        <w:t>the</w:t>
+      </w:r>
+      <w:r>
+        <w:rPr>
+          <w:rFonts w:ascii="Arial" w:hAnsi="Arial" w:cs="Arial"/>
+          <w:sz w:val="24"/>
+          <w:szCs w:val="24"/>
+        </w:rPr>
+        <w:t xml:space="preserve"> secondary host species</w:t>
+      </w:r>
+      <w:r>
+        <w:rPr>
+          <w:rFonts w:ascii="Arial" w:hAnsi="Arial" w:cs="Arial"/>
+          <w:sz w:val="24"/>
+          <w:szCs w:val="24"/>
+        </w:rPr>
+        <w:t>. Specifically, phylogenetic trait-based analyses are compared against molecular and structural characteristics of viral proteins in order to determine putative benefits of a multi-faceted approach in understanding (and therefore hopefully, eventually predicting) host jumps</w:t>
       </w:r>
       <w:r>
         <w:rPr>
@@ -350,7 +509,152 @@
           <w:sz w:val="24"/>
           <w:szCs w:val="24"/>
         </w:rPr>
-        <w:t xml:space="preserve"> virus was obtained from. </w:t>
+        <w:t xml:space="preserve"> virus was obtained from. Viral proteins have long been examined in order to understand and mitigate the infection process: proteins that mediate viral entry into host cells, those that usurp cellular machinery or antagonise cellular </w:t>
+      </w:r>
+      <w:r>
+        <w:rPr>
+          <w:rFonts w:ascii="Arial" w:hAnsi="Arial" w:cs="Arial"/>
+          <w:sz w:val="24"/>
+          <w:szCs w:val="24"/>
+        </w:rPr>
+        <w:t>defences</w:t>
+      </w:r>
+      <w:r>
+        <w:rPr>
+          <w:rFonts w:ascii="Arial" w:hAnsi="Arial" w:cs="Arial"/>
+          <w:sz w:val="24"/>
+          <w:szCs w:val="24"/>
+        </w:rPr>
+        <w:t xml:space="preserve">, </w:t>
+      </w:r>
+      <w:r>
+        <w:rPr>
+          <w:rFonts w:ascii="Arial" w:hAnsi="Arial" w:cs="Arial"/>
+          <w:sz w:val="24"/>
+          <w:szCs w:val="24"/>
+        </w:rPr>
+        <w:t xml:space="preserve">and proteins that </w:t>
+      </w:r>
+      <w:r>
+        <w:rPr>
+          <w:rFonts w:ascii="Arial" w:hAnsi="Arial" w:cs="Arial"/>
+          <w:sz w:val="24"/>
+          <w:szCs w:val="24"/>
+        </w:rPr>
+        <w:t xml:space="preserve">interact directly with adaptive immune molecules of the colonised host. </w:t>
+      </w:r>
+    </w:p>
+    <w:p>
+      <w:pPr>
+        <w:pStyle w:val="PlainText"/>
+        <w:spacing w:line="480" w:lineRule="auto"/>
+        <w:rPr>
+          <w:rFonts w:ascii="Arial" w:hAnsi="Arial" w:cs="Arial"/>
+          <w:sz w:val="24"/>
+          <w:szCs w:val="24"/>
+        </w:rPr>
+      </w:pPr>
+    </w:p>
+    <w:p>
+      <w:pPr>
+        <w:pStyle w:val="PlainText"/>
+        <w:spacing w:line="480" w:lineRule="auto"/>
+        <w:rPr>
+          <w:rFonts w:ascii="Arial" w:hAnsi="Arial" w:cs="Arial"/>
+          <w:sz w:val="24"/>
+          <w:szCs w:val="24"/>
+        </w:rPr>
+      </w:pPr>
+      <w:r>
+        <w:rPr>
+          <w:rFonts w:ascii="Arial" w:hAnsi="Arial" w:cs="Arial"/>
+          <w:sz w:val="24"/>
+          <w:szCs w:val="24"/>
+        </w:rPr>
+        <w:lastRenderedPageBreak/>
+        <w:t>Finally, we compared the results of both modelling and phylogenetic approaches to detect any overlap or, more interestingly, any inferences that were exclusive to only one method.</w:t>
+      </w:r>
+      <w:r>
+        <w:rPr>
+          <w:rFonts w:ascii="Arial" w:hAnsi="Arial" w:cs="Arial"/>
+          <w:sz w:val="24"/>
+          <w:szCs w:val="24"/>
+        </w:rPr>
+        <w:t xml:space="preserve"> In examining two ways to detect signal of adaptation to an original host, we explore where methods agree, where they disagree and which is the “best” moving forward.</w:t>
+      </w:r>
+    </w:p>
+    <w:p>
+      <w:pPr>
+        <w:pStyle w:val="Heading1"/>
+        <w:spacing w:line="480" w:lineRule="auto"/>
+      </w:pPr>
+      <w:r>
+        <w:t>Methodology</w:t>
+      </w:r>
+    </w:p>
+    <w:p>
+      <w:pPr>
+        <w:pStyle w:val="Heading2"/>
+        <w:spacing w:line="480" w:lineRule="auto"/>
+      </w:pPr>
+      <w:r>
+        <w:t xml:space="preserve">1A) </w:t>
+      </w:r>
+      <w:r>
+        <w:t>Sequence Collection</w:t>
+      </w:r>
+    </w:p>
+    <w:p>
+      <w:pPr>
+        <w:pStyle w:val="PlainText"/>
+        <w:spacing w:line="480" w:lineRule="auto"/>
+        <w:rPr>
+          <w:rFonts w:ascii="Arial" w:hAnsi="Arial" w:cs="Arial"/>
+          <w:sz w:val="24"/>
+          <w:szCs w:val="24"/>
+        </w:rPr>
+      </w:pPr>
+      <w:r>
+        <w:rPr>
+          <w:rFonts w:ascii="Arial" w:hAnsi="Arial" w:cs="Arial"/>
+          <w:sz w:val="24"/>
+          <w:szCs w:val="24"/>
+        </w:rPr>
+        <w:t xml:space="preserve">Sequences were collected from NCBI Virus Database. This dataset was filtered to only include samples </w:t>
+      </w:r>
+      <w:proofErr w:type="gramStart"/>
+      <w:r>
+        <w:rPr>
+          <w:rFonts w:ascii="Arial" w:hAnsi="Arial" w:cs="Arial"/>
+          <w:sz w:val="24"/>
+          <w:szCs w:val="24"/>
+        </w:rPr>
+        <w:t>with:</w:t>
+      </w:r>
+      <w:proofErr w:type="gramEnd"/>
+      <w:r>
+        <w:rPr>
+          <w:rFonts w:ascii="Arial" w:hAnsi="Arial" w:cs="Arial"/>
+          <w:sz w:val="24"/>
+          <w:szCs w:val="24"/>
+        </w:rPr>
+        <w:t xml:space="preserve"> a) complete nucleotide sequences, missing no more than 10% of the average length for that segment</w:t>
+      </w:r>
+      <w:r>
+        <w:rPr>
+          <w:rFonts w:ascii="Arial" w:hAnsi="Arial" w:cs="Arial"/>
+          <w:sz w:val="24"/>
+          <w:szCs w:val="24"/>
+        </w:rPr>
+        <w:t>;</w:t>
+      </w:r>
+      <w:r>
+        <w:rPr>
+          <w:rFonts w:ascii="Arial" w:hAnsi="Arial" w:cs="Arial"/>
+          <w:sz w:val="24"/>
+          <w:szCs w:val="24"/>
+        </w:rPr>
+        <w:t xml:space="preserve"> b) metadata containing the virus subtype and original host, at least up to the Class level (</w:t>
       </w:r>
       <w:r>
         <w:rPr>
@@ -360,7 +664,15 @@
           <w:sz w:val="24"/>
           <w:szCs w:val="24"/>
         </w:rPr>
-        <w:t xml:space="preserve">Viral proteins have long been examined in order to understand and mitigate the infection process: proteins that mediate viral entry into host cells, those that usurp cellular machinery or antagonise cellular </w:t>
+        <w:t>Aves</w:t>
+      </w:r>
+      <w:r>
+        <w:rPr>
+          <w:rFonts w:ascii="Arial" w:hAnsi="Arial" w:cs="Arial"/>
+          <w:sz w:val="24"/>
+          <w:szCs w:val="24"/>
+        </w:rPr>
+        <w:t xml:space="preserve"> or </w:t>
       </w:r>
       <w:r>
         <w:rPr>
@@ -370,7 +682,61 @@
           <w:sz w:val="24"/>
           <w:szCs w:val="24"/>
         </w:rPr>
-        <w:t>defences</w:t>
+        <w:t>Mammalia</w:t>
+      </w:r>
+      <w:r>
+        <w:rPr>
+          <w:rFonts w:ascii="Arial" w:hAnsi="Arial" w:cs="Arial"/>
+          <w:sz w:val="24"/>
+          <w:szCs w:val="24"/>
+        </w:rPr>
+        <w:t>) through preferably detailing all the way down to the Family or Species</w:t>
+      </w:r>
+      <w:r>
+        <w:rPr>
+          <w:rFonts w:ascii="Arial" w:hAnsi="Arial" w:cs="Arial"/>
+          <w:sz w:val="24"/>
+          <w:szCs w:val="24"/>
+        </w:rPr>
+        <w:t xml:space="preserve">. </w:t>
+      </w:r>
+      <w:r>
+        <w:rPr>
+          <w:rFonts w:ascii="Arial" w:hAnsi="Arial" w:cs="Arial"/>
+          <w:sz w:val="24"/>
+          <w:szCs w:val="24"/>
+        </w:rPr>
+        <w:t>Nucleotide sequences were then assigned a random identifier (between AAA-000-AAA and ZZZ-999-ZZZ) to associate with metadata throughout analyses. 14,682 avian and 21,737 mammalian sequences were collated at this stage.</w:t>
+      </w:r>
+    </w:p>
+    <w:p>
+      <w:pPr>
+        <w:pStyle w:val="PlainText"/>
+        <w:spacing w:line="480" w:lineRule="auto"/>
+        <w:rPr>
+          <w:rFonts w:ascii="Arial" w:hAnsi="Arial" w:cs="Arial"/>
+          <w:sz w:val="24"/>
+          <w:szCs w:val="24"/>
+        </w:rPr>
+      </w:pPr>
+    </w:p>
+    <w:p>
+      <w:pPr>
+        <w:pStyle w:val="PlainText"/>
+        <w:spacing w:line="480" w:lineRule="auto"/>
+        <w:rPr>
+          <w:rFonts w:ascii="Arial" w:hAnsi="Arial" w:cs="Arial"/>
+          <w:sz w:val="24"/>
+          <w:szCs w:val="24"/>
+        </w:rPr>
+      </w:pPr>
+      <w:r>
+        <w:rPr>
+          <w:rFonts w:ascii="Arial" w:hAnsi="Arial" w:cs="Arial"/>
+          <w:sz w:val="24"/>
+          <w:szCs w:val="24"/>
+        </w:rPr>
+        <w:t xml:space="preserve">Samples from mammalian hosts were then retained only if the original host was within the </w:t>
       </w:r>
       <w:r>
         <w:rPr>
@@ -380,205 +746,15 @@
           <w:sz w:val="24"/>
           <w:szCs w:val="24"/>
         </w:rPr>
-        <w:t>,</w:t>
-      </w:r>
-      <w:r>
-        <w:rPr>
-          <w:rFonts w:ascii="Arial" w:hAnsi="Arial" w:cs="Arial"/>
-          <w:sz w:val="24"/>
-          <w:szCs w:val="24"/>
-        </w:rPr>
-        <w:t xml:space="preserve"> </w:t>
-      </w:r>
-    </w:p>
-    <w:p>
-      <w:pPr>
-        <w:pStyle w:val="PlainText"/>
-        <w:spacing w:line="480" w:lineRule="auto"/>
-        <w:rPr>
-          <w:rFonts w:ascii="Arial" w:hAnsi="Arial" w:cs="Arial"/>
-          <w:sz w:val="24"/>
-          <w:szCs w:val="24"/>
-        </w:rPr>
-      </w:pPr>
-    </w:p>
-    <w:p>
-      <w:pPr>
-        <w:pStyle w:val="PlainText"/>
-        <w:spacing w:line="480" w:lineRule="auto"/>
-        <w:rPr>
-          <w:rFonts w:ascii="Arial" w:hAnsi="Arial" w:cs="Arial"/>
-          <w:sz w:val="24"/>
-          <w:szCs w:val="24"/>
-        </w:rPr>
-      </w:pPr>
-      <w:r>
-        <w:rPr>
-          <w:rFonts w:ascii="Arial" w:hAnsi="Arial" w:cs="Arial"/>
-          <w:sz w:val="24"/>
-          <w:szCs w:val="24"/>
-        </w:rPr>
-        <w:t>Finally, we compared the results of both modelling and phylogenetic approaches to detect any overlap or, more interestingly, any inferences that were exclusive to only one method.</w:t>
-      </w:r>
-      <w:r>
-        <w:rPr>
-          <w:rFonts w:ascii="Arial" w:hAnsi="Arial" w:cs="Arial"/>
-          <w:sz w:val="24"/>
-          <w:szCs w:val="24"/>
-        </w:rPr>
-        <w:t xml:space="preserve"> In examining t</w:t>
-      </w:r>
-      <w:r>
-        <w:rPr>
-          <w:rFonts w:ascii="Arial" w:hAnsi="Arial" w:cs="Arial"/>
-          <w:sz w:val="24"/>
-          <w:szCs w:val="24"/>
-        </w:rPr>
-        <w:t xml:space="preserve">wo ways to </w:t>
-      </w:r>
-      <w:r>
-        <w:rPr>
-          <w:rFonts w:ascii="Arial" w:hAnsi="Arial" w:cs="Arial"/>
-          <w:sz w:val="24"/>
-          <w:szCs w:val="24"/>
-        </w:rPr>
-        <w:t xml:space="preserve">detect signal of adaptation to an </w:t>
-      </w:r>
-      <w:r>
-        <w:rPr>
-          <w:rFonts w:ascii="Arial" w:hAnsi="Arial" w:cs="Arial"/>
-          <w:sz w:val="24"/>
-          <w:szCs w:val="24"/>
-        </w:rPr>
-        <w:t>origin</w:t>
-      </w:r>
-      <w:r>
-        <w:rPr>
-          <w:rFonts w:ascii="Arial" w:hAnsi="Arial" w:cs="Arial"/>
-          <w:sz w:val="24"/>
-          <w:szCs w:val="24"/>
-        </w:rPr>
-        <w:t>al</w:t>
-      </w:r>
-      <w:r>
-        <w:rPr>
-          <w:rFonts w:ascii="Arial" w:hAnsi="Arial" w:cs="Arial"/>
-          <w:sz w:val="24"/>
-          <w:szCs w:val="24"/>
-        </w:rPr>
-        <w:t xml:space="preserve"> host,</w:t>
-      </w:r>
-      <w:r>
-        <w:rPr>
-          <w:rFonts w:ascii="Arial" w:hAnsi="Arial" w:cs="Arial"/>
-          <w:sz w:val="24"/>
-          <w:szCs w:val="24"/>
-        </w:rPr>
-        <w:t xml:space="preserve"> we explore</w:t>
-      </w:r>
-      <w:r>
-        <w:rPr>
-          <w:rFonts w:ascii="Arial" w:hAnsi="Arial" w:cs="Arial"/>
-          <w:sz w:val="24"/>
-          <w:szCs w:val="24"/>
-        </w:rPr>
-        <w:t xml:space="preserve"> where </w:t>
-      </w:r>
-      <w:r>
-        <w:rPr>
-          <w:rFonts w:ascii="Arial" w:hAnsi="Arial" w:cs="Arial"/>
-          <w:sz w:val="24"/>
-          <w:szCs w:val="24"/>
-        </w:rPr>
-        <w:t>methods</w:t>
-      </w:r>
-      <w:r>
-        <w:rPr>
-          <w:rFonts w:ascii="Arial" w:hAnsi="Arial" w:cs="Arial"/>
-          <w:sz w:val="24"/>
-          <w:szCs w:val="24"/>
-        </w:rPr>
-        <w:t xml:space="preserve"> agree, where they disagree and which is the “best” moving forward</w:t>
-      </w:r>
-      <w:r>
-        <w:rPr>
-          <w:rFonts w:ascii="Arial" w:hAnsi="Arial" w:cs="Arial"/>
-          <w:sz w:val="24"/>
-          <w:szCs w:val="24"/>
-        </w:rPr>
-        <w:t>.</w:t>
-      </w:r>
-    </w:p>
-    <w:p>
-      <w:pPr>
-        <w:pStyle w:val="Heading1"/>
-        <w:spacing w:line="480" w:lineRule="auto"/>
-      </w:pPr>
-      <w:r>
-        <w:lastRenderedPageBreak/>
-        <w:t>Methodology</w:t>
-      </w:r>
-    </w:p>
-    <w:p>
-      <w:pPr>
-        <w:pStyle w:val="Heading2"/>
-        <w:spacing w:line="480" w:lineRule="auto"/>
-      </w:pPr>
-      <w:r>
-        <w:t>Sequence Collection</w:t>
-      </w:r>
-    </w:p>
-    <w:p>
-      <w:pPr>
-        <w:pStyle w:val="PlainText"/>
-        <w:spacing w:line="480" w:lineRule="auto"/>
-        <w:rPr>
-          <w:rFonts w:ascii="Arial" w:hAnsi="Arial" w:cs="Arial"/>
-          <w:sz w:val="24"/>
-          <w:szCs w:val="24"/>
-        </w:rPr>
-      </w:pPr>
-      <w:r>
-        <w:rPr>
-          <w:rFonts w:ascii="Arial" w:hAnsi="Arial" w:cs="Arial"/>
-          <w:sz w:val="24"/>
-          <w:szCs w:val="24"/>
-        </w:rPr>
-        <w:t xml:space="preserve">Sequences were collected from NCBI Virus Database. This dataset was filtered to only include samples </w:t>
-      </w:r>
-      <w:proofErr w:type="gramStart"/>
-      <w:r>
-        <w:rPr>
-          <w:rFonts w:ascii="Arial" w:hAnsi="Arial" w:cs="Arial"/>
-          <w:sz w:val="24"/>
-          <w:szCs w:val="24"/>
-        </w:rPr>
-        <w:t>with:</w:t>
-      </w:r>
-      <w:proofErr w:type="gramEnd"/>
-      <w:r>
-        <w:rPr>
-          <w:rFonts w:ascii="Arial" w:hAnsi="Arial" w:cs="Arial"/>
-          <w:sz w:val="24"/>
-          <w:szCs w:val="24"/>
-        </w:rPr>
-        <w:t xml:space="preserve"> a) complete nucleotide sequences, missing no more than 10% of the average length for that segment</w:t>
-      </w:r>
-      <w:r>
-        <w:rPr>
-          <w:rFonts w:ascii="Arial" w:hAnsi="Arial" w:cs="Arial"/>
-          <w:sz w:val="24"/>
-          <w:szCs w:val="24"/>
-        </w:rPr>
-        <w:t>;</w:t>
-      </w:r>
-      <w:r>
-        <w:rPr>
-          <w:rFonts w:ascii="Arial" w:hAnsi="Arial" w:cs="Arial"/>
-          <w:sz w:val="24"/>
-          <w:szCs w:val="24"/>
-        </w:rPr>
-        <w:t xml:space="preserve"> b) metadata containing the virus subtype and original host, at least up to the Class level (</w:t>
+        <w:t>Canidae</w:t>
+      </w:r>
+      <w:r>
+        <w:rPr>
+          <w:rFonts w:ascii="Arial" w:hAnsi="Arial" w:cs="Arial"/>
+          <w:sz w:val="24"/>
+          <w:szCs w:val="24"/>
+        </w:rPr>
+        <w:t xml:space="preserve">, </w:t>
       </w:r>
       <w:r>
         <w:rPr>
@@ -588,15 +764,15 @@
           <w:sz w:val="24"/>
           <w:szCs w:val="24"/>
         </w:rPr>
-        <w:t>Aves</w:t>
-      </w:r>
-      <w:r>
-        <w:rPr>
-          <w:rFonts w:ascii="Arial" w:hAnsi="Arial" w:cs="Arial"/>
-          <w:sz w:val="24"/>
-          <w:szCs w:val="24"/>
-        </w:rPr>
-        <w:t xml:space="preserve"> or </w:t>
+        <w:t>Suidae</w:t>
+      </w:r>
+      <w:r>
+        <w:rPr>
+          <w:rFonts w:ascii="Arial" w:hAnsi="Arial" w:cs="Arial"/>
+          <w:sz w:val="24"/>
+          <w:szCs w:val="24"/>
+        </w:rPr>
+        <w:t xml:space="preserve">, </w:t>
       </w:r>
       <w:r>
         <w:rPr>
@@ -606,61 +782,15 @@
           <w:sz w:val="24"/>
           <w:szCs w:val="24"/>
         </w:rPr>
-        <w:t>Mammalia</w:t>
-      </w:r>
-      <w:r>
-        <w:rPr>
-          <w:rFonts w:ascii="Arial" w:hAnsi="Arial" w:cs="Arial"/>
-          <w:sz w:val="24"/>
-          <w:szCs w:val="24"/>
-        </w:rPr>
-        <w:t>) through preferably detailing all the way down to the Family or Species</w:t>
-      </w:r>
-      <w:r>
-        <w:rPr>
-          <w:rFonts w:ascii="Arial" w:hAnsi="Arial" w:cs="Arial"/>
-          <w:sz w:val="24"/>
-          <w:szCs w:val="24"/>
-        </w:rPr>
-        <w:t xml:space="preserve">. </w:t>
-      </w:r>
-      <w:r>
-        <w:rPr>
-          <w:rFonts w:ascii="Arial" w:hAnsi="Arial" w:cs="Arial"/>
-          <w:sz w:val="24"/>
-          <w:szCs w:val="24"/>
-        </w:rPr>
-        <w:t>Nucleotide sequences were then assigned a random identifier (between AAA-000-AAA and ZZZ-999-ZZZ) to associate with metadata throughout analyses. 14,682 avian and 21,737 mammalian sequences were collated at this stage.</w:t>
-      </w:r>
-    </w:p>
-    <w:p>
-      <w:pPr>
-        <w:pStyle w:val="PlainText"/>
-        <w:spacing w:line="480" w:lineRule="auto"/>
-        <w:rPr>
-          <w:rFonts w:ascii="Arial" w:hAnsi="Arial" w:cs="Arial"/>
-          <w:sz w:val="24"/>
-          <w:szCs w:val="24"/>
-        </w:rPr>
-      </w:pPr>
-    </w:p>
-    <w:p>
-      <w:pPr>
-        <w:pStyle w:val="PlainText"/>
-        <w:spacing w:line="480" w:lineRule="auto"/>
-        <w:rPr>
-          <w:rFonts w:ascii="Arial" w:hAnsi="Arial" w:cs="Arial"/>
-          <w:sz w:val="24"/>
-          <w:szCs w:val="24"/>
-        </w:rPr>
-      </w:pPr>
-      <w:r>
-        <w:rPr>
-          <w:rFonts w:ascii="Arial" w:hAnsi="Arial" w:cs="Arial"/>
-          <w:sz w:val="24"/>
-          <w:szCs w:val="24"/>
-        </w:rPr>
-        <w:t xml:space="preserve">Samples from mammalian hosts were then retained only if the original host was within the </w:t>
+        <w:t>Equidae</w:t>
+      </w:r>
+      <w:r>
+        <w:rPr>
+          <w:rFonts w:ascii="Arial" w:hAnsi="Arial" w:cs="Arial"/>
+          <w:sz w:val="24"/>
+          <w:szCs w:val="24"/>
+        </w:rPr>
+        <w:t xml:space="preserve">, </w:t>
       </w:r>
       <w:r>
         <w:rPr>
@@ -670,15 +800,15 @@
           <w:sz w:val="24"/>
           <w:szCs w:val="24"/>
         </w:rPr>
-        <w:t>Canidae</w:t>
-      </w:r>
-      <w:r>
-        <w:rPr>
-          <w:rFonts w:ascii="Arial" w:hAnsi="Arial" w:cs="Arial"/>
-          <w:sz w:val="24"/>
-          <w:szCs w:val="24"/>
-        </w:rPr>
-        <w:t xml:space="preserve">, </w:t>
+        <w:t>Hominidae</w:t>
+      </w:r>
+      <w:r>
+        <w:rPr>
+          <w:rFonts w:ascii="Arial" w:hAnsi="Arial" w:cs="Arial"/>
+          <w:sz w:val="24"/>
+          <w:szCs w:val="24"/>
+        </w:rPr>
+        <w:t xml:space="preserve"> or </w:t>
       </w:r>
       <w:r>
         <w:rPr>
@@ -688,15 +818,178 @@
           <w:sz w:val="24"/>
           <w:szCs w:val="24"/>
         </w:rPr>
-        <w:t>Suidae</w:t>
-      </w:r>
-      <w:r>
-        <w:rPr>
-          <w:rFonts w:ascii="Arial" w:hAnsi="Arial" w:cs="Arial"/>
-          <w:sz w:val="24"/>
-          <w:szCs w:val="24"/>
-        </w:rPr>
-        <w:t xml:space="preserve">, </w:t>
+        <w:t>Phyllostomidae</w:t>
+      </w:r>
+      <w:r>
+        <w:rPr>
+          <w:rFonts w:ascii="Arial" w:hAnsi="Arial" w:cs="Arial"/>
+          <w:sz w:val="24"/>
+          <w:szCs w:val="24"/>
+        </w:rPr>
+        <w:t xml:space="preserve"> (New World bats) families, as viruses within these hosts were expected to display clear examples of </w:t>
+      </w:r>
+      <w:r>
+        <w:rPr>
+          <w:rFonts w:ascii="Arial" w:hAnsi="Arial" w:cs="Arial"/>
+          <w:sz w:val="24"/>
+          <w:szCs w:val="24"/>
+        </w:rPr>
+        <w:t>host-</w:t>
+      </w:r>
+      <w:r>
+        <w:rPr>
+          <w:rFonts w:ascii="Arial" w:hAnsi="Arial" w:cs="Arial"/>
+          <w:sz w:val="24"/>
+          <w:szCs w:val="24"/>
+        </w:rPr>
+        <w:t>adaptation</w:t>
+      </w:r>
+      <w:r>
+        <w:rPr>
+          <w:rFonts w:ascii="Arial" w:hAnsi="Arial" w:cs="Arial"/>
+          <w:sz w:val="24"/>
+          <w:szCs w:val="24"/>
+        </w:rPr>
+        <w:t xml:space="preserve"> as well as having a history of cross-species transmission</w:t>
+      </w:r>
+      <w:r>
+        <w:rPr>
+          <w:rFonts w:ascii="Arial" w:hAnsi="Arial" w:cs="Arial"/>
+          <w:sz w:val="24"/>
+          <w:szCs w:val="24"/>
+        </w:rPr>
+        <w:t>. Viral sequences of mammalian-origin were then reduced further by excluding samples where the subtype does not circulate naturally within closed systems of that host (i.e. removing spillovers or stuttering chains of transmission, neither of which represent the kind of host adaptation we sought to detect). Included subtypes for each family</w:t>
+      </w:r>
+      <w:r>
+        <w:rPr>
+          <w:rFonts w:ascii="Arial" w:hAnsi="Arial" w:cs="Arial"/>
+          <w:sz w:val="24"/>
+          <w:szCs w:val="24"/>
+        </w:rPr>
+        <w:t xml:space="preserve"> were</w:t>
+      </w:r>
+      <w:r>
+        <w:rPr>
+          <w:rFonts w:ascii="Arial" w:hAnsi="Arial" w:cs="Arial"/>
+          <w:sz w:val="24"/>
+          <w:szCs w:val="24"/>
+        </w:rPr>
+        <w:t>: canine (H3N2, H3N8), equine (H7N7, H3N8) and human (H1N1, H1N2, H2N2 and H3N2).</w:t>
+      </w:r>
+      <w:r>
+        <w:rPr>
+          <w:rFonts w:ascii="Arial" w:hAnsi="Arial" w:cs="Arial"/>
+          <w:sz w:val="24"/>
+          <w:szCs w:val="24"/>
+        </w:rPr>
+        <w:t xml:space="preserve"> Whole-genome sequences from bats were so sparse that all examples were retained and the breadth of diversity found in swine-origin viruses meant that all subtypes were included from this family.</w:t>
+      </w:r>
+    </w:p>
+    <w:p>
+      <w:pPr>
+        <w:pStyle w:val="PlainText"/>
+        <w:spacing w:line="480" w:lineRule="auto"/>
+        <w:rPr>
+          <w:rFonts w:ascii="Arial" w:hAnsi="Arial" w:cs="Arial"/>
+          <w:sz w:val="24"/>
+          <w:szCs w:val="24"/>
+        </w:rPr>
+      </w:pPr>
+    </w:p>
+    <w:p>
+      <w:pPr>
+        <w:pStyle w:val="PlainText"/>
+        <w:spacing w:line="480" w:lineRule="auto"/>
+        <w:rPr>
+          <w:rFonts w:ascii="Arial" w:hAnsi="Arial" w:cs="Arial"/>
+          <w:sz w:val="24"/>
+          <w:szCs w:val="24"/>
+        </w:rPr>
+      </w:pPr>
+      <w:r>
+        <w:rPr>
+          <w:rFonts w:ascii="Arial" w:hAnsi="Arial" w:cs="Arial"/>
+          <w:sz w:val="24"/>
+          <w:szCs w:val="24"/>
+        </w:rPr>
+        <w:lastRenderedPageBreak/>
+        <w:t>Corresponding protein sequences were then obtained for each sample, most of which were available from the NCBI Virus Database. The few genomic sequences without matching proteins were translated locally using the 'ape' package in R [@paradis_2019aa].</w:t>
+      </w:r>
+    </w:p>
+    <w:p>
+      <w:pPr>
+        <w:pStyle w:val="PlainText"/>
+        <w:spacing w:line="480" w:lineRule="auto"/>
+        <w:rPr>
+          <w:rFonts w:ascii="Arial" w:hAnsi="Arial" w:cs="Arial"/>
+          <w:sz w:val="24"/>
+          <w:szCs w:val="24"/>
+        </w:rPr>
+      </w:pPr>
+    </w:p>
+    <w:p>
+      <w:pPr>
+        <w:pStyle w:val="Heading2"/>
+        <w:spacing w:line="480" w:lineRule="auto"/>
+      </w:pPr>
+      <w:r>
+        <w:t xml:space="preserve">1B) </w:t>
+      </w:r>
+      <w:r>
+        <w:t>Clustering</w:t>
+      </w:r>
+    </w:p>
+    <w:p>
+      <w:pPr>
+        <w:pStyle w:val="PlainText"/>
+        <w:spacing w:line="480" w:lineRule="auto"/>
+        <w:rPr>
+          <w:rFonts w:ascii="Arial" w:hAnsi="Arial" w:cs="Arial"/>
+          <w:sz w:val="24"/>
+          <w:szCs w:val="24"/>
+        </w:rPr>
+      </w:pPr>
+      <w:r>
+        <w:rPr>
+          <w:rFonts w:ascii="Arial" w:hAnsi="Arial" w:cs="Arial"/>
+          <w:sz w:val="24"/>
+          <w:szCs w:val="24"/>
+        </w:rPr>
+        <w:t>Proteins were then aligned using MAFFT [@rozewicki_2019aa] into 20 resulting protein fasta files (two for each of the 10 major IAV proteins, one containing mammalian-origin viruses and the other avian-origin). These were then clustered using the linear algorithm 'easy-</w:t>
+      </w:r>
+      <w:proofErr w:type="spellStart"/>
+      <w:r>
+        <w:rPr>
+          <w:rFonts w:ascii="Arial" w:hAnsi="Arial" w:cs="Arial"/>
+          <w:sz w:val="24"/>
+          <w:szCs w:val="24"/>
+        </w:rPr>
+        <w:t>linclust</w:t>
+      </w:r>
+      <w:proofErr w:type="spellEnd"/>
+      <w:r>
+        <w:rPr>
+          <w:rFonts w:ascii="Arial" w:hAnsi="Arial" w:cs="Arial"/>
+          <w:sz w:val="24"/>
+          <w:szCs w:val="24"/>
+        </w:rPr>
+        <w:t xml:space="preserve">' within the tool MMSeq2 [@steinegger_2018aa]. Three variables of the clustering algorithm were experimented with in optimising data </w:t>
+      </w:r>
+      <w:r>
+        <w:rPr>
+          <w:rFonts w:ascii="Arial" w:hAnsi="Arial" w:cs="Arial"/>
+          <w:sz w:val="24"/>
+          <w:szCs w:val="24"/>
+        </w:rPr>
+        <w:t>retention</w:t>
+      </w:r>
+      <w:r>
+        <w:rPr>
+          <w:rFonts w:ascii="Arial" w:hAnsi="Arial" w:cs="Arial"/>
+          <w:sz w:val="24"/>
+          <w:szCs w:val="24"/>
+        </w:rPr>
+        <w:t>: the percentage identity threshold required to delineate sequences from one another (</w:t>
       </w:r>
       <w:r>
         <w:rPr>
@@ -706,16 +999,9 @@
           <w:sz w:val="24"/>
           <w:szCs w:val="24"/>
         </w:rPr>
-        <w:t>Equidae</w:t>
-      </w:r>
-      <w:r>
-        <w:rPr>
-          <w:rFonts w:ascii="Arial" w:hAnsi="Arial" w:cs="Arial"/>
-          <w:sz w:val="24"/>
-          <w:szCs w:val="24"/>
-        </w:rPr>
-        <w:t xml:space="preserve">, </w:t>
-      </w:r>
+        <w:t>--min-</w:t>
+      </w:r>
+      <w:proofErr w:type="spellStart"/>
       <w:r>
         <w:rPr>
           <w:rFonts w:ascii="Arial" w:hAnsi="Arial" w:cs="Arial"/>
@@ -724,16 +1010,9 @@
           <w:sz w:val="24"/>
           <w:szCs w:val="24"/>
         </w:rPr>
-        <w:t>Hominidae</w:t>
-      </w:r>
-      <w:r>
-        <w:rPr>
-          <w:rFonts w:ascii="Arial" w:hAnsi="Arial" w:cs="Arial"/>
-          <w:sz w:val="24"/>
-          <w:szCs w:val="24"/>
-        </w:rPr>
-        <w:t xml:space="preserve"> or </w:t>
-      </w:r>
+        <w:t>seq</w:t>
+      </w:r>
+      <w:proofErr w:type="spellEnd"/>
       <w:r>
         <w:rPr>
           <w:rFonts w:ascii="Arial" w:hAnsi="Arial" w:cs="Arial"/>
@@ -742,175 +1021,15 @@
           <w:sz w:val="24"/>
           <w:szCs w:val="24"/>
         </w:rPr>
-        <w:t>Phyllostomidae</w:t>
-      </w:r>
-      <w:r>
-        <w:rPr>
-          <w:rFonts w:ascii="Arial" w:hAnsi="Arial" w:cs="Arial"/>
-          <w:sz w:val="24"/>
-          <w:szCs w:val="24"/>
-        </w:rPr>
-        <w:t xml:space="preserve"> (New World bats) families, as viruses within these hosts were expected to display clear examples of </w:t>
-      </w:r>
-      <w:r>
-        <w:rPr>
-          <w:rFonts w:ascii="Arial" w:hAnsi="Arial" w:cs="Arial"/>
-          <w:sz w:val="24"/>
-          <w:szCs w:val="24"/>
-        </w:rPr>
-        <w:t>host-</w:t>
-      </w:r>
-      <w:r>
-        <w:rPr>
-          <w:rFonts w:ascii="Arial" w:hAnsi="Arial" w:cs="Arial"/>
-          <w:sz w:val="24"/>
-          <w:szCs w:val="24"/>
-        </w:rPr>
-        <w:t>adaptation</w:t>
-      </w:r>
-      <w:r>
-        <w:rPr>
-          <w:rFonts w:ascii="Arial" w:hAnsi="Arial" w:cs="Arial"/>
-          <w:sz w:val="24"/>
-          <w:szCs w:val="24"/>
-        </w:rPr>
-        <w:t xml:space="preserve"> as well as having a history of cross-species transmission</w:t>
-      </w:r>
-      <w:r>
-        <w:rPr>
-          <w:rFonts w:ascii="Arial" w:hAnsi="Arial" w:cs="Arial"/>
-          <w:sz w:val="24"/>
-          <w:szCs w:val="24"/>
-        </w:rPr>
-        <w:t>. Viral sequences of mammalian-origin were then reduced further by excluding samples where the subtype does not circulate naturally within closed systems of that host (i.e. removing spillovers or stuttering chains of transmission, neither of which represent the kind of host adaptation we sought to detect). Included subtypes for each family</w:t>
-      </w:r>
-      <w:r>
-        <w:rPr>
-          <w:rFonts w:ascii="Arial" w:hAnsi="Arial" w:cs="Arial"/>
-          <w:sz w:val="24"/>
-          <w:szCs w:val="24"/>
-        </w:rPr>
-        <w:t xml:space="preserve"> were </w:t>
-      </w:r>
-      <w:r>
-        <w:rPr>
-          <w:rFonts w:ascii="Arial" w:hAnsi="Arial" w:cs="Arial"/>
-          <w:sz w:val="24"/>
-          <w:szCs w:val="24"/>
-        </w:rPr>
-        <w:t>: canine (H3N2, H3N8), equine (H7N7, H3N8) and human (H1N1, H1N2, H2N2 and H3N2).</w:t>
-      </w:r>
-      <w:r>
-        <w:rPr>
-          <w:rFonts w:ascii="Arial" w:hAnsi="Arial" w:cs="Arial"/>
-          <w:sz w:val="24"/>
-          <w:szCs w:val="24"/>
-        </w:rPr>
-        <w:t xml:space="preserve"> Whole-genome sequences from bats were so sparse that all examples were retained and the breadth of diversity found in swine-origin viruses meant that all subtypes were included from this family.</w:t>
-      </w:r>
-    </w:p>
-    <w:p>
-      <w:pPr>
-        <w:pStyle w:val="PlainText"/>
-        <w:spacing w:line="480" w:lineRule="auto"/>
-        <w:rPr>
-          <w:rFonts w:ascii="Arial" w:hAnsi="Arial" w:cs="Arial"/>
-          <w:sz w:val="24"/>
-          <w:szCs w:val="24"/>
-        </w:rPr>
-      </w:pPr>
-    </w:p>
-    <w:p>
-      <w:pPr>
-        <w:pStyle w:val="PlainText"/>
-        <w:spacing w:line="480" w:lineRule="auto"/>
-        <w:rPr>
-          <w:rFonts w:ascii="Arial" w:hAnsi="Arial" w:cs="Arial"/>
-          <w:sz w:val="24"/>
-          <w:szCs w:val="24"/>
-        </w:rPr>
-      </w:pPr>
-      <w:r>
-        <w:rPr>
-          <w:rFonts w:ascii="Arial" w:hAnsi="Arial" w:cs="Arial"/>
-          <w:sz w:val="24"/>
-          <w:szCs w:val="24"/>
-        </w:rPr>
-        <w:t>Corresponding protein sequences were then obtained for each sample, most of which were available from the NCBI Virus Database. The few genomic sequences without matching proteins were translated locally using the 'ape' package in R [@paradis_2019aa].</w:t>
-      </w:r>
-    </w:p>
-    <w:p>
-      <w:pPr>
-        <w:pStyle w:val="PlainText"/>
-        <w:spacing w:line="480" w:lineRule="auto"/>
-        <w:rPr>
-          <w:rFonts w:ascii="Arial" w:hAnsi="Arial" w:cs="Arial"/>
-          <w:sz w:val="24"/>
-          <w:szCs w:val="24"/>
-        </w:rPr>
-      </w:pPr>
-    </w:p>
-    <w:p>
-      <w:pPr>
-        <w:pStyle w:val="Heading2"/>
-        <w:spacing w:line="480" w:lineRule="auto"/>
-      </w:pPr>
-      <w:r>
-        <w:lastRenderedPageBreak/>
-        <w:t>Clustering</w:t>
-      </w:r>
-    </w:p>
-    <w:p>
-      <w:pPr>
-        <w:pStyle w:val="PlainText"/>
-        <w:spacing w:line="480" w:lineRule="auto"/>
-        <w:rPr>
-          <w:rFonts w:ascii="Arial" w:hAnsi="Arial" w:cs="Arial"/>
-          <w:sz w:val="24"/>
-          <w:szCs w:val="24"/>
-        </w:rPr>
-      </w:pPr>
-      <w:r>
-        <w:rPr>
-          <w:rFonts w:ascii="Arial" w:hAnsi="Arial" w:cs="Arial"/>
-          <w:sz w:val="24"/>
-          <w:szCs w:val="24"/>
-        </w:rPr>
-        <w:t>Proteins were then aligned using MAFFT [@rozewicki_2019aa] into 20 resulting protein fasta files (two for each of the 10 major IAV proteins, one containing mammalian-origin viruses and the other avian-origin). These were then clustered using the linear algorithm 'easy-</w:t>
-      </w:r>
-      <w:proofErr w:type="spellStart"/>
-      <w:r>
-        <w:rPr>
-          <w:rFonts w:ascii="Arial" w:hAnsi="Arial" w:cs="Arial"/>
-          <w:sz w:val="24"/>
-          <w:szCs w:val="24"/>
-        </w:rPr>
-        <w:t>linclust</w:t>
-      </w:r>
-      <w:proofErr w:type="spellEnd"/>
-      <w:r>
-        <w:rPr>
-          <w:rFonts w:ascii="Arial" w:hAnsi="Arial" w:cs="Arial"/>
-          <w:sz w:val="24"/>
-          <w:szCs w:val="24"/>
-        </w:rPr>
-        <w:t xml:space="preserve">' within the tool MMSeq2 [@steinegger_2018aa]. Three variables of the clustering algorithm were experimented with in optimising data </w:t>
-      </w:r>
-      <w:r>
-        <w:rPr>
-          <w:rFonts w:ascii="Arial" w:hAnsi="Arial" w:cs="Arial"/>
-          <w:sz w:val="24"/>
-          <w:szCs w:val="24"/>
-        </w:rPr>
-        <w:t>retention</w:t>
-      </w:r>
-      <w:r>
-        <w:rPr>
-          <w:rFonts w:ascii="Arial" w:hAnsi="Arial" w:cs="Arial"/>
-          <w:sz w:val="24"/>
-          <w:szCs w:val="24"/>
-        </w:rPr>
-        <w:t>: the percentage identity threshold required to delineate sequences from one another (</w:t>
+        <w:t>-id 0.75, 0.85, 0.9, 0.95, 0.99</w:t>
+      </w:r>
+      <w:r>
+        <w:rPr>
+          <w:rFonts w:ascii="Arial" w:hAnsi="Arial" w:cs="Arial"/>
+          <w:sz w:val="24"/>
+          <w:szCs w:val="24"/>
+        </w:rPr>
+        <w:t>), coverage of the sequences within each cluster (</w:t>
       </w:r>
       <w:r>
         <w:rPr>
@@ -920,9 +1039,16 @@
           <w:sz w:val="24"/>
           <w:szCs w:val="24"/>
         </w:rPr>
-        <w:t>--min-</w:t>
-      </w:r>
-      <w:proofErr w:type="spellStart"/>
+        <w:t>-c 0.5, 0.7, 0.8</w:t>
+      </w:r>
+      <w:r>
+        <w:rPr>
+          <w:rFonts w:ascii="Arial" w:hAnsi="Arial" w:cs="Arial"/>
+          <w:sz w:val="24"/>
+          <w:szCs w:val="24"/>
+        </w:rPr>
+        <w:t>) and the way in which the coverage is calculated (</w:t>
+      </w:r>
       <w:r>
         <w:rPr>
           <w:rFonts w:ascii="Arial" w:hAnsi="Arial" w:cs="Arial"/>
@@ -931,9 +1057,9 @@
           <w:sz w:val="24"/>
           <w:szCs w:val="24"/>
         </w:rPr>
-        <w:t>seq</w:t>
-      </w:r>
-      <w:proofErr w:type="spellEnd"/>
+        <w:t>--</w:t>
+      </w:r>
+      <w:proofErr w:type="spellStart"/>
       <w:r>
         <w:rPr>
           <w:rFonts w:ascii="Arial" w:hAnsi="Arial" w:cs="Arial"/>
@@ -942,16 +1068,9 @@
           <w:sz w:val="24"/>
           <w:szCs w:val="24"/>
         </w:rPr>
-        <w:t>-id 0.75, 0.85, 0.9, 0.95, 0.99</w:t>
-      </w:r>
-      <w:r>
-        <w:rPr>
-          <w:rFonts w:ascii="Arial" w:hAnsi="Arial" w:cs="Arial"/>
-          <w:sz w:val="24"/>
-          <w:szCs w:val="24"/>
-        </w:rPr>
-        <w:t>), coverage of the sequences within each cluster (</w:t>
-      </w:r>
+        <w:t>cov</w:t>
+      </w:r>
+      <w:proofErr w:type="spellEnd"/>
       <w:r>
         <w:rPr>
           <w:rFonts w:ascii="Arial" w:hAnsi="Arial" w:cs="Arial"/>
@@ -960,15 +1079,133 @@
           <w:sz w:val="24"/>
           <w:szCs w:val="24"/>
         </w:rPr>
-        <w:t>-c 0.5, 0.7, 0.8</w:t>
-      </w:r>
-      <w:r>
-        <w:rPr>
-          <w:rFonts w:ascii="Arial" w:hAnsi="Arial" w:cs="Arial"/>
-          <w:sz w:val="24"/>
-          <w:szCs w:val="24"/>
-        </w:rPr>
-        <w:t>) and the way in which the coverage is calculated (</w:t>
+        <w:t>-mode 0, 1</w:t>
+      </w:r>
+      <w:r>
+        <w:rPr>
+          <w:rFonts w:ascii="Arial" w:hAnsi="Arial" w:cs="Arial"/>
+          <w:sz w:val="24"/>
+          <w:szCs w:val="24"/>
+        </w:rPr>
+        <w:t xml:space="preserve">). </w:t>
+      </w:r>
+      <w:r>
+        <w:rPr>
+          <w:rFonts w:ascii="Arial" w:hAnsi="Arial" w:cs="Arial"/>
+          <w:sz w:val="24"/>
+          <w:szCs w:val="24"/>
+        </w:rPr>
+        <w:t xml:space="preserve">Each possible combination </w:t>
+      </w:r>
+      <w:r>
+        <w:rPr>
+          <w:rFonts w:ascii="Arial" w:hAnsi="Arial" w:cs="Arial"/>
+          <w:sz w:val="24"/>
+          <w:szCs w:val="24"/>
+        </w:rPr>
+        <w:t>w</w:t>
+      </w:r>
+      <w:r>
+        <w:rPr>
+          <w:rFonts w:ascii="Arial" w:hAnsi="Arial" w:cs="Arial"/>
+          <w:sz w:val="24"/>
+          <w:szCs w:val="24"/>
+        </w:rPr>
+        <w:t>as</w:t>
+      </w:r>
+      <w:r>
+        <w:rPr>
+          <w:rFonts w:ascii="Arial" w:hAnsi="Arial" w:cs="Arial"/>
+          <w:sz w:val="24"/>
+          <w:szCs w:val="24"/>
+        </w:rPr>
+        <w:t xml:space="preserve"> tested </w:t>
+      </w:r>
+      <w:r>
+        <w:rPr>
+          <w:rFonts w:ascii="Arial" w:hAnsi="Arial" w:cs="Arial"/>
+          <w:sz w:val="24"/>
+          <w:szCs w:val="24"/>
+        </w:rPr>
+        <w:t xml:space="preserve">for avian and mammalian viruses </w:t>
+      </w:r>
+      <w:r>
+        <w:rPr>
+          <w:rFonts w:ascii="Arial" w:hAnsi="Arial" w:cs="Arial"/>
+          <w:sz w:val="24"/>
+          <w:szCs w:val="24"/>
+        </w:rPr>
+        <w:t>[</w:t>
+      </w:r>
+      <w:r>
+        <w:rPr>
+          <w:rFonts w:ascii="Arial" w:hAnsi="Arial" w:cs="Arial"/>
+          <w:sz w:val="24"/>
+          <w:szCs w:val="24"/>
+        </w:rPr>
+        <w:t>S</w:t>
+      </w:r>
+      <w:r>
+        <w:rPr>
+          <w:rFonts w:ascii="Arial" w:hAnsi="Arial" w:cs="Arial"/>
+          <w:sz w:val="24"/>
+          <w:szCs w:val="24"/>
+        </w:rPr>
+        <w:t xml:space="preserve">upp </w:t>
+      </w:r>
+      <w:r>
+        <w:rPr>
+          <w:rFonts w:ascii="Arial" w:hAnsi="Arial" w:cs="Arial"/>
+          <w:sz w:val="24"/>
+          <w:szCs w:val="24"/>
+        </w:rPr>
+        <w:t>T</w:t>
+      </w:r>
+      <w:r>
+        <w:rPr>
+          <w:rFonts w:ascii="Arial" w:hAnsi="Arial" w:cs="Arial"/>
+          <w:sz w:val="24"/>
+          <w:szCs w:val="24"/>
+        </w:rPr>
+        <w:t>able 1]</w:t>
+      </w:r>
+      <w:r>
+        <w:rPr>
+          <w:rFonts w:ascii="Arial" w:hAnsi="Arial" w:cs="Arial"/>
+          <w:sz w:val="24"/>
+          <w:szCs w:val="24"/>
+        </w:rPr>
+        <w:t>.</w:t>
+      </w:r>
+    </w:p>
+    <w:p>
+      <w:pPr>
+        <w:pStyle w:val="PlainText"/>
+        <w:spacing w:line="480" w:lineRule="auto"/>
+        <w:rPr>
+          <w:rFonts w:ascii="Arial" w:hAnsi="Arial" w:cs="Arial"/>
+          <w:sz w:val="24"/>
+          <w:szCs w:val="24"/>
+        </w:rPr>
+      </w:pPr>
+    </w:p>
+    <w:p>
+      <w:pPr>
+        <w:pStyle w:val="PlainText"/>
+        <w:spacing w:line="480" w:lineRule="auto"/>
+        <w:rPr>
+          <w:rFonts w:ascii="Arial" w:hAnsi="Arial" w:cs="Arial"/>
+          <w:sz w:val="24"/>
+          <w:szCs w:val="24"/>
+        </w:rPr>
+      </w:pPr>
+      <w:r>
+        <w:rPr>
+          <w:rFonts w:ascii="Arial" w:hAnsi="Arial" w:cs="Arial"/>
+          <w:sz w:val="24"/>
+          <w:szCs w:val="24"/>
+        </w:rPr>
+        <w:t xml:space="preserve">Options were set to </w:t>
       </w:r>
       <w:r>
         <w:rPr>
@@ -978,7 +1215,7 @@
           <w:sz w:val="24"/>
           <w:szCs w:val="24"/>
         </w:rPr>
-        <w:t>--</w:t>
+        <w:t>`--min-</w:t>
       </w:r>
       <w:proofErr w:type="spellStart"/>
       <w:r>
@@ -989,7 +1226,7 @@
           <w:sz w:val="24"/>
           <w:szCs w:val="24"/>
         </w:rPr>
-        <w:t>cov</w:t>
+        <w:t>seq</w:t>
       </w:r>
       <w:proofErr w:type="spellEnd"/>
       <w:r>
@@ -1000,133 +1237,15 @@
           <w:sz w:val="24"/>
           <w:szCs w:val="24"/>
         </w:rPr>
-        <w:t>-mode 0, 1</w:t>
-      </w:r>
-      <w:r>
-        <w:rPr>
-          <w:rFonts w:ascii="Arial" w:hAnsi="Arial" w:cs="Arial"/>
-          <w:sz w:val="24"/>
-          <w:szCs w:val="24"/>
-        </w:rPr>
-        <w:t xml:space="preserve">). </w:t>
-      </w:r>
-      <w:r>
-        <w:rPr>
-          <w:rFonts w:ascii="Arial" w:hAnsi="Arial" w:cs="Arial"/>
-          <w:sz w:val="24"/>
-          <w:szCs w:val="24"/>
-        </w:rPr>
-        <w:t xml:space="preserve">Each possible combination </w:t>
-      </w:r>
-      <w:r>
-        <w:rPr>
-          <w:rFonts w:ascii="Arial" w:hAnsi="Arial" w:cs="Arial"/>
-          <w:sz w:val="24"/>
-          <w:szCs w:val="24"/>
-        </w:rPr>
-        <w:t>w</w:t>
-      </w:r>
-      <w:r>
-        <w:rPr>
-          <w:rFonts w:ascii="Arial" w:hAnsi="Arial" w:cs="Arial"/>
-          <w:sz w:val="24"/>
-          <w:szCs w:val="24"/>
-        </w:rPr>
-        <w:t>as</w:t>
-      </w:r>
-      <w:r>
-        <w:rPr>
-          <w:rFonts w:ascii="Arial" w:hAnsi="Arial" w:cs="Arial"/>
-          <w:sz w:val="24"/>
-          <w:szCs w:val="24"/>
-        </w:rPr>
-        <w:t xml:space="preserve"> tested </w:t>
-      </w:r>
-      <w:r>
-        <w:rPr>
-          <w:rFonts w:ascii="Arial" w:hAnsi="Arial" w:cs="Arial"/>
-          <w:sz w:val="24"/>
-          <w:szCs w:val="24"/>
-        </w:rPr>
-        <w:t xml:space="preserve">for avian and mammalian viruses </w:t>
-      </w:r>
-      <w:r>
-        <w:rPr>
-          <w:rFonts w:ascii="Arial" w:hAnsi="Arial" w:cs="Arial"/>
-          <w:sz w:val="24"/>
-          <w:szCs w:val="24"/>
-        </w:rPr>
-        <w:t>[</w:t>
-      </w:r>
-      <w:r>
-        <w:rPr>
-          <w:rFonts w:ascii="Arial" w:hAnsi="Arial" w:cs="Arial"/>
-          <w:sz w:val="24"/>
-          <w:szCs w:val="24"/>
-        </w:rPr>
-        <w:t>S</w:t>
-      </w:r>
-      <w:r>
-        <w:rPr>
-          <w:rFonts w:ascii="Arial" w:hAnsi="Arial" w:cs="Arial"/>
-          <w:sz w:val="24"/>
-          <w:szCs w:val="24"/>
-        </w:rPr>
-        <w:t xml:space="preserve">upp </w:t>
-      </w:r>
-      <w:r>
-        <w:rPr>
-          <w:rFonts w:ascii="Arial" w:hAnsi="Arial" w:cs="Arial"/>
-          <w:sz w:val="24"/>
-          <w:szCs w:val="24"/>
-        </w:rPr>
-        <w:t>T</w:t>
-      </w:r>
-      <w:r>
-        <w:rPr>
-          <w:rFonts w:ascii="Arial" w:hAnsi="Arial" w:cs="Arial"/>
-          <w:sz w:val="24"/>
-          <w:szCs w:val="24"/>
-        </w:rPr>
-        <w:t>able 1]</w:t>
-      </w:r>
-      <w:r>
-        <w:rPr>
-          <w:rFonts w:ascii="Arial" w:hAnsi="Arial" w:cs="Arial"/>
-          <w:sz w:val="24"/>
-          <w:szCs w:val="24"/>
-        </w:rPr>
-        <w:t>.</w:t>
-      </w:r>
-    </w:p>
-    <w:p>
-      <w:pPr>
-        <w:pStyle w:val="PlainText"/>
-        <w:spacing w:line="480" w:lineRule="auto"/>
-        <w:rPr>
-          <w:rFonts w:ascii="Arial" w:hAnsi="Arial" w:cs="Arial"/>
-          <w:sz w:val="24"/>
-          <w:szCs w:val="24"/>
-        </w:rPr>
-      </w:pPr>
-    </w:p>
-    <w:p>
-      <w:pPr>
-        <w:pStyle w:val="PlainText"/>
-        <w:spacing w:line="480" w:lineRule="auto"/>
-        <w:rPr>
-          <w:rFonts w:ascii="Arial" w:hAnsi="Arial" w:cs="Arial"/>
-          <w:sz w:val="24"/>
-          <w:szCs w:val="24"/>
-        </w:rPr>
-      </w:pPr>
-      <w:r>
-        <w:rPr>
-          <w:rFonts w:ascii="Arial" w:hAnsi="Arial" w:cs="Arial"/>
-          <w:sz w:val="24"/>
-          <w:szCs w:val="24"/>
-        </w:rPr>
-        <w:t xml:space="preserve">Options were set to </w:t>
+        <w:t>-id 0.95</w:t>
+      </w:r>
+      <w:r>
+        <w:rPr>
+          <w:rFonts w:ascii="Arial" w:hAnsi="Arial" w:cs="Arial"/>
+          <w:sz w:val="24"/>
+          <w:szCs w:val="24"/>
+        </w:rPr>
+        <w:t>`, `</w:t>
       </w:r>
       <w:r>
         <w:rPr>
@@ -1136,9 +1255,16 @@
           <w:sz w:val="24"/>
           <w:szCs w:val="24"/>
         </w:rPr>
-        <w:t>`--min-</w:t>
-      </w:r>
-      <w:proofErr w:type="spellStart"/>
+        <w:t>-c 0.8</w:t>
+      </w:r>
+      <w:r>
+        <w:rPr>
+          <w:rFonts w:ascii="Arial" w:hAnsi="Arial" w:cs="Arial"/>
+          <w:sz w:val="24"/>
+          <w:szCs w:val="24"/>
+        </w:rPr>
+        <w:t>` and `</w:t>
+      </w:r>
       <w:r>
         <w:rPr>
           <w:rFonts w:ascii="Arial" w:hAnsi="Arial" w:cs="Arial"/>
@@ -1147,9 +1273,9 @@
           <w:sz w:val="24"/>
           <w:szCs w:val="24"/>
         </w:rPr>
-        <w:t>seq</w:t>
-      </w:r>
-      <w:proofErr w:type="spellEnd"/>
+        <w:t>--</w:t>
+      </w:r>
+      <w:proofErr w:type="spellStart"/>
       <w:r>
         <w:rPr>
           <w:rFonts w:ascii="Arial" w:hAnsi="Arial" w:cs="Arial"/>
@@ -1158,16 +1284,9 @@
           <w:sz w:val="24"/>
           <w:szCs w:val="24"/>
         </w:rPr>
-        <w:t>-id 0.95</w:t>
-      </w:r>
-      <w:r>
-        <w:rPr>
-          <w:rFonts w:ascii="Arial" w:hAnsi="Arial" w:cs="Arial"/>
-          <w:sz w:val="24"/>
-          <w:szCs w:val="24"/>
-        </w:rPr>
-        <w:t>`, `</w:t>
-      </w:r>
+        <w:t>cov</w:t>
+      </w:r>
+      <w:proofErr w:type="spellEnd"/>
       <w:r>
         <w:rPr>
           <w:rFonts w:ascii="Arial" w:hAnsi="Arial" w:cs="Arial"/>
@@ -1176,46 +1295,6 @@
           <w:sz w:val="24"/>
           <w:szCs w:val="24"/>
         </w:rPr>
-        <w:t>-c 0.8</w:t>
-      </w:r>
-      <w:r>
-        <w:rPr>
-          <w:rFonts w:ascii="Arial" w:hAnsi="Arial" w:cs="Arial"/>
-          <w:sz w:val="24"/>
-          <w:szCs w:val="24"/>
-        </w:rPr>
-        <w:t>` and `</w:t>
-      </w:r>
-      <w:r>
-        <w:rPr>
-          <w:rFonts w:ascii="Arial" w:hAnsi="Arial" w:cs="Arial"/>
-          <w:i/>
-          <w:iCs/>
-          <w:sz w:val="24"/>
-          <w:szCs w:val="24"/>
-        </w:rPr>
-        <w:t>--</w:t>
-      </w:r>
-      <w:proofErr w:type="spellStart"/>
-      <w:r>
-        <w:rPr>
-          <w:rFonts w:ascii="Arial" w:hAnsi="Arial" w:cs="Arial"/>
-          <w:i/>
-          <w:iCs/>
-          <w:sz w:val="24"/>
-          <w:szCs w:val="24"/>
-        </w:rPr>
-        <w:t>cov</w:t>
-      </w:r>
-      <w:proofErr w:type="spellEnd"/>
-      <w:r>
-        <w:rPr>
-          <w:rFonts w:ascii="Arial" w:hAnsi="Arial" w:cs="Arial"/>
-          <w:i/>
-          <w:iCs/>
-          <w:sz w:val="24"/>
-          <w:szCs w:val="24"/>
-        </w:rPr>
         <w:t>-mode 1</w:t>
       </w:r>
       <w:r>
@@ -1240,32 +1319,23 @@
           <w:sz w:val="24"/>
           <w:szCs w:val="24"/>
         </w:rPr>
-        <w:t xml:space="preserve"> leading to sequences from </w:t>
-      </w:r>
-      <w:commentRangeStart w:id="1"/>
-      <w:r>
-        <w:rPr>
-          <w:rFonts w:ascii="Arial" w:hAnsi="Arial" w:cs="Arial"/>
-          <w:sz w:val="24"/>
-          <w:szCs w:val="24"/>
-        </w:rPr>
-        <w:t xml:space="preserve">4551 </w:t>
-      </w:r>
-      <w:commentRangeEnd w:id="1"/>
-      <w:r>
-        <w:rPr>
-          <w:rStyle w:val="CommentReference"/>
-          <w:rFonts w:ascii="Arial" w:hAnsi="Arial" w:cstheme="minorBidi"/>
-        </w:rPr>
-        <w:commentReference w:id="1"/>
-      </w:r>
-      <w:r>
-        <w:rPr>
-          <w:rFonts w:ascii="Arial" w:hAnsi="Arial" w:cs="Arial"/>
-          <w:sz w:val="24"/>
-          <w:szCs w:val="24"/>
-        </w:rPr>
-        <w:t>individual viruses.</w:t>
+        <w:t xml:space="preserve"> leading to sequences from 45</w:t>
+      </w:r>
+      <w:r>
+        <w:rPr>
+          <w:rFonts w:ascii="Arial" w:hAnsi="Arial" w:cs="Arial"/>
+          <w:sz w:val="24"/>
+          <w:szCs w:val="24"/>
+        </w:rPr>
+        <w:t>68</w:t>
+      </w:r>
+      <w:r>
+        <w:rPr>
+          <w:rFonts w:ascii="Arial" w:hAnsi="Arial" w:cs="Arial"/>
+          <w:sz w:val="24"/>
+          <w:szCs w:val="24"/>
+        </w:rPr>
+        <w:t xml:space="preserve"> individual viruses.</w:t>
       </w:r>
     </w:p>
     <w:p>
@@ -1276,18 +1346,15 @@
       </w:pPr>
       <w:r>
         <w:rPr>
-          <w:rFonts w:ascii="Arial" w:hAnsi="Arial" w:cs="Arial"/>
           <w:noProof/>
-          <w:sz w:val="24"/>
-          <w:szCs w:val="24"/>
           <w14:ligatures w14:val="standardContextual"/>
         </w:rPr>
         <w:lastRenderedPageBreak/>
         <w:drawing>
-          <wp:inline distT="0" distB="0" distL="0" distR="0" wp14:anchorId="2AEBD007" wp14:editId="1B5B0B69">
-            <wp:extent cx="5865495" cy="4692650"/>
-            <wp:effectExtent l="0" t="0" r="1905" b="6350"/>
-            <wp:docPr id="1089412576" name="Picture 1" descr="A graph of a number of objects&#10;&#10;AI-generated content may be incorrect."/>
+          <wp:inline distT="0" distB="0" distL="0" distR="0" wp14:anchorId="0685C0AE" wp14:editId="6C943548">
+            <wp:extent cx="6645910" cy="3823970"/>
+            <wp:effectExtent l="0" t="0" r="0" b="0"/>
+            <wp:docPr id="1101986842" name="Picture 2"/>
             <wp:cNvGraphicFramePr>
               <a:graphicFrameLocks xmlns:a="http://schemas.openxmlformats.org/drawingml/2006/main" noChangeAspect="1"/>
             </wp:cNvGraphicFramePr>
@@ -1295,17 +1362,11 @@
               <a:graphicData uri="http://schemas.openxmlformats.org/drawingml/2006/picture">
                 <pic:pic xmlns:pic="http://schemas.openxmlformats.org/drawingml/2006/picture">
                   <pic:nvPicPr>
-                    <pic:cNvPr id="1089412576" name="Picture 1" descr="A graph of a number of objects&#10;&#10;AI-generated content may be incorrect."/>
+                    <pic:cNvPr id="1101986842" name="Picture 1101986842"/>
                     <pic:cNvPicPr/>
                   </pic:nvPicPr>
                   <pic:blipFill>
-                    <a:blip r:embed="rId9" cstate="print">
-                      <a:extLst>
-                        <a:ext uri="{28A0092B-C50C-407E-A947-70E740481C1C}">
-                          <a14:useLocalDpi xmlns:a14="http://schemas.microsoft.com/office/drawing/2010/main" val="0"/>
-                        </a:ext>
-                      </a:extLst>
-                    </a:blip>
+                    <a:blip r:embed="rId5"/>
                     <a:stretch>
                       <a:fillRect/>
                     </a:stretch>
@@ -1313,7 +1374,7 @@
                   <pic:spPr>
                     <a:xfrm>
                       <a:off x="0" y="0"/>
-                      <a:ext cx="5865495" cy="4692650"/>
+                      <a:ext cx="6645910" cy="3823970"/>
                     </a:xfrm>
                     <a:prstGeom prst="rect">
                       <a:avLst/>
@@ -1338,45 +1399,25 @@
       <w:r>
         <w:t xml:space="preserve">Figure </w:t>
       </w:r>
-      <w:r>
-        <w:fldChar w:fldCharType="begin"/>
-      </w:r>
-      <w:r>
-        <w:instrText xml:space="preserve"> STYLEREF 1 \s </w:instrText>
-      </w:r>
-      <w:r>
-        <w:fldChar w:fldCharType="separate"/>
-      </w:r>
-      <w:r>
-        <w:rPr>
-          <w:noProof/>
-        </w:rPr>
-        <w:t>0</w:t>
-      </w:r>
-      <w:r>
-        <w:fldChar w:fldCharType="end"/>
-      </w:r>
+      <w:fldSimple w:instr=" STYLEREF 1 \s ">
+        <w:r>
+          <w:rPr>
+            <w:noProof/>
+          </w:rPr>
+          <w:t>0</w:t>
+        </w:r>
+      </w:fldSimple>
       <w:r>
         <w:t>.</w:t>
       </w:r>
-      <w:r>
-        <w:fldChar w:fldCharType="begin"/>
-      </w:r>
-      <w:r>
-        <w:instrText xml:space="preserve"> SEQ Figure \* ARABIC \s 1 </w:instrText>
-      </w:r>
-      <w:r>
-        <w:fldChar w:fldCharType="separate"/>
-      </w:r>
-      <w:r>
-        <w:rPr>
-          <w:noProof/>
-        </w:rPr>
-        <w:t>1</w:t>
-      </w:r>
-      <w:r>
-        <w:fldChar w:fldCharType="end"/>
-      </w:r>
+      <w:fldSimple w:instr=" SEQ Figure \* ARABIC \s 1 ">
+        <w:r>
+          <w:rPr>
+            <w:noProof/>
+          </w:rPr>
+          <w:t>1</w:t>
+        </w:r>
+      </w:fldSimple>
       <w:r>
         <w:t>: Sequence selection</w:t>
       </w:r>
@@ -1390,6 +1431,9 @@
         <w:spacing w:line="480" w:lineRule="auto"/>
       </w:pPr>
       <w:r>
+        <w:t xml:space="preserve">2A) </w:t>
+      </w:r>
+      <w:r>
         <w:t>Protein Features</w:t>
       </w:r>
     </w:p>
@@ -1473,12 +1517,46 @@
           <w:sz w:val="24"/>
           <w:szCs w:val="24"/>
         </w:rPr>
-        <w:t xml:space="preserve"> [@chen_2022aa] was run over the alignments to produce matrices of protein compositional and physio-chemical properties with the '</w:t>
+        <w:t xml:space="preserve"> [@chen_2022aa] </w:t>
+      </w:r>
+      <w:r>
+        <w:rPr>
+          <w:rFonts w:ascii="Arial" w:hAnsi="Arial" w:cs="Arial"/>
+          <w:sz w:val="24"/>
+          <w:szCs w:val="24"/>
+        </w:rPr>
+        <w:t>extracted</w:t>
+      </w:r>
+      <w:r>
+        <w:rPr>
+          <w:rFonts w:ascii="Arial" w:hAnsi="Arial" w:cs="Arial"/>
+          <w:sz w:val="24"/>
+          <w:szCs w:val="24"/>
+        </w:rPr>
+        <w:t xml:space="preserve"> matrices of protein compositional and physio-chemical properties </w:t>
+      </w:r>
+      <w:r>
+        <w:rPr>
+          <w:rFonts w:ascii="Arial" w:hAnsi="Arial" w:cs="Arial"/>
+          <w:sz w:val="24"/>
+          <w:szCs w:val="24"/>
+        </w:rPr>
+        <w:t xml:space="preserve">from alignments </w:t>
+      </w:r>
+      <w:r>
+        <w:rPr>
+          <w:rFonts w:ascii="Arial" w:hAnsi="Arial" w:cs="Arial"/>
+          <w:sz w:val="24"/>
+          <w:szCs w:val="24"/>
+        </w:rPr>
+        <w:t>with the '</w:t>
       </w:r>
       <w:proofErr w:type="spellStart"/>
       <w:r>
         <w:rPr>
           <w:rFonts w:ascii="Arial" w:hAnsi="Arial" w:cs="Arial"/>
+          <w:i/>
+          <w:iCs/>
           <w:sz w:val="24"/>
           <w:szCs w:val="24"/>
         </w:rPr>
@@ -1491,8 +1569,156 @@
           <w:sz w:val="24"/>
           <w:szCs w:val="24"/>
         </w:rPr>
-        <w:t xml:space="preserve">' command. Features, and the associated command, are as follows: 2mers ('DPC type 1'), Chou's pseudo-amino acid composition </w:t>
-      </w:r>
+        <w:t>' command. Features, and the associated command, are as follows: 2mers ('</w:t>
+      </w:r>
+      <w:r>
+        <w:rPr>
+          <w:rFonts w:ascii="Arial" w:hAnsi="Arial" w:cs="Arial"/>
+          <w:i/>
+          <w:iCs/>
+          <w:sz w:val="24"/>
+          <w:szCs w:val="24"/>
+        </w:rPr>
+        <w:t>DPC type 1</w:t>
+      </w:r>
+      <w:r>
+        <w:rPr>
+          <w:rFonts w:ascii="Arial" w:hAnsi="Arial" w:cs="Arial"/>
+          <w:sz w:val="24"/>
+          <w:szCs w:val="24"/>
+        </w:rPr>
+        <w:t>'), Chou's pseudo-amino acid composition ('</w:t>
+      </w:r>
+      <w:proofErr w:type="spellStart"/>
+      <w:r>
+        <w:rPr>
+          <w:rFonts w:ascii="Arial" w:hAnsi="Arial" w:cs="Arial"/>
+          <w:i/>
+          <w:iCs/>
+          <w:sz w:val="24"/>
+          <w:szCs w:val="24"/>
+        </w:rPr>
+        <w:t>PseAAC</w:t>
+      </w:r>
+      <w:proofErr w:type="spellEnd"/>
+      <w:r>
+        <w:rPr>
+          <w:rFonts w:ascii="Arial" w:hAnsi="Arial" w:cs="Arial"/>
+          <w:sz w:val="24"/>
+          <w:szCs w:val="24"/>
+        </w:rPr>
+        <w:t>'), conjoined triad ('</w:t>
+      </w:r>
+      <w:proofErr w:type="spellStart"/>
+      <w:r>
+        <w:rPr>
+          <w:rFonts w:ascii="Arial" w:hAnsi="Arial" w:cs="Arial"/>
+          <w:i/>
+          <w:iCs/>
+          <w:sz w:val="24"/>
+          <w:szCs w:val="24"/>
+        </w:rPr>
+        <w:t>CTriad</w:t>
+      </w:r>
+      <w:proofErr w:type="spellEnd"/>
+      <w:r>
+        <w:rPr>
+          <w:rFonts w:ascii="Arial" w:hAnsi="Arial" w:cs="Arial"/>
+          <w:sz w:val="24"/>
+          <w:szCs w:val="24"/>
+        </w:rPr>
+        <w:t>')</w:t>
+      </w:r>
+      <w:r>
+        <w:rPr>
+          <w:rFonts w:ascii="Arial" w:hAnsi="Arial" w:cs="Arial"/>
+          <w:sz w:val="24"/>
+          <w:szCs w:val="24"/>
+        </w:rPr>
+        <w:t>, and finally Composition ('</w:t>
+      </w:r>
+      <w:proofErr w:type="spellStart"/>
+      <w:r>
+        <w:rPr>
+          <w:rFonts w:ascii="Arial" w:hAnsi="Arial" w:cs="Arial"/>
+          <w:i/>
+          <w:iCs/>
+          <w:sz w:val="24"/>
+          <w:szCs w:val="24"/>
+        </w:rPr>
+        <w:t>CTDc</w:t>
+      </w:r>
+      <w:proofErr w:type="spellEnd"/>
+      <w:r>
+        <w:rPr>
+          <w:rFonts w:ascii="Arial" w:hAnsi="Arial" w:cs="Arial"/>
+          <w:sz w:val="24"/>
+          <w:szCs w:val="24"/>
+        </w:rPr>
+        <w:t>'), Transition ('</w:t>
+      </w:r>
+      <w:proofErr w:type="spellStart"/>
+      <w:r>
+        <w:rPr>
+          <w:rFonts w:ascii="Arial" w:hAnsi="Arial" w:cs="Arial"/>
+          <w:i/>
+          <w:iCs/>
+          <w:sz w:val="24"/>
+          <w:szCs w:val="24"/>
+        </w:rPr>
+        <w:t>CTDt</w:t>
+      </w:r>
+      <w:proofErr w:type="spellEnd"/>
+      <w:r>
+        <w:rPr>
+          <w:rFonts w:ascii="Arial" w:hAnsi="Arial" w:cs="Arial"/>
+          <w:sz w:val="24"/>
+          <w:szCs w:val="24"/>
+        </w:rPr>
+        <w:t>') &amp; Distribution ('</w:t>
+      </w:r>
+      <w:proofErr w:type="spellStart"/>
+      <w:r>
+        <w:rPr>
+          <w:rFonts w:ascii="Arial" w:hAnsi="Arial" w:cs="Arial"/>
+          <w:i/>
+          <w:iCs/>
+          <w:sz w:val="24"/>
+          <w:szCs w:val="24"/>
+        </w:rPr>
+        <w:t>CTDd</w:t>
+      </w:r>
+      <w:proofErr w:type="spellEnd"/>
+      <w:r>
+        <w:rPr>
+          <w:rFonts w:ascii="Arial" w:hAnsi="Arial" w:cs="Arial"/>
+          <w:sz w:val="24"/>
+          <w:szCs w:val="24"/>
+        </w:rPr>
+        <w:t>') values.</w:t>
+      </w:r>
+    </w:p>
+    <w:p>
+      <w:pPr>
+        <w:pStyle w:val="PlainText"/>
+        <w:spacing w:line="480" w:lineRule="auto"/>
+        <w:rPr>
+          <w:rFonts w:ascii="Arial" w:hAnsi="Arial" w:cs="Arial"/>
+          <w:sz w:val="24"/>
+          <w:szCs w:val="24"/>
+        </w:rPr>
+      </w:pPr>
+    </w:p>
+    <w:p>
+      <w:pPr>
+        <w:pStyle w:val="PlainText"/>
+        <w:spacing w:line="480" w:lineRule="auto"/>
+        <w:rPr>
+          <w:rFonts w:ascii="Arial" w:hAnsi="Arial" w:cs="Arial"/>
+          <w:sz w:val="24"/>
+          <w:szCs w:val="24"/>
+        </w:rPr>
+      </w:pPr>
       <w:r>
         <w:rPr>
           <w:rFonts w:ascii="Arial" w:hAnsi="Arial" w:cs="Arial"/>
@@ -1500,7 +1726,7 @@
           <w:szCs w:val="24"/>
         </w:rPr>
         <w:lastRenderedPageBreak/>
-        <w:t>('</w:t>
+        <w:t xml:space="preserve">Six datasets of protein features were derived from the </w:t>
       </w:r>
       <w:proofErr w:type="spellStart"/>
       <w:r>
@@ -1509,7 +1735,7 @@
           <w:sz w:val="24"/>
           <w:szCs w:val="24"/>
         </w:rPr>
-        <w:t>PseAAC</w:t>
+        <w:t>iFeatureOmega</w:t>
       </w:r>
       <w:proofErr w:type="spellEnd"/>
       <w:r>
@@ -1518,7 +1744,7 @@
           <w:sz w:val="24"/>
           <w:szCs w:val="24"/>
         </w:rPr>
-        <w:t>'), conjoined triad ('</w:t>
+        <w:t xml:space="preserve"> processing: amino acid two-</w:t>
       </w:r>
       <w:proofErr w:type="spellStart"/>
       <w:r>
@@ -1527,7 +1753,7 @@
           <w:sz w:val="24"/>
           <w:szCs w:val="24"/>
         </w:rPr>
-        <w:t>CTriad</w:t>
+        <w:t>mers</w:t>
       </w:r>
       <w:proofErr w:type="spellEnd"/>
       <w:r>
@@ -1536,7 +1762,7 @@
           <w:sz w:val="24"/>
           <w:szCs w:val="24"/>
         </w:rPr>
-        <w:t>'), and finally Composition ('</w:t>
+        <w:t xml:space="preserve"> (DPC, 400 features), (</w:t>
       </w:r>
       <w:proofErr w:type="spellStart"/>
       <w:r>
@@ -1554,7 +1780,7 @@
           <w:sz w:val="24"/>
           <w:szCs w:val="24"/>
         </w:rPr>
-        <w:t>'), &amp; Transition ('</w:t>
+        <w:t xml:space="preserve">, </w:t>
       </w:r>
       <w:proofErr w:type="spellStart"/>
       <w:r>
@@ -1563,6 +1789,24 @@
           <w:sz w:val="24"/>
           <w:szCs w:val="24"/>
         </w:rPr>
+        <w:t>CTDd</w:t>
+      </w:r>
+      <w:proofErr w:type="spellEnd"/>
+      <w:r>
+        <w:rPr>
+          <w:rFonts w:ascii="Arial" w:hAnsi="Arial" w:cs="Arial"/>
+          <w:sz w:val="24"/>
+          <w:szCs w:val="24"/>
+        </w:rPr>
+        <w:t xml:space="preserve"> and </w:t>
+      </w:r>
+      <w:proofErr w:type="spellStart"/>
+      <w:r>
+        <w:rPr>
+          <w:rFonts w:ascii="Arial" w:hAnsi="Arial" w:cs="Arial"/>
+          <w:sz w:val="24"/>
+          <w:szCs w:val="24"/>
+        </w:rPr>
         <w:t>CTDt</w:t>
       </w:r>
       <w:proofErr w:type="spellEnd"/>
@@ -1572,7 +1816,7 @@
           <w:sz w:val="24"/>
           <w:szCs w:val="24"/>
         </w:rPr>
-        <w:t>') &amp; Distribution ('</w:t>
+        <w:t xml:space="preserve">, 39, 195 and 39 features respectively), </w:t>
       </w:r>
       <w:proofErr w:type="spellStart"/>
       <w:r>
@@ -1581,7 +1825,7 @@
           <w:sz w:val="24"/>
           <w:szCs w:val="24"/>
         </w:rPr>
-        <w:t>CTDd</w:t>
+        <w:t>paac</w:t>
       </w:r>
       <w:proofErr w:type="spellEnd"/>
       <w:r>
@@ -1590,7 +1834,7 @@
           <w:sz w:val="24"/>
           <w:szCs w:val="24"/>
         </w:rPr>
-        <w:t>') values.</w:t>
+        <w:t xml:space="preserve"> (23 features) and triad (343 features). These were then annotated with the subtype of the origin virus and labelled with the original host.</w:t>
       </w:r>
     </w:p>
     <w:p>
@@ -1606,147 +1850,12 @@
     </w:p>
     <w:p>
       <w:pPr>
-        <w:pStyle w:val="PlainText"/>
-        <w:spacing w:line="480" w:lineRule="auto"/>
-        <w:rPr>
-          <w:rFonts w:ascii="Arial" w:hAnsi="Arial" w:cs="Arial"/>
-          <w:sz w:val="24"/>
-          <w:szCs w:val="24"/>
-        </w:rPr>
-      </w:pPr>
-      <w:r>
-        <w:rPr>
-          <w:rFonts w:ascii="Arial" w:hAnsi="Arial" w:cs="Arial"/>
-          <w:sz w:val="24"/>
-          <w:szCs w:val="24"/>
-        </w:rPr>
-        <w:t xml:space="preserve">Six datasets of protein features were derived from the </w:t>
-      </w:r>
-      <w:proofErr w:type="spellStart"/>
-      <w:r>
-        <w:rPr>
-          <w:rFonts w:ascii="Arial" w:hAnsi="Arial" w:cs="Arial"/>
-          <w:sz w:val="24"/>
-          <w:szCs w:val="24"/>
-        </w:rPr>
-        <w:t>iFeatureOmega</w:t>
-      </w:r>
-      <w:proofErr w:type="spellEnd"/>
-      <w:r>
-        <w:rPr>
-          <w:rFonts w:ascii="Arial" w:hAnsi="Arial" w:cs="Arial"/>
-          <w:sz w:val="24"/>
-          <w:szCs w:val="24"/>
-        </w:rPr>
-        <w:t xml:space="preserve"> processing: amino acid two-</w:t>
-      </w:r>
-      <w:proofErr w:type="spellStart"/>
-      <w:r>
-        <w:rPr>
-          <w:rFonts w:ascii="Arial" w:hAnsi="Arial" w:cs="Arial"/>
-          <w:sz w:val="24"/>
-          <w:szCs w:val="24"/>
-        </w:rPr>
-        <w:t>mers</w:t>
-      </w:r>
-      <w:proofErr w:type="spellEnd"/>
-      <w:r>
-        <w:rPr>
-          <w:rFonts w:ascii="Arial" w:hAnsi="Arial" w:cs="Arial"/>
-          <w:sz w:val="24"/>
-          <w:szCs w:val="24"/>
-        </w:rPr>
-        <w:t xml:space="preserve"> (DPC, 400 features), (</w:t>
-      </w:r>
-      <w:proofErr w:type="spellStart"/>
-      <w:r>
-        <w:rPr>
-          <w:rFonts w:ascii="Arial" w:hAnsi="Arial" w:cs="Arial"/>
-          <w:sz w:val="24"/>
-          <w:szCs w:val="24"/>
-        </w:rPr>
-        <w:t>CTDc</w:t>
-      </w:r>
-      <w:proofErr w:type="spellEnd"/>
-      <w:r>
-        <w:rPr>
-          <w:rFonts w:ascii="Arial" w:hAnsi="Arial" w:cs="Arial"/>
-          <w:sz w:val="24"/>
-          <w:szCs w:val="24"/>
-        </w:rPr>
-        <w:t xml:space="preserve">, </w:t>
-      </w:r>
-      <w:proofErr w:type="spellStart"/>
-      <w:r>
-        <w:rPr>
-          <w:rFonts w:ascii="Arial" w:hAnsi="Arial" w:cs="Arial"/>
-          <w:sz w:val="24"/>
-          <w:szCs w:val="24"/>
-        </w:rPr>
-        <w:t>CTDd</w:t>
-      </w:r>
-      <w:proofErr w:type="spellEnd"/>
-      <w:r>
-        <w:rPr>
-          <w:rFonts w:ascii="Arial" w:hAnsi="Arial" w:cs="Arial"/>
-          <w:sz w:val="24"/>
-          <w:szCs w:val="24"/>
-        </w:rPr>
-        <w:t xml:space="preserve"> and </w:t>
-      </w:r>
-      <w:proofErr w:type="spellStart"/>
-      <w:r>
-        <w:rPr>
-          <w:rFonts w:ascii="Arial" w:hAnsi="Arial" w:cs="Arial"/>
-          <w:sz w:val="24"/>
-          <w:szCs w:val="24"/>
-        </w:rPr>
-        <w:t>CTDt</w:t>
-      </w:r>
-      <w:proofErr w:type="spellEnd"/>
-      <w:r>
-        <w:rPr>
-          <w:rFonts w:ascii="Arial" w:hAnsi="Arial" w:cs="Arial"/>
-          <w:sz w:val="24"/>
-          <w:szCs w:val="24"/>
-        </w:rPr>
-        <w:t xml:space="preserve">, 39, 195 and 39 features respectively), </w:t>
-      </w:r>
-      <w:proofErr w:type="spellStart"/>
-      <w:r>
-        <w:rPr>
-          <w:rFonts w:ascii="Arial" w:hAnsi="Arial" w:cs="Arial"/>
-          <w:sz w:val="24"/>
-          <w:szCs w:val="24"/>
-        </w:rPr>
-        <w:t>paac</w:t>
-      </w:r>
-      <w:proofErr w:type="spellEnd"/>
-      <w:r>
-        <w:rPr>
-          <w:rFonts w:ascii="Arial" w:hAnsi="Arial" w:cs="Arial"/>
-          <w:sz w:val="24"/>
-          <w:szCs w:val="24"/>
-        </w:rPr>
-        <w:t xml:space="preserve"> (23 features) and triad (343 features). These were then annotated with the subtype of the origin virus and labelled with the original host.</w:t>
-      </w:r>
-    </w:p>
-    <w:p>
-      <w:pPr>
-        <w:pStyle w:val="PlainText"/>
-        <w:spacing w:line="480" w:lineRule="auto"/>
-        <w:rPr>
-          <w:rFonts w:ascii="Arial" w:hAnsi="Arial" w:cs="Arial"/>
-          <w:sz w:val="24"/>
-          <w:szCs w:val="24"/>
-        </w:rPr>
-      </w:pPr>
-    </w:p>
-    <w:p>
-      <w:pPr>
         <w:pStyle w:val="Heading2"/>
         <w:spacing w:line="480" w:lineRule="auto"/>
       </w:pPr>
+      <w:r>
+        <w:t xml:space="preserve">2B) </w:t>
+      </w:r>
       <w:r>
         <w:t>Machine Learning Models</w:t>
       </w:r>
@@ -1847,7 +1956,39 @@
           <w:sz w:val="24"/>
           <w:szCs w:val="24"/>
         </w:rPr>
-        <w:t xml:space="preserve"> (~7%) sequences. Six Random Forest models were created from each of the feature datasets, for each holdout. These models were then stacked with the use of the 'caretEnsemble' package [@deane-mayer_2024aa]. Models were weighted in order to accommodate for disproportionate sizes of host groups by using the inverse of that group's proportion.</w:t>
+        <w:t xml:space="preserve"> (~7%) sequences</w:t>
+      </w:r>
+      <w:r>
+        <w:rPr>
+          <w:rFonts w:ascii="Arial" w:hAnsi="Arial" w:cs="Arial"/>
+          <w:sz w:val="24"/>
+          <w:szCs w:val="24"/>
+        </w:rPr>
+        <w:t xml:space="preserve"> referred to hereafter as the “Misc.” group</w:t>
+      </w:r>
+      <w:r>
+        <w:rPr>
+          <w:rFonts w:ascii="Arial" w:hAnsi="Arial" w:cs="Arial"/>
+          <w:sz w:val="24"/>
+          <w:szCs w:val="24"/>
+        </w:rPr>
+        <w:t>. Six Random Forest models were created from each of the feature datasets, for each holdout</w:t>
+      </w:r>
+      <w:r>
+        <w:rPr>
+          <w:rFonts w:ascii="Arial" w:hAnsi="Arial" w:cs="Arial"/>
+          <w:sz w:val="24"/>
+          <w:szCs w:val="24"/>
+        </w:rPr>
+        <w:t xml:space="preserve"> except for the Misc group</w:t>
+      </w:r>
+      <w:r>
+        <w:rPr>
+          <w:rFonts w:ascii="Arial" w:hAnsi="Arial" w:cs="Arial"/>
+          <w:sz w:val="24"/>
+          <w:szCs w:val="24"/>
+        </w:rPr>
+        <w:t>. These models were then stacked with the use of the 'caretEnsemble' package [@deane-mayer_2024aa]. Models were weighted in order to accommodate for disproportionate sizes of host groups by using the inverse of that group's proportion.</w:t>
       </w:r>
     </w:p>
     <w:p>
@@ -1888,18 +2029,15 @@
       </w:pPr>
       <w:r>
         <w:rPr>
-          <w:rFonts w:ascii="Arial" w:hAnsi="Arial" w:cs="Arial"/>
           <w:noProof/>
-          <w:sz w:val="24"/>
-          <w:szCs w:val="24"/>
           <w14:ligatures w14:val="standardContextual"/>
         </w:rPr>
         <w:lastRenderedPageBreak/>
         <w:drawing>
-          <wp:inline distT="0" distB="0" distL="0" distR="0" wp14:anchorId="6D734501" wp14:editId="166B7774">
-            <wp:extent cx="5865495" cy="2231390"/>
-            <wp:effectExtent l="0" t="0" r="1905" b="3810"/>
-            <wp:docPr id="1600774156" name="Picture 2" descr="A diagram of a protein source&#10;&#10;AI-generated content may be incorrect."/>
+          <wp:inline distT="0" distB="0" distL="0" distR="0" wp14:anchorId="6BD019CA" wp14:editId="12FDA265">
+            <wp:extent cx="6373504" cy="2416568"/>
+            <wp:effectExtent l="0" t="0" r="1905" b="0"/>
+            <wp:docPr id="1352891210" name="Picture 2"/>
             <wp:cNvGraphicFramePr>
               <a:graphicFrameLocks xmlns:a="http://schemas.openxmlformats.org/drawingml/2006/main" noChangeAspect="1"/>
             </wp:cNvGraphicFramePr>
@@ -1907,29 +2045,30 @@
               <a:graphicData uri="http://schemas.openxmlformats.org/drawingml/2006/picture">
                 <pic:pic xmlns:pic="http://schemas.openxmlformats.org/drawingml/2006/picture">
                   <pic:nvPicPr>
-                    <pic:cNvPr id="1600774156" name="Picture 2" descr="A diagram of a protein source&#10;&#10;AI-generated content may be incorrect."/>
+                    <pic:cNvPr id="1352891210" name="Picture 1352891210"/>
                     <pic:cNvPicPr/>
                   </pic:nvPicPr>
-                  <pic:blipFill>
-                    <a:blip r:embed="rId10" cstate="print">
-                      <a:extLst>
-                        <a:ext uri="{28A0092B-C50C-407E-A947-70E740481C1C}">
-                          <a14:useLocalDpi xmlns:a14="http://schemas.microsoft.com/office/drawing/2010/main" val="0"/>
-                        </a:ext>
-                      </a:extLst>
-                    </a:blip>
-                    <a:stretch>
-                      <a:fillRect/>
-                    </a:stretch>
+                  <pic:blipFill rotWithShape="1">
+                    <a:blip r:embed="rId6"/>
+                    <a:srcRect l="8627" t="20927" r="8514" b="34616"/>
+                    <a:stretch/>
                   </pic:blipFill>
-                  <pic:spPr>
+                  <pic:spPr bwMode="auto">
                     <a:xfrm>
                       <a:off x="0" y="0"/>
-                      <a:ext cx="5865495" cy="2231390"/>
+                      <a:ext cx="6407358" cy="2429404"/>
                     </a:xfrm>
                     <a:prstGeom prst="rect">
                       <a:avLst/>
                     </a:prstGeom>
+                    <a:ln>
+                      <a:noFill/>
+                    </a:ln>
+                    <a:extLst>
+                      <a:ext uri="{53640926-AAD7-44D8-BBD7-CCE9431645EC}">
+                        <a14:shadowObscured xmlns:a14="http://schemas.microsoft.com/office/drawing/2010/main"/>
+                      </a:ext>
+                    </a:extLst>
                   </pic:spPr>
                 </pic:pic>
               </a:graphicData>
@@ -1950,45 +2089,25 @@
       <w:r>
         <w:t xml:space="preserve">Figure </w:t>
       </w:r>
-      <w:r>
-        <w:fldChar w:fldCharType="begin"/>
-      </w:r>
-      <w:r>
-        <w:instrText xml:space="preserve"> STYLEREF 1 \s </w:instrText>
-      </w:r>
-      <w:r>
-        <w:fldChar w:fldCharType="separate"/>
-      </w:r>
-      <w:r>
-        <w:rPr>
-          <w:noProof/>
-        </w:rPr>
-        <w:t>0</w:t>
-      </w:r>
-      <w:r>
-        <w:fldChar w:fldCharType="end"/>
-      </w:r>
+      <w:fldSimple w:instr=" STYLEREF 1 \s ">
+        <w:r>
+          <w:rPr>
+            <w:noProof/>
+          </w:rPr>
+          <w:t>0</w:t>
+        </w:r>
+      </w:fldSimple>
       <w:r>
         <w:t>.</w:t>
       </w:r>
-      <w:r>
-        <w:fldChar w:fldCharType="begin"/>
-      </w:r>
-      <w:r>
-        <w:instrText xml:space="preserve"> SEQ Figure \* ARABIC \s 1 </w:instrText>
-      </w:r>
-      <w:r>
-        <w:fldChar w:fldCharType="separate"/>
-      </w:r>
-      <w:r>
-        <w:rPr>
-          <w:noProof/>
-        </w:rPr>
-        <w:t>2</w:t>
-      </w:r>
-      <w:r>
-        <w:fldChar w:fldCharType="end"/>
-      </w:r>
+      <w:fldSimple w:instr=" SEQ Figure \* ARABIC \s 1 ">
+        <w:r>
+          <w:rPr>
+            <w:noProof/>
+          </w:rPr>
+          <w:t>2</w:t>
+        </w:r>
+      </w:fldSimple>
       <w:r>
         <w:t xml:space="preserve">: Pipeline of machine learning model construction. </w:t>
       </w:r>
@@ -2001,6 +2120,125 @@
         <w:pStyle w:val="Heading2"/>
         <w:spacing w:line="480" w:lineRule="auto"/>
       </w:pPr>
+      <w:r>
+        <w:t>2C</w:t>
+      </w:r>
+      <w:r>
+        <w:t xml:space="preserve">) </w:t>
+      </w:r>
+      <w:r>
+        <w:t>Model Performance</w:t>
+      </w:r>
+    </w:p>
+    <w:p>
+      <w:pPr>
+        <w:pStyle w:val="PlainText"/>
+        <w:spacing w:line="480" w:lineRule="auto"/>
+        <w:rPr>
+          <w:rFonts w:ascii="Arial" w:hAnsi="Arial" w:cs="Arial"/>
+          <w:sz w:val="24"/>
+          <w:szCs w:val="24"/>
+        </w:rPr>
+      </w:pPr>
+      <w:r>
+        <w:rPr>
+          <w:rFonts w:ascii="Arial" w:hAnsi="Arial" w:cs="Arial"/>
+          <w:sz w:val="24"/>
+          <w:szCs w:val="24"/>
+        </w:rPr>
+        <w:t xml:space="preserve">This measure of performance  </w:t>
+      </w:r>
+      <m:oMath>
+        <m:d>
+          <m:dPr>
+            <m:ctrlPr>
+              <w:rPr>
+                <w:rFonts w:ascii="Cambria Math" w:hAnsi="Cambria Math" w:cs="Arial"/>
+                <w:i/>
+                <w:sz w:val="24"/>
+                <w:szCs w:val="24"/>
+              </w:rPr>
+            </m:ctrlPr>
+          </m:dPr>
+          <m:e>
+            <m:r>
+              <w:rPr>
+                <w:rFonts w:ascii="Cambria Math" w:hAnsi="Cambria Math" w:cs="Arial"/>
+                <w:sz w:val="24"/>
+                <w:szCs w:val="24"/>
+              </w:rPr>
+              <m:t>BA=</m:t>
+            </m:r>
+            <m:f>
+              <m:fPr>
+                <m:ctrlPr>
+                  <w:rPr>
+                    <w:rFonts w:ascii="Cambria Math" w:hAnsi="Cambria Math" w:cs="Arial"/>
+                    <w:i/>
+                    <w:sz w:val="24"/>
+                    <w:szCs w:val="24"/>
+                  </w:rPr>
+                </m:ctrlPr>
+              </m:fPr>
+              <m:num>
+                <m:r>
+                  <w:rPr>
+                    <w:rFonts w:ascii="Cambria Math" w:hAnsi="Cambria Math" w:cs="Arial"/>
+                    <w:sz w:val="24"/>
+                    <w:szCs w:val="24"/>
+                  </w:rPr>
+                  <m:t>TPR+TNR</m:t>
+                </m:r>
+              </m:num>
+              <m:den>
+                <m:r>
+                  <w:rPr>
+                    <w:rFonts w:ascii="Cambria Math" w:hAnsi="Cambria Math" w:cs="Arial"/>
+                    <w:sz w:val="24"/>
+                    <w:szCs w:val="24"/>
+                  </w:rPr>
+                  <m:t>2</m:t>
+                </m:r>
+              </m:den>
+            </m:f>
+          </m:e>
+        </m:d>
+      </m:oMath>
+      <w:r>
+        <w:rPr>
+          <w:rFonts w:ascii="Arial" w:eastAsiaTheme="minorEastAsia" w:hAnsi="Arial" w:cs="Arial"/>
+          <w:sz w:val="24"/>
+          <w:szCs w:val="24"/>
+        </w:rPr>
+        <w:t xml:space="preserve"> so the closer TPR+TNR is to 1, the worse the model. This is because the model is overestimating positive hits and is unable to distinguish reals from fakes – i.e.</w:t>
+      </w:r>
+      <w:r>
+        <w:rPr>
+          <w:rFonts w:ascii="Arial" w:eastAsiaTheme="minorEastAsia" w:hAnsi="Arial" w:cs="Arial"/>
+          <w:sz w:val="24"/>
+          <w:szCs w:val="24"/>
+        </w:rPr>
+        <w:t xml:space="preserve"> </w:t>
+      </w:r>
+      <w:r>
+        <w:rPr>
+          <w:rFonts w:ascii="Arial" w:hAnsi="Arial" w:cs="Arial"/>
+          <w:color w:val="202122"/>
+          <w:sz w:val="24"/>
+          <w:szCs w:val="24"/>
+          <w:shd w:val="clear" w:color="auto" w:fill="FFFFFF"/>
+        </w:rPr>
+        <w:t>which is equivalent to the expected value of a random guess in a balanced data set.</w:t>
+      </w:r>
+    </w:p>
+    <w:p>
+      <w:pPr>
+        <w:pStyle w:val="Heading2"/>
+        <w:spacing w:line="480" w:lineRule="auto"/>
+      </w:pPr>
+      <w:r>
+        <w:t xml:space="preserve">3A) </w:t>
+      </w:r>
       <w:r>
         <w:t>Phylogenetics</w:t>
       </w:r>
@@ -2047,7 +2285,7 @@
                     <pic:cNvPicPr/>
                   </pic:nvPicPr>
                   <pic:blipFill rotWithShape="1">
-                    <a:blip r:embed="rId11"/>
+                    <a:blip r:embed="rId7"/>
                     <a:srcRect l="10376" t="18730" r="71898" b="55516"/>
                     <a:stretch/>
                   </pic:blipFill>
@@ -2086,7 +2324,23 @@
           <w:sz w:val="24"/>
           <w:szCs w:val="24"/>
         </w:rPr>
-        <w:t>Using sequence data from each of the 8 proteins studied phylogenetic trees were estimated. Initial model parameters such as evolutionary and codon-partitioning models were estimated by ModelFinder within IQTree2 [@kalyaanamoorthy_2017aa,@minh_2020aa]</w:t>
+        <w:t>Using sequence data from each of the 8 proteins studied phylogenetic trees were estimated. Initial model parameters such as evolutionary and codon-partitioning models were estimated by ModelFinder within IQTree2 [@kalyaanamoorthy_2017aa,</w:t>
+      </w:r>
+      <w:r>
+        <w:rPr>
+          <w:rFonts w:ascii="Arial" w:hAnsi="Arial" w:cs="Arial"/>
+          <w:sz w:val="24"/>
+          <w:szCs w:val="24"/>
+        </w:rPr>
+        <w:t xml:space="preserve"> </w:t>
+      </w:r>
+      <w:r>
+        <w:rPr>
+          <w:rFonts w:ascii="Arial" w:hAnsi="Arial" w:cs="Arial"/>
+          <w:sz w:val="24"/>
+          <w:szCs w:val="24"/>
+        </w:rPr>
+        <w:t>@minh_2020aa]</w:t>
       </w:r>
       <w:r>
         <w:rPr>
@@ -2125,13 +2379,6 @@
     </w:p>
     <w:p>
       <w:pPr>
-        <w:pStyle w:val="Caption"/>
-        <w:keepNext/>
-        <w:spacing w:line="480" w:lineRule="auto"/>
-      </w:pPr>
-    </w:p>
-    <w:p>
-      <w:pPr>
         <w:pStyle w:val="PlainText"/>
         <w:spacing w:line="480" w:lineRule="auto"/>
         <w:rPr>
@@ -2146,7 +2393,23 @@
           <w:sz w:val="24"/>
           <w:szCs w:val="24"/>
         </w:rPr>
-        <w:t xml:space="preserve">Maximum Likelihood trees were estimated with </w:t>
+        <w:t>Maximum Likelihood trees were estimated</w:t>
+      </w:r>
+      <w:r>
+        <w:rPr>
+          <w:rFonts w:ascii="Arial" w:hAnsi="Arial" w:cs="Arial"/>
+          <w:sz w:val="24"/>
+          <w:szCs w:val="24"/>
+        </w:rPr>
+        <w:t xml:space="preserve"> in IQTree2</w:t>
+      </w:r>
+      <w:r>
+        <w:rPr>
+          <w:rFonts w:ascii="Arial" w:hAnsi="Arial" w:cs="Arial"/>
+          <w:sz w:val="24"/>
+          <w:szCs w:val="24"/>
+        </w:rPr>
+        <w:t xml:space="preserve"> with </w:t>
       </w:r>
       <w:r>
         <w:rPr>
@@ -2263,7 +2526,82 @@
           <w:sz w:val="24"/>
           <w:szCs w:val="24"/>
         </w:rPr>
-        <w:t>modelled as continuous traits. Trait analyses were first modelled using tips features and then ancestral trait reconstruction upon internal nodes, both using multi-state reverse-jump MCMC procedures. Initially, transition rates between discrete states (i.e. Host) were examined across each protein tree before the states of ancestral nodes were estimated.</w:t>
+        <w:t xml:space="preserve">modelled as continuous traits. Trait analyses were first modelled </w:t>
+      </w:r>
+      <w:r>
+        <w:rPr>
+          <w:rFonts w:ascii="Arial" w:hAnsi="Arial" w:cs="Arial"/>
+          <w:sz w:val="24"/>
+          <w:szCs w:val="24"/>
+        </w:rPr>
+        <w:t>the</w:t>
+      </w:r>
+      <w:r>
+        <w:rPr>
+          <w:rFonts w:ascii="Arial" w:hAnsi="Arial" w:cs="Arial"/>
+          <w:sz w:val="24"/>
+          <w:szCs w:val="24"/>
+        </w:rPr>
+        <w:t xml:space="preserve"> features </w:t>
+      </w:r>
+      <w:r>
+        <w:rPr>
+          <w:rFonts w:ascii="Arial" w:hAnsi="Arial" w:cs="Arial"/>
+          <w:sz w:val="24"/>
+          <w:szCs w:val="24"/>
+        </w:rPr>
+        <w:t xml:space="preserve">of tips </w:t>
+      </w:r>
+      <w:r>
+        <w:rPr>
+          <w:rFonts w:ascii="Arial" w:hAnsi="Arial" w:cs="Arial"/>
+          <w:sz w:val="24"/>
+          <w:szCs w:val="24"/>
+        </w:rPr>
+        <w:t xml:space="preserve">and then ancestral trait reconstruction upon internal nodes, both using multi-state reverse-jump MCMC </w:t>
+      </w:r>
+      <w:r>
+        <w:rPr>
+          <w:rFonts w:ascii="Arial" w:hAnsi="Arial" w:cs="Arial"/>
+          <w:sz w:val="24"/>
+          <w:szCs w:val="24"/>
+        </w:rPr>
+        <w:lastRenderedPageBreak/>
+        <w:t>procedures.</w:t>
+      </w:r>
+      <w:r>
+        <w:rPr>
+          <w:rFonts w:ascii="Arial" w:hAnsi="Arial" w:cs="Arial"/>
+          <w:sz w:val="24"/>
+          <w:szCs w:val="24"/>
+        </w:rPr>
+        <w:t xml:space="preserve"> T</w:t>
+      </w:r>
+      <w:r>
+        <w:rPr>
+          <w:rFonts w:ascii="Arial" w:hAnsi="Arial" w:cs="Arial"/>
+          <w:sz w:val="24"/>
+          <w:szCs w:val="24"/>
+        </w:rPr>
+        <w:t>ransition rates between discrete states (i.e. Host) were examined across each protein tree before the states of ancestral nodes were estimated.</w:t>
+      </w:r>
+    </w:p>
+    <w:p>
+      <w:pPr>
+        <w:pStyle w:val="Heading2"/>
+        <w:spacing w:line="480" w:lineRule="auto"/>
+      </w:pPr>
+      <w:r>
+        <w:t>3</w:t>
+      </w:r>
+      <w:r>
+        <w:t>B</w:t>
+      </w:r>
+      <w:r>
+        <w:t xml:space="preserve">) </w:t>
+      </w:r>
+      <w:r>
+        <w:t>Ancestral Trait Reconstruction</w:t>
       </w:r>
     </w:p>
     <w:p>
@@ -2276,17 +2614,6 @@
           <w:szCs w:val="24"/>
         </w:rPr>
       </w:pPr>
-    </w:p>
-    <w:p>
-      <w:pPr>
-        <w:pStyle w:val="PlainText"/>
-        <w:spacing w:line="480" w:lineRule="auto"/>
-        <w:rPr>
-          <w:rFonts w:ascii="Arial" w:hAnsi="Arial" w:cs="Arial"/>
-          <w:sz w:val="24"/>
-          <w:szCs w:val="24"/>
-        </w:rPr>
-      </w:pPr>
       <w:r>
         <w:rPr>
           <w:rFonts w:ascii="Arial" w:hAnsi="Arial" w:cs="Arial"/>
@@ -2311,16 +2638,7 @@
           <w:sz w:val="24"/>
           <w:szCs w:val="24"/>
         </w:rPr>
-        <w:t xml:space="preserve"> human viruses that originated from avian and swine </w:t>
-      </w:r>
-      <w:r>
-        <w:rPr>
-          <w:rFonts w:ascii="Arial" w:hAnsi="Arial" w:cs="Arial"/>
-          <w:sz w:val="24"/>
-          <w:szCs w:val="24"/>
-        </w:rPr>
-        <w:lastRenderedPageBreak/>
-        <w:t>reassortments in 1918</w:t>
+        <w:t xml:space="preserve"> human viruses that originated from avian and swine reassortments in 1918</w:t>
       </w:r>
       <w:r>
         <w:rPr>
@@ -2386,315 +2704,6 @@
           <w:szCs w:val="24"/>
         </w:rPr>
         <w:t>); avian IAV into horses (H7N7 and H3N8) and the jump of equine H3N8 viruses into canine populations.</w:t>
-      </w:r>
-    </w:p>
-    <w:p>
-      <w:pPr>
-        <w:pStyle w:val="PlainText"/>
-        <w:spacing w:line="480" w:lineRule="auto"/>
-        <w:rPr>
-          <w:rFonts w:ascii="Arial" w:hAnsi="Arial" w:cs="Arial"/>
-          <w:i/>
-          <w:iCs/>
-          <w:sz w:val="24"/>
-          <w:szCs w:val="24"/>
-        </w:rPr>
-      </w:pPr>
-      <w:r>
-        <w:rPr>
-          <w:rFonts w:ascii="Arial" w:hAnsi="Arial" w:cs="Arial"/>
-          <w:i/>
-          <w:iCs/>
-          <w:sz w:val="24"/>
-          <w:szCs w:val="24"/>
-        </w:rPr>
-        <w:t>Some kind of historical figure (like those below) would be nice and point out exactly where these subtrees are picked from</w:t>
-      </w:r>
-    </w:p>
-    <w:p>
-      <w:pPr>
-        <w:pStyle w:val="PlainText"/>
-        <w:spacing w:line="480" w:lineRule="auto"/>
-        <w:rPr>
-          <w:rFonts w:ascii="Arial" w:hAnsi="Arial" w:cs="Arial"/>
-          <w:sz w:val="24"/>
-          <w:szCs w:val="24"/>
-        </w:rPr>
-      </w:pPr>
-      <w:r>
-        <w:rPr>
-          <w:rFonts w:ascii="Arial" w:hAnsi="Arial" w:cs="Arial"/>
-          <w:noProof/>
-          <w:sz w:val="24"/>
-          <w:szCs w:val="24"/>
-          <w14:ligatures w14:val="standardContextual"/>
-        </w:rPr>
-        <w:drawing>
-          <wp:inline distT="0" distB="0" distL="0" distR="0" wp14:anchorId="139960EF" wp14:editId="0266ABE3">
-            <wp:extent cx="5955315" cy="3415030"/>
-            <wp:effectExtent l="12700" t="12700" r="13970" b="13970"/>
-            <wp:docPr id="975068291" name="Picture 3"/>
-            <wp:cNvGraphicFramePr>
-              <a:graphicFrameLocks xmlns:a="http://schemas.openxmlformats.org/drawingml/2006/main" noChangeAspect="1"/>
-            </wp:cNvGraphicFramePr>
-            <a:graphic xmlns:a="http://schemas.openxmlformats.org/drawingml/2006/main">
-              <a:graphicData uri="http://schemas.openxmlformats.org/drawingml/2006/picture">
-                <pic:pic xmlns:pic="http://schemas.openxmlformats.org/drawingml/2006/picture">
-                  <pic:nvPicPr>
-                    <pic:cNvPr id="975068291" name="Picture 975068291"/>
-                    <pic:cNvPicPr/>
-                  </pic:nvPicPr>
-                  <pic:blipFill rotWithShape="1">
-                    <a:blip r:embed="rId12"/>
-                    <a:srcRect l="5131" t="14696" r="5238" b="12571"/>
-                    <a:stretch/>
-                  </pic:blipFill>
-                  <pic:spPr bwMode="auto">
-                    <a:xfrm>
-                      <a:off x="0" y="0"/>
-                      <a:ext cx="5956750" cy="3415853"/>
-                    </a:xfrm>
-                    <a:prstGeom prst="rect">
-                      <a:avLst/>
-                    </a:prstGeom>
-                    <a:ln w="9525" cap="flat" cmpd="sng" algn="ctr">
-                      <a:solidFill>
-                        <a:srgbClr val="156082"/>
-                      </a:solidFill>
-                      <a:prstDash val="solid"/>
-                      <a:round/>
-                      <a:headEnd type="none" w="med" len="med"/>
-                      <a:tailEnd type="none" w="med" len="med"/>
-                      <a:extLst>
-                        <a:ext uri="{C807C97D-BFC1-408E-A445-0C87EB9F89A2}">
-                          <ask:lineSketchStyleProps xmlns:ask="http://schemas.microsoft.com/office/drawing/2018/sketchyshapes" sd="0">
-                            <a:custGeom>
-                              <a:avLst/>
-                              <a:gdLst/>
-                              <a:ahLst/>
-                              <a:cxnLst/>
-                              <a:rect l="0" t="0" r="0" b="0"/>
-                              <a:pathLst/>
-                            </a:custGeom>
-                            <ask:type/>
-                          </ask:lineSketchStyleProps>
-                        </a:ext>
-                      </a:extLst>
-                    </a:ln>
-                    <a:extLst>
-                      <a:ext uri="{53640926-AAD7-44D8-BBD7-CCE9431645EC}">
-                        <a14:shadowObscured xmlns:a14="http://schemas.microsoft.com/office/drawing/2010/main"/>
-                      </a:ext>
-                    </a:extLst>
-                  </pic:spPr>
-                </pic:pic>
-              </a:graphicData>
-            </a:graphic>
-          </wp:inline>
-        </w:drawing>
-      </w:r>
-    </w:p>
-    <w:p>
-      <w:pPr>
-        <w:pStyle w:val="PlainText"/>
-        <w:spacing w:line="480" w:lineRule="auto"/>
-        <w:rPr>
-          <w:rFonts w:ascii="Arial" w:hAnsi="Arial" w:cs="Arial"/>
-          <w:sz w:val="24"/>
-          <w:szCs w:val="24"/>
-        </w:rPr>
-      </w:pPr>
-      <w:r>
-        <w:rPr>
-          <w:rFonts w:ascii="Arial" w:hAnsi="Arial" w:cs="Arial"/>
-          <w:noProof/>
-          <w:sz w:val="24"/>
-          <w:szCs w:val="24"/>
-          <w14:ligatures w14:val="standardContextual"/>
-        </w:rPr>
-        <w:drawing>
-          <wp:inline distT="0" distB="0" distL="0" distR="0" wp14:anchorId="392A131B" wp14:editId="56267439">
-            <wp:extent cx="4998004" cy="3288604"/>
-            <wp:effectExtent l="12700" t="12700" r="6350" b="13970"/>
-            <wp:docPr id="1895387756" name="Picture 4"/>
-            <wp:cNvGraphicFramePr>
-              <a:graphicFrameLocks xmlns:a="http://schemas.openxmlformats.org/drawingml/2006/main" noChangeAspect="1"/>
-            </wp:cNvGraphicFramePr>
-            <a:graphic xmlns:a="http://schemas.openxmlformats.org/drawingml/2006/main">
-              <a:graphicData uri="http://schemas.openxmlformats.org/drawingml/2006/picture">
-                <pic:pic xmlns:pic="http://schemas.openxmlformats.org/drawingml/2006/picture">
-                  <pic:nvPicPr>
-                    <pic:cNvPr id="1895387756" name="Picture 1895387756"/>
-                    <pic:cNvPicPr/>
-                  </pic:nvPicPr>
-                  <pic:blipFill rotWithShape="1">
-                    <a:blip r:embed="rId13"/>
-                    <a:srcRect l="4751" t="13984" r="20032" b="15980"/>
-                    <a:stretch/>
-                  </pic:blipFill>
-                  <pic:spPr bwMode="auto">
-                    <a:xfrm>
-                      <a:off x="0" y="0"/>
-                      <a:ext cx="4998901" cy="3289194"/>
-                    </a:xfrm>
-                    <a:prstGeom prst="rect">
-                      <a:avLst/>
-                    </a:prstGeom>
-                    <a:ln w="9525" cap="flat" cmpd="sng" algn="ctr">
-                      <a:solidFill>
-                        <a:srgbClr val="156082"/>
-                      </a:solidFill>
-                      <a:prstDash val="solid"/>
-                      <a:round/>
-                      <a:headEnd type="none" w="med" len="med"/>
-                      <a:tailEnd type="none" w="med" len="med"/>
-                      <a:extLst>
-                        <a:ext uri="{C807C97D-BFC1-408E-A445-0C87EB9F89A2}">
-                          <ask:lineSketchStyleProps xmlns:ask="http://schemas.microsoft.com/office/drawing/2018/sketchyshapes" sd="0">
-                            <a:custGeom>
-                              <a:avLst/>
-                              <a:gdLst/>
-                              <a:ahLst/>
-                              <a:cxnLst/>
-                              <a:rect l="0" t="0" r="0" b="0"/>
-                              <a:pathLst/>
-                            </a:custGeom>
-                            <ask:type/>
-                          </ask:lineSketchStyleProps>
-                        </a:ext>
-                      </a:extLst>
-                    </a:ln>
-                    <a:extLst>
-                      <a:ext uri="{53640926-AAD7-44D8-BBD7-CCE9431645EC}">
-                        <a14:shadowObscured xmlns:a14="http://schemas.microsoft.com/office/drawing/2010/main"/>
-                      </a:ext>
-                    </a:extLst>
-                  </pic:spPr>
-                </pic:pic>
-              </a:graphicData>
-            </a:graphic>
-          </wp:inline>
-        </w:drawing>
-      </w:r>
-    </w:p>
-    <w:p>
-      <w:pPr>
-        <w:pStyle w:val="Heading2"/>
-        <w:spacing w:line="480" w:lineRule="auto"/>
-      </w:pPr>
-      <w:r>
-        <w:lastRenderedPageBreak/>
-        <w:t>Sequence Reconstruction</w:t>
-      </w:r>
-    </w:p>
-    <w:p>
-      <w:pPr>
-        <w:pStyle w:val="PlainText"/>
-        <w:spacing w:line="480" w:lineRule="auto"/>
-        <w:rPr>
-          <w:rFonts w:ascii="Arial" w:hAnsi="Arial" w:cs="Arial"/>
-          <w:sz w:val="24"/>
-          <w:szCs w:val="24"/>
-        </w:rPr>
-      </w:pPr>
-      <w:r>
-        <w:rPr>
-          <w:rFonts w:ascii="Arial" w:hAnsi="Arial" w:cs="Arial"/>
-          <w:sz w:val="24"/>
-          <w:szCs w:val="24"/>
-        </w:rPr>
-        <w:t xml:space="preserve">In order to test the models further, protein features of the internal nodes could be calculated. Of course, the majority of these internal nodes do not have sequences collected. To circumvent this, a further step of our analyses could be to reconstruct ancestral sequences. By estimating the sequence of an internal node, it can then be re-input into </w:t>
-      </w:r>
-      <w:proofErr w:type="spellStart"/>
-      <w:r>
-        <w:rPr>
-          <w:rFonts w:ascii="Arial" w:hAnsi="Arial" w:cs="Arial"/>
-          <w:sz w:val="24"/>
-          <w:szCs w:val="24"/>
-        </w:rPr>
-        <w:t>iFeaturesOmega</w:t>
-      </w:r>
-      <w:proofErr w:type="spellEnd"/>
-      <w:r>
-        <w:rPr>
-          <w:rFonts w:ascii="Arial" w:hAnsi="Arial" w:cs="Arial"/>
-          <w:sz w:val="24"/>
-          <w:szCs w:val="24"/>
-        </w:rPr>
-        <w:t>. Then, if our hypothesis stands, the features of these inferred proteins ought to be an average of the two descendants.</w:t>
-      </w:r>
-    </w:p>
-    <w:p>
-      <w:pPr>
-        <w:pStyle w:val="PlainText"/>
-        <w:spacing w:line="480" w:lineRule="auto"/>
-        <w:rPr>
-          <w:rFonts w:ascii="Arial" w:hAnsi="Arial" w:cs="Arial"/>
-          <w:sz w:val="24"/>
-          <w:szCs w:val="24"/>
-        </w:rPr>
-      </w:pPr>
-    </w:p>
-    <w:p>
-      <w:pPr>
-        <w:pStyle w:val="PlainText"/>
-        <w:spacing w:line="480" w:lineRule="auto"/>
-        <w:rPr>
-          <w:rFonts w:ascii="Arial" w:hAnsi="Arial" w:cs="Arial"/>
-          <w:sz w:val="24"/>
-          <w:szCs w:val="24"/>
-        </w:rPr>
-      </w:pPr>
-      <w:proofErr w:type="spellStart"/>
-      <w:r>
-        <w:rPr>
-          <w:rFonts w:ascii="Arial" w:hAnsi="Arial" w:cs="Arial"/>
-          <w:sz w:val="24"/>
-          <w:szCs w:val="24"/>
-        </w:rPr>
-        <w:t>CodeML</w:t>
-      </w:r>
-      <w:proofErr w:type="spellEnd"/>
-      <w:r>
-        <w:rPr>
-          <w:rFonts w:ascii="Arial" w:hAnsi="Arial" w:cs="Arial"/>
-          <w:sz w:val="24"/>
-          <w:szCs w:val="24"/>
-        </w:rPr>
-        <w:t xml:space="preserve"> is suggested as a tool for reconstructing ancestral protein sequences.</w:t>
-      </w:r>
-    </w:p>
-    <w:p>
-      <w:pPr>
-        <w:pStyle w:val="PlainText"/>
-        <w:spacing w:line="480" w:lineRule="auto"/>
-        <w:rPr>
-          <w:rFonts w:ascii="Arial" w:hAnsi="Arial" w:cs="Arial"/>
-          <w:i/>
-          <w:iCs/>
-          <w:sz w:val="24"/>
-          <w:szCs w:val="24"/>
-        </w:rPr>
-      </w:pPr>
-      <w:r>
-        <w:rPr>
-          <w:rFonts w:ascii="Arial" w:hAnsi="Arial" w:cs="Arial"/>
-          <w:i/>
-          <w:iCs/>
-          <w:sz w:val="24"/>
-          <w:szCs w:val="24"/>
-        </w:rPr>
-        <w:t>`0969DA`</w:t>
-      </w:r>
-      <w:r>
-        <w:rPr>
-          <w:rFonts w:ascii="Arial" w:hAnsi="Arial" w:cs="Arial"/>
-          <w:i/>
-          <w:iCs/>
-          <w:sz w:val="24"/>
-          <w:szCs w:val="24"/>
-        </w:rPr>
-        <w:t xml:space="preserve"> What is this?</w:t>
       </w:r>
     </w:p>
     <w:p>
@@ -2757,7 +2766,7 @@
                     <pic:cNvPicPr/>
                   </pic:nvPicPr>
                   <pic:blipFill rotWithShape="1">
-                    <a:blip r:embed="rId11"/>
+                    <a:blip r:embed="rId7"/>
                     <a:srcRect l="36502" t="18730" r="43060" b="48436"/>
                     <a:stretch/>
                   </pic:blipFill>
@@ -2815,7 +2824,23 @@
           <w:sz w:val="24"/>
           <w:szCs w:val="24"/>
         </w:rPr>
-        <w:t>The clustering resulting from removing sequences with a 95% sequence identity left us with 6,697 protein sequences overall, representing 4,551 individual virus genomes. To assist with building the model architecture, any virus genome that had at least one representative protein was analysed fully - hence 4,551 samples for each of the 8 proteins analysed, despite the high sequence homology between many of the</w:t>
+        <w:t xml:space="preserve">The clustering resulting from removing sequences with a 95% sequence identity left us with 6,697 protein sequences overall. To assist with building the model architecture, any virus genome that had at least one representative protein was analysed fully - hence 4,551 </w:t>
+      </w:r>
+      <w:r>
+        <w:rPr>
+          <w:rFonts w:ascii="Arial" w:hAnsi="Arial" w:cs="Arial"/>
+          <w:sz w:val="24"/>
+          <w:szCs w:val="24"/>
+        </w:rPr>
+        <w:t>viruses were</w:t>
+      </w:r>
+      <w:r>
+        <w:rPr>
+          <w:rFonts w:ascii="Arial" w:hAnsi="Arial" w:cs="Arial"/>
+          <w:sz w:val="24"/>
+          <w:szCs w:val="24"/>
+        </w:rPr>
+        <w:t xml:space="preserve"> analysed, despite the high sequence homology between many of the</w:t>
       </w:r>
       <w:r>
         <w:rPr>
@@ -2831,7 +2856,39 @@
           <w:sz w:val="24"/>
           <w:szCs w:val="24"/>
         </w:rPr>
-        <w:t>. The number of representative proteins called by the clustering algorithm is shown in Table X and full lists of the associated accession codes are available in Supplementary X.</w:t>
+        <w:t xml:space="preserve">. The number of representative proteins called by the clustering algorithm is shown in Table </w:t>
+      </w:r>
+      <w:r>
+        <w:rPr>
+          <w:rFonts w:ascii="Arial" w:hAnsi="Arial" w:cs="Arial"/>
+          <w:sz w:val="24"/>
+          <w:szCs w:val="24"/>
+        </w:rPr>
+        <w:t>2</w:t>
+      </w:r>
+      <w:r>
+        <w:rPr>
+          <w:rFonts w:ascii="Arial" w:hAnsi="Arial" w:cs="Arial"/>
+          <w:sz w:val="24"/>
+          <w:szCs w:val="24"/>
+        </w:rPr>
+        <w:t xml:space="preserve"> and full lists of the associated accession codes are available in Supplementary </w:t>
+      </w:r>
+      <w:r>
+        <w:rPr>
+          <w:rFonts w:ascii="Arial" w:hAnsi="Arial" w:cs="Arial"/>
+          <w:sz w:val="24"/>
+          <w:szCs w:val="24"/>
+        </w:rPr>
+        <w:t>1</w:t>
+      </w:r>
+      <w:r>
+        <w:rPr>
+          <w:rFonts w:ascii="Arial" w:hAnsi="Arial" w:cs="Arial"/>
+          <w:sz w:val="24"/>
+          <w:szCs w:val="24"/>
+        </w:rPr>
+        <w:t>.</w:t>
       </w:r>
     </w:p>
     <w:p>
@@ -2840,6 +2897,7 @@
         <w:spacing w:line="480" w:lineRule="auto"/>
       </w:pPr>
       <w:r>
+        <w:lastRenderedPageBreak/>
         <w:t>Protein Models</w:t>
       </w:r>
     </w:p>
@@ -2856,128 +2914,19 @@
       <w:r>
         <w:rPr>
           <w:rFonts w:ascii="Arial" w:hAnsi="Arial" w:cs="Arial"/>
-          <w:sz w:val="24"/>
-          <w:szCs w:val="24"/>
-        </w:rPr>
-        <w:t xml:space="preserve">Confusion matrices </w:t>
-      </w:r>
-      <w:commentRangeStart w:id="2"/>
-      <w:r>
-        <w:rPr>
-          <w:rFonts w:ascii="Arial" w:hAnsi="Arial" w:cs="Arial"/>
-          <w:sz w:val="24"/>
-          <w:szCs w:val="24"/>
-        </w:rPr>
-        <w:t xml:space="preserve">made </w:t>
-      </w:r>
-      <w:commentRangeEnd w:id="2"/>
-      <w:r>
-        <w:rPr>
-          <w:rStyle w:val="CommentReference"/>
-          <w:rFonts w:ascii="Arial" w:hAnsi="Arial" w:cstheme="minorBidi"/>
-        </w:rPr>
-        <w:commentReference w:id="2"/>
-      </w:r>
-      <w:r>
-        <w:rPr>
-          <w:rFonts w:ascii="Arial" w:hAnsi="Arial" w:cs="Arial"/>
-          <w:sz w:val="24"/>
-          <w:szCs w:val="24"/>
-        </w:rPr>
-        <w:t xml:space="preserve">between known origin host and those predicted by the </w:t>
-      </w:r>
-      <w:r>
-        <w:rPr>
-          <w:rFonts w:ascii="Arial" w:hAnsi="Arial" w:cs="Arial"/>
-          <w:sz w:val="24"/>
-          <w:szCs w:val="24"/>
-        </w:rPr>
-        <w:t>machine learning</w:t>
-      </w:r>
-      <w:r>
-        <w:rPr>
-          <w:rFonts w:ascii="Arial" w:hAnsi="Arial" w:cs="Arial"/>
-          <w:sz w:val="24"/>
-          <w:szCs w:val="24"/>
-        </w:rPr>
-        <w:t xml:space="preserve"> models were used to assess model predictive strength and find </w:t>
-      </w:r>
-      <w:r>
-        <w:rPr>
-          <w:rFonts w:ascii="Arial" w:hAnsi="Arial" w:cs="Arial"/>
-          <w:sz w:val="24"/>
-          <w:szCs w:val="24"/>
-        </w:rPr>
-        <w:t>signal</w:t>
-      </w:r>
-      <w:r>
-        <w:rPr>
-          <w:rFonts w:ascii="Arial" w:hAnsi="Arial" w:cs="Arial"/>
-          <w:sz w:val="24"/>
-          <w:szCs w:val="24"/>
-        </w:rPr>
-        <w:t xml:space="preserve"> of possible </w:t>
-      </w:r>
-      <w:r>
-        <w:rPr>
-          <w:rFonts w:ascii="Arial" w:hAnsi="Arial" w:cs="Arial"/>
-          <w:sz w:val="24"/>
-          <w:szCs w:val="24"/>
-        </w:rPr>
-        <w:t xml:space="preserve">adaptation to the </w:t>
-      </w:r>
-      <w:r>
-        <w:rPr>
-          <w:rFonts w:ascii="Arial" w:hAnsi="Arial" w:cs="Arial"/>
-          <w:sz w:val="24"/>
-          <w:szCs w:val="24"/>
-        </w:rPr>
-        <w:t>host</w:t>
-      </w:r>
-      <w:r>
-        <w:rPr>
-          <w:rFonts w:ascii="Arial" w:hAnsi="Arial" w:cs="Arial"/>
-          <w:sz w:val="24"/>
-          <w:szCs w:val="24"/>
-        </w:rPr>
-        <w:t xml:space="preserve"> from which a virus originated</w:t>
-      </w:r>
-      <w:r>
-        <w:rPr>
-          <w:rFonts w:ascii="Arial" w:hAnsi="Arial" w:cs="Arial"/>
-          <w:sz w:val="24"/>
-          <w:szCs w:val="24"/>
-        </w:rPr>
-        <w:t>.</w:t>
-      </w:r>
-    </w:p>
-    <w:p>
-      <w:pPr>
-        <w:pStyle w:val="PlainText"/>
-        <w:spacing w:line="480" w:lineRule="auto"/>
-        <w:rPr>
-          <w:rFonts w:ascii="Arial" w:hAnsi="Arial" w:cs="Arial"/>
-          <w:sz w:val="24"/>
-          <w:szCs w:val="24"/>
-        </w:rPr>
-      </w:pPr>
-      <w:r>
-        <w:rPr>
-          <w:rFonts w:ascii="Arial" w:hAnsi="Arial" w:cs="Arial"/>
           <w:noProof/>
           <w:sz w:val="24"/>
           <w:szCs w:val="24"/>
           <w14:ligatures w14:val="standardContextual"/>
         </w:rPr>
-        <w:lastRenderedPageBreak/>
         <w:drawing>
-          <wp:anchor distT="0" distB="0" distL="114300" distR="114300" simplePos="0" relativeHeight="251659264" behindDoc="0" locked="0" layoutInCell="1" allowOverlap="1" wp14:anchorId="130A03F8" wp14:editId="3B937FEA">
+          <wp:anchor distT="0" distB="0" distL="114300" distR="114300" simplePos="0" relativeHeight="251659264" behindDoc="0" locked="0" layoutInCell="1" allowOverlap="1" wp14:anchorId="130A03F8" wp14:editId="0B21FE0A">
             <wp:simplePos x="0" y="0"/>
             <wp:positionH relativeFrom="column">
               <wp:posOffset>-635</wp:posOffset>
             </wp:positionH>
             <wp:positionV relativeFrom="paragraph">
-              <wp:posOffset>114300</wp:posOffset>
+              <wp:posOffset>665480</wp:posOffset>
             </wp:positionV>
             <wp:extent cx="2336165" cy="2308225"/>
             <wp:effectExtent l="0" t="0" r="635" b="3175"/>
@@ -2994,7 +2943,7 @@
                     <pic:cNvPicPr/>
                   </pic:nvPicPr>
                   <pic:blipFill rotWithShape="1">
-                    <a:blip r:embed="rId11"/>
+                    <a:blip r:embed="rId7"/>
                     <a:srcRect l="63142" t="18730" r="13374" b="48436"/>
                     <a:stretch/>
                   </pic:blipFill>
@@ -3027,6 +2976,166 @@
           </wp:anchor>
         </w:drawing>
       </w:r>
+      <w:r>
+        <w:rPr>
+          <w:rFonts w:ascii="Arial" w:hAnsi="Arial" w:cs="Arial"/>
+          <w:sz w:val="24"/>
+          <w:szCs w:val="24"/>
+        </w:rPr>
+        <w:t>Confusion matrices</w:t>
+      </w:r>
+      <w:r>
+        <w:rPr>
+          <w:rFonts w:ascii="Arial" w:hAnsi="Arial" w:cs="Arial"/>
+          <w:sz w:val="24"/>
+          <w:szCs w:val="24"/>
+        </w:rPr>
+        <w:t xml:space="preserve"> were</w:t>
+      </w:r>
+      <w:r>
+        <w:rPr>
+          <w:rFonts w:ascii="Arial" w:hAnsi="Arial" w:cs="Arial"/>
+          <w:sz w:val="24"/>
+          <w:szCs w:val="24"/>
+        </w:rPr>
+        <w:t xml:space="preserve"> made </w:t>
+      </w:r>
+      <w:r>
+        <w:rPr>
+          <w:rFonts w:ascii="Arial" w:hAnsi="Arial" w:cs="Arial"/>
+          <w:sz w:val="24"/>
+          <w:szCs w:val="24"/>
+        </w:rPr>
+        <w:t>on the</w:t>
+      </w:r>
+      <w:r>
+        <w:rPr>
+          <w:rFonts w:ascii="Arial" w:hAnsi="Arial" w:cs="Arial"/>
+          <w:sz w:val="24"/>
+          <w:szCs w:val="24"/>
+        </w:rPr>
+        <w:t xml:space="preserve"> known origin host and </w:t>
+      </w:r>
+      <w:r>
+        <w:rPr>
+          <w:rFonts w:ascii="Arial" w:hAnsi="Arial" w:cs="Arial"/>
+          <w:sz w:val="24"/>
+          <w:szCs w:val="24"/>
+        </w:rPr>
+        <w:t xml:space="preserve">the host </w:t>
+      </w:r>
+      <w:r>
+        <w:rPr>
+          <w:rFonts w:ascii="Arial" w:hAnsi="Arial" w:cs="Arial"/>
+          <w:sz w:val="24"/>
+          <w:szCs w:val="24"/>
+        </w:rPr>
+        <w:t xml:space="preserve">predicted by the </w:t>
+      </w:r>
+      <w:r>
+        <w:rPr>
+          <w:rFonts w:ascii="Arial" w:hAnsi="Arial" w:cs="Arial"/>
+          <w:sz w:val="24"/>
+          <w:szCs w:val="24"/>
+        </w:rPr>
+        <w:t>machine learning</w:t>
+      </w:r>
+      <w:r>
+        <w:rPr>
+          <w:rFonts w:ascii="Arial" w:hAnsi="Arial" w:cs="Arial"/>
+          <w:sz w:val="24"/>
+          <w:szCs w:val="24"/>
+        </w:rPr>
+        <w:t xml:space="preserve"> models</w:t>
+      </w:r>
+      <w:r>
+        <w:rPr>
+          <w:rFonts w:ascii="Arial" w:hAnsi="Arial" w:cs="Arial"/>
+          <w:sz w:val="24"/>
+          <w:szCs w:val="24"/>
+        </w:rPr>
+        <w:t>. Matrices</w:t>
+      </w:r>
+      <w:r>
+        <w:rPr>
+          <w:rFonts w:ascii="Arial" w:hAnsi="Arial" w:cs="Arial"/>
+          <w:sz w:val="24"/>
+          <w:szCs w:val="24"/>
+        </w:rPr>
+        <w:t xml:space="preserve"> were used to assess model predictive strength</w:t>
+      </w:r>
+      <w:r>
+        <w:rPr>
+          <w:rFonts w:ascii="Arial" w:hAnsi="Arial" w:cs="Arial"/>
+          <w:sz w:val="24"/>
+          <w:szCs w:val="24"/>
+        </w:rPr>
+        <w:t>.</w:t>
+      </w:r>
+      <w:r>
+        <w:rPr>
+          <w:rFonts w:ascii="Arial" w:hAnsi="Arial" w:cs="Arial"/>
+          <w:sz w:val="24"/>
+          <w:szCs w:val="24"/>
+        </w:rPr>
+        <w:t xml:space="preserve"> </w:t>
+      </w:r>
+      <w:r>
+        <w:rPr>
+          <w:rFonts w:ascii="Arial" w:hAnsi="Arial" w:cs="Arial"/>
+          <w:sz w:val="24"/>
+          <w:szCs w:val="24"/>
+        </w:rPr>
+        <w:t xml:space="preserve">Incorrectly labelled viruses were indicative of </w:t>
+      </w:r>
+      <w:r>
+        <w:rPr>
+          <w:rFonts w:ascii="Arial" w:hAnsi="Arial" w:cs="Arial"/>
+          <w:sz w:val="24"/>
+          <w:szCs w:val="24"/>
+        </w:rPr>
+        <w:t>signal</w:t>
+      </w:r>
+      <w:r>
+        <w:rPr>
+          <w:rFonts w:ascii="Arial" w:hAnsi="Arial" w:cs="Arial"/>
+          <w:sz w:val="24"/>
+          <w:szCs w:val="24"/>
+        </w:rPr>
+        <w:t xml:space="preserve"> of possible </w:t>
+      </w:r>
+      <w:r>
+        <w:rPr>
+          <w:rFonts w:ascii="Arial" w:hAnsi="Arial" w:cs="Arial"/>
+          <w:sz w:val="24"/>
+          <w:szCs w:val="24"/>
+        </w:rPr>
+        <w:t xml:space="preserve">adaptation to the </w:t>
+      </w:r>
+      <w:r>
+        <w:rPr>
+          <w:rFonts w:ascii="Arial" w:hAnsi="Arial" w:cs="Arial"/>
+          <w:sz w:val="24"/>
+          <w:szCs w:val="24"/>
+        </w:rPr>
+        <w:t>host</w:t>
+      </w:r>
+      <w:r>
+        <w:rPr>
+          <w:rFonts w:ascii="Arial" w:hAnsi="Arial" w:cs="Arial"/>
+          <w:sz w:val="24"/>
+          <w:szCs w:val="24"/>
+        </w:rPr>
+        <w:t xml:space="preserve"> from which a virus originated</w:t>
+      </w:r>
+      <w:r>
+        <w:rPr>
+          <w:rFonts w:ascii="Arial" w:hAnsi="Arial" w:cs="Arial"/>
+          <w:sz w:val="24"/>
+          <w:szCs w:val="24"/>
+        </w:rPr>
+        <w:t>.</w:t>
+      </w:r>
     </w:p>
     <w:p>
       <w:pPr>
@@ -3060,7 +3169,23 @@
           <w:sz w:val="24"/>
           <w:szCs w:val="24"/>
         </w:rPr>
-        <w:t>swine hosts. Overall, confusion matrices were evaluated based on accuracy and F1 statistics (shown in Table Y).</w:t>
+        <w:t xml:space="preserve">swine hosts. Overall, confusion matrices were evaluated based on accuracy and F1 statistics (shown in Table </w:t>
+      </w:r>
+      <w:r>
+        <w:rPr>
+          <w:rFonts w:ascii="Arial" w:hAnsi="Arial" w:cs="Arial"/>
+          <w:sz w:val="24"/>
+          <w:szCs w:val="24"/>
+        </w:rPr>
+        <w:t>3</w:t>
+      </w:r>
+      <w:r>
+        <w:rPr>
+          <w:rFonts w:ascii="Arial" w:hAnsi="Arial" w:cs="Arial"/>
+          <w:sz w:val="24"/>
+          <w:szCs w:val="24"/>
+        </w:rPr>
+        <w:t>).</w:t>
       </w:r>
     </w:p>
     <w:p>
@@ -3093,7 +3218,7 @@
                     <pic:cNvPicPr/>
                   </pic:nvPicPr>
                   <pic:blipFill>
-                    <a:blip r:embed="rId14" cstate="print">
+                    <a:blip r:embed="rId8" cstate="print">
                       <a:extLst>
                         <a:ext uri="{28A0092B-C50C-407E-A947-70E740481C1C}">
                           <a14:useLocalDpi xmlns:a14="http://schemas.microsoft.com/office/drawing/2010/main" val="0"/>
@@ -3128,87 +3253,67 @@
         <w:t xml:space="preserve">Figure </w:t>
       </w:r>
       <w:r>
-        <w:fldChar w:fldCharType="begin"/>
-      </w:r>
-      <w:r>
-        <w:instrText xml:space="preserve"> SEQ Figure \* ARABIC \s 1 </w:instrText>
-      </w:r>
-      <w:r>
-        <w:fldChar w:fldCharType="separate"/>
-      </w:r>
-      <w:r>
-        <w:rPr>
+        <w:t>3</w:t>
+      </w:r>
+      <w:r>
+        <w:t>: Total confidence matrix of all 2400 models, averaged across each of the 8 proteins. Values greater than 0.01% are labelled to emphasise mismatches.</w:t>
+      </w:r>
+    </w:p>
+    <w:p>
+      <w:pPr>
+        <w:pStyle w:val="PlainText"/>
+        <w:spacing w:line="480" w:lineRule="auto"/>
+        <w:rPr>
+          <w:rFonts w:ascii="Arial" w:hAnsi="Arial" w:cs="Arial"/>
+          <w:sz w:val="24"/>
+          <w:szCs w:val="24"/>
+        </w:rPr>
+      </w:pPr>
+      <w:r>
+        <w:rPr>
+          <w:rFonts w:ascii="Arial" w:hAnsi="Arial" w:cs="Arial"/>
+          <w:sz w:val="24"/>
+          <w:szCs w:val="24"/>
+        </w:rPr>
+        <w:lastRenderedPageBreak/>
+        <w:t xml:space="preserve">Main outliers (&gt;1%) are pig-human-avian though maybe just caused by the relative proportion of these. The RF models do show good estimation of true-positives, especially for the most frequently appearing samples. Interestingly though, the biggest mistake that the model made was of misclassifying human-origin sequences as pig-origin. In fact, more of the human sequences were </w:t>
+      </w:r>
+      <w:r>
+        <w:rPr>
+          <w:rFonts w:ascii="Arial" w:hAnsi="Arial" w:cs="Arial"/>
+          <w:sz w:val="24"/>
+          <w:szCs w:val="24"/>
+        </w:rPr>
+        <w:t xml:space="preserve">incorrectly </w:t>
+      </w:r>
+      <w:r>
+        <w:rPr>
+          <w:rFonts w:ascii="Arial" w:hAnsi="Arial" w:cs="Arial"/>
+          <w:sz w:val="24"/>
+          <w:szCs w:val="24"/>
+        </w:rPr>
+        <w:t>classified as swine (8.13%) than correctly identified (7.23%).</w:t>
+      </w:r>
+    </w:p>
+    <w:p>
+      <w:pPr>
+        <w:pStyle w:val="PlainText"/>
+        <w:keepNext/>
+        <w:spacing w:line="480" w:lineRule="auto"/>
+      </w:pPr>
+      <w:r>
+        <w:rPr>
+          <w:rFonts w:ascii="Arial" w:hAnsi="Arial" w:cs="Arial"/>
           <w:noProof/>
-        </w:rPr>
-        <w:t>1</w:t>
-      </w:r>
-      <w:r>
-        <w:fldChar w:fldCharType="end"/>
-      </w:r>
-      <w:r>
-        <w:t>: Total confidence matrix of all 2400 models, averaged across each of the 8 proteins. Values greater than 0.01% are labelled to emphasise mismatches.</w:t>
-      </w:r>
-    </w:p>
-    <w:p>
-      <w:pPr>
-        <w:rPr>
-          <w:i/>
-          <w:iCs/>
-        </w:rPr>
-      </w:pPr>
-      <w:r>
-        <w:rPr>
-          <w:i/>
-          <w:iCs/>
-        </w:rPr>
-        <w:t>A</w:t>
-      </w:r>
-      <w:r>
-        <w:rPr>
-          <w:i/>
-          <w:iCs/>
-        </w:rPr>
-        <w:t>lternate v</w:t>
-      </w:r>
-      <w:r>
-        <w:rPr>
-          <w:i/>
-          <w:iCs/>
-        </w:rPr>
-        <w:t xml:space="preserve">ersion of this </w:t>
-      </w:r>
-      <w:r>
-        <w:rPr>
-          <w:i/>
-          <w:iCs/>
-        </w:rPr>
-        <w:t>figure with the raw numbers, and with correct predictions removed to emphasise cross-species signal</w:t>
-      </w:r>
-    </w:p>
-    <w:p>
-      <w:pPr>
-        <w:pStyle w:val="PlainText"/>
-        <w:spacing w:line="480" w:lineRule="auto"/>
-        <w:rPr>
-          <w:rFonts w:ascii="Arial" w:hAnsi="Arial" w:cs="Arial"/>
-          <w:sz w:val="24"/>
-          <w:szCs w:val="24"/>
-        </w:rPr>
-      </w:pPr>
-      <w:r>
-        <w:rPr>
-          <w:rFonts w:ascii="Arial" w:hAnsi="Arial" w:cs="Arial"/>
-          <w:noProof/>
           <w:sz w:val="24"/>
           <w:szCs w:val="24"/>
           <w14:ligatures w14:val="standardContextual"/>
         </w:rPr>
-        <w:lastRenderedPageBreak/>
         <w:drawing>
-          <wp:inline distT="0" distB="0" distL="0" distR="0" wp14:anchorId="74456A5B" wp14:editId="260E1D3F">
-            <wp:extent cx="6400800" cy="6400800"/>
+          <wp:inline distT="0" distB="0" distL="0" distR="0" wp14:anchorId="7943A503" wp14:editId="33221729">
+            <wp:extent cx="6645910" cy="6645910"/>
             <wp:effectExtent l="0" t="0" r="0" b="0"/>
-            <wp:docPr id="1466496741" name="Picture 3"/>
+            <wp:docPr id="144640839" name="Picture 1" descr="A screenshot of a computer screen&#10;&#10;AI-generated content may be incorrect."/>
             <wp:cNvGraphicFramePr>
               <a:graphicFrameLocks xmlns:a="http://schemas.openxmlformats.org/drawingml/2006/main" noChangeAspect="1"/>
             </wp:cNvGraphicFramePr>
@@ -3216,102 +3321,11 @@
               <a:graphicData uri="http://schemas.openxmlformats.org/drawingml/2006/picture">
                 <pic:pic xmlns:pic="http://schemas.openxmlformats.org/drawingml/2006/picture">
                   <pic:nvPicPr>
-                    <pic:cNvPr id="1466496741" name="Picture 1466496741"/>
+                    <pic:cNvPr id="144640839" name="Picture 1" descr="A screenshot of a computer screen&#10;&#10;AI-generated content may be incorrect."/>
                     <pic:cNvPicPr/>
                   </pic:nvPicPr>
                   <pic:blipFill>
-                    <a:blip r:embed="rId15"/>
-                    <a:stretch>
-                      <a:fillRect/>
-                    </a:stretch>
-                  </pic:blipFill>
-                  <pic:spPr>
-                    <a:xfrm>
-                      <a:off x="0" y="0"/>
-                      <a:ext cx="6400800" cy="6400800"/>
-                    </a:xfrm>
-                    <a:prstGeom prst="rect">
-                      <a:avLst/>
-                    </a:prstGeom>
-                  </pic:spPr>
-                </pic:pic>
-              </a:graphicData>
-            </a:graphic>
-          </wp:inline>
-        </w:drawing>
-      </w:r>
-    </w:p>
-    <w:p>
-      <w:pPr>
-        <w:pStyle w:val="PlainText"/>
-        <w:spacing w:line="480" w:lineRule="auto"/>
-        <w:rPr>
-          <w:rFonts w:ascii="Arial" w:hAnsi="Arial" w:cs="Arial"/>
-          <w:sz w:val="24"/>
-          <w:szCs w:val="24"/>
-        </w:rPr>
-      </w:pPr>
-      <w:r>
-        <w:rPr>
-          <w:rFonts w:ascii="Arial" w:hAnsi="Arial" w:cs="Arial"/>
-          <w:sz w:val="24"/>
-          <w:szCs w:val="24"/>
-        </w:rPr>
-        <w:t xml:space="preserve">Main outliers (&gt;1%) are pig-human-avian though maybe just caused by the relative proportion of these. The RF models do show good estimation of true-positives, especially for the most frequently appearing samples. Interestingly though, the biggest mistake that the model made was of misclassifying human-origin sequences as pig-origin. In fact, more of the human sequences were </w:t>
-      </w:r>
-      <w:r>
-        <w:rPr>
-          <w:rFonts w:ascii="Arial" w:hAnsi="Arial" w:cs="Arial"/>
-          <w:sz w:val="24"/>
-          <w:szCs w:val="24"/>
-        </w:rPr>
-        <w:t xml:space="preserve">incorrectly </w:t>
-      </w:r>
-      <w:r>
-        <w:rPr>
-          <w:rFonts w:ascii="Arial" w:hAnsi="Arial" w:cs="Arial"/>
-          <w:sz w:val="24"/>
-          <w:szCs w:val="24"/>
-        </w:rPr>
-        <w:t>classified as swine (8.13%) than correctly identified (7.23%).</w:t>
-      </w:r>
-    </w:p>
-    <w:p>
-      <w:pPr>
-        <w:pStyle w:val="PlainText"/>
-        <w:spacing w:line="480" w:lineRule="auto"/>
-        <w:rPr>
-          <w:rFonts w:ascii="Arial" w:hAnsi="Arial" w:cs="Arial"/>
-          <w:sz w:val="24"/>
-          <w:szCs w:val="24"/>
-        </w:rPr>
-      </w:pPr>
-      <w:r>
-        <w:rPr>
-          <w:rFonts w:ascii="Arial" w:hAnsi="Arial" w:cs="Arial"/>
-          <w:noProof/>
-          <w:sz w:val="24"/>
-          <w:szCs w:val="24"/>
-          <w14:ligatures w14:val="standardContextual"/>
-        </w:rPr>
-        <w:lastRenderedPageBreak/>
-        <w:drawing>
-          <wp:inline distT="0" distB="0" distL="0" distR="0" wp14:anchorId="07D0921A" wp14:editId="400AF28E">
-            <wp:extent cx="6185647" cy="6185647"/>
-            <wp:effectExtent l="0" t="0" r="0" b="0"/>
-            <wp:docPr id="855227450" name="Picture 4" descr="A screenshot of a graph&#10;&#10;AI-generated content may be incorrect."/>
-            <wp:cNvGraphicFramePr>
-              <a:graphicFrameLocks xmlns:a="http://schemas.openxmlformats.org/drawingml/2006/main" noChangeAspect="1"/>
-            </wp:cNvGraphicFramePr>
-            <a:graphic xmlns:a="http://schemas.openxmlformats.org/drawingml/2006/main">
-              <a:graphicData uri="http://schemas.openxmlformats.org/drawingml/2006/picture">
-                <pic:pic xmlns:pic="http://schemas.openxmlformats.org/drawingml/2006/picture">
-                  <pic:nvPicPr>
-                    <pic:cNvPr id="855227450" name="Picture 4" descr="A screenshot of a graph&#10;&#10;AI-generated content may be incorrect."/>
-                    <pic:cNvPicPr/>
-                  </pic:nvPicPr>
-                  <pic:blipFill>
-                    <a:blip r:embed="rId16" cstate="print">
+                    <a:blip r:embed="rId9" cstate="print">
                       <a:extLst>
                         <a:ext uri="{28A0092B-C50C-407E-A947-70E740481C1C}">
                           <a14:useLocalDpi xmlns:a14="http://schemas.microsoft.com/office/drawing/2010/main" val="0"/>
@@ -3325,7 +3339,7 @@
                   <pic:spPr>
                     <a:xfrm>
                       <a:off x="0" y="0"/>
-                      <a:ext cx="6209460" cy="6209460"/>
+                      <a:ext cx="6645910" cy="6645910"/>
                     </a:xfrm>
                     <a:prstGeom prst="rect">
                       <a:avLst/>
@@ -3340,6 +3354,52 @@
     </w:p>
     <w:p>
       <w:pPr>
+        <w:pStyle w:val="Caption"/>
+        <w:rPr>
+          <w:rFonts w:cs="Arial"/>
+          <w:sz w:val="24"/>
+          <w:szCs w:val="24"/>
+        </w:rPr>
+      </w:pPr>
+      <w:r>
+        <w:t xml:space="preserve">Figure </w:t>
+      </w:r>
+      <w:r>
+        <w:t>4</w:t>
+      </w:r>
+      <w:r>
+        <w:t>: A)</w:t>
+      </w:r>
+      <w:r>
+        <w:t xml:space="preserve"> Performance,</w:t>
+      </w:r>
+      <w:r>
+        <w:t xml:space="preserve"> B)</w:t>
+      </w:r>
+      <w:r>
+        <w:t xml:space="preserve"> </w:t>
+      </w:r>
+      <w:r>
+        <w:t>Model accuracy</w:t>
+      </w:r>
+      <w:r>
+        <w:t>,</w:t>
+      </w:r>
+      <w:r>
+        <w:t xml:space="preserve"> C) The Balanced Accuracy (BA) weighs errors that the model makes, and whether they are biased towards a certain type of error (false-positives or false-negatives) </w:t>
+      </w:r>
+      <w:r>
+        <w:t xml:space="preserve">and </w:t>
+      </w:r>
+      <w:r>
+        <w:t>D)</w:t>
+      </w:r>
+      <w:r>
+        <w:t xml:space="preserve"> Predictive precision</w:t>
+      </w:r>
+    </w:p>
+    <w:p>
+      <w:pPr>
         <w:pStyle w:val="PlainText"/>
         <w:spacing w:line="480" w:lineRule="auto"/>
         <w:rPr>
@@ -3348,11 +3408,347 @@
           <w:szCs w:val="24"/>
         </w:rPr>
       </w:pPr>
+      <w:r>
+        <w:rPr>
+          <w:rFonts w:ascii="Arial" w:hAnsi="Arial" w:cs="Arial"/>
+          <w:sz w:val="24"/>
+          <w:szCs w:val="24"/>
+        </w:rPr>
+        <w:t>Analysing the results of random forest classification models based on the protein characteristics alone, predicted host class varied heavily depending on the host. First,</w:t>
+      </w:r>
+      <w:r>
+        <w:rPr>
+          <w:rFonts w:ascii="Arial" w:hAnsi="Arial" w:cs="Arial"/>
+          <w:sz w:val="24"/>
+          <w:szCs w:val="24"/>
+        </w:rPr>
+        <w:t xml:space="preserve"> all models have high </w:t>
+      </w:r>
+      <w:r>
+        <w:rPr>
+          <w:rFonts w:ascii="Arial" w:hAnsi="Arial" w:cs="Arial"/>
+          <w:sz w:val="24"/>
+          <w:szCs w:val="24"/>
+        </w:rPr>
+        <w:t xml:space="preserve">(&gt;75%) </w:t>
+      </w:r>
+      <w:r>
+        <w:rPr>
+          <w:rFonts w:ascii="Arial" w:hAnsi="Arial" w:cs="Arial"/>
+          <w:sz w:val="24"/>
+          <w:szCs w:val="24"/>
+        </w:rPr>
+        <w:lastRenderedPageBreak/>
+        <w:t>spec</w:t>
+      </w:r>
+      <w:r>
+        <w:rPr>
+          <w:rFonts w:ascii="Arial" w:hAnsi="Arial" w:cs="Arial"/>
+          <w:sz w:val="24"/>
+          <w:szCs w:val="24"/>
+        </w:rPr>
+        <w:t>ificity</w:t>
+      </w:r>
+      <w:r>
+        <w:rPr>
+          <w:rFonts w:ascii="Arial" w:hAnsi="Arial" w:cs="Arial"/>
+          <w:sz w:val="24"/>
+          <w:szCs w:val="24"/>
+        </w:rPr>
+        <w:t xml:space="preserve"> but sens</w:t>
+      </w:r>
+      <w:r>
+        <w:rPr>
+          <w:rFonts w:ascii="Arial" w:hAnsi="Arial" w:cs="Arial"/>
+          <w:sz w:val="24"/>
+          <w:szCs w:val="24"/>
+        </w:rPr>
+        <w:t>itivity</w:t>
+      </w:r>
+      <w:r>
+        <w:rPr>
+          <w:rFonts w:ascii="Arial" w:hAnsi="Arial" w:cs="Arial"/>
+          <w:sz w:val="24"/>
+          <w:szCs w:val="24"/>
+        </w:rPr>
+        <w:t xml:space="preserve"> varies wildly</w:t>
+      </w:r>
+      <w:r>
+        <w:rPr>
+          <w:rFonts w:ascii="Arial" w:hAnsi="Arial" w:cs="Arial"/>
+          <w:sz w:val="24"/>
+          <w:szCs w:val="24"/>
+        </w:rPr>
+        <w:t>. This isn’t helped by the sparsity of canine, equine and bat samples in the dataset.</w:t>
+      </w:r>
     </w:p>
     <w:p>
       <w:pPr>
         <w:pStyle w:val="PlainText"/>
         <w:spacing w:line="480" w:lineRule="auto"/>
+        <w:rPr>
+          <w:rFonts w:ascii="Arial" w:hAnsi="Arial" w:cs="Arial"/>
+          <w:sz w:val="24"/>
+          <w:szCs w:val="24"/>
+        </w:rPr>
+      </w:pPr>
+      <w:r>
+        <w:rPr>
+          <w:rFonts w:ascii="Arial" w:hAnsi="Arial" w:cs="Arial"/>
+          <w:sz w:val="24"/>
+          <w:szCs w:val="24"/>
+        </w:rPr>
+        <w:t>A</w:t>
+      </w:r>
+      <w:r>
+        <w:rPr>
+          <w:rFonts w:ascii="Arial" w:hAnsi="Arial" w:cs="Arial"/>
+          <w:sz w:val="24"/>
+          <w:szCs w:val="24"/>
+        </w:rPr>
+        <w:t>gain</w:t>
+      </w:r>
+      <w:r>
+        <w:rPr>
+          <w:rFonts w:ascii="Arial" w:hAnsi="Arial" w:cs="Arial"/>
+          <w:sz w:val="24"/>
+          <w:szCs w:val="24"/>
+        </w:rPr>
+        <w:t xml:space="preserve">, </w:t>
+      </w:r>
+      <w:r>
+        <w:rPr>
+          <w:rFonts w:ascii="Arial" w:hAnsi="Arial" w:cs="Arial"/>
+          <w:sz w:val="24"/>
+          <w:szCs w:val="24"/>
+        </w:rPr>
+        <w:t>high neg</w:t>
+      </w:r>
+      <w:r>
+        <w:rPr>
+          <w:rFonts w:ascii="Arial" w:hAnsi="Arial" w:cs="Arial"/>
+          <w:sz w:val="24"/>
+          <w:szCs w:val="24"/>
+        </w:rPr>
+        <w:t>ative</w:t>
+      </w:r>
+      <w:r>
+        <w:rPr>
+          <w:rFonts w:ascii="Arial" w:hAnsi="Arial" w:cs="Arial"/>
+          <w:sz w:val="24"/>
+          <w:szCs w:val="24"/>
+        </w:rPr>
+        <w:t xml:space="preserve"> pred</w:t>
+      </w:r>
+      <w:r>
+        <w:rPr>
+          <w:rFonts w:ascii="Arial" w:hAnsi="Arial" w:cs="Arial"/>
+          <w:sz w:val="24"/>
+          <w:szCs w:val="24"/>
+        </w:rPr>
+        <w:t>ictive</w:t>
+      </w:r>
+      <w:r>
+        <w:rPr>
+          <w:rFonts w:ascii="Arial" w:hAnsi="Arial" w:cs="Arial"/>
+          <w:sz w:val="24"/>
+          <w:szCs w:val="24"/>
+        </w:rPr>
+        <w:t xml:space="preserve"> and varying pos</w:t>
+      </w:r>
+      <w:r>
+        <w:rPr>
+          <w:rFonts w:ascii="Arial" w:hAnsi="Arial" w:cs="Arial"/>
+          <w:sz w:val="24"/>
+          <w:szCs w:val="24"/>
+        </w:rPr>
+        <w:t>itive</w:t>
+      </w:r>
+      <w:r>
+        <w:rPr>
+          <w:rFonts w:ascii="Arial" w:hAnsi="Arial" w:cs="Arial"/>
+          <w:sz w:val="24"/>
+          <w:szCs w:val="24"/>
+        </w:rPr>
+        <w:t xml:space="preserve"> </w:t>
+      </w:r>
+      <w:r>
+        <w:rPr>
+          <w:rFonts w:ascii="Arial" w:hAnsi="Arial" w:cs="Arial"/>
+          <w:sz w:val="24"/>
+          <w:szCs w:val="24"/>
+        </w:rPr>
+        <w:t>predictive values</w:t>
+      </w:r>
+      <w:r>
+        <w:rPr>
+          <w:rFonts w:ascii="Arial" w:hAnsi="Arial" w:cs="Arial"/>
+          <w:sz w:val="24"/>
+          <w:szCs w:val="24"/>
+        </w:rPr>
+        <w:t xml:space="preserve"> are </w:t>
+      </w:r>
+      <w:r>
+        <w:rPr>
+          <w:rFonts w:ascii="Arial" w:hAnsi="Arial" w:cs="Arial"/>
+          <w:sz w:val="24"/>
+          <w:szCs w:val="24"/>
+        </w:rPr>
+        <w:t xml:space="preserve">likely influenced by the relatively small number of sequences from viruses originating from bat, dog and horse hosts. </w:t>
+      </w:r>
+      <w:r>
+        <w:rPr>
+          <w:rFonts w:ascii="Arial" w:hAnsi="Arial" w:cs="Arial"/>
+          <w:sz w:val="24"/>
+          <w:szCs w:val="24"/>
+        </w:rPr>
+        <w:t>W</w:t>
+      </w:r>
+      <w:r>
+        <w:rPr>
+          <w:rFonts w:ascii="Arial" w:hAnsi="Arial" w:cs="Arial"/>
+          <w:sz w:val="24"/>
+          <w:szCs w:val="24"/>
+        </w:rPr>
+        <w:t>eirdly</w:t>
+      </w:r>
+      <w:r>
+        <w:rPr>
+          <w:rFonts w:ascii="Arial" w:hAnsi="Arial" w:cs="Arial"/>
+          <w:sz w:val="24"/>
+          <w:szCs w:val="24"/>
+        </w:rPr>
+        <w:t>,</w:t>
+      </w:r>
+      <w:r>
+        <w:rPr>
+          <w:rFonts w:ascii="Arial" w:hAnsi="Arial" w:cs="Arial"/>
+          <w:sz w:val="24"/>
+          <w:szCs w:val="24"/>
+        </w:rPr>
+        <w:t xml:space="preserve"> </w:t>
+      </w:r>
+      <w:r>
+        <w:rPr>
+          <w:rFonts w:ascii="Arial" w:hAnsi="Arial" w:cs="Arial"/>
+          <w:sz w:val="24"/>
+          <w:szCs w:val="24"/>
+        </w:rPr>
+        <w:t xml:space="preserve">proteins from </w:t>
+      </w:r>
+      <w:r>
+        <w:rPr>
+          <w:rFonts w:ascii="Arial" w:hAnsi="Arial" w:cs="Arial"/>
+          <w:sz w:val="24"/>
+          <w:szCs w:val="24"/>
+        </w:rPr>
+        <w:t>bat</w:t>
+      </w:r>
+      <w:r>
+        <w:rPr>
+          <w:rFonts w:ascii="Arial" w:hAnsi="Arial" w:cs="Arial"/>
+          <w:sz w:val="24"/>
+          <w:szCs w:val="24"/>
+        </w:rPr>
+        <w:t xml:space="preserve"> viruses</w:t>
+      </w:r>
+      <w:r>
+        <w:rPr>
+          <w:rFonts w:ascii="Arial" w:hAnsi="Arial" w:cs="Arial"/>
+          <w:sz w:val="24"/>
+          <w:szCs w:val="24"/>
+        </w:rPr>
+        <w:t xml:space="preserve"> seem to perform better than </w:t>
+      </w:r>
+      <w:r>
+        <w:rPr>
+          <w:rFonts w:ascii="Arial" w:hAnsi="Arial" w:cs="Arial"/>
+          <w:sz w:val="24"/>
+          <w:szCs w:val="24"/>
+        </w:rPr>
+        <w:t xml:space="preserve">those from </w:t>
+      </w:r>
+      <w:r>
+        <w:rPr>
+          <w:rFonts w:ascii="Arial" w:hAnsi="Arial" w:cs="Arial"/>
+          <w:sz w:val="24"/>
+          <w:szCs w:val="24"/>
+        </w:rPr>
+        <w:t>canine and equine</w:t>
+      </w:r>
+      <w:r>
+        <w:rPr>
+          <w:rFonts w:ascii="Arial" w:hAnsi="Arial" w:cs="Arial"/>
+          <w:sz w:val="24"/>
+          <w:szCs w:val="24"/>
+        </w:rPr>
+        <w:t xml:space="preserve"> hosts;</w:t>
+      </w:r>
+      <w:r>
+        <w:rPr>
+          <w:rFonts w:ascii="Arial" w:hAnsi="Arial" w:cs="Arial"/>
+          <w:sz w:val="24"/>
+          <w:szCs w:val="24"/>
+        </w:rPr>
+        <w:t xml:space="preserve"> maybe the sparsity of </w:t>
+      </w:r>
+      <w:r>
+        <w:rPr>
+          <w:rFonts w:ascii="Arial" w:hAnsi="Arial" w:cs="Arial"/>
+          <w:sz w:val="24"/>
+          <w:szCs w:val="24"/>
+        </w:rPr>
+        <w:t xml:space="preserve">proteins from </w:t>
+      </w:r>
+      <w:r>
+        <w:rPr>
+          <w:rFonts w:ascii="Arial" w:hAnsi="Arial" w:cs="Arial"/>
+          <w:sz w:val="24"/>
+          <w:szCs w:val="24"/>
+        </w:rPr>
+        <w:t>dog</w:t>
+      </w:r>
+      <w:r>
+        <w:rPr>
+          <w:rFonts w:ascii="Arial" w:hAnsi="Arial" w:cs="Arial"/>
+          <w:sz w:val="24"/>
+          <w:szCs w:val="24"/>
+        </w:rPr>
+        <w:t xml:space="preserve"> and </w:t>
+      </w:r>
+      <w:r>
+        <w:rPr>
+          <w:rFonts w:ascii="Arial" w:hAnsi="Arial" w:cs="Arial"/>
+          <w:sz w:val="24"/>
+          <w:szCs w:val="24"/>
+        </w:rPr>
+        <w:t xml:space="preserve">horse </w:t>
+      </w:r>
+      <w:r>
+        <w:rPr>
+          <w:rFonts w:ascii="Arial" w:hAnsi="Arial" w:cs="Arial"/>
+          <w:sz w:val="24"/>
+          <w:szCs w:val="24"/>
+        </w:rPr>
+        <w:t xml:space="preserve">viruses </w:t>
+      </w:r>
+      <w:r>
+        <w:rPr>
+          <w:rFonts w:ascii="Arial" w:hAnsi="Arial" w:cs="Arial"/>
+          <w:sz w:val="24"/>
+          <w:szCs w:val="24"/>
+        </w:rPr>
+        <w:t xml:space="preserve">throw things off more than the bats which are </w:t>
+      </w:r>
+      <w:r>
+        <w:rPr>
+          <w:rFonts w:ascii="Arial" w:hAnsi="Arial" w:cs="Arial"/>
+          <w:sz w:val="24"/>
+          <w:szCs w:val="24"/>
+        </w:rPr>
+        <w:t>highly divergent to other IAV.</w:t>
+      </w:r>
+      <w:r>
         <w:rPr>
           <w:rFonts w:ascii="Arial" w:hAnsi="Arial" w:cs="Arial"/>
           <w:i/>
@@ -3360,38 +3756,63 @@
           <w:sz w:val="24"/>
           <w:szCs w:val="24"/>
         </w:rPr>
-      </w:pPr>
-      <w:r>
-        <w:rPr>
-          <w:rFonts w:ascii="Arial" w:hAnsi="Arial" w:cs="Arial"/>
-          <w:i/>
-          <w:iCs/>
-          <w:sz w:val="24"/>
-          <w:szCs w:val="24"/>
-        </w:rPr>
-        <w:t xml:space="preserve">1. all models have high spec but </w:t>
-      </w:r>
-      <w:proofErr w:type="spellStart"/>
-      <w:r>
-        <w:rPr>
-          <w:rFonts w:ascii="Arial" w:hAnsi="Arial" w:cs="Arial"/>
-          <w:i/>
-          <w:iCs/>
-          <w:sz w:val="24"/>
-          <w:szCs w:val="24"/>
-        </w:rPr>
-        <w:t>sens</w:t>
-      </w:r>
-      <w:proofErr w:type="spellEnd"/>
-      <w:r>
-        <w:rPr>
-          <w:rFonts w:ascii="Arial" w:hAnsi="Arial" w:cs="Arial"/>
-          <w:i/>
-          <w:iCs/>
-          <w:sz w:val="24"/>
-          <w:szCs w:val="24"/>
-        </w:rPr>
-        <w:t xml:space="preserve"> varies wildly</w:t>
+        <w:t xml:space="preserve"> </w:t>
+      </w:r>
+      <w:r>
+        <w:rPr>
+          <w:rFonts w:ascii="Arial" w:hAnsi="Arial" w:cs="Arial"/>
+          <w:sz w:val="24"/>
+          <w:szCs w:val="24"/>
+        </w:rPr>
+        <w:t>However,</w:t>
+      </w:r>
+      <w:r>
+        <w:rPr>
+          <w:rFonts w:ascii="Arial" w:hAnsi="Arial" w:cs="Arial"/>
+          <w:sz w:val="24"/>
+          <w:szCs w:val="24"/>
+        </w:rPr>
+        <w:t xml:space="preserve"> both </w:t>
+      </w:r>
+      <w:r>
+        <w:rPr>
+          <w:rFonts w:ascii="Arial" w:hAnsi="Arial" w:cs="Arial"/>
+          <w:sz w:val="24"/>
+          <w:szCs w:val="24"/>
+        </w:rPr>
+        <w:t>of these first two measures</w:t>
+      </w:r>
+      <w:r>
+        <w:rPr>
+          <w:rFonts w:ascii="Arial" w:hAnsi="Arial" w:cs="Arial"/>
+          <w:sz w:val="24"/>
+          <w:szCs w:val="24"/>
+        </w:rPr>
+        <w:t xml:space="preserve"> imply that host signal is </w:t>
+      </w:r>
+      <w:r>
+        <w:rPr>
+          <w:rFonts w:ascii="Arial" w:hAnsi="Arial" w:cs="Arial"/>
+          <w:sz w:val="24"/>
+          <w:szCs w:val="24"/>
+        </w:rPr>
+        <w:t xml:space="preserve">evident in the protein chemical features </w:t>
+      </w:r>
+      <w:r>
+        <w:rPr>
+          <w:rFonts w:ascii="Arial" w:hAnsi="Arial" w:cs="Arial"/>
+          <w:sz w:val="24"/>
+          <w:szCs w:val="24"/>
+        </w:rPr>
+        <w:t>but extrapolating this to actual cross-species jumps is less reliable</w:t>
+      </w:r>
+      <w:r>
+        <w:rPr>
+          <w:rFonts w:ascii="Arial" w:hAnsi="Arial" w:cs="Arial"/>
+          <w:sz w:val="24"/>
+          <w:szCs w:val="24"/>
+        </w:rPr>
+        <w:t>.</w:t>
       </w:r>
     </w:p>
     <w:p>
@@ -3400,43 +3821,73 @@
         <w:spacing w:line="480" w:lineRule="auto"/>
         <w:rPr>
           <w:rFonts w:ascii="Arial" w:hAnsi="Arial" w:cs="Arial"/>
-          <w:i/>
-          <w:iCs/>
-          <w:sz w:val="24"/>
-          <w:szCs w:val="24"/>
-        </w:rPr>
-      </w:pPr>
-      <w:r>
-        <w:rPr>
-          <w:rFonts w:ascii="Arial" w:hAnsi="Arial" w:cs="Arial"/>
-          <w:i/>
-          <w:iCs/>
-          <w:sz w:val="24"/>
-          <w:szCs w:val="24"/>
-        </w:rPr>
-        <w:t xml:space="preserve">2. again (maybe this is just repeating) high neg pred and varying </w:t>
-      </w:r>
-      <w:proofErr w:type="spellStart"/>
-      <w:r>
-        <w:rPr>
-          <w:rFonts w:ascii="Arial" w:hAnsi="Arial" w:cs="Arial"/>
-          <w:i/>
-          <w:iCs/>
-          <w:sz w:val="24"/>
-          <w:szCs w:val="24"/>
-        </w:rPr>
-        <w:t>pos</w:t>
-      </w:r>
-      <w:proofErr w:type="spellEnd"/>
-      <w:r>
-        <w:rPr>
-          <w:rFonts w:ascii="Arial" w:hAnsi="Arial" w:cs="Arial"/>
-          <w:i/>
-          <w:iCs/>
-          <w:sz w:val="24"/>
-          <w:szCs w:val="24"/>
-        </w:rPr>
-        <w:t xml:space="preserve"> pred</w:t>
+          <w:sz w:val="24"/>
+          <w:szCs w:val="24"/>
+        </w:rPr>
+      </w:pPr>
+      <w:r>
+        <w:rPr>
+          <w:rFonts w:ascii="Arial" w:hAnsi="Arial" w:cs="Arial"/>
+          <w:sz w:val="24"/>
+          <w:szCs w:val="24"/>
+        </w:rPr>
+        <w:t>In model performance, dog-origin viruses are</w:t>
+      </w:r>
+      <w:r>
+        <w:rPr>
+          <w:rFonts w:ascii="Arial" w:hAnsi="Arial" w:cs="Arial"/>
+          <w:sz w:val="24"/>
+          <w:szCs w:val="24"/>
+        </w:rPr>
+        <w:t xml:space="preserve"> the only time that the models are basically guessing randomly</w:t>
+      </w:r>
+      <w:r>
+        <w:rPr>
+          <w:rFonts w:ascii="Arial" w:hAnsi="Arial" w:cs="Arial"/>
+          <w:sz w:val="24"/>
+          <w:szCs w:val="24"/>
+        </w:rPr>
+        <w:t xml:space="preserve">, reflected in the </w:t>
+      </w:r>
+      <w:r>
+        <w:rPr>
+          <w:rFonts w:ascii="Arial" w:hAnsi="Arial" w:cs="Arial"/>
+          <w:sz w:val="24"/>
+          <w:szCs w:val="24"/>
+        </w:rPr>
+        <w:t xml:space="preserve">Balanced </w:t>
+      </w:r>
+      <w:r>
+        <w:rPr>
+          <w:rFonts w:ascii="Arial" w:hAnsi="Arial" w:cs="Arial"/>
+          <w:sz w:val="24"/>
+          <w:szCs w:val="24"/>
+        </w:rPr>
+        <w:t>A</w:t>
+      </w:r>
+      <w:r>
+        <w:rPr>
+          <w:rFonts w:ascii="Arial" w:hAnsi="Arial" w:cs="Arial"/>
+          <w:sz w:val="24"/>
+          <w:szCs w:val="24"/>
+        </w:rPr>
+        <w:t>ccuracy</w:t>
+      </w:r>
+      <w:r>
+        <w:rPr>
+          <w:rFonts w:ascii="Arial" w:hAnsi="Arial" w:cs="Arial"/>
+          <w:sz w:val="24"/>
+          <w:szCs w:val="24"/>
+        </w:rPr>
+        <w:t>.</w:t>
+      </w:r>
+      <w:r>
+        <w:rPr>
+          <w:rFonts w:ascii="Arial" w:hAnsi="Arial" w:cs="Arial"/>
+          <w:sz w:val="24"/>
+          <w:szCs w:val="24"/>
+        </w:rPr>
+        <w:t xml:space="preserve"> </w:t>
       </w:r>
     </w:p>
     <w:p>
@@ -3445,22 +3896,10 @@
         <w:spacing w:line="480" w:lineRule="auto"/>
         <w:rPr>
           <w:rFonts w:ascii="Arial" w:hAnsi="Arial" w:cs="Arial"/>
-          <w:i/>
-          <w:iCs/>
-          <w:sz w:val="24"/>
-          <w:szCs w:val="24"/>
-        </w:rPr>
-      </w:pPr>
-      <w:r>
-        <w:rPr>
-          <w:rFonts w:ascii="Arial" w:hAnsi="Arial" w:cs="Arial"/>
-          <w:i/>
-          <w:iCs/>
-          <w:sz w:val="24"/>
-          <w:szCs w:val="24"/>
-        </w:rPr>
-        <w:t xml:space="preserve">  - weirdly bat seems to perform better than canine and equine, maybe the sparsity of dog/horse plus their two different subtypes throw things off more than the bats which are always off in their own world</w:t>
-      </w:r>
+          <w:sz w:val="24"/>
+          <w:szCs w:val="24"/>
+        </w:rPr>
+      </w:pPr>
     </w:p>
     <w:p>
       <w:pPr>
@@ -3468,73 +3907,6 @@
         <w:spacing w:line="480" w:lineRule="auto"/>
         <w:rPr>
           <w:rFonts w:ascii="Arial" w:hAnsi="Arial" w:cs="Arial"/>
-          <w:i/>
-          <w:iCs/>
-          <w:sz w:val="24"/>
-          <w:szCs w:val="24"/>
-        </w:rPr>
-      </w:pPr>
-      <w:r>
-        <w:rPr>
-          <w:rFonts w:ascii="Arial" w:hAnsi="Arial" w:cs="Arial"/>
-          <w:i/>
-          <w:iCs/>
-          <w:sz w:val="24"/>
-          <w:szCs w:val="24"/>
-        </w:rPr>
-        <w:t xml:space="preserve"> - both 1 and 2 imply that host signal is really clear but extrapolating this to actual cross-species jumps is way less reliable</w:t>
-      </w:r>
-    </w:p>
-    <w:p>
-      <w:pPr>
-        <w:pStyle w:val="PlainText"/>
-        <w:spacing w:line="480" w:lineRule="auto"/>
-        <w:rPr>
-          <w:rFonts w:ascii="Arial" w:hAnsi="Arial" w:cs="Arial"/>
-          <w:i/>
-          <w:iCs/>
-          <w:sz w:val="24"/>
-          <w:szCs w:val="24"/>
-        </w:rPr>
-      </w:pPr>
-      <w:r>
-        <w:rPr>
-          <w:rFonts w:ascii="Arial" w:hAnsi="Arial" w:cs="Arial"/>
-          <w:i/>
-          <w:iCs/>
-          <w:sz w:val="24"/>
-          <w:szCs w:val="24"/>
-        </w:rPr>
-        <w:t>3. Dog is the only time that the models are basically guessing randomly</w:t>
-      </w:r>
-      <w:r>
-        <w:rPr>
-          <w:rFonts w:ascii="Arial" w:hAnsi="Arial" w:cs="Arial"/>
-          <w:i/>
-          <w:iCs/>
-          <w:sz w:val="24"/>
-          <w:szCs w:val="24"/>
-        </w:rPr>
-        <w:t>. And yet has perfectly balanced accuracy? What’s that about?</w:t>
-      </w:r>
-    </w:p>
-    <w:p>
-      <w:pPr>
-        <w:pStyle w:val="PlainText"/>
-        <w:spacing w:line="480" w:lineRule="auto"/>
-        <w:rPr>
-          <w:rFonts w:ascii="Arial" w:hAnsi="Arial" w:cs="Arial"/>
-          <w:sz w:val="24"/>
-          <w:szCs w:val="24"/>
-        </w:rPr>
-      </w:pPr>
-    </w:p>
-    <w:p>
-      <w:pPr>
-        <w:pStyle w:val="PlainText"/>
-        <w:spacing w:line="480" w:lineRule="auto"/>
-        <w:rPr>
-          <w:rFonts w:ascii="Arial" w:hAnsi="Arial" w:cs="Arial"/>
           <w:sz w:val="24"/>
           <w:szCs w:val="24"/>
         </w:rPr>
@@ -3547,325 +3919,19 @@
         </w:rPr>
         <w:t>Overall though, the models perform pretty well given how complex this is and the fact that it is just based on 1039 protein features alone</w:t>
       </w:r>
-    </w:p>
-    <w:p>
-      <w:pPr>
-        <w:pStyle w:val="Heading2"/>
-      </w:pPr>
-      <w:r>
-        <w:lastRenderedPageBreak/>
-        <w:t xml:space="preserve"> Protein by Protein</w:t>
-      </w:r>
-    </w:p>
-    <w:p>
-      <w:pPr>
-        <w:pStyle w:val="PlainText"/>
-        <w:spacing w:line="480" w:lineRule="auto"/>
-        <w:rPr>
-          <w:rFonts w:ascii="Arial" w:hAnsi="Arial" w:cs="Arial"/>
-          <w:sz w:val="24"/>
-          <w:szCs w:val="24"/>
-        </w:rPr>
-      </w:pPr>
-      <w:r>
-        <w:rPr>
-          <w:rFonts w:ascii="Arial" w:hAnsi="Arial" w:cs="Arial"/>
-          <w:noProof/>
-          <w:sz w:val="24"/>
-          <w:szCs w:val="24"/>
-          <w14:ligatures w14:val="standardContextual"/>
-        </w:rPr>
-        <w:lastRenderedPageBreak/>
-        <w:drawing>
-          <wp:inline distT="0" distB="0" distL="0" distR="0" wp14:anchorId="22BB3357" wp14:editId="31977B1E">
-            <wp:extent cx="5865495" cy="5865495"/>
-            <wp:effectExtent l="0" t="0" r="1905" b="1905"/>
-            <wp:docPr id="414591371" name="Picture 5" descr="A graph with different colored dots&#10;&#10;AI-generated content may be incorrect."/>
-            <wp:cNvGraphicFramePr>
-              <a:graphicFrameLocks xmlns:a="http://schemas.openxmlformats.org/drawingml/2006/main" noChangeAspect="1"/>
-            </wp:cNvGraphicFramePr>
-            <a:graphic xmlns:a="http://schemas.openxmlformats.org/drawingml/2006/main">
-              <a:graphicData uri="http://schemas.openxmlformats.org/drawingml/2006/picture">
-                <pic:pic xmlns:pic="http://schemas.openxmlformats.org/drawingml/2006/picture">
-                  <pic:nvPicPr>
-                    <pic:cNvPr id="414591371" name="Picture 5" descr="A graph with different colored dots&#10;&#10;AI-generated content may be incorrect."/>
-                    <pic:cNvPicPr/>
-                  </pic:nvPicPr>
-                  <pic:blipFill>
-                    <a:blip r:embed="rId17" cstate="print">
-                      <a:extLst>
-                        <a:ext uri="{28A0092B-C50C-407E-A947-70E740481C1C}">
-                          <a14:useLocalDpi xmlns:a14="http://schemas.microsoft.com/office/drawing/2010/main" val="0"/>
-                        </a:ext>
-                      </a:extLst>
-                    </a:blip>
-                    <a:stretch>
-                      <a:fillRect/>
-                    </a:stretch>
-                  </pic:blipFill>
-                  <pic:spPr>
-                    <a:xfrm>
-                      <a:off x="0" y="0"/>
-                      <a:ext cx="5865495" cy="5865495"/>
-                    </a:xfrm>
-                    <a:prstGeom prst="rect">
-                      <a:avLst/>
-                    </a:prstGeom>
-                  </pic:spPr>
-                </pic:pic>
-              </a:graphicData>
-            </a:graphic>
-          </wp:inline>
-        </w:drawing>
-      </w:r>
-      <w:r>
-        <w:rPr>
-          <w:rFonts w:ascii="Arial" w:hAnsi="Arial" w:cs="Arial"/>
-          <w:noProof/>
-          <w:sz w:val="24"/>
-          <w:szCs w:val="24"/>
-          <w14:ligatures w14:val="standardContextual"/>
-        </w:rPr>
-        <w:lastRenderedPageBreak/>
-        <w:drawing>
-          <wp:inline distT="0" distB="0" distL="0" distR="0" wp14:anchorId="3259813E" wp14:editId="38305772">
-            <wp:extent cx="5865495" cy="5865495"/>
-            <wp:effectExtent l="0" t="0" r="1905" b="1905"/>
-            <wp:docPr id="718722701" name="Picture 6" descr="A graph with numbers and colored dots&#10;&#10;AI-generated content may be incorrect."/>
-            <wp:cNvGraphicFramePr>
-              <a:graphicFrameLocks xmlns:a="http://schemas.openxmlformats.org/drawingml/2006/main" noChangeAspect="1"/>
-            </wp:cNvGraphicFramePr>
-            <a:graphic xmlns:a="http://schemas.openxmlformats.org/drawingml/2006/main">
-              <a:graphicData uri="http://schemas.openxmlformats.org/drawingml/2006/picture">
-                <pic:pic xmlns:pic="http://schemas.openxmlformats.org/drawingml/2006/picture">
-                  <pic:nvPicPr>
-                    <pic:cNvPr id="718722701" name="Picture 6" descr="A graph with numbers and colored dots&#10;&#10;AI-generated content may be incorrect."/>
-                    <pic:cNvPicPr/>
-                  </pic:nvPicPr>
-                  <pic:blipFill>
-                    <a:blip r:embed="rId18" cstate="print">
-                      <a:extLst>
-                        <a:ext uri="{28A0092B-C50C-407E-A947-70E740481C1C}">
-                          <a14:useLocalDpi xmlns:a14="http://schemas.microsoft.com/office/drawing/2010/main" val="0"/>
-                        </a:ext>
-                      </a:extLst>
-                    </a:blip>
-                    <a:stretch>
-                      <a:fillRect/>
-                    </a:stretch>
-                  </pic:blipFill>
-                  <pic:spPr>
-                    <a:xfrm>
-                      <a:off x="0" y="0"/>
-                      <a:ext cx="5865495" cy="5865495"/>
-                    </a:xfrm>
-                    <a:prstGeom prst="rect">
-                      <a:avLst/>
-                    </a:prstGeom>
-                  </pic:spPr>
-                </pic:pic>
-              </a:graphicData>
-            </a:graphic>
-          </wp:inline>
-        </w:drawing>
-      </w:r>
-    </w:p>
-    <w:p>
-      <w:pPr>
-        <w:pStyle w:val="PlainText"/>
-        <w:spacing w:line="480" w:lineRule="auto"/>
-        <w:rPr>
-          <w:rFonts w:ascii="Arial" w:hAnsi="Arial" w:cs="Arial"/>
-          <w:sz w:val="24"/>
-          <w:szCs w:val="24"/>
-        </w:rPr>
-      </w:pPr>
-      <w:r>
-        <w:rPr>
-          <w:rFonts w:ascii="Arial" w:hAnsi="Arial" w:cs="Arial"/>
-          <w:sz w:val="24"/>
-          <w:szCs w:val="24"/>
-        </w:rPr>
-        <w:t>No obviously 'badly performing' protein</w:t>
-      </w:r>
-    </w:p>
-    <w:p>
-      <w:pPr>
-        <w:pStyle w:val="PlainText"/>
-        <w:spacing w:line="480" w:lineRule="auto"/>
-        <w:rPr>
-          <w:rFonts w:ascii="Arial" w:hAnsi="Arial" w:cs="Arial"/>
-          <w:sz w:val="24"/>
-          <w:szCs w:val="24"/>
-        </w:rPr>
-      </w:pPr>
-      <w:r>
-        <w:rPr>
-          <w:rFonts w:ascii="Arial" w:hAnsi="Arial" w:cs="Arial"/>
-          <w:noProof/>
-          <w:sz w:val="24"/>
-          <w:szCs w:val="24"/>
-          <w14:ligatures w14:val="standardContextual"/>
-        </w:rPr>
-        <w:lastRenderedPageBreak/>
-        <w:drawing>
-          <wp:inline distT="0" distB="0" distL="0" distR="0" wp14:anchorId="5E2D3CB6" wp14:editId="53651EA9">
-            <wp:extent cx="5865495" cy="5865495"/>
-            <wp:effectExtent l="0" t="0" r="1905" b="1905"/>
-            <wp:docPr id="897042125" name="Picture 7" descr="A graph with different colored dots&#10;&#10;AI-generated content may be incorrect."/>
-            <wp:cNvGraphicFramePr>
-              <a:graphicFrameLocks xmlns:a="http://schemas.openxmlformats.org/drawingml/2006/main" noChangeAspect="1"/>
-            </wp:cNvGraphicFramePr>
-            <a:graphic xmlns:a="http://schemas.openxmlformats.org/drawingml/2006/main">
-              <a:graphicData uri="http://schemas.openxmlformats.org/drawingml/2006/picture">
-                <pic:pic xmlns:pic="http://schemas.openxmlformats.org/drawingml/2006/picture">
-                  <pic:nvPicPr>
-                    <pic:cNvPr id="897042125" name="Picture 7" descr="A graph with different colored dots&#10;&#10;AI-generated content may be incorrect."/>
-                    <pic:cNvPicPr/>
-                  </pic:nvPicPr>
-                  <pic:blipFill>
-                    <a:blip r:embed="rId19" cstate="print">
-                      <a:extLst>
-                        <a:ext uri="{28A0092B-C50C-407E-A947-70E740481C1C}">
-                          <a14:useLocalDpi xmlns:a14="http://schemas.microsoft.com/office/drawing/2010/main" val="0"/>
-                        </a:ext>
-                      </a:extLst>
-                    </a:blip>
-                    <a:stretch>
-                      <a:fillRect/>
-                    </a:stretch>
-                  </pic:blipFill>
-                  <pic:spPr>
-                    <a:xfrm>
-                      <a:off x="0" y="0"/>
-                      <a:ext cx="5865495" cy="5865495"/>
-                    </a:xfrm>
-                    <a:prstGeom prst="rect">
-                      <a:avLst/>
-                    </a:prstGeom>
-                  </pic:spPr>
-                </pic:pic>
-              </a:graphicData>
-            </a:graphic>
-          </wp:inline>
-        </w:drawing>
-      </w:r>
-      <w:r>
-        <w:rPr>
-          <w:rFonts w:ascii="Arial" w:hAnsi="Arial" w:cs="Arial"/>
-          <w:noProof/>
-          <w:sz w:val="24"/>
-          <w:szCs w:val="24"/>
-          <w14:ligatures w14:val="standardContextual"/>
-        </w:rPr>
-        <w:lastRenderedPageBreak/>
-        <w:drawing>
-          <wp:inline distT="0" distB="0" distL="0" distR="0" wp14:anchorId="40EF0092" wp14:editId="66647D85">
-            <wp:extent cx="5865495" cy="5865495"/>
-            <wp:effectExtent l="0" t="0" r="1905" b="1905"/>
-            <wp:docPr id="1019028652" name="Picture 8" descr="A graph with many colored dots&#10;&#10;AI-generated content may be incorrect."/>
-            <wp:cNvGraphicFramePr>
-              <a:graphicFrameLocks xmlns:a="http://schemas.openxmlformats.org/drawingml/2006/main" noChangeAspect="1"/>
-            </wp:cNvGraphicFramePr>
-            <a:graphic xmlns:a="http://schemas.openxmlformats.org/drawingml/2006/main">
-              <a:graphicData uri="http://schemas.openxmlformats.org/drawingml/2006/picture">
-                <pic:pic xmlns:pic="http://schemas.openxmlformats.org/drawingml/2006/picture">
-                  <pic:nvPicPr>
-                    <pic:cNvPr id="1019028652" name="Picture 8" descr="A graph with many colored dots&#10;&#10;AI-generated content may be incorrect."/>
-                    <pic:cNvPicPr/>
-                  </pic:nvPicPr>
-                  <pic:blipFill>
-                    <a:blip r:embed="rId20" cstate="print">
-                      <a:extLst>
-                        <a:ext uri="{28A0092B-C50C-407E-A947-70E740481C1C}">
-                          <a14:useLocalDpi xmlns:a14="http://schemas.microsoft.com/office/drawing/2010/main" val="0"/>
-                        </a:ext>
-                      </a:extLst>
-                    </a:blip>
-                    <a:stretch>
-                      <a:fillRect/>
-                    </a:stretch>
-                  </pic:blipFill>
-                  <pic:spPr>
-                    <a:xfrm>
-                      <a:off x="0" y="0"/>
-                      <a:ext cx="5865495" cy="5865495"/>
-                    </a:xfrm>
-                    <a:prstGeom prst="rect">
-                      <a:avLst/>
-                    </a:prstGeom>
-                  </pic:spPr>
-                </pic:pic>
-              </a:graphicData>
-            </a:graphic>
-          </wp:inline>
-        </w:drawing>
-      </w:r>
-      <w:r>
-        <w:rPr>
-          <w:rFonts w:ascii="Arial" w:hAnsi="Arial" w:cs="Arial"/>
-          <w:noProof/>
-          <w:sz w:val="24"/>
-          <w:szCs w:val="24"/>
-          <w14:ligatures w14:val="standardContextual"/>
-        </w:rPr>
-        <w:lastRenderedPageBreak/>
-        <w:drawing>
-          <wp:inline distT="0" distB="0" distL="0" distR="0" wp14:anchorId="01C80020" wp14:editId="32AE5E4D">
-            <wp:extent cx="5865495" cy="5865495"/>
-            <wp:effectExtent l="0" t="0" r="1905" b="1905"/>
-            <wp:docPr id="1863270101" name="Picture 9" descr="A graph with different colored dots&#10;&#10;AI-generated content may be incorrect."/>
-            <wp:cNvGraphicFramePr>
-              <a:graphicFrameLocks xmlns:a="http://schemas.openxmlformats.org/drawingml/2006/main" noChangeAspect="1"/>
-            </wp:cNvGraphicFramePr>
-            <a:graphic xmlns:a="http://schemas.openxmlformats.org/drawingml/2006/main">
-              <a:graphicData uri="http://schemas.openxmlformats.org/drawingml/2006/picture">
-                <pic:pic xmlns:pic="http://schemas.openxmlformats.org/drawingml/2006/picture">
-                  <pic:nvPicPr>
-                    <pic:cNvPr id="1863270101" name="Picture 9" descr="A graph with different colored dots&#10;&#10;AI-generated content may be incorrect."/>
-                    <pic:cNvPicPr/>
-                  </pic:nvPicPr>
-                  <pic:blipFill>
-                    <a:blip r:embed="rId21" cstate="print">
-                      <a:extLst>
-                        <a:ext uri="{28A0092B-C50C-407E-A947-70E740481C1C}">
-                          <a14:useLocalDpi xmlns:a14="http://schemas.microsoft.com/office/drawing/2010/main" val="0"/>
-                        </a:ext>
-                      </a:extLst>
-                    </a:blip>
-                    <a:stretch>
-                      <a:fillRect/>
-                    </a:stretch>
-                  </pic:blipFill>
-                  <pic:spPr>
-                    <a:xfrm>
-                      <a:off x="0" y="0"/>
-                      <a:ext cx="5865495" cy="5865495"/>
-                    </a:xfrm>
-                    <a:prstGeom prst="rect">
-                      <a:avLst/>
-                    </a:prstGeom>
-                  </pic:spPr>
-                </pic:pic>
-              </a:graphicData>
-            </a:graphic>
-          </wp:inline>
-        </w:drawing>
-      </w:r>
-    </w:p>
-    <w:p>
-      <w:pPr>
-        <w:pStyle w:val="Heading2"/>
-        <w:spacing w:line="480" w:lineRule="auto"/>
-      </w:pPr>
-      <w:r>
-        <w:t xml:space="preserve"> Mismatches</w:t>
+      <w:r>
+        <w:rPr>
+          <w:rFonts w:ascii="Arial" w:hAnsi="Arial" w:cs="Arial"/>
+          <w:sz w:val="24"/>
+          <w:szCs w:val="24"/>
+        </w:rPr>
+        <w:t xml:space="preserve">. </w:t>
       </w:r>
     </w:p>
     <w:tbl>
       <w:tblPr>
         <w:tblStyle w:val="GridTable2"/>
-        <w:tblpPr w:leftFromText="180" w:rightFromText="180" w:vertAnchor="text" w:tblpY="1"/>
+        <w:tblpPr w:leftFromText="180" w:rightFromText="180" w:vertAnchor="text" w:horzAnchor="margin" w:tblpXSpec="right" w:tblpY="26"/>
         <w:tblOverlap w:val="never"/>
         <w:tblW w:w="0" w:type="auto"/>
         <w:tblBorders>
@@ -3879,25 +3945,20 @@
         <w:tblLook w:val="0420" w:firstRow="1" w:lastRow="0" w:firstColumn="0" w:lastColumn="0" w:noHBand="0" w:noVBand="1"/>
       </w:tblPr>
       <w:tblGrid>
-        <w:gridCol w:w="1349"/>
         <w:gridCol w:w="625"/>
-        <w:gridCol w:w="625"/>
-        <w:gridCol w:w="567"/>
-        <w:gridCol w:w="684"/>
-        <w:gridCol w:w="567"/>
-        <w:gridCol w:w="567"/>
-        <w:gridCol w:w="567"/>
-        <w:gridCol w:w="684"/>
+        <w:gridCol w:w="1068"/>
+        <w:gridCol w:w="1430"/>
       </w:tblGrid>
       <w:tr>
         <w:trPr>
           <w:cnfStyle w:val="100000000000" w:firstRow="1" w:lastRow="0" w:firstColumn="0" w:lastColumn="0" w:oddVBand="0" w:evenVBand="0" w:oddHBand="0" w:evenHBand="0" w:firstRowFirstColumn="0" w:firstRowLastColumn="0" w:lastRowFirstColumn="0" w:lastRowLastColumn="0"/>
+          <w:trHeight w:val="276"/>
         </w:trPr>
         <w:tc>
           <w:tcPr>
             <w:tcW w:w="0" w:type="auto"/>
             <w:tcBorders>
-              <w:top w:val="single" w:sz="4" w:space="0" w:color="auto"/>
+              <w:left w:val="nil"/>
               <w:bottom w:val="single" w:sz="4" w:space="0" w:color="auto"/>
               <w:right w:val="single" w:sz="4" w:space="0" w:color="auto"/>
             </w:tcBorders>
@@ -3933,7 +3994,7 @@
               <w:rPr>
                 <w:rFonts w:ascii="Arial" w:hAnsi="Arial" w:cs="Arial"/>
               </w:rPr>
-              <w:t>PB2</w:t>
+              <w:t>Matched</w:t>
             </w:r>
           </w:p>
         </w:tc>
@@ -3959,158 +4020,19 @@
               <w:rPr>
                 <w:rFonts w:ascii="Arial" w:hAnsi="Arial" w:cs="Arial"/>
               </w:rPr>
-              <w:t>PB1</w:t>
+              <w:t>M</w:t>
             </w:r>
-          </w:p>
-        </w:tc>
-        <w:tc>
-          <w:tcPr>
-            <w:tcW w:w="0" w:type="auto"/>
-            <w:tcBorders>
-              <w:top w:val="single" w:sz="4" w:space="0" w:color="auto"/>
-              <w:left w:val="single" w:sz="4" w:space="0" w:color="auto"/>
-              <w:bottom w:val="single" w:sz="4" w:space="0" w:color="auto"/>
-              <w:right w:val="single" w:sz="4" w:space="0" w:color="auto"/>
-            </w:tcBorders>
-          </w:tcPr>
-          <w:p>
-            <w:pPr>
-              <w:pStyle w:val="PlainText"/>
-              <w:spacing w:line="480" w:lineRule="auto"/>
-              <w:rPr>
-                <w:rFonts w:ascii="Arial" w:hAnsi="Arial" w:cs="Arial"/>
-              </w:rPr>
-            </w:pPr>
             <w:r>
               <w:rPr>
                 <w:rFonts w:ascii="Arial" w:hAnsi="Arial" w:cs="Arial"/>
               </w:rPr>
-              <w:t>PA</w:t>
+              <w:t>ism</w:t>
             </w:r>
-          </w:p>
-        </w:tc>
-        <w:tc>
-          <w:tcPr>
-            <w:tcW w:w="0" w:type="auto"/>
-            <w:tcBorders>
-              <w:top w:val="single" w:sz="4" w:space="0" w:color="auto"/>
-              <w:left w:val="single" w:sz="4" w:space="0" w:color="auto"/>
-              <w:bottom w:val="single" w:sz="4" w:space="0" w:color="auto"/>
-            </w:tcBorders>
-          </w:tcPr>
-          <w:p>
-            <w:pPr>
-              <w:pStyle w:val="PlainText"/>
-              <w:spacing w:line="480" w:lineRule="auto"/>
-              <w:rPr>
-                <w:rFonts w:ascii="Arial" w:hAnsi="Arial" w:cs="Arial"/>
-              </w:rPr>
-            </w:pPr>
             <w:r>
               <w:rPr>
                 <w:rFonts w:ascii="Arial" w:hAnsi="Arial" w:cs="Arial"/>
               </w:rPr>
-              <w:t>HA</w:t>
-            </w:r>
-          </w:p>
-        </w:tc>
-        <w:tc>
-          <w:tcPr>
-            <w:tcW w:w="0" w:type="auto"/>
-            <w:tcBorders>
-              <w:top w:val="single" w:sz="4" w:space="0" w:color="auto"/>
-              <w:left w:val="single" w:sz="4" w:space="0" w:color="auto"/>
-              <w:bottom w:val="single" w:sz="4" w:space="0" w:color="auto"/>
-            </w:tcBorders>
-          </w:tcPr>
-          <w:p>
-            <w:pPr>
-              <w:pStyle w:val="PlainText"/>
-              <w:spacing w:line="480" w:lineRule="auto"/>
-              <w:rPr>
-                <w:rFonts w:ascii="Arial" w:hAnsi="Arial" w:cs="Arial"/>
-              </w:rPr>
-            </w:pPr>
-            <w:r>
-              <w:rPr>
-                <w:rFonts w:ascii="Arial" w:hAnsi="Arial" w:cs="Arial"/>
-              </w:rPr>
-              <w:t>NP</w:t>
-            </w:r>
-          </w:p>
-        </w:tc>
-        <w:tc>
-          <w:tcPr>
-            <w:tcW w:w="0" w:type="auto"/>
-            <w:tcBorders>
-              <w:top w:val="single" w:sz="4" w:space="0" w:color="auto"/>
-              <w:left w:val="single" w:sz="4" w:space="0" w:color="auto"/>
-              <w:bottom w:val="single" w:sz="4" w:space="0" w:color="auto"/>
-            </w:tcBorders>
-          </w:tcPr>
-          <w:p>
-            <w:pPr>
-              <w:pStyle w:val="PlainText"/>
-              <w:spacing w:line="480" w:lineRule="auto"/>
-              <w:rPr>
-                <w:rFonts w:ascii="Arial" w:hAnsi="Arial" w:cs="Arial"/>
-              </w:rPr>
-            </w:pPr>
-            <w:r>
-              <w:rPr>
-                <w:rFonts w:ascii="Arial" w:hAnsi="Arial" w:cs="Arial"/>
-              </w:rPr>
-              <w:t>NA</w:t>
-            </w:r>
-          </w:p>
-        </w:tc>
-        <w:tc>
-          <w:tcPr>
-            <w:tcW w:w="0" w:type="auto"/>
-            <w:tcBorders>
-              <w:top w:val="single" w:sz="4" w:space="0" w:color="auto"/>
-              <w:left w:val="single" w:sz="4" w:space="0" w:color="auto"/>
-              <w:bottom w:val="single" w:sz="4" w:space="0" w:color="auto"/>
-            </w:tcBorders>
-          </w:tcPr>
-          <w:p>
-            <w:pPr>
-              <w:pStyle w:val="PlainText"/>
-              <w:spacing w:line="480" w:lineRule="auto"/>
-              <w:rPr>
-                <w:rFonts w:ascii="Arial" w:hAnsi="Arial" w:cs="Arial"/>
-              </w:rPr>
-            </w:pPr>
-            <w:r>
-              <w:rPr>
-                <w:rFonts w:ascii="Arial" w:hAnsi="Arial" w:cs="Arial"/>
-              </w:rPr>
-              <w:t>M1</w:t>
-            </w:r>
-          </w:p>
-        </w:tc>
-        <w:tc>
-          <w:tcPr>
-            <w:tcW w:w="0" w:type="auto"/>
-            <w:tcBorders>
-              <w:top w:val="single" w:sz="4" w:space="0" w:color="auto"/>
-              <w:left w:val="single" w:sz="4" w:space="0" w:color="auto"/>
-              <w:bottom w:val="single" w:sz="4" w:space="0" w:color="auto"/>
-            </w:tcBorders>
-          </w:tcPr>
-          <w:p>
-            <w:pPr>
-              <w:pStyle w:val="PlainText"/>
-              <w:spacing w:line="480" w:lineRule="auto"/>
-              <w:rPr>
-                <w:rFonts w:ascii="Arial" w:hAnsi="Arial" w:cs="Arial"/>
-              </w:rPr>
-            </w:pPr>
-            <w:r>
-              <w:rPr>
-                <w:rFonts w:ascii="Arial" w:hAnsi="Arial" w:cs="Arial"/>
-              </w:rPr>
-              <w:t>NS1</w:t>
+              <w:t>atched</w:t>
             </w:r>
           </w:p>
         </w:tc>
@@ -4135,7 +4057,7 @@
               <w:rPr>
                 <w:rFonts w:ascii="Arial" w:hAnsi="Arial" w:cs="Arial"/>
               </w:rPr>
-              <w:t>Matched</w:t>
+              <w:t>PB2</w:t>
             </w:r>
           </w:p>
         </w:tc>
@@ -4175,7 +4097,94 @@
               <w:rPr>
                 <w:rFonts w:ascii="Arial" w:hAnsi="Arial" w:cs="Arial"/>
               </w:rPr>
+              <w:t>145</w:t>
+            </w:r>
+          </w:p>
+        </w:tc>
+      </w:tr>
+      <w:tr>
+        <w:tc>
+          <w:tcPr>
+            <w:tcW w:w="0" w:type="auto"/>
+          </w:tcPr>
+          <w:p>
+            <w:pPr>
+              <w:pStyle w:val="PlainText"/>
+              <w:spacing w:line="480" w:lineRule="auto"/>
+              <w:rPr>
+                <w:rFonts w:ascii="Arial" w:hAnsi="Arial" w:cs="Arial"/>
+              </w:rPr>
+            </w:pPr>
+            <w:r>
+              <w:rPr>
+                <w:rFonts w:ascii="Arial" w:hAnsi="Arial" w:cs="Arial"/>
+              </w:rPr>
+              <w:t>PB1</w:t>
+            </w:r>
+          </w:p>
+        </w:tc>
+        <w:tc>
+          <w:tcPr>
+            <w:tcW w:w="0" w:type="auto"/>
+          </w:tcPr>
+          <w:p>
+            <w:pPr>
+              <w:pStyle w:val="PlainText"/>
+              <w:spacing w:line="480" w:lineRule="auto"/>
+              <w:rPr>
+                <w:rFonts w:ascii="Arial" w:hAnsi="Arial" w:cs="Arial"/>
+              </w:rPr>
+            </w:pPr>
+            <w:r>
+              <w:rPr>
+                <w:rFonts w:ascii="Arial" w:hAnsi="Arial" w:cs="Arial"/>
+              </w:rPr>
               <w:t>375</w:t>
+            </w:r>
+          </w:p>
+        </w:tc>
+        <w:tc>
+          <w:tcPr>
+            <w:tcW w:w="0" w:type="auto"/>
+          </w:tcPr>
+          <w:p>
+            <w:pPr>
+              <w:pStyle w:val="PlainText"/>
+              <w:spacing w:line="480" w:lineRule="auto"/>
+              <w:rPr>
+                <w:rFonts w:ascii="Arial" w:hAnsi="Arial" w:cs="Arial"/>
+              </w:rPr>
+            </w:pPr>
+            <w:r>
+              <w:rPr>
+                <w:rFonts w:ascii="Arial" w:hAnsi="Arial" w:cs="Arial"/>
+              </w:rPr>
+              <w:t>179</w:t>
+            </w:r>
+          </w:p>
+        </w:tc>
+      </w:tr>
+      <w:tr>
+        <w:trPr>
+          <w:cnfStyle w:val="000000100000" w:firstRow="0" w:lastRow="0" w:firstColumn="0" w:lastColumn="0" w:oddVBand="0" w:evenVBand="0" w:oddHBand="1" w:evenHBand="0" w:firstRowFirstColumn="0" w:firstRowLastColumn="0" w:lastRowFirstColumn="0" w:lastRowLastColumn="0"/>
+        </w:trPr>
+        <w:tc>
+          <w:tcPr>
+            <w:tcW w:w="0" w:type="auto"/>
+          </w:tcPr>
+          <w:p>
+            <w:pPr>
+              <w:pStyle w:val="PlainText"/>
+              <w:spacing w:line="480" w:lineRule="auto"/>
+              <w:rPr>
+                <w:rFonts w:ascii="Arial" w:hAnsi="Arial" w:cs="Arial"/>
+              </w:rPr>
+            </w:pPr>
+            <w:r>
+              <w:rPr>
+                <w:rFonts w:ascii="Arial" w:hAnsi="Arial" w:cs="Arial"/>
+              </w:rPr>
+              <w:t>PA</w:t>
             </w:r>
           </w:p>
         </w:tc>
@@ -4215,7 +4224,94 @@
               <w:rPr>
                 <w:rFonts w:ascii="Arial" w:hAnsi="Arial" w:cs="Arial"/>
               </w:rPr>
+              <w:t>118</w:t>
+            </w:r>
+          </w:p>
+        </w:tc>
+      </w:tr>
+      <w:tr>
+        <w:tc>
+          <w:tcPr>
+            <w:tcW w:w="0" w:type="auto"/>
+          </w:tcPr>
+          <w:p>
+            <w:pPr>
+              <w:pStyle w:val="PlainText"/>
+              <w:spacing w:line="480" w:lineRule="auto"/>
+              <w:rPr>
+                <w:rFonts w:ascii="Arial" w:hAnsi="Arial" w:cs="Arial"/>
+              </w:rPr>
+            </w:pPr>
+            <w:r>
+              <w:rPr>
+                <w:rFonts w:ascii="Arial" w:hAnsi="Arial" w:cs="Arial"/>
+              </w:rPr>
+              <w:t>HA</w:t>
+            </w:r>
+          </w:p>
+        </w:tc>
+        <w:tc>
+          <w:tcPr>
+            <w:tcW w:w="0" w:type="auto"/>
+          </w:tcPr>
+          <w:p>
+            <w:pPr>
+              <w:pStyle w:val="PlainText"/>
+              <w:spacing w:line="480" w:lineRule="auto"/>
+              <w:rPr>
+                <w:rFonts w:ascii="Arial" w:hAnsi="Arial" w:cs="Arial"/>
+              </w:rPr>
+            </w:pPr>
+            <w:r>
+              <w:rPr>
+                <w:rFonts w:ascii="Arial" w:hAnsi="Arial" w:cs="Arial"/>
+              </w:rPr>
               <w:t>1760</w:t>
+            </w:r>
+          </w:p>
+        </w:tc>
+        <w:tc>
+          <w:tcPr>
+            <w:tcW w:w="0" w:type="auto"/>
+          </w:tcPr>
+          <w:p>
+            <w:pPr>
+              <w:pStyle w:val="PlainText"/>
+              <w:spacing w:line="480" w:lineRule="auto"/>
+              <w:rPr>
+                <w:rFonts w:ascii="Arial" w:hAnsi="Arial" w:cs="Arial"/>
+              </w:rPr>
+            </w:pPr>
+            <w:r>
+              <w:rPr>
+                <w:rFonts w:ascii="Arial" w:hAnsi="Arial" w:cs="Arial"/>
+              </w:rPr>
+              <w:t>240</w:t>
+            </w:r>
+          </w:p>
+        </w:tc>
+      </w:tr>
+      <w:tr>
+        <w:trPr>
+          <w:cnfStyle w:val="000000100000" w:firstRow="0" w:lastRow="0" w:firstColumn="0" w:lastColumn="0" w:oddVBand="0" w:evenVBand="0" w:oddHBand="1" w:evenHBand="0" w:firstRowFirstColumn="0" w:firstRowLastColumn="0" w:lastRowFirstColumn="0" w:lastRowLastColumn="0"/>
+        </w:trPr>
+        <w:tc>
+          <w:tcPr>
+            <w:tcW w:w="0" w:type="auto"/>
+          </w:tcPr>
+          <w:p>
+            <w:pPr>
+              <w:pStyle w:val="PlainText"/>
+              <w:spacing w:line="480" w:lineRule="auto"/>
+              <w:rPr>
+                <w:rFonts w:ascii="Arial" w:hAnsi="Arial" w:cs="Arial"/>
+              </w:rPr>
+            </w:pPr>
+            <w:r>
+              <w:rPr>
+                <w:rFonts w:ascii="Arial" w:hAnsi="Arial" w:cs="Arial"/>
+              </w:rPr>
+              <w:t>NP</w:t>
             </w:r>
           </w:p>
         </w:tc>
@@ -4255,7 +4351,94 @@
               <w:rPr>
                 <w:rFonts w:ascii="Arial" w:hAnsi="Arial" w:cs="Arial"/>
               </w:rPr>
+              <w:t>173</w:t>
+            </w:r>
+          </w:p>
+        </w:tc>
+      </w:tr>
+      <w:tr>
+        <w:tc>
+          <w:tcPr>
+            <w:tcW w:w="0" w:type="auto"/>
+          </w:tcPr>
+          <w:p>
+            <w:pPr>
+              <w:pStyle w:val="PlainText"/>
+              <w:spacing w:line="480" w:lineRule="auto"/>
+              <w:rPr>
+                <w:rFonts w:ascii="Arial" w:hAnsi="Arial" w:cs="Arial"/>
+              </w:rPr>
+            </w:pPr>
+            <w:r>
+              <w:rPr>
+                <w:rFonts w:ascii="Arial" w:hAnsi="Arial" w:cs="Arial"/>
+              </w:rPr>
+              <w:t>NA</w:t>
+            </w:r>
+          </w:p>
+        </w:tc>
+        <w:tc>
+          <w:tcPr>
+            <w:tcW w:w="0" w:type="auto"/>
+          </w:tcPr>
+          <w:p>
+            <w:pPr>
+              <w:pStyle w:val="PlainText"/>
+              <w:spacing w:line="480" w:lineRule="auto"/>
+              <w:rPr>
+                <w:rFonts w:ascii="Arial" w:hAnsi="Arial" w:cs="Arial"/>
+              </w:rPr>
+            </w:pPr>
+            <w:r>
+              <w:rPr>
+                <w:rFonts w:ascii="Arial" w:hAnsi="Arial" w:cs="Arial"/>
+              </w:rPr>
               <w:t>316</w:t>
+            </w:r>
+          </w:p>
+        </w:tc>
+        <w:tc>
+          <w:tcPr>
+            <w:tcW w:w="0" w:type="auto"/>
+          </w:tcPr>
+          <w:p>
+            <w:pPr>
+              <w:pStyle w:val="PlainText"/>
+              <w:spacing w:line="480" w:lineRule="auto"/>
+              <w:rPr>
+                <w:rFonts w:ascii="Arial" w:hAnsi="Arial" w:cs="Arial"/>
+              </w:rPr>
+            </w:pPr>
+            <w:r>
+              <w:rPr>
+                <w:rFonts w:ascii="Arial" w:hAnsi="Arial" w:cs="Arial"/>
+              </w:rPr>
+              <w:t>76</w:t>
+            </w:r>
+          </w:p>
+        </w:tc>
+      </w:tr>
+      <w:tr>
+        <w:trPr>
+          <w:cnfStyle w:val="000000100000" w:firstRow="0" w:lastRow="0" w:firstColumn="0" w:lastColumn="0" w:oddVBand="0" w:evenVBand="0" w:oddHBand="1" w:evenHBand="0" w:firstRowFirstColumn="0" w:firstRowLastColumn="0" w:lastRowFirstColumn="0" w:lastRowLastColumn="0"/>
+        </w:trPr>
+        <w:tc>
+          <w:tcPr>
+            <w:tcW w:w="0" w:type="auto"/>
+          </w:tcPr>
+          <w:p>
+            <w:pPr>
+              <w:pStyle w:val="PlainText"/>
+              <w:spacing w:line="480" w:lineRule="auto"/>
+              <w:rPr>
+                <w:rFonts w:ascii="Arial" w:hAnsi="Arial" w:cs="Arial"/>
+              </w:rPr>
+            </w:pPr>
+            <w:r>
+              <w:rPr>
+                <w:rFonts w:ascii="Arial" w:hAnsi="Arial" w:cs="Arial"/>
+              </w:rPr>
+              <w:t>M1</w:t>
             </w:r>
           </w:p>
         </w:tc>
@@ -4295,7 +4478,7 @@
               <w:rPr>
                 <w:rFonts w:ascii="Arial" w:hAnsi="Arial" w:cs="Arial"/>
               </w:rPr>
-              <w:t>1008</w:t>
+              <w:t>76</w:t>
             </w:r>
           </w:p>
         </w:tc>
@@ -4317,7 +4500,7 @@
               <w:rPr>
                 <w:rFonts w:ascii="Arial" w:hAnsi="Arial" w:cs="Arial"/>
               </w:rPr>
-              <w:t>Mismatched</w:t>
+              <w:t>NS1</w:t>
             </w:r>
           </w:p>
         </w:tc>
@@ -4337,127 +4520,7 @@
               <w:rPr>
                 <w:rFonts w:ascii="Arial" w:hAnsi="Arial" w:cs="Arial"/>
               </w:rPr>
-              <w:t>145</w:t>
-            </w:r>
-          </w:p>
-        </w:tc>
-        <w:tc>
-          <w:tcPr>
-            <w:tcW w:w="0" w:type="auto"/>
-          </w:tcPr>
-          <w:p>
-            <w:pPr>
-              <w:pStyle w:val="PlainText"/>
-              <w:spacing w:line="480" w:lineRule="auto"/>
-              <w:rPr>
-                <w:rFonts w:ascii="Arial" w:hAnsi="Arial" w:cs="Arial"/>
-              </w:rPr>
-            </w:pPr>
-            <w:r>
-              <w:rPr>
-                <w:rFonts w:ascii="Arial" w:hAnsi="Arial" w:cs="Arial"/>
-              </w:rPr>
-              <w:t>179</w:t>
-            </w:r>
-          </w:p>
-        </w:tc>
-        <w:tc>
-          <w:tcPr>
-            <w:tcW w:w="0" w:type="auto"/>
-          </w:tcPr>
-          <w:p>
-            <w:pPr>
-              <w:pStyle w:val="PlainText"/>
-              <w:spacing w:line="480" w:lineRule="auto"/>
-              <w:rPr>
-                <w:rFonts w:ascii="Arial" w:hAnsi="Arial" w:cs="Arial"/>
-              </w:rPr>
-            </w:pPr>
-            <w:r>
-              <w:rPr>
-                <w:rFonts w:ascii="Arial" w:hAnsi="Arial" w:cs="Arial"/>
-              </w:rPr>
-              <w:t>118</w:t>
-            </w:r>
-          </w:p>
-        </w:tc>
-        <w:tc>
-          <w:tcPr>
-            <w:tcW w:w="0" w:type="auto"/>
-          </w:tcPr>
-          <w:p>
-            <w:pPr>
-              <w:pStyle w:val="PlainText"/>
-              <w:spacing w:line="480" w:lineRule="auto"/>
-              <w:rPr>
-                <w:rFonts w:ascii="Arial" w:hAnsi="Arial" w:cs="Arial"/>
-              </w:rPr>
-            </w:pPr>
-            <w:r>
-              <w:rPr>
-                <w:rFonts w:ascii="Arial" w:hAnsi="Arial" w:cs="Arial"/>
-              </w:rPr>
-              <w:t>240</w:t>
-            </w:r>
-          </w:p>
-        </w:tc>
-        <w:tc>
-          <w:tcPr>
-            <w:tcW w:w="0" w:type="auto"/>
-          </w:tcPr>
-          <w:p>
-            <w:pPr>
-              <w:pStyle w:val="PlainText"/>
-              <w:spacing w:line="480" w:lineRule="auto"/>
-              <w:rPr>
-                <w:rFonts w:ascii="Arial" w:hAnsi="Arial" w:cs="Arial"/>
-              </w:rPr>
-            </w:pPr>
-            <w:r>
-              <w:rPr>
-                <w:rFonts w:ascii="Arial" w:hAnsi="Arial" w:cs="Arial"/>
-              </w:rPr>
-              <w:t>173</w:t>
-            </w:r>
-          </w:p>
-        </w:tc>
-        <w:tc>
-          <w:tcPr>
-            <w:tcW w:w="0" w:type="auto"/>
-          </w:tcPr>
-          <w:p>
-            <w:pPr>
-              <w:pStyle w:val="PlainText"/>
-              <w:spacing w:line="480" w:lineRule="auto"/>
-              <w:rPr>
-                <w:rFonts w:ascii="Arial" w:hAnsi="Arial" w:cs="Arial"/>
-              </w:rPr>
-            </w:pPr>
-            <w:r>
-              <w:rPr>
-                <w:rFonts w:ascii="Arial" w:hAnsi="Arial" w:cs="Arial"/>
-              </w:rPr>
-              <w:t>76</w:t>
-            </w:r>
-          </w:p>
-        </w:tc>
-        <w:tc>
-          <w:tcPr>
-            <w:tcW w:w="0" w:type="auto"/>
-          </w:tcPr>
-          <w:p>
-            <w:pPr>
-              <w:pStyle w:val="PlainText"/>
-              <w:spacing w:line="480" w:lineRule="auto"/>
-              <w:rPr>
-                <w:rFonts w:ascii="Arial" w:hAnsi="Arial" w:cs="Arial"/>
-              </w:rPr>
-            </w:pPr>
-            <w:r>
-              <w:rPr>
-                <w:rFonts w:ascii="Arial" w:hAnsi="Arial" w:cs="Arial"/>
-              </w:rPr>
-              <w:t>76</w:t>
+              <w:t>1008</w:t>
             </w:r>
           </w:p>
         </w:tc>
@@ -4485,6 +4548,15 @@
     </w:tbl>
     <w:p>
       <w:pPr>
+        <w:pStyle w:val="Heading2"/>
+        <w:spacing w:line="480" w:lineRule="auto"/>
+      </w:pPr>
+      <w:r>
+        <w:t>Protein Features</w:t>
+      </w:r>
+    </w:p>
+    <w:p>
+      <w:pPr>
         <w:pStyle w:val="PlainText"/>
         <w:spacing w:line="480" w:lineRule="auto"/>
         <w:rPr>
@@ -4493,6 +4565,57 @@
           <w:szCs w:val="24"/>
         </w:rPr>
       </w:pPr>
+      <w:r>
+        <w:rPr>
+          <w:rFonts w:ascii="Arial" w:hAnsi="Arial" w:cs="Arial"/>
+          <w:sz w:val="24"/>
+          <w:szCs w:val="24"/>
+        </w:rPr>
+        <w:t xml:space="preserve">By running ML models and iteratively removing each protein feature, the model performance statistics can be used to infer which features cause performance to drop the greatest. Hence, taking out the features and re-running the model allows us </w:t>
+      </w:r>
+      <w:proofErr w:type="gramStart"/>
+      <w:r>
+        <w:rPr>
+          <w:rFonts w:ascii="Arial" w:hAnsi="Arial" w:cs="Arial"/>
+          <w:sz w:val="24"/>
+          <w:szCs w:val="24"/>
+        </w:rPr>
+        <w:t>assess</w:t>
+      </w:r>
+      <w:proofErr w:type="gramEnd"/>
+      <w:r>
+        <w:rPr>
+          <w:rFonts w:ascii="Arial" w:hAnsi="Arial" w:cs="Arial"/>
+          <w:sz w:val="24"/>
+          <w:szCs w:val="24"/>
+        </w:rPr>
+        <w:t xml:space="preserve"> the impact </w:t>
+      </w:r>
+      <w:r>
+        <w:rPr>
+          <w:rFonts w:ascii="Arial" w:hAnsi="Arial" w:cs="Arial"/>
+          <w:sz w:val="24"/>
+          <w:szCs w:val="24"/>
+        </w:rPr>
+        <w:t xml:space="preserve">that </w:t>
+      </w:r>
+      <w:r>
+        <w:rPr>
+          <w:rFonts w:ascii="Arial" w:hAnsi="Arial" w:cs="Arial"/>
+          <w:sz w:val="24"/>
+          <w:szCs w:val="24"/>
+        </w:rPr>
+        <w:t>that feature had on model performance. The drop in AUC is used to assess the importance of each feature within each ML model.</w:t>
+      </w:r>
+    </w:p>
+    <w:p>
+      <w:pPr>
+        <w:pStyle w:val="Heading2"/>
+        <w:spacing w:line="480" w:lineRule="auto"/>
+      </w:pPr>
+      <w:r>
+        <w:t>Phylogenetics</w:t>
+      </w:r>
     </w:p>
     <w:p>
       <w:pPr>
@@ -4510,16 +4633,7 @@
           <w:sz w:val="24"/>
           <w:szCs w:val="24"/>
         </w:rPr>
-        <w:t>When did the model predict things incorrectly? There was little to no pattern to the misclassifications.</w:t>
-      </w:r>
-    </w:p>
-    <w:p>
-      <w:pPr>
-        <w:pStyle w:val="Heading2"/>
-        <w:spacing w:line="480" w:lineRule="auto"/>
-      </w:pPr>
-      <w:r>
-        <w:t>Protein Features</w:t>
+        <w:t xml:space="preserve">Alignments of each of the eight proteins were used to estimate trees using IQTree2. </w:t>
       </w:r>
     </w:p>
     <w:p>
@@ -4538,108 +4652,35 @@
           <w:sz w:val="24"/>
           <w:szCs w:val="24"/>
         </w:rPr>
-        <w:t xml:space="preserve">By running ML models and iteratively removing each protein feature, the model performance statistics can be used to infer which features cause performance to drop the greatest. Hence, taking out the features and re-running the model allows us </w:t>
-      </w:r>
-      <w:proofErr w:type="gramStart"/>
-      <w:r>
-        <w:rPr>
-          <w:rFonts w:ascii="Arial" w:hAnsi="Arial" w:cs="Arial"/>
-          <w:sz w:val="24"/>
-          <w:szCs w:val="24"/>
-        </w:rPr>
-        <w:t>assess</w:t>
-      </w:r>
-      <w:proofErr w:type="gramEnd"/>
-      <w:r>
-        <w:rPr>
-          <w:rFonts w:ascii="Arial" w:hAnsi="Arial" w:cs="Arial"/>
-          <w:sz w:val="24"/>
-          <w:szCs w:val="24"/>
-        </w:rPr>
-        <w:t xml:space="preserve"> the impact that feature had on model </w:t>
-      </w:r>
-      <w:r>
-        <w:rPr>
-          <w:rFonts w:ascii="Arial" w:hAnsi="Arial" w:cs="Arial"/>
-          <w:sz w:val="24"/>
-          <w:szCs w:val="24"/>
-        </w:rPr>
+        <w:t>Could also stick some quick diversity measures in for each alignment, to show what we're working with?</w:t>
+      </w:r>
+    </w:p>
+    <w:p>
+      <w:pPr>
+        <w:pStyle w:val="PlainText"/>
+        <w:spacing w:line="480" w:lineRule="auto"/>
+        <w:rPr>
+          <w:rFonts w:ascii="Arial" w:hAnsi="Arial" w:cs="Arial"/>
+          <w:sz w:val="24"/>
+          <w:szCs w:val="24"/>
+        </w:rPr>
+      </w:pPr>
+      <w:r>
+        <w:rPr>
+          <w:rFonts w:ascii="Arial" w:hAnsi="Arial" w:cs="Arial"/>
+          <w:sz w:val="24"/>
+          <w:szCs w:val="24"/>
+        </w:rPr>
+        <w:t>How correlated are protein features, length and diversity?</w:t>
+      </w:r>
+    </w:p>
+    <w:p>
+      <w:pPr>
+        <w:pStyle w:val="Heading3"/>
+        <w:spacing w:line="480" w:lineRule="auto"/>
+      </w:pPr>
+      <w:r>
         <w:lastRenderedPageBreak/>
-        <w:t>performance. The drop in AUC is used to assess the importance of each feature within each ML model.</w:t>
-      </w:r>
-    </w:p>
-    <w:p>
-      <w:pPr>
-        <w:pStyle w:val="Heading2"/>
-        <w:spacing w:line="480" w:lineRule="auto"/>
-      </w:pPr>
-      <w:r>
-        <w:t>Phylogenetics</w:t>
-      </w:r>
-    </w:p>
-    <w:p>
-      <w:pPr>
-        <w:pStyle w:val="PlainText"/>
-        <w:spacing w:line="480" w:lineRule="auto"/>
-        <w:rPr>
-          <w:rFonts w:ascii="Arial" w:hAnsi="Arial" w:cs="Arial"/>
-          <w:sz w:val="24"/>
-          <w:szCs w:val="24"/>
-        </w:rPr>
-      </w:pPr>
-      <w:r>
-        <w:rPr>
-          <w:rFonts w:ascii="Arial" w:hAnsi="Arial" w:cs="Arial"/>
-          <w:sz w:val="24"/>
-          <w:szCs w:val="24"/>
-        </w:rPr>
-        <w:t xml:space="preserve">Alignments of each of the eight proteins were used to estimate trees using IQTree2. </w:t>
-      </w:r>
-    </w:p>
-    <w:p>
-      <w:pPr>
-        <w:pStyle w:val="PlainText"/>
-        <w:spacing w:line="480" w:lineRule="auto"/>
-        <w:rPr>
-          <w:rFonts w:ascii="Arial" w:hAnsi="Arial" w:cs="Arial"/>
-          <w:sz w:val="24"/>
-          <w:szCs w:val="24"/>
-        </w:rPr>
-      </w:pPr>
-      <w:r>
-        <w:rPr>
-          <w:rFonts w:ascii="Arial" w:hAnsi="Arial" w:cs="Arial"/>
-          <w:sz w:val="24"/>
-          <w:szCs w:val="24"/>
-        </w:rPr>
-        <w:t>Could also stick some quick diversity measures in for each alignment, to show what we're working with?</w:t>
-      </w:r>
-    </w:p>
-    <w:p>
-      <w:pPr>
-        <w:pStyle w:val="PlainText"/>
-        <w:spacing w:line="480" w:lineRule="auto"/>
-        <w:rPr>
-          <w:rFonts w:ascii="Arial" w:hAnsi="Arial" w:cs="Arial"/>
-          <w:sz w:val="24"/>
-          <w:szCs w:val="24"/>
-        </w:rPr>
-      </w:pPr>
-      <w:r>
-        <w:rPr>
-          <w:rFonts w:ascii="Arial" w:hAnsi="Arial" w:cs="Arial"/>
-          <w:sz w:val="24"/>
-          <w:szCs w:val="24"/>
-        </w:rPr>
-        <w:t>How correlated are protein features, length and diversity?</w:t>
-      </w:r>
-    </w:p>
-    <w:p>
-      <w:pPr>
-        <w:pStyle w:val="Heading3"/>
-        <w:spacing w:line="480" w:lineRule="auto"/>
-      </w:pPr>
-      <w:r>
         <w:t>Protein Trees</w:t>
       </w:r>
     </w:p>
@@ -4709,32 +4750,18 @@
     </w:p>
     <w:p>
       <w:pPr>
+        <w:pStyle w:val="Heading3"/>
+        <w:spacing w:line="480" w:lineRule="auto"/>
+      </w:pPr>
+      <w:r>
+        <w:t xml:space="preserve"> Trait Analyses</w:t>
+      </w:r>
+    </w:p>
+    <w:p>
+      <w:pPr>
         <w:pStyle w:val="PlainText"/>
-        <w:spacing w:line="480" w:lineRule="auto"/>
-        <w:rPr>
-          <w:rFonts w:ascii="Arial" w:hAnsi="Arial" w:cs="Arial"/>
-          <w:sz w:val="24"/>
-          <w:szCs w:val="24"/>
-        </w:rPr>
-      </w:pPr>
-      <w:r>
-        <w:rPr>
-          <w:rFonts w:ascii="Arial" w:hAnsi="Arial" w:cs="Arial"/>
-          <w:sz w:val="24"/>
-          <w:szCs w:val="24"/>
-        </w:rPr>
-        <w:t>Examples of a tree/features plot</w:t>
-      </w:r>
-    </w:p>
-    <w:p>
-      <w:pPr>
-        <w:pStyle w:val="PlainText"/>
-        <w:spacing w:line="480" w:lineRule="auto"/>
-        <w:rPr>
-          <w:rFonts w:ascii="Arial" w:hAnsi="Arial" w:cs="Arial"/>
-          <w:sz w:val="24"/>
-          <w:szCs w:val="24"/>
-        </w:rPr>
+        <w:keepNext/>
+        <w:spacing w:line="480" w:lineRule="auto"/>
       </w:pPr>
       <w:r>
         <w:rPr>
@@ -4745,10 +4772,10 @@
           <w14:ligatures w14:val="standardContextual"/>
         </w:rPr>
         <w:drawing>
-          <wp:inline distT="0" distB="0" distL="0" distR="0" wp14:anchorId="094594BD" wp14:editId="09069597">
-            <wp:extent cx="3520039" cy="4099810"/>
-            <wp:effectExtent l="0" t="0" r="0" b="2540"/>
-            <wp:docPr id="1060879866" name="Picture 11" descr="A screenshot of a computer screen&#10;&#10;AI-generated content may be incorrect."/>
+          <wp:inline distT="0" distB="0" distL="0" distR="0" wp14:anchorId="052C1973" wp14:editId="7FF242B5">
+            <wp:extent cx="6645910" cy="3065780"/>
+            <wp:effectExtent l="0" t="0" r="0" b="0"/>
+            <wp:docPr id="1541978174" name="Picture 1"/>
             <wp:cNvGraphicFramePr>
               <a:graphicFrameLocks xmlns:a="http://schemas.openxmlformats.org/drawingml/2006/main" noChangeAspect="1"/>
             </wp:cNvGraphicFramePr>
@@ -4756,17 +4783,11 @@
               <a:graphicData uri="http://schemas.openxmlformats.org/drawingml/2006/picture">
                 <pic:pic xmlns:pic="http://schemas.openxmlformats.org/drawingml/2006/picture">
                   <pic:nvPicPr>
-                    <pic:cNvPr id="1060879866" name="Picture 11" descr="A screenshot of a computer screen&#10;&#10;AI-generated content may be incorrect."/>
+                    <pic:cNvPr id="1541978174" name="Picture 1541978174"/>
                     <pic:cNvPicPr/>
                   </pic:nvPicPr>
                   <pic:blipFill>
-                    <a:blip r:embed="rId22" cstate="print">
-                      <a:extLst>
-                        <a:ext uri="{28A0092B-C50C-407E-A947-70E740481C1C}">
-                          <a14:useLocalDpi xmlns:a14="http://schemas.microsoft.com/office/drawing/2010/main" val="0"/>
-                        </a:ext>
-                      </a:extLst>
-                    </a:blip>
+                    <a:blip r:embed="rId10"/>
                     <a:stretch>
                       <a:fillRect/>
                     </a:stretch>
@@ -4774,7 +4795,7 @@
                   <pic:spPr>
                     <a:xfrm>
                       <a:off x="0" y="0"/>
-                      <a:ext cx="3532965" cy="4114865"/>
+                      <a:ext cx="6645910" cy="3065780"/>
                     </a:xfrm>
                     <a:prstGeom prst="rect">
                       <a:avLst/>
@@ -4789,135 +4810,21 @@
     </w:p>
     <w:p>
       <w:pPr>
-        <w:pStyle w:val="Heading3"/>
-        <w:spacing w:line="480" w:lineRule="auto"/>
-      </w:pPr>
-      <w:r>
-        <w:lastRenderedPageBreak/>
-        <w:t xml:space="preserve"> Trait Analyses</w:t>
-      </w:r>
-    </w:p>
-    <w:p>
-      <w:pPr>
-        <w:pStyle w:val="PlainText"/>
-        <w:spacing w:line="480" w:lineRule="auto"/>
-        <w:rPr>
-          <w:rFonts w:ascii="Arial" w:hAnsi="Arial" w:cs="Arial"/>
-          <w:sz w:val="24"/>
-          <w:szCs w:val="24"/>
-        </w:rPr>
-      </w:pPr>
-      <w:r>
-        <w:rPr>
-          <w:rFonts w:ascii="Arial" w:hAnsi="Arial" w:cs="Arial"/>
-          <w:noProof/>
-          <w:sz w:val="24"/>
-          <w:szCs w:val="24"/>
-          <w14:ligatures w14:val="standardContextual"/>
-        </w:rPr>
-        <w:drawing>
-          <wp:inline distT="0" distB="0" distL="0" distR="0" wp14:anchorId="7D441017" wp14:editId="6F898029">
-            <wp:extent cx="2893102" cy="2893102"/>
-            <wp:effectExtent l="0" t="0" r="2540" b="2540"/>
-            <wp:docPr id="677110204" name="Picture 12" descr="A screenshot of a graph&#10;&#10;AI-generated content may be incorrect."/>
-            <wp:cNvGraphicFramePr>
-              <a:graphicFrameLocks xmlns:a="http://schemas.openxmlformats.org/drawingml/2006/main" noChangeAspect="1"/>
-            </wp:cNvGraphicFramePr>
-            <a:graphic xmlns:a="http://schemas.openxmlformats.org/drawingml/2006/main">
-              <a:graphicData uri="http://schemas.openxmlformats.org/drawingml/2006/picture">
-                <pic:pic xmlns:pic="http://schemas.openxmlformats.org/drawingml/2006/picture">
-                  <pic:nvPicPr>
-                    <pic:cNvPr id="677110204" name="Picture 12" descr="A screenshot of a graph&#10;&#10;AI-generated content may be incorrect."/>
-                    <pic:cNvPicPr/>
-                  </pic:nvPicPr>
-                  <pic:blipFill>
-                    <a:blip r:embed="rId23" cstate="print">
-                      <a:extLst>
-                        <a:ext uri="{28A0092B-C50C-407E-A947-70E740481C1C}">
-                          <a14:useLocalDpi xmlns:a14="http://schemas.microsoft.com/office/drawing/2010/main" val="0"/>
-                        </a:ext>
-                      </a:extLst>
-                    </a:blip>
-                    <a:stretch>
-                      <a:fillRect/>
-                    </a:stretch>
-                  </pic:blipFill>
-                  <pic:spPr>
-                    <a:xfrm>
-                      <a:off x="0" y="0"/>
-                      <a:ext cx="2922728" cy="2922728"/>
-                    </a:xfrm>
-                    <a:prstGeom prst="rect">
-                      <a:avLst/>
-                    </a:prstGeom>
-                  </pic:spPr>
-                </pic:pic>
-              </a:graphicData>
-            </a:graphic>
-          </wp:inline>
-        </w:drawing>
-      </w:r>
-      <w:r>
-        <w:rPr>
-          <w:rFonts w:ascii="Arial" w:hAnsi="Arial" w:cs="Arial"/>
-          <w:noProof/>
-          <w:sz w:val="24"/>
-          <w:szCs w:val="24"/>
-          <w14:ligatures w14:val="standardContextual"/>
-        </w:rPr>
-        <w:drawing>
-          <wp:inline distT="0" distB="0" distL="0" distR="0" wp14:anchorId="0EE1EB97" wp14:editId="18C598F4">
-            <wp:extent cx="2893102" cy="2893102"/>
-            <wp:effectExtent l="0" t="0" r="2540" b="2540"/>
-            <wp:docPr id="272118959" name="Picture 13" descr="A screenshot of a graph&#10;&#10;AI-generated content may be incorrect."/>
-            <wp:cNvGraphicFramePr>
-              <a:graphicFrameLocks xmlns:a="http://schemas.openxmlformats.org/drawingml/2006/main" noChangeAspect="1"/>
-            </wp:cNvGraphicFramePr>
-            <a:graphic xmlns:a="http://schemas.openxmlformats.org/drawingml/2006/main">
-              <a:graphicData uri="http://schemas.openxmlformats.org/drawingml/2006/picture">
-                <pic:pic xmlns:pic="http://schemas.openxmlformats.org/drawingml/2006/picture">
-                  <pic:nvPicPr>
-                    <pic:cNvPr id="272118959" name="Picture 13" descr="A screenshot of a graph&#10;&#10;AI-generated content may be incorrect."/>
-                    <pic:cNvPicPr/>
-                  </pic:nvPicPr>
-                  <pic:blipFill>
-                    <a:blip r:embed="rId24" cstate="print">
-                      <a:extLst>
-                        <a:ext uri="{28A0092B-C50C-407E-A947-70E740481C1C}">
-                          <a14:useLocalDpi xmlns:a14="http://schemas.microsoft.com/office/drawing/2010/main" val="0"/>
-                        </a:ext>
-                      </a:extLst>
-                    </a:blip>
-                    <a:stretch>
-                      <a:fillRect/>
-                    </a:stretch>
-                  </pic:blipFill>
-                  <pic:spPr>
-                    <a:xfrm>
-                      <a:off x="0" y="0"/>
-                      <a:ext cx="2927843" cy="2927843"/>
-                    </a:xfrm>
-                    <a:prstGeom prst="rect">
-                      <a:avLst/>
-                    </a:prstGeom>
-                  </pic:spPr>
-                </pic:pic>
-              </a:graphicData>
-            </a:graphic>
-          </wp:inline>
-        </w:drawing>
-      </w:r>
-    </w:p>
-    <w:p>
-      <w:pPr>
-        <w:pStyle w:val="PlainText"/>
-        <w:spacing w:line="480" w:lineRule="auto"/>
-        <w:rPr>
-          <w:rFonts w:ascii="Arial" w:hAnsi="Arial" w:cs="Arial"/>
-          <w:sz w:val="24"/>
-          <w:szCs w:val="24"/>
-        </w:rPr>
-      </w:pPr>
+        <w:pStyle w:val="Caption"/>
+        <w:rPr>
+          <w:rFonts w:cs="Arial"/>
+          <w:sz w:val="24"/>
+          <w:szCs w:val="24"/>
+        </w:rPr>
+      </w:pPr>
+      <w:r>
+        <w:t xml:space="preserve">Figure 5: </w:t>
+      </w:r>
+      <w:proofErr w:type="spellStart"/>
+      <w:r>
+        <w:t>asdfafe</w:t>
+      </w:r>
+      <w:proofErr w:type="spellEnd"/>
     </w:p>
     <w:p>
       <w:pPr>
@@ -5087,17 +4994,6 @@
     </w:p>
     <w:p>
       <w:pPr>
-        <w:pStyle w:val="PlainText"/>
-        <w:spacing w:line="480" w:lineRule="auto"/>
-        <w:rPr>
-          <w:rFonts w:ascii="Arial" w:hAnsi="Arial" w:cs="Arial"/>
-          <w:sz w:val="24"/>
-          <w:szCs w:val="24"/>
-        </w:rPr>
-      </w:pPr>
-    </w:p>
-    <w:p>
-      <w:pPr>
         <w:pStyle w:val="Heading2"/>
       </w:pPr>
       <w:r>
@@ -5166,6 +5062,7 @@
           <w:sz w:val="24"/>
           <w:szCs w:val="24"/>
         </w:rPr>
+        <w:lastRenderedPageBreak/>
         <w:t>number of tips</w:t>
       </w:r>
     </w:p>
@@ -5195,45 +5092,8 @@
     <w:p>
       <w:pPr>
         <w:pStyle w:val="PlainText"/>
-        <w:spacing w:line="480" w:lineRule="auto"/>
-        <w:rPr>
-          <w:rFonts w:ascii="Arial" w:hAnsi="Arial" w:cs="Arial"/>
-          <w:sz w:val="24"/>
-          <w:szCs w:val="24"/>
-        </w:rPr>
-      </w:pPr>
-    </w:p>
-    <w:p>
-      <w:pPr>
-        <w:pStyle w:val="PlainText"/>
-        <w:spacing w:line="480" w:lineRule="auto"/>
-        <w:rPr>
-          <w:rFonts w:ascii="Arial" w:hAnsi="Arial" w:cs="Arial"/>
-          <w:sz w:val="24"/>
-          <w:szCs w:val="24"/>
-        </w:rPr>
-      </w:pPr>
-    </w:p>
-    <w:p>
-      <w:pPr>
-        <w:pStyle w:val="PlainText"/>
-        <w:spacing w:line="480" w:lineRule="auto"/>
-        <w:rPr>
-          <w:rFonts w:ascii="Arial" w:hAnsi="Arial" w:cs="Arial"/>
-          <w:sz w:val="24"/>
-          <w:szCs w:val="24"/>
-        </w:rPr>
-      </w:pPr>
-    </w:p>
-    <w:p>
-      <w:pPr>
-        <w:pStyle w:val="PlainText"/>
-        <w:spacing w:line="480" w:lineRule="auto"/>
-        <w:rPr>
-          <w:rFonts w:ascii="Arial" w:hAnsi="Arial" w:cs="Arial"/>
-          <w:sz w:val="24"/>
-          <w:szCs w:val="24"/>
-        </w:rPr>
+        <w:keepNext/>
+        <w:spacing w:line="480" w:lineRule="auto"/>
       </w:pPr>
       <w:r>
         <w:rPr>
@@ -5259,7 +5119,7 @@
                     <pic:cNvPicPr/>
                   </pic:nvPicPr>
                   <pic:blipFill>
-                    <a:blip r:embed="rId25"/>
+                    <a:blip r:embed="rId11"/>
                     <a:stretch>
                       <a:fillRect/>
                     </a:stretch>
@@ -5282,14 +5142,34 @@
     </w:p>
     <w:p>
       <w:pPr>
-        <w:pStyle w:val="PlainText"/>
-        <w:spacing w:line="480" w:lineRule="auto"/>
-        <w:rPr>
-          <w:rFonts w:ascii="Arial" w:hAnsi="Arial" w:cs="Arial"/>
-          <w:sz w:val="24"/>
-          <w:szCs w:val="24"/>
-        </w:rPr>
-      </w:pPr>
+        <w:pStyle w:val="Caption"/>
+        <w:rPr>
+          <w:rFonts w:cs="Arial"/>
+          <w:sz w:val="24"/>
+          <w:szCs w:val="24"/>
+        </w:rPr>
+      </w:pPr>
+      <w:r>
+        <w:t xml:space="preserve">Figure </w:t>
+      </w:r>
+      <w:r>
+        <w:t>6</w:t>
+      </w:r>
+      <w:r>
+        <w:t xml:space="preserve">A) A condensed version of Figure </w:t>
+      </w:r>
+      <w:r>
+        <w:t>3</w:t>
+      </w:r>
+      <w:r>
+        <w:t>, with the correctly predicted values removed for clarity. The percentage of misclassifications across the entire dataset is represented by the colour gradient, with values greater than 0.01% labelled.</w:t>
+      </w:r>
+      <w:r>
+        <w:t xml:space="preserve"> B)</w:t>
+      </w:r>
+      <w:r>
+        <w:t xml:space="preserve"> Similarly, </w:t>
+      </w:r>
     </w:p>
     <w:p>
       <w:pPr>
@@ -5785,6 +5665,81 @@
     </w:p>
     <w:p>
       <w:pPr>
+        <w:pStyle w:val="Heading2"/>
+        <w:spacing w:line="480" w:lineRule="auto"/>
+      </w:pPr>
+      <w:r>
+        <w:t>Sequence Reconstruction</w:t>
+      </w:r>
+    </w:p>
+    <w:p>
+      <w:pPr>
+        <w:pStyle w:val="PlainText"/>
+        <w:spacing w:line="480" w:lineRule="auto"/>
+        <w:rPr>
+          <w:rFonts w:ascii="Arial" w:hAnsi="Arial" w:cs="Arial"/>
+          <w:sz w:val="24"/>
+          <w:szCs w:val="24"/>
+        </w:rPr>
+      </w:pPr>
+      <w:r>
+        <w:rPr>
+          <w:rFonts w:ascii="Arial" w:hAnsi="Arial" w:cs="Arial"/>
+          <w:sz w:val="24"/>
+          <w:szCs w:val="24"/>
+        </w:rPr>
+        <w:t xml:space="preserve">In order to test the models further, protein features of the internal nodes could be calculated. Of course, the majority of these internal nodes do not have sequences collected. To circumvent this, a further step of our analyses could be to reconstruct ancestral sequences. By estimating the sequence of an internal node, it can then be re-input into </w:t>
+      </w:r>
+      <w:proofErr w:type="spellStart"/>
+      <w:r>
+        <w:rPr>
+          <w:rFonts w:ascii="Arial" w:hAnsi="Arial" w:cs="Arial"/>
+          <w:sz w:val="24"/>
+          <w:szCs w:val="24"/>
+        </w:rPr>
+        <w:t>iFeaturesOmega</w:t>
+      </w:r>
+      <w:proofErr w:type="spellEnd"/>
+      <w:r>
+        <w:rPr>
+          <w:rFonts w:ascii="Arial" w:hAnsi="Arial" w:cs="Arial"/>
+          <w:sz w:val="24"/>
+          <w:szCs w:val="24"/>
+        </w:rPr>
+        <w:t>. Then, if our hypothesis stands, the features of these inferred proteins ought to be an average of the two descendants.</w:t>
+      </w:r>
+    </w:p>
+    <w:p>
+      <w:pPr>
+        <w:pStyle w:val="PlainText"/>
+        <w:spacing w:line="480" w:lineRule="auto"/>
+        <w:rPr>
+          <w:rFonts w:ascii="Arial" w:hAnsi="Arial" w:cs="Arial"/>
+          <w:sz w:val="24"/>
+          <w:szCs w:val="24"/>
+        </w:rPr>
+      </w:pPr>
+      <w:proofErr w:type="spellStart"/>
+      <w:r>
+        <w:rPr>
+          <w:rFonts w:ascii="Arial" w:hAnsi="Arial" w:cs="Arial"/>
+          <w:sz w:val="24"/>
+          <w:szCs w:val="24"/>
+        </w:rPr>
+        <w:t>CodeML</w:t>
+      </w:r>
+      <w:proofErr w:type="spellEnd"/>
+      <w:r>
+        <w:rPr>
+          <w:rFonts w:ascii="Arial" w:hAnsi="Arial" w:cs="Arial"/>
+          <w:sz w:val="24"/>
+          <w:szCs w:val="24"/>
+        </w:rPr>
+        <w:t xml:space="preserve"> is suggested as a tool for reconstructing ancestral protein sequences.</w:t>
+      </w:r>
+    </w:p>
+    <w:p>
+      <w:pPr>
         <w:pStyle w:val="PlainText"/>
         <w:spacing w:line="480" w:lineRule="auto"/>
         <w:rPr>
@@ -5802,98 +5757,6 @@
     </w:sectPr>
   </w:body>
 </w:document>
-</file>
-
-<file path=word/comments.xml><?xml version="1.0" encoding="utf-8"?>
-<w:comments xmlns:wpc="http://schemas.microsoft.com/office/word/2010/wordprocessingCanvas" xmlns:cx="http://schemas.microsoft.com/office/drawing/2014/chartex" xmlns:cx1="http://schemas.microsoft.com/office/drawing/2015/9/8/chartex" xmlns:cx2="http://schemas.microsoft.com/office/drawing/2015/10/21/chartex" xmlns:cx3="http://schemas.microsoft.com/office/drawing/2016/5/9/chartex" xmlns:cx4="http://schemas.microsoft.com/office/drawing/2016/5/10/chartex" xmlns:cx5="http://schemas.microsoft.com/office/drawing/2016/5/11/chartex" xmlns:cx6="http://schemas.microsoft.com/office/drawing/2016/5/12/chartex" xmlns:cx7="http://schemas.microsoft.com/office/drawing/2016/5/13/chartex" xmlns:cx8="http://schemas.microsoft.com/office/drawing/2016/5/14/chartex" xmlns:mc="http://schemas.openxmlformats.org/markup-compatibility/2006" xmlns:aink="http://schemas.microsoft.com/office/drawing/2016/ink" xmlns:am3d="http://schemas.microsoft.com/office/drawing/2017/model3d" xmlns:o="urn:schemas-microsoft-com:office:office" xmlns:oel="http://schemas.microsoft.com/office/2019/extlst" xmlns:r="http://schemas.openxmlformats.org/officeDocument/2006/relationships" xmlns:m="http://schemas.openxmlformats.org/officeDocument/2006/math" xmlns:v="urn:schemas-microsoft-com:vml" xmlns:wp14="http://schemas.microsoft.com/office/word/2010/wordprocessingDrawing" xmlns:wp="http://schemas.openxmlformats.org/drawingml/2006/wordprocessingDrawing" xmlns:w10="urn:schemas-microsoft-com:office:word" xmlns:w="http://schemas.openxmlformats.org/wordprocessingml/2006/main" xmlns:w14="http://schemas.microsoft.com/office/word/2010/wordml" xmlns:w15="http://schemas.microsoft.com/office/word/2012/wordml" xmlns:w16cex="http://schemas.microsoft.com/office/word/2018/wordml/cex" xmlns:w16cid="http://schemas.microsoft.com/office/word/2016/wordml/cid" xmlns:w16="http://schemas.microsoft.com/office/word/2018/wordml" xmlns:w16du="http://schemas.microsoft.com/office/word/2023/wordml/word16du" xmlns:w16sdtdh="http://schemas.microsoft.com/office/word/2020/wordml/sdtdatahash" xmlns:w16sdtfl="http://schemas.microsoft.com/office/word/2024/wordml/sdtformatlock" xmlns:w16se="http://schemas.microsoft.com/office/word/2015/wordml/symex" xmlns:wpg="http://schemas.microsoft.com/office/word/2010/wordprocessingGroup" xmlns:wpi="http://schemas.microsoft.com/office/word/2010/wordprocessingInk" xmlns:wne="http://schemas.microsoft.com/office/word/2006/wordml" xmlns:wps="http://schemas.microsoft.com/office/word/2010/wordprocessingShape" mc:Ignorable="w14 w15 w16se w16cid w16 w16cex w16sdtdh w16sdtfl w16du wp14">
-  <w:comment w:id="0" w:author="Jordan Bone (PGR)" w:date="2025-10-02T09:38:00Z" w:initials="JB">
-    <w:p>
-      <w:pPr>
-        <w:jc w:val="left"/>
-      </w:pPr>
-      <w:r>
-        <w:rPr>
-          <w:rStyle w:val="CommentReference"/>
-        </w:rPr>
-        <w:annotationRef/>
-      </w:r>
-      <w:r>
-        <w:rPr>
-          <w:color w:val="000000"/>
-          <w:sz w:val="20"/>
-          <w:szCs w:val="20"/>
-        </w:rPr>
-        <w:t>Ref and ad historical context</w:t>
-      </w:r>
-    </w:p>
-  </w:comment>
-  <w:comment w:id="1" w:author="Jordan Bone (PGR)" w:date="2025-10-02T09:58:00Z" w:initials="JB">
-    <w:p>
-      <w:pPr>
-        <w:jc w:val="left"/>
-      </w:pPr>
-      <w:r>
-        <w:rPr>
-          <w:rStyle w:val="CommentReference"/>
-        </w:rPr>
-        <w:annotationRef/>
-      </w:r>
-      <w:r>
-        <w:rPr>
-          <w:color w:val="000000"/>
-          <w:sz w:val="20"/>
-          <w:szCs w:val="20"/>
-        </w:rPr>
-        <w:t>These numbers don’t match the bubbles on the plot?</w:t>
-      </w:r>
-    </w:p>
-  </w:comment>
-  <w:comment w:id="2" w:author="Jordan Bone (PGR)" w:date="2025-10-02T10:33:00Z" w:initials="JB">
-    <w:p>
-      <w:pPr>
-        <w:jc w:val="left"/>
-      </w:pPr>
-      <w:r>
-        <w:rPr>
-          <w:rStyle w:val="CommentReference"/>
-        </w:rPr>
-        <w:annotationRef/>
-      </w:r>
-      <w:r>
-        <w:rPr>
-          <w:color w:val="000000"/>
-          <w:sz w:val="20"/>
-          <w:szCs w:val="20"/>
-        </w:rPr>
-        <w:t>In caret? Or just stuck a bunch of CSVs together</w:t>
-      </w:r>
-    </w:p>
-  </w:comment>
-</w:comments>
-</file>
-
-<file path=word/commentsExtended.xml><?xml version="1.0" encoding="utf-8"?>
-<w15:commentsEx xmlns:wpc="http://schemas.microsoft.com/office/word/2010/wordprocessingCanvas" xmlns:cx="http://schemas.microsoft.com/office/drawing/2014/chartex" xmlns:cx1="http://schemas.microsoft.com/office/drawing/2015/9/8/chartex" xmlns:cx2="http://schemas.microsoft.com/office/drawing/2015/10/21/chartex" xmlns:cx3="http://schemas.microsoft.com/office/drawing/2016/5/9/chartex" xmlns:cx4="http://schemas.microsoft.com/office/drawing/2016/5/10/chartex" xmlns:cx5="http://schemas.microsoft.com/office/drawing/2016/5/11/chartex" xmlns:cx6="http://schemas.microsoft.com/office/drawing/2016/5/12/chartex" xmlns:cx7="http://schemas.microsoft.com/office/drawing/2016/5/13/chartex" xmlns:cx8="http://schemas.microsoft.com/office/drawing/2016/5/14/chartex" xmlns:mc="http://schemas.openxmlformats.org/markup-compatibility/2006" xmlns:aink="http://schemas.microsoft.com/office/drawing/2016/ink" xmlns:am3d="http://schemas.microsoft.com/office/drawing/2017/model3d" xmlns:o="urn:schemas-microsoft-com:office:office" xmlns:oel="http://schemas.microsoft.com/office/2019/extlst" xmlns:r="http://schemas.openxmlformats.org/officeDocument/2006/relationships" xmlns:m="http://schemas.openxmlformats.org/officeDocument/2006/math" xmlns:v="urn:schemas-microsoft-com:vml" xmlns:wp14="http://schemas.microsoft.com/office/word/2010/wordprocessingDrawing" xmlns:wp="http://schemas.openxmlformats.org/drawingml/2006/wordprocessingDrawing" xmlns:w10="urn:schemas-microsoft-com:office:word" xmlns:w="http://schemas.openxmlformats.org/wordprocessingml/2006/main" xmlns:w14="http://schemas.microsoft.com/office/word/2010/wordml" xmlns:w15="http://schemas.microsoft.com/office/word/2012/wordml" xmlns:w16cex="http://schemas.microsoft.com/office/word/2018/wordml/cex" xmlns:w16cid="http://schemas.microsoft.com/office/word/2016/wordml/cid" xmlns:w16="http://schemas.microsoft.com/office/word/2018/wordml" xmlns:w16du="http://schemas.microsoft.com/office/word/2023/wordml/word16du" xmlns:w16sdtdh="http://schemas.microsoft.com/office/word/2020/wordml/sdtdatahash" xmlns:w16sdtfl="http://schemas.microsoft.com/office/word/2024/wordml/sdtformatlock" xmlns:w16se="http://schemas.microsoft.com/office/word/2015/wordml/symex" xmlns:wpg="http://schemas.microsoft.com/office/word/2010/wordprocessingGroup" xmlns:wpi="http://schemas.microsoft.com/office/word/2010/wordprocessingInk" xmlns:wne="http://schemas.microsoft.com/office/word/2006/wordml" xmlns:wps="http://schemas.microsoft.com/office/word/2010/wordprocessingShape" mc:Ignorable="w14 w15 w16se w16cid w16 w16cex w16sdtdh w16sdtfl w16du wp14">
-  <w15:commentEx w15:paraId="4C14C310" w15:done="0"/>
-  <w15:commentEx w15:paraId="6E72D4FA" w15:done="0"/>
-  <w15:commentEx w15:paraId="0E2946CE" w15:done="0"/>
-</w15:commentsEx>
-</file>
-
-<file path=word/commentsExtensible.xml><?xml version="1.0" encoding="utf-8"?>
-<w16cex:commentsExtensible xmlns:wpc="http://schemas.microsoft.com/office/word/2010/wordprocessingCanvas" xmlns:cx="http://schemas.microsoft.com/office/drawing/2014/chartex" xmlns:cx1="http://schemas.microsoft.com/office/drawing/2015/9/8/chartex" xmlns:cx2="http://schemas.microsoft.com/office/drawing/2015/10/21/chartex" xmlns:cx3="http://schemas.microsoft.com/office/drawing/2016/5/9/chartex" xmlns:cx4="http://schemas.microsoft.com/office/drawing/2016/5/10/chartex" xmlns:cx5="http://schemas.microsoft.com/office/drawing/2016/5/11/chartex" xmlns:cx6="http://schemas.microsoft.com/office/drawing/2016/5/12/chartex" xmlns:cx7="http://schemas.microsoft.com/office/drawing/2016/5/13/chartex" xmlns:cx8="http://schemas.microsoft.com/office/drawing/2016/5/14/chartex" xmlns:cr="http://schemas.microsoft.com/office/comments/2020/reactions" xmlns:mc="http://schemas.openxmlformats.org/markup-compatibility/2006" xmlns:aink="http://schemas.microsoft.com/office/drawing/2016/ink" xmlns:am3d="http://schemas.microsoft.com/office/drawing/2017/model3d" xmlns:o="urn:schemas-microsoft-com:office:office" xmlns:oel="http://schemas.microsoft.com/office/2019/extlst" xmlns:r="http://schemas.openxmlformats.org/officeDocument/2006/relationships" xmlns:m="http://schemas.openxmlformats.org/officeDocument/2006/math" xmlns:v="urn:schemas-microsoft-com:vml" xmlns:wp14="http://schemas.microsoft.com/office/word/2010/wordprocessingDrawing" xmlns:wp="http://schemas.openxmlformats.org/drawingml/2006/wordprocessingDrawing" xmlns:w10="urn:schemas-microsoft-com:office:word" xmlns:w="http://schemas.openxmlformats.org/wordprocessingml/2006/main" xmlns:w14="http://schemas.microsoft.com/office/word/2010/wordml" xmlns:w15="http://schemas.microsoft.com/office/word/2012/wordml" xmlns:w16cex="http://schemas.microsoft.com/office/word/2018/wordml/cex" xmlns:w16cid="http://schemas.microsoft.com/office/word/2016/wordml/cid" xmlns:w16="http://schemas.microsoft.com/office/word/2018/wordml" xmlns:w16du="http://schemas.microsoft.com/office/word/2023/wordml/word16du" xmlns:w16sdtdh="http://schemas.microsoft.com/office/word/2020/wordml/sdtdatahash" xmlns:w16sdtfl="http://schemas.microsoft.com/office/word/2024/wordml/sdtformatlock" xmlns:w16se="http://schemas.microsoft.com/office/word/2015/wordml/symex" xmlns:wpg="http://schemas.microsoft.com/office/word/2010/wordprocessingGroup" xmlns:wpi="http://schemas.microsoft.com/office/word/2010/wordprocessingInk" xmlns:wne="http://schemas.microsoft.com/office/word/2006/wordml" xmlns:wps="http://schemas.microsoft.com/office/word/2010/wordprocessingShape" mc:Ignorable="w14 w15 w16se w16cid w16 w16cex w16sdtdh w16sdtfl cr w16du wp14">
-  <w16cex:commentExtensible w16cex:durableId="0DBC503A" w16cex:dateUtc="2025-10-02T08:38:00Z"/>
-  <w16cex:commentExtensible w16cex:durableId="15E5B704" w16cex:dateUtc="2025-10-02T08:58:00Z"/>
-  <w16cex:commentExtensible w16cex:durableId="40BBDB67" w16cex:dateUtc="2025-10-02T09:33:00Z"/>
-</w16cex:commentsExtensible>
-</file>
-
-<file path=word/commentsIds.xml><?xml version="1.0" encoding="utf-8"?>
-<w16cid:commentsIds xmlns:wpc="http://schemas.microsoft.com/office/word/2010/wordprocessingCanvas" xmlns:cx="http://schemas.microsoft.com/office/drawing/2014/chartex" xmlns:cx1="http://schemas.microsoft.com/office/drawing/2015/9/8/chartex" xmlns:cx2="http://schemas.microsoft.com/office/drawing/2015/10/21/chartex" xmlns:cx3="http://schemas.microsoft.com/office/drawing/2016/5/9/chartex" xmlns:cx4="http://schemas.microsoft.com/office/drawing/2016/5/10/chartex" xmlns:cx5="http://schemas.microsoft.com/office/drawing/2016/5/11/chartex" xmlns:cx6="http://schemas.microsoft.com/office/drawing/2016/5/12/chartex" xmlns:cx7="http://schemas.microsoft.com/office/drawing/2016/5/13/chartex" xmlns:cx8="http://schemas.microsoft.com/office/drawing/2016/5/14/chartex" xmlns:mc="http://schemas.openxmlformats.org/markup-compatibility/2006" xmlns:aink="http://schemas.microsoft.com/office/drawing/2016/ink" xmlns:am3d="http://schemas.microsoft.com/office/drawing/2017/model3d" xmlns:o="urn:schemas-microsoft-com:office:office" xmlns:oel="http://schemas.microsoft.com/office/2019/extlst" xmlns:r="http://schemas.openxmlformats.org/officeDocument/2006/relationships" xmlns:m="http://schemas.openxmlformats.org/officeDocument/2006/math" xmlns:v="urn:schemas-microsoft-com:vml" xmlns:wp14="http://schemas.microsoft.com/office/word/2010/wordprocessingDrawing" xmlns:wp="http://schemas.openxmlformats.org/drawingml/2006/wordprocessingDrawing" xmlns:w10="urn:schemas-microsoft-com:office:word" xmlns:w="http://schemas.openxmlformats.org/wordprocessingml/2006/main" xmlns:w14="http://schemas.microsoft.com/office/word/2010/wordml" xmlns:w15="http://schemas.microsoft.com/office/word/2012/wordml" xmlns:w16cex="http://schemas.microsoft.com/office/word/2018/wordml/cex" xmlns:w16cid="http://schemas.microsoft.com/office/word/2016/wordml/cid" xmlns:w16="http://schemas.microsoft.com/office/word/2018/wordml" xmlns:w16du="http://schemas.microsoft.com/office/word/2023/wordml/word16du" xmlns:w16sdtdh="http://schemas.microsoft.com/office/word/2020/wordml/sdtdatahash" xmlns:w16sdtfl="http://schemas.microsoft.com/office/word/2024/wordml/sdtformatlock" xmlns:w16se="http://schemas.microsoft.com/office/word/2015/wordml/symex" xmlns:wpg="http://schemas.microsoft.com/office/word/2010/wordprocessingGroup" xmlns:wpi="http://schemas.microsoft.com/office/word/2010/wordprocessingInk" xmlns:wne="http://schemas.microsoft.com/office/word/2006/wordml" xmlns:wps="http://schemas.microsoft.com/office/word/2010/wordprocessingShape" mc:Ignorable="w14 w15 w16se w16cid w16 w16cex w16sdtdh w16sdtfl w16du wp14">
-  <w16cid:commentId w16cid:paraId="4C14C310" w16cid:durableId="0DBC503A"/>
-  <w16cid:commentId w16cid:paraId="6E72D4FA" w16cid:durableId="15E5B704"/>
-  <w16cid:commentId w16cid:paraId="0E2946CE" w16cid:durableId="40BBDB67"/>
-</w16cid:commentsIds>
 </file>
 
 <file path=word/numbering.xml><?xml version="1.0" encoding="utf-8"?>
@@ -6454,14 +6317,6 @@
     <w:abstractNumId w:val="3"/>
   </w:num>
 </w:numbering>
-</file>
-
-<file path=word/people.xml><?xml version="1.0" encoding="utf-8"?>
-<w15:people xmlns:wpc="http://schemas.microsoft.com/office/word/2010/wordprocessingCanvas" xmlns:cx="http://schemas.microsoft.com/office/drawing/2014/chartex" xmlns:cx1="http://schemas.microsoft.com/office/drawing/2015/9/8/chartex" xmlns:cx2="http://schemas.microsoft.com/office/drawing/2015/10/21/chartex" xmlns:cx3="http://schemas.microsoft.com/office/drawing/2016/5/9/chartex" xmlns:cx4="http://schemas.microsoft.com/office/drawing/2016/5/10/chartex" xmlns:cx5="http://schemas.microsoft.com/office/drawing/2016/5/11/chartex" xmlns:cx6="http://schemas.microsoft.com/office/drawing/2016/5/12/chartex" xmlns:cx7="http://schemas.microsoft.com/office/drawing/2016/5/13/chartex" xmlns:cx8="http://schemas.microsoft.com/office/drawing/2016/5/14/chartex" xmlns:mc="http://schemas.openxmlformats.org/markup-compatibility/2006" xmlns:aink="http://schemas.microsoft.com/office/drawing/2016/ink" xmlns:am3d="http://schemas.microsoft.com/office/drawing/2017/model3d" xmlns:o="urn:schemas-microsoft-com:office:office" xmlns:oel="http://schemas.microsoft.com/office/2019/extlst" xmlns:r="http://schemas.openxmlformats.org/officeDocument/2006/relationships" xmlns:m="http://schemas.openxmlformats.org/officeDocument/2006/math" xmlns:v="urn:schemas-microsoft-com:vml" xmlns:wp14="http://schemas.microsoft.com/office/word/2010/wordprocessingDrawing" xmlns:wp="http://schemas.openxmlformats.org/drawingml/2006/wordprocessingDrawing" xmlns:w10="urn:schemas-microsoft-com:office:word" xmlns:w="http://schemas.openxmlformats.org/wordprocessingml/2006/main" xmlns:w14="http://schemas.microsoft.com/office/word/2010/wordml" xmlns:w15="http://schemas.microsoft.com/office/word/2012/wordml" xmlns:w16cex="http://schemas.microsoft.com/office/word/2018/wordml/cex" xmlns:w16cid="http://schemas.microsoft.com/office/word/2016/wordml/cid" xmlns:w16="http://schemas.microsoft.com/office/word/2018/wordml" xmlns:w16du="http://schemas.microsoft.com/office/word/2023/wordml/word16du" xmlns:w16sdtdh="http://schemas.microsoft.com/office/word/2020/wordml/sdtdatahash" xmlns:w16sdtfl="http://schemas.microsoft.com/office/word/2024/wordml/sdtformatlock" xmlns:w16se="http://schemas.microsoft.com/office/word/2015/wordml/symex" xmlns:wpg="http://schemas.microsoft.com/office/word/2010/wordprocessingGroup" xmlns:wpi="http://schemas.microsoft.com/office/word/2010/wordprocessingInk" xmlns:wne="http://schemas.microsoft.com/office/word/2006/wordml" xmlns:wps="http://schemas.microsoft.com/office/word/2010/wordprocessingShape" mc:Ignorable="w14 w15 w16se w16cid w16 w16cex w16sdtdh w16sdtfl w16du wp14">
-  <w15:person w15:author="Jordan Bone (PGR)">
-    <w15:presenceInfo w15:providerId="None" w15:userId="Jordan Bone (PGR)"/>
-  </w15:person>
-</w15:people>
 </file>
 
 <file path=word/styles.xml><?xml version="1.0" encoding="utf-8"?>
